--- a/doc/A-operator.docx
+++ b/doc/A-operator.docx
@@ -1,6 +1,6 @@
 
 <file path=word/document.xml><?xml version="1.0" encoding="utf-8"?>
-<w:document xmlns:wpc="http://schemas.microsoft.com/office/word/2010/wordprocessingCanvas" xmlns:mc="http://schemas.openxmlformats.org/markup-compatibility/2006" xmlns:o="urn:schemas-microsoft-com:office:office" xmlns:r="http://schemas.openxmlformats.org/officeDocument/2006/relationships" xmlns:m="http://schemas.openxmlformats.org/officeDocument/2006/math" xmlns:v="urn:schemas-microsoft-com:vml" xmlns:wp14="http://schemas.microsoft.com/office/word/2010/wordprocessingDrawing" xmlns:wp="http://schemas.openxmlformats.org/drawingml/2006/wordprocessingDrawing" xmlns:w10="urn:schemas-microsoft-com:office:word" xmlns:w="http://schemas.openxmlformats.org/wordprocessingml/2006/main" xmlns:w14="http://schemas.microsoft.com/office/word/2010/wordml" xmlns:wpg="http://schemas.microsoft.com/office/word/2010/wordprocessingGroup" xmlns:wpi="http://schemas.microsoft.com/office/word/2010/wordprocessingInk" xmlns:wne="http://schemas.microsoft.com/office/word/2006/wordml" xmlns:wps="http://schemas.microsoft.com/office/word/2010/wordprocessingShape" mc:Ignorable="w14 wp14">
+<w:document xmlns:wpc="http://schemas.microsoft.com/office/word/2010/wordprocessingCanvas" xmlns:cx="http://schemas.microsoft.com/office/drawing/2014/chartex" xmlns:cx1="http://schemas.microsoft.com/office/drawing/2015/9/8/chartex" xmlns:cx2="http://schemas.microsoft.com/office/drawing/2015/10/21/chartex" xmlns:cx3="http://schemas.microsoft.com/office/drawing/2016/5/9/chartex" xmlns:cx4="http://schemas.microsoft.com/office/drawing/2016/5/10/chartex" xmlns:cx5="http://schemas.microsoft.com/office/drawing/2016/5/11/chartex" xmlns:cx6="http://schemas.microsoft.com/office/drawing/2016/5/12/chartex" xmlns:cx7="http://schemas.microsoft.com/office/drawing/2016/5/13/chartex" xmlns:cx8="http://schemas.microsoft.com/office/drawing/2016/5/14/chartex" xmlns:mc="http://schemas.openxmlformats.org/markup-compatibility/2006" xmlns:aink="http://schemas.microsoft.com/office/drawing/2016/ink" xmlns:am3d="http://schemas.microsoft.com/office/drawing/2017/model3d" xmlns:o="urn:schemas-microsoft-com:office:office" xmlns:oel="http://schemas.microsoft.com/office/2019/extlst" xmlns:r="http://schemas.openxmlformats.org/officeDocument/2006/relationships" xmlns:m="http://schemas.openxmlformats.org/officeDocument/2006/math" xmlns:v="urn:schemas-microsoft-com:vml" xmlns:wp14="http://schemas.microsoft.com/office/word/2010/wordprocessingDrawing" xmlns:wp="http://schemas.openxmlformats.org/drawingml/2006/wordprocessingDrawing" xmlns:w10="urn:schemas-microsoft-com:office:word" xmlns:w="http://schemas.openxmlformats.org/wordprocessingml/2006/main" xmlns:w14="http://schemas.microsoft.com/office/word/2010/wordml" xmlns:w15="http://schemas.microsoft.com/office/word/2012/wordml" xmlns:w16cex="http://schemas.microsoft.com/office/word/2018/wordml/cex" xmlns:w16cid="http://schemas.microsoft.com/office/word/2016/wordml/cid" xmlns:w16="http://schemas.microsoft.com/office/word/2018/wordml" xmlns:w16du="http://schemas.microsoft.com/office/word/2023/wordml/word16du" xmlns:w16sdtdh="http://schemas.microsoft.com/office/word/2020/wordml/sdtdatahash" xmlns:w16sdtfl="http://schemas.microsoft.com/office/word/2024/wordml/sdtformatlock" xmlns:w16se="http://schemas.microsoft.com/office/word/2015/wordml/symex" xmlns:wpg="http://schemas.microsoft.com/office/word/2010/wordprocessingGroup" xmlns:wpi="http://schemas.microsoft.com/office/word/2010/wordprocessingInk" xmlns:wne="http://schemas.microsoft.com/office/word/2006/wordml" xmlns:wps="http://schemas.microsoft.com/office/word/2010/wordprocessingShape" mc:Ignorable="w14 w15 w16se w16cid w16 w16cex w16sdtdh w16sdtfl w16du wp14">
   <w:body>
     <w:p>
       <w:pPr>
@@ -8,6 +8,7 @@
           <w:rFonts w:ascii="Cambria Math" w:eastAsiaTheme="minorEastAsia" w:hAnsi="Cambria Math" w:cs="Times New Roman"/>
           <w:sz w:val="20"/>
           <w:szCs w:val="20"/>
+          <w:lang w:val="ru-RU"/>
         </w:rPr>
       </w:pPr>
     </w:p>
@@ -1763,7 +1764,6 @@
           <w:rFonts w:ascii="Times New Roman" w:eastAsiaTheme="minorEastAsia" w:hAnsi="Times New Roman" w:cs="Times New Roman"/>
           <w:sz w:val="20"/>
           <w:szCs w:val="20"/>
-          <w:lang w:val="ru-RU"/>
         </w:rPr>
       </w:pPr>
       <m:oMathPara>
@@ -1951,6 +1951,1266 @@
           </m:f>
         </m:oMath>
       </m:oMathPara>
+    </w:p>
+    <w:p>
+      <w:pPr>
+        <w:jc w:val="center"/>
+        <w:rPr>
+          <w:rFonts w:ascii="Times New Roman" w:eastAsiaTheme="minorEastAsia" w:hAnsi="Times New Roman" w:cs="Times New Roman"/>
+          <w:sz w:val="20"/>
+          <w:szCs w:val="20"/>
+          <w:lang w:val="ru-RU"/>
+        </w:rPr>
+      </w:pPr>
+      <m:oMathPara>
+        <m:oMath>
+          <m:sSup>
+            <m:sSupPr>
+              <m:ctrlPr>
+                <w:rPr>
+                  <w:rFonts w:ascii="Cambria Math" w:eastAsia="Cambria Math" w:hAnsi="Cambria Math" w:cs="Times New Roman"/>
+                  <w:i/>
+                  <w:sz w:val="20"/>
+                  <w:szCs w:val="20"/>
+                </w:rPr>
+              </m:ctrlPr>
+            </m:sSupPr>
+            <m:e>
+              <m:r>
+                <w:rPr>
+                  <w:rFonts w:ascii="Cambria Math" w:eastAsia="Cambria Math" w:hAnsi="Cambria Math" w:cs="Times New Roman"/>
+                  <w:sz w:val="20"/>
+                  <w:szCs w:val="20"/>
+                </w:rPr>
+                <m:t>cos</m:t>
+              </m:r>
+            </m:e>
+            <m:sup>
+              <m:r>
+                <w:rPr>
+                  <w:rFonts w:ascii="Cambria Math" w:eastAsia="Cambria Math" w:hAnsi="Cambria Math" w:cs="Times New Roman"/>
+                  <w:sz w:val="20"/>
+                  <w:szCs w:val="20"/>
+                  <w:lang w:val="ru-RU"/>
+                </w:rPr>
+                <m:t>2</m:t>
+              </m:r>
+            </m:sup>
+          </m:sSup>
+          <m:d>
+            <m:dPr>
+              <m:ctrlPr>
+                <w:rPr>
+                  <w:rFonts w:ascii="Cambria Math" w:eastAsia="Cambria Math" w:hAnsi="Cambria Math" w:cs="Times New Roman"/>
+                  <w:i/>
+                  <w:sz w:val="20"/>
+                  <w:szCs w:val="20"/>
+                </w:rPr>
+              </m:ctrlPr>
+            </m:dPr>
+            <m:e>
+              <m:f>
+                <m:fPr>
+                  <m:ctrlPr>
+                    <w:rPr>
+                      <w:rFonts w:ascii="Cambria Math" w:hAnsi="Cambria Math" w:cs="Times New Roman"/>
+                      <w:i/>
+                      <w:sz w:val="20"/>
+                      <w:szCs w:val="20"/>
+                    </w:rPr>
+                  </m:ctrlPr>
+                </m:fPr>
+                <m:num>
+                  <m:r>
+                    <w:rPr>
+                      <w:rFonts w:ascii="Cambria Math" w:eastAsia="Cambria Math" w:hAnsi="Cambria Math" w:cs="Times New Roman"/>
+                      <w:sz w:val="20"/>
+                      <w:szCs w:val="20"/>
+                    </w:rPr>
+                    <m:t>π</m:t>
+                  </m:r>
+                </m:num>
+                <m:den>
+                  <m:r>
+                    <w:rPr>
+                      <w:rFonts w:ascii="Cambria Math" w:hAnsi="Cambria Math" w:cs="Times New Roman"/>
+                      <w:sz w:val="20"/>
+                      <w:szCs w:val="20"/>
+                    </w:rPr>
+                    <m:t>2</m:t>
+                  </m:r>
+                </m:den>
+              </m:f>
+              <m:r>
+                <w:rPr>
+                  <w:rFonts w:ascii="Cambria Math" w:eastAsia="Cambria Math" w:hAnsi="Cambria Math" w:cs="Times New Roman"/>
+                  <w:sz w:val="20"/>
+                  <w:szCs w:val="20"/>
+                </w:rPr>
+                <m:t>A</m:t>
+              </m:r>
+            </m:e>
+          </m:d>
+          <m:r>
+            <w:rPr>
+              <w:rFonts w:ascii="Cambria Math" w:eastAsia="Cambria Math" w:hAnsi="Cambria Math" w:cs="Times New Roman"/>
+              <w:sz w:val="20"/>
+              <w:szCs w:val="20"/>
+            </w:rPr>
+            <m:t xml:space="preserve"> f(x)</m:t>
+          </m:r>
+          <m:r>
+            <w:rPr>
+              <w:rFonts w:ascii="Cambria Math" w:hAnsi="Cambria Math" w:cs="Times New Roman"/>
+              <w:sz w:val="20"/>
+              <w:szCs w:val="20"/>
+              <w:lang w:val="ru-RU"/>
+            </w:rPr>
+            <m:t>=</m:t>
+          </m:r>
+          <m:f>
+            <m:fPr>
+              <m:ctrlPr>
+                <w:rPr>
+                  <w:rFonts w:ascii="Cambria Math" w:hAnsi="Cambria Math" w:cs="Times New Roman"/>
+                  <w:i/>
+                  <w:sz w:val="20"/>
+                  <w:szCs w:val="20"/>
+                </w:rPr>
+              </m:ctrlPr>
+            </m:fPr>
+            <m:num>
+              <m:r>
+                <w:rPr>
+                  <w:rFonts w:ascii="Cambria Math" w:eastAsia="Cambria Math" w:hAnsi="Cambria Math" w:cs="Times New Roman"/>
+                  <w:sz w:val="20"/>
+                  <w:szCs w:val="20"/>
+                </w:rPr>
+                <m:t>f</m:t>
+              </m:r>
+              <m:d>
+                <m:dPr>
+                  <m:ctrlPr>
+                    <w:rPr>
+                      <w:rFonts w:ascii="Cambria Math" w:eastAsia="Cambria Math" w:hAnsi="Cambria Math" w:cs="Times New Roman"/>
+                      <w:i/>
+                      <w:sz w:val="20"/>
+                      <w:szCs w:val="20"/>
+                    </w:rPr>
+                  </m:ctrlPr>
+                </m:dPr>
+                <m:e>
+                  <m:r>
+                    <w:rPr>
+                      <w:rFonts w:ascii="Cambria Math" w:eastAsia="Cambria Math" w:hAnsi="Cambria Math" w:cs="Times New Roman"/>
+                      <w:sz w:val="20"/>
+                      <w:szCs w:val="20"/>
+                    </w:rPr>
+                    <m:t>x</m:t>
+                  </m:r>
+                </m:e>
+              </m:d>
+              <m:r>
+                <w:rPr>
+                  <w:rFonts w:ascii="Cambria Math" w:eastAsia="Cambria Math" w:hAnsi="Cambria Math" w:cs="Times New Roman"/>
+                  <w:sz w:val="20"/>
+                  <w:szCs w:val="20"/>
+                </w:rPr>
+                <m:t>+f</m:t>
+              </m:r>
+              <m:d>
+                <m:dPr>
+                  <m:ctrlPr>
+                    <w:rPr>
+                      <w:rFonts w:ascii="Cambria Math" w:eastAsia="Cambria Math" w:hAnsi="Cambria Math" w:cs="Times New Roman"/>
+                      <w:i/>
+                      <w:sz w:val="20"/>
+                      <w:szCs w:val="20"/>
+                    </w:rPr>
+                  </m:ctrlPr>
+                </m:dPr>
+                <m:e>
+                  <m:r>
+                    <w:rPr>
+                      <w:rFonts w:ascii="Cambria Math" w:eastAsia="Cambria Math" w:hAnsi="Cambria Math" w:cs="Times New Roman"/>
+                      <w:sz w:val="20"/>
+                      <w:szCs w:val="20"/>
+                      <w:lang w:val="ru-RU"/>
+                    </w:rPr>
+                    <m:t>-</m:t>
+                  </m:r>
+                  <m:r>
+                    <w:rPr>
+                      <w:rFonts w:ascii="Cambria Math" w:eastAsia="Cambria Math" w:hAnsi="Cambria Math" w:cs="Times New Roman"/>
+                      <w:sz w:val="20"/>
+                      <w:szCs w:val="20"/>
+                    </w:rPr>
+                    <m:t>x</m:t>
+                  </m:r>
+                </m:e>
+              </m:d>
+            </m:num>
+            <m:den>
+              <m:r>
+                <w:rPr>
+                  <w:rFonts w:ascii="Cambria Math" w:hAnsi="Cambria Math" w:cs="Times New Roman"/>
+                  <w:sz w:val="20"/>
+                  <w:szCs w:val="20"/>
+                </w:rPr>
+                <m:t>2</m:t>
+              </m:r>
+            </m:den>
+          </m:f>
+        </m:oMath>
+      </m:oMathPara>
+    </w:p>
+    <w:p>
+      <w:pPr>
+        <w:jc w:val="center"/>
+        <w:rPr>
+          <w:rFonts w:ascii="Times New Roman" w:eastAsiaTheme="minorEastAsia" w:hAnsi="Times New Roman" w:cs="Times New Roman"/>
+          <w:sz w:val="20"/>
+          <w:szCs w:val="20"/>
+        </w:rPr>
+      </w:pPr>
+      <m:oMathPara>
+        <m:oMath>
+          <m:sSup>
+            <m:sSupPr>
+              <m:ctrlPr>
+                <w:rPr>
+                  <w:rFonts w:ascii="Cambria Math" w:eastAsia="Cambria Math" w:hAnsi="Cambria Math" w:cs="Times New Roman"/>
+                  <w:i/>
+                  <w:sz w:val="20"/>
+                  <w:szCs w:val="20"/>
+                </w:rPr>
+              </m:ctrlPr>
+            </m:sSupPr>
+            <m:e>
+              <m:r>
+                <w:rPr>
+                  <w:rFonts w:ascii="Cambria Math" w:eastAsia="Cambria Math" w:hAnsi="Cambria Math" w:cs="Times New Roman"/>
+                  <w:sz w:val="20"/>
+                  <w:szCs w:val="20"/>
+                </w:rPr>
+                <m:t>s</m:t>
+              </m:r>
+              <m:r>
+                <w:rPr>
+                  <w:rFonts w:ascii="Cambria Math" w:eastAsia="Cambria Math" w:hAnsi="Cambria Math" w:cs="Times New Roman"/>
+                  <w:sz w:val="20"/>
+                  <w:szCs w:val="20"/>
+                </w:rPr>
+                <m:t>in</m:t>
+              </m:r>
+            </m:e>
+            <m:sup>
+              <m:r>
+                <w:rPr>
+                  <w:rFonts w:ascii="Cambria Math" w:eastAsia="Cambria Math" w:hAnsi="Cambria Math" w:cs="Times New Roman"/>
+                  <w:sz w:val="20"/>
+                  <w:szCs w:val="20"/>
+                  <w:lang w:val="ru-RU"/>
+                </w:rPr>
+                <m:t>2</m:t>
+              </m:r>
+            </m:sup>
+          </m:sSup>
+          <m:d>
+            <m:dPr>
+              <m:ctrlPr>
+                <w:rPr>
+                  <w:rFonts w:ascii="Cambria Math" w:eastAsia="Cambria Math" w:hAnsi="Cambria Math" w:cs="Times New Roman"/>
+                  <w:i/>
+                  <w:sz w:val="20"/>
+                  <w:szCs w:val="20"/>
+                </w:rPr>
+              </m:ctrlPr>
+            </m:dPr>
+            <m:e>
+              <m:f>
+                <m:fPr>
+                  <m:ctrlPr>
+                    <w:rPr>
+                      <w:rFonts w:ascii="Cambria Math" w:hAnsi="Cambria Math" w:cs="Times New Roman"/>
+                      <w:i/>
+                      <w:sz w:val="20"/>
+                      <w:szCs w:val="20"/>
+                    </w:rPr>
+                  </m:ctrlPr>
+                </m:fPr>
+                <m:num>
+                  <m:r>
+                    <w:rPr>
+                      <w:rFonts w:ascii="Cambria Math" w:eastAsia="Cambria Math" w:hAnsi="Cambria Math" w:cs="Times New Roman"/>
+                      <w:sz w:val="20"/>
+                      <w:szCs w:val="20"/>
+                    </w:rPr>
+                    <m:t>π</m:t>
+                  </m:r>
+                </m:num>
+                <m:den>
+                  <m:r>
+                    <w:rPr>
+                      <w:rFonts w:ascii="Cambria Math" w:hAnsi="Cambria Math" w:cs="Times New Roman"/>
+                      <w:sz w:val="20"/>
+                      <w:szCs w:val="20"/>
+                    </w:rPr>
+                    <m:t>2</m:t>
+                  </m:r>
+                </m:den>
+              </m:f>
+              <m:r>
+                <w:rPr>
+                  <w:rFonts w:ascii="Cambria Math" w:eastAsia="Cambria Math" w:hAnsi="Cambria Math" w:cs="Times New Roman"/>
+                  <w:sz w:val="20"/>
+                  <w:szCs w:val="20"/>
+                </w:rPr>
+                <m:t>A</m:t>
+              </m:r>
+            </m:e>
+          </m:d>
+          <m:r>
+            <w:rPr>
+              <w:rFonts w:ascii="Cambria Math" w:eastAsia="Cambria Math" w:hAnsi="Cambria Math" w:cs="Times New Roman"/>
+              <w:sz w:val="20"/>
+              <w:szCs w:val="20"/>
+            </w:rPr>
+            <m:t xml:space="preserve"> f(x)</m:t>
+          </m:r>
+          <m:r>
+            <w:rPr>
+              <w:rFonts w:ascii="Cambria Math" w:hAnsi="Cambria Math" w:cs="Times New Roman"/>
+              <w:sz w:val="20"/>
+              <w:szCs w:val="20"/>
+              <w:lang w:val="ru-RU"/>
+            </w:rPr>
+            <m:t>=</m:t>
+          </m:r>
+          <m:f>
+            <m:fPr>
+              <m:ctrlPr>
+                <w:rPr>
+                  <w:rFonts w:ascii="Cambria Math" w:hAnsi="Cambria Math" w:cs="Times New Roman"/>
+                  <w:i/>
+                  <w:sz w:val="20"/>
+                  <w:szCs w:val="20"/>
+                </w:rPr>
+              </m:ctrlPr>
+            </m:fPr>
+            <m:num>
+              <m:r>
+                <w:rPr>
+                  <w:rFonts w:ascii="Cambria Math" w:eastAsia="Cambria Math" w:hAnsi="Cambria Math" w:cs="Times New Roman"/>
+                  <w:sz w:val="20"/>
+                  <w:szCs w:val="20"/>
+                </w:rPr>
+                <m:t>f</m:t>
+              </m:r>
+              <m:d>
+                <m:dPr>
+                  <m:ctrlPr>
+                    <w:rPr>
+                      <w:rFonts w:ascii="Cambria Math" w:eastAsia="Cambria Math" w:hAnsi="Cambria Math" w:cs="Times New Roman"/>
+                      <w:i/>
+                      <w:sz w:val="20"/>
+                      <w:szCs w:val="20"/>
+                    </w:rPr>
+                  </m:ctrlPr>
+                </m:dPr>
+                <m:e>
+                  <m:r>
+                    <w:rPr>
+                      <w:rFonts w:ascii="Cambria Math" w:eastAsia="Cambria Math" w:hAnsi="Cambria Math" w:cs="Times New Roman"/>
+                      <w:sz w:val="20"/>
+                      <w:szCs w:val="20"/>
+                    </w:rPr>
+                    <m:t>x</m:t>
+                  </m:r>
+                </m:e>
+              </m:d>
+              <m:r>
+                <w:rPr>
+                  <w:rFonts w:ascii="Cambria Math" w:eastAsia="Cambria Math" w:hAnsi="Cambria Math" w:cs="Times New Roman"/>
+                  <w:sz w:val="20"/>
+                  <w:szCs w:val="20"/>
+                </w:rPr>
+                <m:t>-f</m:t>
+              </m:r>
+              <m:d>
+                <m:dPr>
+                  <m:ctrlPr>
+                    <w:rPr>
+                      <w:rFonts w:ascii="Cambria Math" w:eastAsia="Cambria Math" w:hAnsi="Cambria Math" w:cs="Times New Roman"/>
+                      <w:i/>
+                      <w:sz w:val="20"/>
+                      <w:szCs w:val="20"/>
+                    </w:rPr>
+                  </m:ctrlPr>
+                </m:dPr>
+                <m:e>
+                  <m:r>
+                    <w:rPr>
+                      <w:rFonts w:ascii="Cambria Math" w:eastAsia="Cambria Math" w:hAnsi="Cambria Math" w:cs="Times New Roman"/>
+                      <w:sz w:val="20"/>
+                      <w:szCs w:val="20"/>
+                      <w:lang w:val="ru-RU"/>
+                    </w:rPr>
+                    <m:t>-</m:t>
+                  </m:r>
+                  <m:r>
+                    <w:rPr>
+                      <w:rFonts w:ascii="Cambria Math" w:eastAsia="Cambria Math" w:hAnsi="Cambria Math" w:cs="Times New Roman"/>
+                      <w:sz w:val="20"/>
+                      <w:szCs w:val="20"/>
+                    </w:rPr>
+                    <m:t>x</m:t>
+                  </m:r>
+                </m:e>
+              </m:d>
+            </m:num>
+            <m:den>
+              <m:r>
+                <w:rPr>
+                  <w:rFonts w:ascii="Cambria Math" w:hAnsi="Cambria Math" w:cs="Times New Roman"/>
+                  <w:sz w:val="20"/>
+                  <w:szCs w:val="20"/>
+                </w:rPr>
+                <m:t>2</m:t>
+              </m:r>
+            </m:den>
+          </m:f>
+        </m:oMath>
+      </m:oMathPara>
+    </w:p>
+    <w:p>
+      <w:pPr>
+        <w:jc w:val="center"/>
+        <w:rPr>
+          <w:rFonts w:ascii="Times New Roman" w:eastAsiaTheme="minorEastAsia" w:hAnsi="Times New Roman" w:cs="Times New Roman"/>
+          <w:sz w:val="20"/>
+          <w:szCs w:val="20"/>
+          <w:lang w:val="ru-RU"/>
+        </w:rPr>
+      </w:pPr>
+      <m:oMathPara>
+        <m:oMathParaPr>
+          <m:jc m:val="center"/>
+        </m:oMathParaPr>
+        <m:oMath>
+          <m:r>
+            <w:rPr>
+              <w:rFonts w:ascii="Cambria Math" w:eastAsia="Cambria Math" w:hAnsi="Cambria Math" w:cs="Times New Roman"/>
+              <w:sz w:val="20"/>
+              <w:szCs w:val="20"/>
+            </w:rPr>
+            <m:t>cos</m:t>
+          </m:r>
+          <m:d>
+            <m:dPr>
+              <m:ctrlPr>
+                <w:rPr>
+                  <w:rFonts w:ascii="Cambria Math" w:eastAsia="Cambria Math" w:hAnsi="Cambria Math" w:cs="Times New Roman"/>
+                  <w:i/>
+                  <w:sz w:val="20"/>
+                  <w:szCs w:val="20"/>
+                </w:rPr>
+              </m:ctrlPr>
+            </m:dPr>
+            <m:e>
+              <m:r>
+                <w:rPr>
+                  <w:rFonts w:ascii="Cambria Math" w:eastAsia="Cambria Math" w:hAnsi="Cambria Math" w:cs="Times New Roman"/>
+                  <w:sz w:val="20"/>
+                  <w:szCs w:val="20"/>
+                </w:rPr>
+                <m:t>πA</m:t>
+              </m:r>
+            </m:e>
+          </m:d>
+          <m:r>
+            <w:rPr>
+              <w:rFonts w:ascii="Cambria Math" w:eastAsia="Cambria Math" w:hAnsi="Cambria Math" w:cs="Times New Roman"/>
+              <w:sz w:val="20"/>
+              <w:szCs w:val="20"/>
+              <w:lang w:val="ru-RU"/>
+            </w:rPr>
+            <m:t xml:space="preserve"> </m:t>
+          </m:r>
+          <m:sSup>
+            <m:sSupPr>
+              <m:ctrlPr>
+                <w:rPr>
+                  <w:rFonts w:ascii="Cambria Math" w:eastAsia="Cambria Math" w:hAnsi="Cambria Math" w:cs="Times New Roman"/>
+                  <w:i/>
+                  <w:sz w:val="20"/>
+                  <w:szCs w:val="20"/>
+                </w:rPr>
+              </m:ctrlPr>
+            </m:sSupPr>
+            <m:e>
+              <m:r>
+                <w:rPr>
+                  <w:rFonts w:ascii="Cambria Math" w:eastAsia="Cambria Math" w:hAnsi="Cambria Math" w:cs="Times New Roman"/>
+                  <w:sz w:val="20"/>
+                  <w:szCs w:val="20"/>
+                </w:rPr>
+                <m:t>e</m:t>
+              </m:r>
+            </m:e>
+            <m:sup>
+              <m:r>
+                <w:rPr>
+                  <w:rFonts w:ascii="Cambria Math" w:eastAsia="Cambria Math" w:hAnsi="Cambria Math" w:cs="Times New Roman"/>
+                  <w:sz w:val="20"/>
+                  <w:szCs w:val="20"/>
+                  <w:lang w:val="ru-RU"/>
+                </w:rPr>
+                <m:t>x</m:t>
+              </m:r>
+            </m:sup>
+          </m:sSup>
+          <m:r>
+            <w:rPr>
+              <w:rFonts w:ascii="Cambria Math" w:hAnsi="Cambria Math" w:cs="Times New Roman"/>
+              <w:sz w:val="20"/>
+              <w:szCs w:val="20"/>
+              <w:lang w:val="ru-RU"/>
+            </w:rPr>
+            <m:t>=</m:t>
+          </m:r>
+          <m:sSup>
+            <m:sSupPr>
+              <m:ctrlPr>
+                <w:rPr>
+                  <w:rFonts w:ascii="Cambria Math" w:eastAsia="Cambria Math" w:hAnsi="Cambria Math" w:cs="Times New Roman"/>
+                  <w:i/>
+                  <w:sz w:val="20"/>
+                  <w:szCs w:val="20"/>
+                </w:rPr>
+              </m:ctrlPr>
+            </m:sSupPr>
+            <m:e>
+              <m:r>
+                <w:rPr>
+                  <w:rFonts w:ascii="Cambria Math" w:eastAsia="Cambria Math" w:hAnsi="Cambria Math" w:cs="Times New Roman"/>
+                  <w:sz w:val="20"/>
+                  <w:szCs w:val="20"/>
+                </w:rPr>
+                <m:t>e</m:t>
+              </m:r>
+            </m:e>
+            <m:sup>
+              <m:r>
+                <w:rPr>
+                  <w:rFonts w:ascii="Cambria Math" w:eastAsia="Cambria Math" w:hAnsi="Cambria Math" w:cs="Times New Roman"/>
+                  <w:sz w:val="20"/>
+                  <w:szCs w:val="20"/>
+                  <w:lang w:val="ru-RU"/>
+                </w:rPr>
+                <m:t>-</m:t>
+              </m:r>
+              <m:r>
+                <w:rPr>
+                  <w:rFonts w:ascii="Cambria Math" w:eastAsia="Cambria Math" w:hAnsi="Cambria Math" w:cs="Times New Roman"/>
+                  <w:sz w:val="20"/>
+                  <w:szCs w:val="20"/>
+                  <w:lang w:val="ru-RU"/>
+                </w:rPr>
+                <m:t>x</m:t>
+              </m:r>
+            </m:sup>
+          </m:sSup>
+        </m:oMath>
+      </m:oMathPara>
+    </w:p>
+    <w:p>
+      <w:pPr>
+        <w:jc w:val="center"/>
+        <w:rPr>
+          <w:rFonts w:ascii="Times New Roman" w:eastAsiaTheme="minorEastAsia" w:hAnsi="Times New Roman" w:cs="Times New Roman"/>
+          <w:sz w:val="20"/>
+          <w:szCs w:val="20"/>
+          <w:lang w:val="ru-RU"/>
+        </w:rPr>
+      </w:pPr>
+      <m:oMathPara>
+        <m:oMath>
+          <m:r>
+            <w:rPr>
+              <w:rFonts w:ascii="Cambria Math" w:eastAsia="Cambria Math" w:hAnsi="Cambria Math" w:cs="Times New Roman"/>
+              <w:sz w:val="20"/>
+              <w:szCs w:val="20"/>
+            </w:rPr>
+            <w:lastRenderedPageBreak/>
+            <m:t>cos</m:t>
+          </m:r>
+          <m:d>
+            <m:dPr>
+              <m:ctrlPr>
+                <w:rPr>
+                  <w:rFonts w:ascii="Cambria Math" w:eastAsia="Cambria Math" w:hAnsi="Cambria Math" w:cs="Times New Roman"/>
+                  <w:i/>
+                  <w:sz w:val="20"/>
+                  <w:szCs w:val="20"/>
+                </w:rPr>
+              </m:ctrlPr>
+            </m:dPr>
+            <m:e>
+              <m:f>
+                <m:fPr>
+                  <m:ctrlPr>
+                    <w:rPr>
+                      <w:rFonts w:ascii="Cambria Math" w:hAnsi="Cambria Math" w:cs="Times New Roman"/>
+                      <w:i/>
+                      <w:sz w:val="20"/>
+                      <w:szCs w:val="20"/>
+                    </w:rPr>
+                  </m:ctrlPr>
+                </m:fPr>
+                <m:num>
+                  <m:r>
+                    <w:rPr>
+                      <w:rFonts w:ascii="Cambria Math" w:eastAsia="Cambria Math" w:hAnsi="Cambria Math" w:cs="Times New Roman"/>
+                      <w:sz w:val="20"/>
+                      <w:szCs w:val="20"/>
+                    </w:rPr>
+                    <m:t>π</m:t>
+                  </m:r>
+                </m:num>
+                <m:den>
+                  <m:r>
+                    <w:rPr>
+                      <w:rFonts w:ascii="Cambria Math" w:hAnsi="Cambria Math" w:cs="Times New Roman"/>
+                      <w:sz w:val="20"/>
+                      <w:szCs w:val="20"/>
+                    </w:rPr>
+                    <m:t>2</m:t>
+                  </m:r>
+                </m:den>
+              </m:f>
+              <m:r>
+                <w:rPr>
+                  <w:rFonts w:ascii="Cambria Math" w:eastAsia="Cambria Math" w:hAnsi="Cambria Math" w:cs="Times New Roman"/>
+                  <w:sz w:val="20"/>
+                  <w:szCs w:val="20"/>
+                </w:rPr>
+                <m:t>A</m:t>
+              </m:r>
+            </m:e>
+          </m:d>
+          <m:r>
+            <w:rPr>
+              <w:rFonts w:ascii="Cambria Math" w:eastAsia="Cambria Math" w:hAnsi="Cambria Math" w:cs="Times New Roman"/>
+              <w:sz w:val="20"/>
+              <w:szCs w:val="20"/>
+            </w:rPr>
+            <m:t xml:space="preserve"> </m:t>
+          </m:r>
+          <m:sSup>
+            <m:sSupPr>
+              <m:ctrlPr>
+                <w:rPr>
+                  <w:rFonts w:ascii="Cambria Math" w:eastAsia="Cambria Math" w:hAnsi="Cambria Math" w:cs="Times New Roman"/>
+                  <w:i/>
+                  <w:sz w:val="20"/>
+                  <w:szCs w:val="20"/>
+                </w:rPr>
+              </m:ctrlPr>
+            </m:sSupPr>
+            <m:e>
+              <m:r>
+                <w:rPr>
+                  <w:rFonts w:ascii="Cambria Math" w:eastAsia="Cambria Math" w:hAnsi="Cambria Math" w:cs="Times New Roman"/>
+                  <w:sz w:val="20"/>
+                  <w:szCs w:val="20"/>
+                </w:rPr>
+                <m:t>e</m:t>
+              </m:r>
+            </m:e>
+            <m:sup>
+              <m:r>
+                <w:rPr>
+                  <w:rFonts w:ascii="Cambria Math" w:eastAsia="Cambria Math" w:hAnsi="Cambria Math" w:cs="Times New Roman"/>
+                  <w:sz w:val="20"/>
+                  <w:szCs w:val="20"/>
+                  <w:lang w:val="ru-RU"/>
+                </w:rPr>
+                <m:t>x</m:t>
+              </m:r>
+            </m:sup>
+          </m:sSup>
+          <m:r>
+            <w:rPr>
+              <w:rFonts w:ascii="Cambria Math" w:hAnsi="Cambria Math" w:cs="Times New Roman"/>
+              <w:sz w:val="20"/>
+              <w:szCs w:val="20"/>
+              <w:lang w:val="ru-RU"/>
+            </w:rPr>
+            <m:t>=</m:t>
+          </m:r>
+          <m:r>
+            <m:rPr>
+              <m:sty m:val="p"/>
+            </m:rPr>
+            <w:rPr>
+              <w:rFonts w:ascii="Cambria Math" w:eastAsia="Cambria Math" w:hAnsi="Cambria Math" w:cs="Times New Roman"/>
+              <w:sz w:val="20"/>
+              <w:szCs w:val="20"/>
+            </w:rPr>
+            <m:t>cos⁡</m:t>
+          </m:r>
+          <m:r>
+            <w:rPr>
+              <w:rFonts w:ascii="Cambria Math" w:eastAsia="Cambria Math" w:hAnsi="Cambria Math" w:cs="Times New Roman"/>
+              <w:sz w:val="20"/>
+              <w:szCs w:val="20"/>
+            </w:rPr>
+            <m:t>(x)</m:t>
+          </m:r>
+        </m:oMath>
+      </m:oMathPara>
+    </w:p>
+    <w:p>
+      <w:pPr>
+        <w:jc w:val="center"/>
+        <w:rPr>
+          <w:rFonts w:ascii="Times New Roman" w:eastAsiaTheme="minorEastAsia" w:hAnsi="Times New Roman" w:cs="Times New Roman"/>
+          <w:sz w:val="20"/>
+          <w:szCs w:val="20"/>
+        </w:rPr>
+      </w:pPr>
+      <m:oMathPara>
+        <m:oMath>
+          <m:r>
+            <w:rPr>
+              <w:rFonts w:ascii="Cambria Math" w:eastAsia="Cambria Math" w:hAnsi="Cambria Math" w:cs="Times New Roman"/>
+              <w:sz w:val="20"/>
+              <w:szCs w:val="20"/>
+            </w:rPr>
+            <m:t>sin</m:t>
+          </m:r>
+          <m:d>
+            <m:dPr>
+              <m:ctrlPr>
+                <w:rPr>
+                  <w:rFonts w:ascii="Cambria Math" w:eastAsia="Cambria Math" w:hAnsi="Cambria Math" w:cs="Times New Roman"/>
+                  <w:i/>
+                  <w:sz w:val="20"/>
+                  <w:szCs w:val="20"/>
+                </w:rPr>
+              </m:ctrlPr>
+            </m:dPr>
+            <m:e>
+              <m:f>
+                <m:fPr>
+                  <m:ctrlPr>
+                    <w:rPr>
+                      <w:rFonts w:ascii="Cambria Math" w:hAnsi="Cambria Math" w:cs="Times New Roman"/>
+                      <w:i/>
+                      <w:sz w:val="20"/>
+                      <w:szCs w:val="20"/>
+                    </w:rPr>
+                  </m:ctrlPr>
+                </m:fPr>
+                <m:num>
+                  <m:r>
+                    <w:rPr>
+                      <w:rFonts w:ascii="Cambria Math" w:eastAsia="Cambria Math" w:hAnsi="Cambria Math" w:cs="Times New Roman"/>
+                      <w:sz w:val="20"/>
+                      <w:szCs w:val="20"/>
+                    </w:rPr>
+                    <m:t>π</m:t>
+                  </m:r>
+                </m:num>
+                <m:den>
+                  <m:r>
+                    <w:rPr>
+                      <w:rFonts w:ascii="Cambria Math" w:hAnsi="Cambria Math" w:cs="Times New Roman"/>
+                      <w:sz w:val="20"/>
+                      <w:szCs w:val="20"/>
+                    </w:rPr>
+                    <m:t>2</m:t>
+                  </m:r>
+                </m:den>
+              </m:f>
+              <m:r>
+                <w:rPr>
+                  <w:rFonts w:ascii="Cambria Math" w:eastAsia="Cambria Math" w:hAnsi="Cambria Math" w:cs="Times New Roman"/>
+                  <w:sz w:val="20"/>
+                  <w:szCs w:val="20"/>
+                </w:rPr>
+                <m:t>A</m:t>
+              </m:r>
+            </m:e>
+          </m:d>
+          <m:r>
+            <w:rPr>
+              <w:rFonts w:ascii="Cambria Math" w:eastAsia="Cambria Math" w:hAnsi="Cambria Math" w:cs="Times New Roman"/>
+              <w:sz w:val="20"/>
+              <w:szCs w:val="20"/>
+            </w:rPr>
+            <m:t xml:space="preserve"> </m:t>
+          </m:r>
+          <m:sSup>
+            <m:sSupPr>
+              <m:ctrlPr>
+                <w:rPr>
+                  <w:rFonts w:ascii="Cambria Math" w:eastAsia="Cambria Math" w:hAnsi="Cambria Math" w:cs="Times New Roman"/>
+                  <w:i/>
+                  <w:sz w:val="20"/>
+                  <w:szCs w:val="20"/>
+                </w:rPr>
+              </m:ctrlPr>
+            </m:sSupPr>
+            <m:e>
+              <m:r>
+                <w:rPr>
+                  <w:rFonts w:ascii="Cambria Math" w:eastAsia="Cambria Math" w:hAnsi="Cambria Math" w:cs="Times New Roman"/>
+                  <w:sz w:val="20"/>
+                  <w:szCs w:val="20"/>
+                </w:rPr>
+                <m:t>e</m:t>
+              </m:r>
+            </m:e>
+            <m:sup>
+              <m:r>
+                <w:rPr>
+                  <w:rFonts w:ascii="Cambria Math" w:eastAsia="Cambria Math" w:hAnsi="Cambria Math" w:cs="Times New Roman"/>
+                  <w:sz w:val="20"/>
+                  <w:szCs w:val="20"/>
+                  <w:lang w:val="ru-RU"/>
+                </w:rPr>
+                <m:t>x</m:t>
+              </m:r>
+            </m:sup>
+          </m:sSup>
+          <m:r>
+            <w:rPr>
+              <w:rFonts w:ascii="Cambria Math" w:hAnsi="Cambria Math" w:cs="Times New Roman"/>
+              <w:sz w:val="20"/>
+              <w:szCs w:val="20"/>
+              <w:lang w:val="ru-RU"/>
+            </w:rPr>
+            <m:t>=</m:t>
+          </m:r>
+          <m:r>
+            <m:rPr>
+              <m:sty m:val="p"/>
+            </m:rPr>
+            <w:rPr>
+              <w:rFonts w:ascii="Cambria Math" w:hAnsi="Cambria Math" w:cs="Times New Roman"/>
+              <w:sz w:val="20"/>
+              <w:szCs w:val="20"/>
+            </w:rPr>
+            <m:t>sin⁡</m:t>
+          </m:r>
+          <m:r>
+            <w:rPr>
+              <w:rFonts w:ascii="Cambria Math" w:hAnsi="Cambria Math" w:cs="Times New Roman"/>
+              <w:sz w:val="20"/>
+              <w:szCs w:val="20"/>
+            </w:rPr>
+            <m:t>(x)</m:t>
+          </m:r>
+        </m:oMath>
+      </m:oMathPara>
+    </w:p>
+    <w:p>
+      <w:pPr>
+        <w:jc w:val="center"/>
+        <w:rPr>
+          <w:rFonts w:ascii="Times New Roman" w:eastAsiaTheme="minorEastAsia" w:hAnsi="Times New Roman" w:cs="Times New Roman"/>
+          <w:sz w:val="20"/>
+          <w:szCs w:val="20"/>
+          <w:lang w:val="ru-RU"/>
+        </w:rPr>
+      </w:pPr>
+      <m:oMathPara>
+        <m:oMath>
+          <m:sSup>
+            <m:sSupPr>
+              <m:ctrlPr>
+                <w:rPr>
+                  <w:rFonts w:ascii="Cambria Math" w:eastAsia="Cambria Math" w:hAnsi="Cambria Math" w:cs="Times New Roman"/>
+                  <w:i/>
+                  <w:sz w:val="20"/>
+                  <w:szCs w:val="20"/>
+                </w:rPr>
+              </m:ctrlPr>
+            </m:sSupPr>
+            <m:e>
+              <m:r>
+                <w:rPr>
+                  <w:rFonts w:ascii="Cambria Math" w:eastAsia="Cambria Math" w:hAnsi="Cambria Math" w:cs="Times New Roman"/>
+                  <w:sz w:val="20"/>
+                  <w:szCs w:val="20"/>
+                </w:rPr>
+                <m:t>cos</m:t>
+              </m:r>
+            </m:e>
+            <m:sup>
+              <m:r>
+                <w:rPr>
+                  <w:rFonts w:ascii="Cambria Math" w:eastAsia="Cambria Math" w:hAnsi="Cambria Math" w:cs="Times New Roman"/>
+                  <w:sz w:val="20"/>
+                  <w:szCs w:val="20"/>
+                  <w:lang w:val="ru-RU"/>
+                </w:rPr>
+                <m:t>2</m:t>
+              </m:r>
+            </m:sup>
+          </m:sSup>
+          <m:d>
+            <m:dPr>
+              <m:ctrlPr>
+                <w:rPr>
+                  <w:rFonts w:ascii="Cambria Math" w:eastAsia="Cambria Math" w:hAnsi="Cambria Math" w:cs="Times New Roman"/>
+                  <w:i/>
+                  <w:sz w:val="20"/>
+                  <w:szCs w:val="20"/>
+                </w:rPr>
+              </m:ctrlPr>
+            </m:dPr>
+            <m:e>
+              <m:f>
+                <m:fPr>
+                  <m:ctrlPr>
+                    <w:rPr>
+                      <w:rFonts w:ascii="Cambria Math" w:hAnsi="Cambria Math" w:cs="Times New Roman"/>
+                      <w:i/>
+                      <w:sz w:val="20"/>
+                      <w:szCs w:val="20"/>
+                    </w:rPr>
+                  </m:ctrlPr>
+                </m:fPr>
+                <m:num>
+                  <m:r>
+                    <w:rPr>
+                      <w:rFonts w:ascii="Cambria Math" w:eastAsia="Cambria Math" w:hAnsi="Cambria Math" w:cs="Times New Roman"/>
+                      <w:sz w:val="20"/>
+                      <w:szCs w:val="20"/>
+                    </w:rPr>
+                    <m:t>π</m:t>
+                  </m:r>
+                </m:num>
+                <m:den>
+                  <m:r>
+                    <w:rPr>
+                      <w:rFonts w:ascii="Cambria Math" w:hAnsi="Cambria Math" w:cs="Times New Roman"/>
+                      <w:sz w:val="20"/>
+                      <w:szCs w:val="20"/>
+                    </w:rPr>
+                    <m:t>2</m:t>
+                  </m:r>
+                </m:den>
+              </m:f>
+              <m:r>
+                <w:rPr>
+                  <w:rFonts w:ascii="Cambria Math" w:eastAsia="Cambria Math" w:hAnsi="Cambria Math" w:cs="Times New Roman"/>
+                  <w:sz w:val="20"/>
+                  <w:szCs w:val="20"/>
+                </w:rPr>
+                <m:t>A</m:t>
+              </m:r>
+            </m:e>
+          </m:d>
+          <m:r>
+            <w:rPr>
+              <w:rFonts w:ascii="Cambria Math" w:eastAsia="Cambria Math" w:hAnsi="Cambria Math" w:cs="Times New Roman"/>
+              <w:sz w:val="20"/>
+              <w:szCs w:val="20"/>
+            </w:rPr>
+            <m:t xml:space="preserve"> </m:t>
+          </m:r>
+          <m:sSup>
+            <m:sSupPr>
+              <m:ctrlPr>
+                <w:rPr>
+                  <w:rFonts w:ascii="Cambria Math" w:eastAsia="Cambria Math" w:hAnsi="Cambria Math" w:cs="Times New Roman"/>
+                  <w:i/>
+                  <w:sz w:val="20"/>
+                  <w:szCs w:val="20"/>
+                </w:rPr>
+              </m:ctrlPr>
+            </m:sSupPr>
+            <m:e>
+              <m:r>
+                <w:rPr>
+                  <w:rFonts w:ascii="Cambria Math" w:eastAsia="Cambria Math" w:hAnsi="Cambria Math" w:cs="Times New Roman"/>
+                  <w:sz w:val="20"/>
+                  <w:szCs w:val="20"/>
+                </w:rPr>
+                <m:t>e</m:t>
+              </m:r>
+            </m:e>
+            <m:sup>
+              <m:r>
+                <w:rPr>
+                  <w:rFonts w:ascii="Cambria Math" w:eastAsia="Cambria Math" w:hAnsi="Cambria Math" w:cs="Times New Roman"/>
+                  <w:sz w:val="20"/>
+                  <w:szCs w:val="20"/>
+                  <w:lang w:val="ru-RU"/>
+                </w:rPr>
+                <m:t>x</m:t>
+              </m:r>
+            </m:sup>
+          </m:sSup>
+          <m:r>
+            <w:rPr>
+              <w:rFonts w:ascii="Cambria Math" w:hAnsi="Cambria Math" w:cs="Times New Roman"/>
+              <w:sz w:val="20"/>
+              <w:szCs w:val="20"/>
+              <w:lang w:val="ru-RU"/>
+            </w:rPr>
+            <m:t>=</m:t>
+          </m:r>
+          <m:r>
+            <m:rPr>
+              <m:sty m:val="p"/>
+            </m:rPr>
+            <w:rPr>
+              <w:rFonts w:ascii="Cambria Math" w:eastAsia="Cambria Math" w:hAnsi="Cambria Math" w:cs="Times New Roman"/>
+              <w:sz w:val="20"/>
+              <w:szCs w:val="20"/>
+            </w:rPr>
+            <m:t>c</m:t>
+          </m:r>
+          <m:r>
+            <m:rPr>
+              <m:sty m:val="p"/>
+            </m:rPr>
+            <w:rPr>
+              <w:rFonts w:ascii="Cambria Math" w:eastAsia="Cambria Math" w:hAnsi="Cambria Math" w:cs="Times New Roman"/>
+              <w:sz w:val="20"/>
+              <w:szCs w:val="20"/>
+            </w:rPr>
+            <m:t>h</m:t>
+          </m:r>
+          <m:r>
+            <m:rPr>
+              <m:sty m:val="p"/>
+            </m:rPr>
+            <w:rPr>
+              <w:rFonts w:ascii="Cambria Math" w:eastAsia="Cambria Math" w:hAnsi="Cambria Math" w:cs="Times New Roman"/>
+              <w:sz w:val="20"/>
+              <w:szCs w:val="20"/>
+            </w:rPr>
+            <m:t>⁡</m:t>
+          </m:r>
+          <m:r>
+            <w:rPr>
+              <w:rFonts w:ascii="Cambria Math" w:eastAsia="Cambria Math" w:hAnsi="Cambria Math" w:cs="Times New Roman"/>
+              <w:sz w:val="20"/>
+              <w:szCs w:val="20"/>
+            </w:rPr>
+            <m:t>(x)</m:t>
+          </m:r>
+        </m:oMath>
+      </m:oMathPara>
+    </w:p>
+    <w:p>
+      <w:pPr>
+        <w:jc w:val="center"/>
+        <w:rPr>
+          <w:rFonts w:ascii="Times New Roman" w:eastAsiaTheme="minorEastAsia" w:hAnsi="Times New Roman" w:cs="Times New Roman"/>
+          <w:sz w:val="20"/>
+          <w:szCs w:val="20"/>
+        </w:rPr>
+      </w:pPr>
+      <m:oMathPara>
+        <m:oMath>
+          <m:sSup>
+            <m:sSupPr>
+              <m:ctrlPr>
+                <w:rPr>
+                  <w:rFonts w:ascii="Cambria Math" w:eastAsia="Cambria Math" w:hAnsi="Cambria Math" w:cs="Times New Roman"/>
+                  <w:i/>
+                  <w:sz w:val="20"/>
+                  <w:szCs w:val="20"/>
+                </w:rPr>
+              </m:ctrlPr>
+            </m:sSupPr>
+            <m:e>
+              <m:r>
+                <w:rPr>
+                  <w:rFonts w:ascii="Cambria Math" w:eastAsia="Cambria Math" w:hAnsi="Cambria Math" w:cs="Times New Roman"/>
+                  <w:sz w:val="20"/>
+                  <w:szCs w:val="20"/>
+                </w:rPr>
+                <m:t>sin</m:t>
+              </m:r>
+            </m:e>
+            <m:sup>
+              <m:r>
+                <w:rPr>
+                  <w:rFonts w:ascii="Cambria Math" w:eastAsia="Cambria Math" w:hAnsi="Cambria Math" w:cs="Times New Roman"/>
+                  <w:sz w:val="20"/>
+                  <w:szCs w:val="20"/>
+                  <w:lang w:val="ru-RU"/>
+                </w:rPr>
+                <m:t>2</m:t>
+              </m:r>
+            </m:sup>
+          </m:sSup>
+          <m:d>
+            <m:dPr>
+              <m:ctrlPr>
+                <w:rPr>
+                  <w:rFonts w:ascii="Cambria Math" w:eastAsia="Cambria Math" w:hAnsi="Cambria Math" w:cs="Times New Roman"/>
+                  <w:i/>
+                  <w:sz w:val="20"/>
+                  <w:szCs w:val="20"/>
+                </w:rPr>
+              </m:ctrlPr>
+            </m:dPr>
+            <m:e>
+              <m:f>
+                <m:fPr>
+                  <m:ctrlPr>
+                    <w:rPr>
+                      <w:rFonts w:ascii="Cambria Math" w:hAnsi="Cambria Math" w:cs="Times New Roman"/>
+                      <w:i/>
+                      <w:sz w:val="20"/>
+                      <w:szCs w:val="20"/>
+                    </w:rPr>
+                  </m:ctrlPr>
+                </m:fPr>
+                <m:num>
+                  <m:r>
+                    <w:rPr>
+                      <w:rFonts w:ascii="Cambria Math" w:eastAsia="Cambria Math" w:hAnsi="Cambria Math" w:cs="Times New Roman"/>
+                      <w:sz w:val="20"/>
+                      <w:szCs w:val="20"/>
+                    </w:rPr>
+                    <m:t>π</m:t>
+                  </m:r>
+                </m:num>
+                <m:den>
+                  <m:r>
+                    <w:rPr>
+                      <w:rFonts w:ascii="Cambria Math" w:hAnsi="Cambria Math" w:cs="Times New Roman"/>
+                      <w:sz w:val="20"/>
+                      <w:szCs w:val="20"/>
+                    </w:rPr>
+                    <m:t>2</m:t>
+                  </m:r>
+                </m:den>
+              </m:f>
+              <m:r>
+                <w:rPr>
+                  <w:rFonts w:ascii="Cambria Math" w:eastAsia="Cambria Math" w:hAnsi="Cambria Math" w:cs="Times New Roman"/>
+                  <w:sz w:val="20"/>
+                  <w:szCs w:val="20"/>
+                </w:rPr>
+                <m:t>A</m:t>
+              </m:r>
+            </m:e>
+          </m:d>
+          <m:r>
+            <w:rPr>
+              <w:rFonts w:ascii="Cambria Math" w:eastAsia="Cambria Math" w:hAnsi="Cambria Math" w:cs="Times New Roman"/>
+              <w:sz w:val="20"/>
+              <w:szCs w:val="20"/>
+            </w:rPr>
+            <m:t xml:space="preserve"> </m:t>
+          </m:r>
+          <m:sSup>
+            <m:sSupPr>
+              <m:ctrlPr>
+                <w:rPr>
+                  <w:rFonts w:ascii="Cambria Math" w:eastAsia="Cambria Math" w:hAnsi="Cambria Math" w:cs="Times New Roman"/>
+                  <w:i/>
+                  <w:sz w:val="20"/>
+                  <w:szCs w:val="20"/>
+                </w:rPr>
+              </m:ctrlPr>
+            </m:sSupPr>
+            <m:e>
+              <m:r>
+                <w:rPr>
+                  <w:rFonts w:ascii="Cambria Math" w:eastAsia="Cambria Math" w:hAnsi="Cambria Math" w:cs="Times New Roman"/>
+                  <w:sz w:val="20"/>
+                  <w:szCs w:val="20"/>
+                </w:rPr>
+                <m:t>e</m:t>
+              </m:r>
+            </m:e>
+            <m:sup>
+              <m:r>
+                <w:rPr>
+                  <w:rFonts w:ascii="Cambria Math" w:eastAsia="Cambria Math" w:hAnsi="Cambria Math" w:cs="Times New Roman"/>
+                  <w:sz w:val="20"/>
+                  <w:szCs w:val="20"/>
+                  <w:lang w:val="ru-RU"/>
+                </w:rPr>
+                <m:t>x</m:t>
+              </m:r>
+            </m:sup>
+          </m:sSup>
+          <m:r>
+            <w:rPr>
+              <w:rFonts w:ascii="Cambria Math" w:hAnsi="Cambria Math" w:cs="Times New Roman"/>
+              <w:sz w:val="20"/>
+              <w:szCs w:val="20"/>
+              <w:lang w:val="ru-RU"/>
+            </w:rPr>
+            <m:t>=</m:t>
+          </m:r>
+          <m:r>
+            <m:rPr>
+              <m:sty m:val="p"/>
+            </m:rPr>
+            <w:rPr>
+              <w:rFonts w:ascii="Cambria Math" w:eastAsia="Cambria Math" w:hAnsi="Cambria Math" w:cs="Times New Roman"/>
+              <w:sz w:val="20"/>
+              <w:szCs w:val="20"/>
+            </w:rPr>
+            <m:t>s</m:t>
+          </m:r>
+          <m:r>
+            <m:rPr>
+              <m:sty m:val="p"/>
+            </m:rPr>
+            <w:rPr>
+              <w:rFonts w:ascii="Cambria Math" w:eastAsia="Cambria Math" w:hAnsi="Cambria Math" w:cs="Times New Roman"/>
+              <w:sz w:val="20"/>
+              <w:szCs w:val="20"/>
+            </w:rPr>
+            <m:t>h</m:t>
+          </m:r>
+          <m:r>
+            <m:rPr>
+              <m:sty m:val="p"/>
+            </m:rPr>
+            <w:rPr>
+              <w:rFonts w:ascii="Cambria Math" w:eastAsia="Cambria Math" w:hAnsi="Cambria Math" w:cs="Times New Roman"/>
+              <w:sz w:val="20"/>
+              <w:szCs w:val="20"/>
+            </w:rPr>
+            <m:t>⁡</m:t>
+          </m:r>
+          <m:r>
+            <w:rPr>
+              <w:rFonts w:ascii="Cambria Math" w:eastAsia="Cambria Math" w:hAnsi="Cambria Math" w:cs="Times New Roman"/>
+              <w:sz w:val="20"/>
+              <w:szCs w:val="20"/>
+            </w:rPr>
+            <m:t>(x)</m:t>
+          </m:r>
+        </m:oMath>
+      </m:oMathPara>
+    </w:p>
+    <w:p>
+      <w:pPr>
+        <w:jc w:val="center"/>
+        <w:rPr>
+          <w:rFonts w:ascii="Times New Roman" w:eastAsiaTheme="minorEastAsia" w:hAnsi="Times New Roman" w:cs="Times New Roman"/>
+          <w:sz w:val="20"/>
+          <w:szCs w:val="20"/>
+          <w:lang w:val="ru-RU"/>
+        </w:rPr>
+      </w:pPr>
     </w:p>
     <w:p>
       <w:pPr>
@@ -2243,7 +3503,6 @@
               <w:sz w:val="20"/>
               <w:szCs w:val="20"/>
             </w:rPr>
-            <w:lastRenderedPageBreak/>
             <m:t>ζ(</m:t>
           </m:r>
           <m:r>
@@ -2417,6 +3676,671 @@
           </m:d>
         </m:oMath>
       </m:oMathPara>
+    </w:p>
+    <w:p>
+      <w:pPr>
+        <w:jc w:val="center"/>
+        <w:rPr>
+          <w:rFonts w:ascii="Times New Roman" w:eastAsiaTheme="minorEastAsia" w:hAnsi="Times New Roman" w:cs="Times New Roman"/>
+          <w:sz w:val="20"/>
+          <w:szCs w:val="20"/>
+          <w:lang w:val="ru-RU"/>
+        </w:rPr>
+      </w:pPr>
+      <m:oMathPara>
+        <m:oMathParaPr>
+          <m:jc m:val="center"/>
+        </m:oMathParaPr>
+        <m:oMath>
+          <m:r>
+            <m:rPr>
+              <m:sty m:val="p"/>
+            </m:rPr>
+            <w:rPr>
+              <w:rFonts w:ascii="Cambria Math" w:hAnsi="Cambria Math"/>
+              <w:sz w:val="20"/>
+              <w:szCs w:val="20"/>
+            </w:rPr>
+            <m:t>ζ(-</m:t>
+          </m:r>
+          <m:r>
+            <w:rPr>
+              <w:rFonts w:ascii="Cambria Math" w:hAnsi="Cambria Math"/>
+              <w:sz w:val="20"/>
+              <w:szCs w:val="20"/>
+            </w:rPr>
+            <m:t>A</m:t>
+          </m:r>
+          <m:r>
+            <m:rPr>
+              <m:sty m:val="p"/>
+            </m:rPr>
+            <w:rPr>
+              <w:rFonts w:ascii="Cambria Math" w:hAnsi="Cambria Math"/>
+              <w:sz w:val="20"/>
+              <w:szCs w:val="20"/>
+            </w:rPr>
+            <m:t>)</m:t>
+          </m:r>
+          <m:r>
+            <w:rPr>
+              <w:rFonts w:ascii="Cambria Math" w:eastAsia="Cambria Math" w:hAnsi="Cambria Math" w:cs="Times New Roman"/>
+              <w:sz w:val="20"/>
+              <w:szCs w:val="20"/>
+              <w:lang w:val="ru-RU"/>
+            </w:rPr>
+            <m:t xml:space="preserve"> </m:t>
+          </m:r>
+          <m:r>
+            <w:rPr>
+              <w:rFonts w:ascii="Cambria Math" w:eastAsia="Cambria Math" w:hAnsi="Cambria Math" w:cs="Times New Roman"/>
+              <w:sz w:val="20"/>
+              <w:szCs w:val="20"/>
+            </w:rPr>
+            <m:t>f</m:t>
+          </m:r>
+          <m:r>
+            <w:rPr>
+              <w:rFonts w:ascii="Cambria Math" w:eastAsia="Cambria Math" w:hAnsi="Cambria Math" w:cs="Times New Roman"/>
+              <w:sz w:val="20"/>
+              <w:szCs w:val="20"/>
+              <w:lang w:val="ru-RU"/>
+            </w:rPr>
+            <m:t>(</m:t>
+          </m:r>
+          <m:r>
+            <w:rPr>
+              <w:rFonts w:ascii="Cambria Math" w:eastAsia="Cambria Math" w:hAnsi="Cambria Math" w:cs="Times New Roman"/>
+              <w:sz w:val="20"/>
+              <w:szCs w:val="20"/>
+            </w:rPr>
+            <m:t>x</m:t>
+          </m:r>
+          <m:r>
+            <w:rPr>
+              <w:rFonts w:ascii="Cambria Math" w:eastAsia="Cambria Math" w:hAnsi="Cambria Math" w:cs="Times New Roman"/>
+              <w:sz w:val="20"/>
+              <w:szCs w:val="20"/>
+              <w:lang w:val="ru-RU"/>
+            </w:rPr>
+            <m:t>)</m:t>
+          </m:r>
+          <m:r>
+            <w:rPr>
+              <w:rFonts w:ascii="Cambria Math" w:hAnsi="Cambria Math" w:cs="Times New Roman"/>
+              <w:sz w:val="20"/>
+              <w:szCs w:val="20"/>
+              <w:lang w:val="ru-RU"/>
+            </w:rPr>
+            <m:t>=</m:t>
+          </m:r>
+          <m:nary>
+            <m:naryPr>
+              <m:chr m:val="∑"/>
+              <m:limLoc m:val="undOvr"/>
+              <m:ctrlPr>
+                <w:rPr>
+                  <w:rFonts w:ascii="Cambria Math" w:hAnsi="Cambria Math" w:cs="Times New Roman"/>
+                  <w:i/>
+                  <w:sz w:val="20"/>
+                  <w:szCs w:val="20"/>
+                </w:rPr>
+              </m:ctrlPr>
+            </m:naryPr>
+            <m:sub>
+              <m:r>
+                <w:rPr>
+                  <w:rFonts w:ascii="Cambria Math" w:hAnsi="Cambria Math" w:cs="Times New Roman"/>
+                  <w:sz w:val="20"/>
+                  <w:szCs w:val="20"/>
+                </w:rPr>
+                <m:t>n=1</m:t>
+              </m:r>
+            </m:sub>
+            <m:sup>
+              <m:r>
+                <w:rPr>
+                  <w:rFonts w:ascii="Cambria Math" w:hAnsi="Cambria Math" w:cs="Times New Roman"/>
+                  <w:sz w:val="20"/>
+                  <w:szCs w:val="20"/>
+                </w:rPr>
+                <m:t>∞</m:t>
+              </m:r>
+            </m:sup>
+            <m:e>
+              <m:r>
+                <w:rPr>
+                  <w:rFonts w:ascii="Cambria Math" w:hAnsi="Cambria Math" w:cs="Times New Roman"/>
+                  <w:sz w:val="20"/>
+                  <w:szCs w:val="20"/>
+                </w:rPr>
+                <m:t xml:space="preserve"> </m:t>
+              </m:r>
+            </m:e>
+          </m:nary>
+          <m:r>
+            <w:rPr>
+              <w:rFonts w:ascii="Cambria Math" w:eastAsia="Cambria Math" w:hAnsi="Cambria Math" w:cs="Times New Roman"/>
+              <w:sz w:val="20"/>
+              <w:szCs w:val="20"/>
+            </w:rPr>
+            <m:t>f</m:t>
+          </m:r>
+          <m:d>
+            <m:dPr>
+              <m:ctrlPr>
+                <w:rPr>
+                  <w:rFonts w:ascii="Cambria Math" w:eastAsia="Cambria Math" w:hAnsi="Cambria Math" w:cs="Times New Roman"/>
+                  <w:i/>
+                  <w:sz w:val="20"/>
+                  <w:szCs w:val="20"/>
+                </w:rPr>
+              </m:ctrlPr>
+            </m:dPr>
+            <m:e>
+              <m:r>
+                <w:rPr>
+                  <w:rFonts w:ascii="Cambria Math" w:eastAsia="Cambria Math" w:hAnsi="Cambria Math" w:cs="Times New Roman"/>
+                  <w:sz w:val="20"/>
+                  <w:szCs w:val="20"/>
+                </w:rPr>
+                <m:t>nx</m:t>
+              </m:r>
+            </m:e>
+          </m:d>
+        </m:oMath>
+      </m:oMathPara>
+    </w:p>
+    <w:p>
+      <w:pPr>
+        <w:jc w:val="center"/>
+        <w:rPr>
+          <w:rFonts w:ascii="Times New Roman" w:eastAsiaTheme="minorEastAsia" w:hAnsi="Times New Roman" w:cs="Times New Roman"/>
+          <w:sz w:val="20"/>
+          <w:szCs w:val="20"/>
+          <w:lang w:val="ru-RU"/>
+        </w:rPr>
+      </w:pPr>
+      <m:oMathPara>
+        <m:oMathParaPr>
+          <m:jc m:val="center"/>
+        </m:oMathParaPr>
+        <m:oMath>
+          <m:f>
+            <m:fPr>
+              <m:ctrlPr>
+                <w:rPr>
+                  <w:rFonts w:ascii="Cambria Math" w:hAnsi="Cambria Math" w:cs="Times New Roman"/>
+                  <w:i/>
+                  <w:sz w:val="20"/>
+                  <w:szCs w:val="20"/>
+                </w:rPr>
+              </m:ctrlPr>
+            </m:fPr>
+            <m:num>
+              <m:r>
+                <w:rPr>
+                  <w:rFonts w:ascii="Cambria Math" w:hAnsi="Cambria Math" w:cs="Times New Roman"/>
+                  <w:sz w:val="20"/>
+                  <w:szCs w:val="20"/>
+                </w:rPr>
+                <m:t>1</m:t>
+              </m:r>
+            </m:num>
+            <m:den>
+              <m:r>
+                <m:rPr>
+                  <m:sty m:val="p"/>
+                </m:rPr>
+                <w:rPr>
+                  <w:rFonts w:ascii="Cambria Math" w:hAnsi="Cambria Math"/>
+                  <w:sz w:val="20"/>
+                  <w:szCs w:val="20"/>
+                </w:rPr>
+                <m:t>ζ(</m:t>
+              </m:r>
+              <m:r>
+                <w:rPr>
+                  <w:rFonts w:ascii="Cambria Math" w:hAnsi="Cambria Math"/>
+                  <w:sz w:val="20"/>
+                  <w:szCs w:val="20"/>
+                </w:rPr>
+                <m:t>A</m:t>
+              </m:r>
+              <m:r>
+                <m:rPr>
+                  <m:sty m:val="p"/>
+                </m:rPr>
+                <w:rPr>
+                  <w:rFonts w:ascii="Cambria Math" w:hAnsi="Cambria Math"/>
+                  <w:sz w:val="20"/>
+                  <w:szCs w:val="20"/>
+                </w:rPr>
+                <m:t>)</m:t>
+              </m:r>
+            </m:den>
+          </m:f>
+          <m:r>
+            <w:rPr>
+              <w:rFonts w:ascii="Cambria Math" w:eastAsia="Cambria Math" w:hAnsi="Cambria Math" w:cs="Times New Roman"/>
+              <w:sz w:val="20"/>
+              <w:szCs w:val="20"/>
+              <w:lang w:val="ru-RU"/>
+            </w:rPr>
+            <m:t xml:space="preserve"> </m:t>
+          </m:r>
+          <m:r>
+            <w:rPr>
+              <w:rFonts w:ascii="Cambria Math" w:eastAsia="Cambria Math" w:hAnsi="Cambria Math" w:cs="Times New Roman"/>
+              <w:sz w:val="20"/>
+              <w:szCs w:val="20"/>
+            </w:rPr>
+            <m:t>f</m:t>
+          </m:r>
+          <m:r>
+            <w:rPr>
+              <w:rFonts w:ascii="Cambria Math" w:eastAsia="Cambria Math" w:hAnsi="Cambria Math" w:cs="Times New Roman"/>
+              <w:sz w:val="20"/>
+              <w:szCs w:val="20"/>
+              <w:lang w:val="ru-RU"/>
+            </w:rPr>
+            <m:t>(</m:t>
+          </m:r>
+          <m:r>
+            <w:rPr>
+              <w:rFonts w:ascii="Cambria Math" w:eastAsia="Cambria Math" w:hAnsi="Cambria Math" w:cs="Times New Roman"/>
+              <w:sz w:val="20"/>
+              <w:szCs w:val="20"/>
+            </w:rPr>
+            <m:t>x</m:t>
+          </m:r>
+          <m:r>
+            <w:rPr>
+              <w:rFonts w:ascii="Cambria Math" w:eastAsia="Cambria Math" w:hAnsi="Cambria Math" w:cs="Times New Roman"/>
+              <w:sz w:val="20"/>
+              <w:szCs w:val="20"/>
+              <w:lang w:val="ru-RU"/>
+            </w:rPr>
+            <m:t>)</m:t>
+          </m:r>
+          <m:r>
+            <w:rPr>
+              <w:rFonts w:ascii="Cambria Math" w:hAnsi="Cambria Math" w:cs="Times New Roman"/>
+              <w:sz w:val="20"/>
+              <w:szCs w:val="20"/>
+              <w:lang w:val="ru-RU"/>
+            </w:rPr>
+            <m:t>=</m:t>
+          </m:r>
+          <m:nary>
+            <m:naryPr>
+              <m:chr m:val="∑"/>
+              <m:limLoc m:val="undOvr"/>
+              <m:ctrlPr>
+                <w:rPr>
+                  <w:rFonts w:ascii="Cambria Math" w:hAnsi="Cambria Math" w:cs="Times New Roman"/>
+                  <w:i/>
+                  <w:sz w:val="20"/>
+                  <w:szCs w:val="20"/>
+                </w:rPr>
+              </m:ctrlPr>
+            </m:naryPr>
+            <m:sub>
+              <m:r>
+                <w:rPr>
+                  <w:rFonts w:ascii="Cambria Math" w:hAnsi="Cambria Math" w:cs="Times New Roman"/>
+                  <w:sz w:val="20"/>
+                  <w:szCs w:val="20"/>
+                </w:rPr>
+                <m:t>n=1</m:t>
+              </m:r>
+            </m:sub>
+            <m:sup>
+              <m:r>
+                <w:rPr>
+                  <w:rFonts w:ascii="Cambria Math" w:hAnsi="Cambria Math" w:cs="Times New Roman"/>
+                  <w:sz w:val="20"/>
+                  <w:szCs w:val="20"/>
+                </w:rPr>
+                <m:t>∞</m:t>
+              </m:r>
+            </m:sup>
+            <m:e>
+              <m:r>
+                <w:rPr>
+                  <w:rFonts w:ascii="Cambria Math" w:hAnsi="Cambria Math" w:cs="Times New Roman"/>
+                  <w:sz w:val="20"/>
+                  <w:szCs w:val="20"/>
+                </w:rPr>
+                <m:t xml:space="preserve"> </m:t>
+              </m:r>
+            </m:e>
+          </m:nary>
+          <m:r>
+            <w:rPr>
+              <w:rFonts w:ascii="Cambria Math" w:eastAsia="Cambria Math" w:hAnsi="Cambria Math" w:cs="Times New Roman"/>
+              <w:sz w:val="20"/>
+              <w:szCs w:val="20"/>
+            </w:rPr>
+            <m:t>μ</m:t>
+          </m:r>
+          <m:d>
+            <m:dPr>
+              <m:ctrlPr>
+                <w:rPr>
+                  <w:rFonts w:ascii="Cambria Math" w:eastAsia="Cambria Math" w:hAnsi="Cambria Math" w:cs="Times New Roman"/>
+                  <w:i/>
+                  <w:sz w:val="20"/>
+                  <w:szCs w:val="20"/>
+                </w:rPr>
+              </m:ctrlPr>
+            </m:dPr>
+            <m:e>
+              <m:r>
+                <w:rPr>
+                  <w:rFonts w:ascii="Cambria Math" w:eastAsia="Cambria Math" w:hAnsi="Cambria Math" w:cs="Times New Roman"/>
+                  <w:sz w:val="20"/>
+                  <w:szCs w:val="20"/>
+                </w:rPr>
+                <m:t>n</m:t>
+              </m:r>
+            </m:e>
+          </m:d>
+          <m:r>
+            <w:rPr>
+              <w:rFonts w:ascii="Cambria Math" w:eastAsia="Cambria Math" w:hAnsi="Cambria Math" w:cs="Times New Roman"/>
+              <w:sz w:val="20"/>
+              <w:szCs w:val="20"/>
+            </w:rPr>
+            <m:t>f</m:t>
+          </m:r>
+          <m:d>
+            <m:dPr>
+              <m:ctrlPr>
+                <w:rPr>
+                  <w:rFonts w:ascii="Cambria Math" w:eastAsia="Cambria Math" w:hAnsi="Cambria Math" w:cs="Times New Roman"/>
+                  <w:i/>
+                  <w:sz w:val="20"/>
+                  <w:szCs w:val="20"/>
+                </w:rPr>
+              </m:ctrlPr>
+            </m:dPr>
+            <m:e>
+              <m:f>
+                <m:fPr>
+                  <m:ctrlPr>
+                    <w:rPr>
+                      <w:rFonts w:ascii="Cambria Math" w:hAnsi="Cambria Math" w:cs="Times New Roman"/>
+                      <w:i/>
+                      <w:sz w:val="20"/>
+                      <w:szCs w:val="20"/>
+                    </w:rPr>
+                  </m:ctrlPr>
+                </m:fPr>
+                <m:num>
+                  <m:r>
+                    <w:rPr>
+                      <w:rFonts w:ascii="Cambria Math" w:hAnsi="Cambria Math" w:cs="Times New Roman"/>
+                      <w:sz w:val="20"/>
+                      <w:szCs w:val="20"/>
+                    </w:rPr>
+                    <m:t>x</m:t>
+                  </m:r>
+                </m:num>
+                <m:den>
+                  <m:r>
+                    <w:rPr>
+                      <w:rFonts w:ascii="Cambria Math" w:hAnsi="Cambria Math" w:cs="Times New Roman"/>
+                      <w:sz w:val="20"/>
+                      <w:szCs w:val="20"/>
+                    </w:rPr>
+                    <m:t>n</m:t>
+                  </m:r>
+                </m:den>
+              </m:f>
+            </m:e>
+          </m:d>
+        </m:oMath>
+      </m:oMathPara>
+    </w:p>
+    <w:p>
+      <w:pPr>
+        <w:jc w:val="center"/>
+        <w:rPr>
+          <w:rFonts w:ascii="Times New Roman" w:eastAsiaTheme="minorEastAsia" w:hAnsi="Times New Roman" w:cs="Times New Roman"/>
+          <w:sz w:val="20"/>
+          <w:szCs w:val="20"/>
+          <w:lang w:val="ru-RU"/>
+        </w:rPr>
+      </w:pPr>
+      <m:oMathPara>
+        <m:oMathParaPr>
+          <m:jc m:val="center"/>
+        </m:oMathParaPr>
+        <m:oMath>
+          <m:f>
+            <m:fPr>
+              <m:ctrlPr>
+                <w:rPr>
+                  <w:rFonts w:ascii="Cambria Math" w:hAnsi="Cambria Math" w:cs="Times New Roman"/>
+                  <w:i/>
+                  <w:sz w:val="20"/>
+                  <w:szCs w:val="20"/>
+                </w:rPr>
+              </m:ctrlPr>
+            </m:fPr>
+            <m:num>
+              <m:r>
+                <w:rPr>
+                  <w:rFonts w:ascii="Cambria Math" w:hAnsi="Cambria Math" w:cs="Times New Roman"/>
+                  <w:sz w:val="20"/>
+                  <w:szCs w:val="20"/>
+                </w:rPr>
+                <m:t>1</m:t>
+              </m:r>
+            </m:num>
+            <m:den>
+              <m:r>
+                <m:rPr>
+                  <m:sty m:val="p"/>
+                </m:rPr>
+                <w:rPr>
+                  <w:rFonts w:ascii="Cambria Math" w:hAnsi="Cambria Math"/>
+                  <w:sz w:val="20"/>
+                  <w:szCs w:val="20"/>
+                </w:rPr>
+                <m:t>ζ(-</m:t>
+              </m:r>
+              <m:r>
+                <w:rPr>
+                  <w:rFonts w:ascii="Cambria Math" w:hAnsi="Cambria Math"/>
+                  <w:sz w:val="20"/>
+                  <w:szCs w:val="20"/>
+                </w:rPr>
+                <m:t>A</m:t>
+              </m:r>
+              <m:r>
+                <m:rPr>
+                  <m:sty m:val="p"/>
+                </m:rPr>
+                <w:rPr>
+                  <w:rFonts w:ascii="Cambria Math" w:hAnsi="Cambria Math"/>
+                  <w:sz w:val="20"/>
+                  <w:szCs w:val="20"/>
+                </w:rPr>
+                <m:t>)</m:t>
+              </m:r>
+            </m:den>
+          </m:f>
+          <m:r>
+            <w:rPr>
+              <w:rFonts w:ascii="Cambria Math" w:eastAsia="Cambria Math" w:hAnsi="Cambria Math" w:cs="Times New Roman"/>
+              <w:sz w:val="20"/>
+              <w:szCs w:val="20"/>
+              <w:lang w:val="ru-RU"/>
+            </w:rPr>
+            <m:t xml:space="preserve"> </m:t>
+          </m:r>
+          <m:r>
+            <w:rPr>
+              <w:rFonts w:ascii="Cambria Math" w:eastAsia="Cambria Math" w:hAnsi="Cambria Math" w:cs="Times New Roman"/>
+              <w:sz w:val="20"/>
+              <w:szCs w:val="20"/>
+            </w:rPr>
+            <m:t>f</m:t>
+          </m:r>
+          <m:r>
+            <w:rPr>
+              <w:rFonts w:ascii="Cambria Math" w:eastAsia="Cambria Math" w:hAnsi="Cambria Math" w:cs="Times New Roman"/>
+              <w:sz w:val="20"/>
+              <w:szCs w:val="20"/>
+              <w:lang w:val="ru-RU"/>
+            </w:rPr>
+            <m:t>(</m:t>
+          </m:r>
+          <m:r>
+            <w:rPr>
+              <w:rFonts w:ascii="Cambria Math" w:eastAsia="Cambria Math" w:hAnsi="Cambria Math" w:cs="Times New Roman"/>
+              <w:sz w:val="20"/>
+              <w:szCs w:val="20"/>
+            </w:rPr>
+            <m:t>x</m:t>
+          </m:r>
+          <m:r>
+            <w:rPr>
+              <w:rFonts w:ascii="Cambria Math" w:eastAsia="Cambria Math" w:hAnsi="Cambria Math" w:cs="Times New Roman"/>
+              <w:sz w:val="20"/>
+              <w:szCs w:val="20"/>
+              <w:lang w:val="ru-RU"/>
+            </w:rPr>
+            <m:t>)</m:t>
+          </m:r>
+          <m:r>
+            <w:rPr>
+              <w:rFonts w:ascii="Cambria Math" w:hAnsi="Cambria Math" w:cs="Times New Roman"/>
+              <w:sz w:val="20"/>
+              <w:szCs w:val="20"/>
+              <w:lang w:val="ru-RU"/>
+            </w:rPr>
+            <m:t>=</m:t>
+          </m:r>
+          <m:nary>
+            <m:naryPr>
+              <m:chr m:val="∑"/>
+              <m:limLoc m:val="undOvr"/>
+              <m:ctrlPr>
+                <w:rPr>
+                  <w:rFonts w:ascii="Cambria Math" w:hAnsi="Cambria Math" w:cs="Times New Roman"/>
+                  <w:i/>
+                  <w:sz w:val="20"/>
+                  <w:szCs w:val="20"/>
+                </w:rPr>
+              </m:ctrlPr>
+            </m:naryPr>
+            <m:sub>
+              <m:r>
+                <w:rPr>
+                  <w:rFonts w:ascii="Cambria Math" w:hAnsi="Cambria Math" w:cs="Times New Roman"/>
+                  <w:sz w:val="20"/>
+                  <w:szCs w:val="20"/>
+                </w:rPr>
+                <m:t>n=1</m:t>
+              </m:r>
+            </m:sub>
+            <m:sup>
+              <m:r>
+                <w:rPr>
+                  <w:rFonts w:ascii="Cambria Math" w:hAnsi="Cambria Math" w:cs="Times New Roman"/>
+                  <w:sz w:val="20"/>
+                  <w:szCs w:val="20"/>
+                </w:rPr>
+                <m:t>∞</m:t>
+              </m:r>
+            </m:sup>
+            <m:e>
+              <m:r>
+                <w:rPr>
+                  <w:rFonts w:ascii="Cambria Math" w:hAnsi="Cambria Math" w:cs="Times New Roman"/>
+                  <w:sz w:val="20"/>
+                  <w:szCs w:val="20"/>
+                </w:rPr>
+                <m:t xml:space="preserve"> </m:t>
+              </m:r>
+            </m:e>
+          </m:nary>
+          <m:r>
+            <w:rPr>
+              <w:rFonts w:ascii="Cambria Math" w:eastAsia="Cambria Math" w:hAnsi="Cambria Math" w:cs="Times New Roman"/>
+              <w:sz w:val="20"/>
+              <w:szCs w:val="20"/>
+            </w:rPr>
+            <m:t>μ</m:t>
+          </m:r>
+          <m:d>
+            <m:dPr>
+              <m:ctrlPr>
+                <w:rPr>
+                  <w:rFonts w:ascii="Cambria Math" w:eastAsia="Cambria Math" w:hAnsi="Cambria Math" w:cs="Times New Roman"/>
+                  <w:i/>
+                  <w:sz w:val="20"/>
+                  <w:szCs w:val="20"/>
+                </w:rPr>
+              </m:ctrlPr>
+            </m:dPr>
+            <m:e>
+              <m:r>
+                <w:rPr>
+                  <w:rFonts w:ascii="Cambria Math" w:eastAsia="Cambria Math" w:hAnsi="Cambria Math" w:cs="Times New Roman"/>
+                  <w:sz w:val="20"/>
+                  <w:szCs w:val="20"/>
+                </w:rPr>
+                <m:t>n</m:t>
+              </m:r>
+            </m:e>
+          </m:d>
+          <m:r>
+            <w:rPr>
+              <w:rFonts w:ascii="Cambria Math" w:eastAsia="Cambria Math" w:hAnsi="Cambria Math" w:cs="Times New Roman"/>
+              <w:sz w:val="20"/>
+              <w:szCs w:val="20"/>
+            </w:rPr>
+            <m:t>f</m:t>
+          </m:r>
+          <m:d>
+            <m:dPr>
+              <m:ctrlPr>
+                <w:rPr>
+                  <w:rFonts w:ascii="Cambria Math" w:eastAsia="Cambria Math" w:hAnsi="Cambria Math" w:cs="Times New Roman"/>
+                  <w:i/>
+                  <w:sz w:val="20"/>
+                  <w:szCs w:val="20"/>
+                </w:rPr>
+              </m:ctrlPr>
+            </m:dPr>
+            <m:e>
+              <m:r>
+                <w:rPr>
+                  <w:rFonts w:ascii="Cambria Math" w:eastAsia="Cambria Math" w:hAnsi="Cambria Math" w:cs="Times New Roman"/>
+                  <w:sz w:val="20"/>
+                  <w:szCs w:val="20"/>
+                </w:rPr>
+                <m:t>nx</m:t>
+              </m:r>
+            </m:e>
+          </m:d>
+        </m:oMath>
+      </m:oMathPara>
+    </w:p>
+    <w:p>
+      <w:pPr>
+        <w:jc w:val="center"/>
+        <w:rPr>
+          <w:rFonts w:ascii="Times New Roman" w:eastAsiaTheme="minorEastAsia" w:hAnsi="Times New Roman" w:cs="Times New Roman"/>
+          <w:sz w:val="20"/>
+          <w:szCs w:val="20"/>
+          <w:lang w:val="ru-RU"/>
+        </w:rPr>
+      </w:pPr>
     </w:p>
     <w:p>
       <w:pPr>
@@ -2965,16 +4889,7 @@
               <w:szCs w:val="20"/>
               <w:lang w:val="ru-RU"/>
             </w:rPr>
-            <m:t xml:space="preserve"> </m:t>
-          </m:r>
-          <m:r>
-            <w:rPr>
-              <w:rFonts w:ascii="Cambria Math" w:hAnsi="Cambria Math" w:cs="Times New Roman"/>
-              <w:sz w:val="20"/>
-              <w:szCs w:val="20"/>
-              <w:lang w:val="ru-RU"/>
-            </w:rPr>
-            <m:t>f(x)=</m:t>
+            <m:t xml:space="preserve"> f(x)=</m:t>
           </m:r>
           <m:f>
             <m:fPr>
@@ -3879,15 +5794,7 @@
               <w:sz w:val="20"/>
               <w:szCs w:val="20"/>
             </w:rPr>
-            <m:t xml:space="preserve"> </m:t>
-          </m:r>
-          <m:r>
-            <w:rPr>
-              <w:rFonts w:ascii="Cambria Math" w:eastAsia="Cambria Math" w:hAnsi="Cambria Math" w:cs="Times New Roman"/>
-              <w:sz w:val="20"/>
-              <w:szCs w:val="20"/>
-            </w:rPr>
-            <m:t>c</m:t>
+            <m:t xml:space="preserve"> c</m:t>
           </m:r>
           <m:r>
             <w:rPr>
@@ -4125,15 +6032,7 @@
               <w:sz w:val="20"/>
               <w:szCs w:val="20"/>
             </w:rPr>
-            <m:t xml:space="preserve"> </m:t>
-          </m:r>
-          <m:r>
-            <w:rPr>
-              <w:rFonts w:ascii="Cambria Math" w:eastAsia="Cambria Math" w:hAnsi="Cambria Math" w:cs="Times New Roman"/>
-              <w:sz w:val="20"/>
-              <w:szCs w:val="20"/>
-            </w:rPr>
-            <m:t>c</m:t>
+            <m:t xml:space="preserve"> c</m:t>
           </m:r>
           <m:r>
             <w:rPr>
@@ -4371,15 +6270,7 @@
               <w:sz w:val="20"/>
               <w:szCs w:val="20"/>
             </w:rPr>
-            <m:t xml:space="preserve"> </m:t>
-          </m:r>
-          <m:r>
-            <w:rPr>
-              <w:rFonts w:ascii="Cambria Math" w:eastAsia="Cambria Math" w:hAnsi="Cambria Math" w:cs="Times New Roman"/>
-              <w:sz w:val="20"/>
-              <w:szCs w:val="20"/>
-            </w:rPr>
-            <m:t>c</m:t>
+            <m:t xml:space="preserve"> c</m:t>
           </m:r>
           <m:r>
             <w:rPr>
@@ -4617,15 +6508,7 @@
               <w:sz w:val="20"/>
               <w:szCs w:val="20"/>
             </w:rPr>
-            <m:t xml:space="preserve"> </m:t>
-          </m:r>
-          <m:r>
-            <w:rPr>
-              <w:rFonts w:ascii="Cambria Math" w:eastAsia="Cambria Math" w:hAnsi="Cambria Math" w:cs="Times New Roman"/>
-              <w:sz w:val="20"/>
-              <w:szCs w:val="20"/>
-            </w:rPr>
-            <m:t>cos</m:t>
+            <m:t xml:space="preserve"> cos</m:t>
           </m:r>
           <m:d>
             <m:dPr>
@@ -4851,15 +6734,7 @@
               <w:sz w:val="20"/>
               <w:szCs w:val="20"/>
             </w:rPr>
-            <m:t xml:space="preserve"> </m:t>
-          </m:r>
-          <m:r>
-            <w:rPr>
-              <w:rFonts w:ascii="Cambria Math" w:eastAsia="Cambria Math" w:hAnsi="Cambria Math" w:cs="Times New Roman"/>
-              <w:sz w:val="20"/>
-              <w:szCs w:val="20"/>
-            </w:rPr>
-            <m:t>cos</m:t>
+            <m:t xml:space="preserve"> cos</m:t>
           </m:r>
           <m:d>
             <m:dPr>
@@ -5160,6 +7035,7 @@
           <w:rFonts w:ascii="Cambria Math" w:eastAsiaTheme="minorEastAsia" w:hAnsi="Cambria Math" w:cs="Times New Roman"/>
           <w:sz w:val="20"/>
           <w:szCs w:val="20"/>
+          <w:lang w:val="ru-RU"/>
         </w:rPr>
         <w:t>2</w:t>
       </w:r>
@@ -5383,16 +7259,7 @@
                       <w:szCs w:val="20"/>
                       <w:lang w:val="ru-RU"/>
                     </w:rPr>
-                    <m:t>2</m:t>
-                  </m:r>
-                  <m:r>
-                    <w:rPr>
-                      <w:rFonts w:ascii="Cambria Math" w:eastAsia="Cambria Math" w:hAnsi="Cambria Math" w:cs="Times New Roman"/>
-                      <w:sz w:val="20"/>
-                      <w:szCs w:val="20"/>
-                      <w:lang w:val="ru-RU"/>
-                    </w:rPr>
-                    <m:t>n</m:t>
+                    <m:t>2n</m:t>
                   </m:r>
                 </m:sup>
               </m:sSup>
@@ -5513,16 +7380,7 @@
                       <w:szCs w:val="20"/>
                       <w:lang w:val="ru-RU"/>
                     </w:rPr>
-                    <m:t>2</m:t>
-                  </m:r>
-                  <m:r>
-                    <w:rPr>
-                      <w:rFonts w:ascii="Cambria Math" w:eastAsia="Cambria Math" w:hAnsi="Cambria Math" w:cs="Times New Roman"/>
-                      <w:sz w:val="20"/>
-                      <w:szCs w:val="20"/>
-                      <w:lang w:val="ru-RU"/>
-                    </w:rPr>
-                    <m:t>n</m:t>
+                    <m:t>2n</m:t>
                   </m:r>
                 </m:sup>
               </m:sSup>
@@ -5668,16 +7526,7 @@
               <w:szCs w:val="20"/>
               <w:lang w:val="ru-RU"/>
             </w:rPr>
-            <m:t xml:space="preserve"> </m:t>
-          </m:r>
-          <m:r>
-            <w:rPr>
-              <w:rFonts w:ascii="Cambria Math" w:hAnsi="Cambria Math" w:cs="Times New Roman"/>
-              <w:sz w:val="20"/>
-              <w:szCs w:val="20"/>
-              <w:lang w:val="ru-RU"/>
-            </w:rPr>
-            <m:t>f(x)=</m:t>
+            <m:t xml:space="preserve"> f(x)=</m:t>
           </m:r>
           <m:f>
             <m:fPr>
@@ -6249,15 +8098,7 @@
                       <w:sz w:val="20"/>
                       <w:szCs w:val="20"/>
                     </w:rPr>
-                    <m:t>x(y+1)</m:t>
-                  </m:r>
-                  <m:r>
-                    <w:rPr>
-                      <w:rFonts w:ascii="Cambria Math" w:hAnsi="Cambria Math" w:cs="Times New Roman"/>
-                      <w:sz w:val="20"/>
-                      <w:szCs w:val="20"/>
-                    </w:rPr>
-                    <m:t>/2</m:t>
+                    <m:t>x(y+1)/2</m:t>
                   </m:r>
                 </m:e>
               </m:rad>
@@ -6312,15 +8153,7 @@
                       <w:sz w:val="20"/>
                       <w:szCs w:val="20"/>
                     </w:rPr>
-                    <m:t>x(y-1)</m:t>
-                  </m:r>
-                  <m:r>
-                    <w:rPr>
-                      <w:rFonts w:ascii="Cambria Math" w:hAnsi="Cambria Math" w:cs="Times New Roman"/>
-                      <w:sz w:val="20"/>
-                      <w:szCs w:val="20"/>
-                    </w:rPr>
-                    <m:t>/2</m:t>
+                    <m:t>x(y-1)/2</m:t>
                   </m:r>
                 </m:e>
               </m:rad>
@@ -6995,23 +8828,7 @@
                       <w:sz w:val="20"/>
                       <w:szCs w:val="20"/>
                     </w:rPr>
-                    <m:t>x(y</m:t>
-                  </m:r>
-                  <m:r>
-                    <w:rPr>
-                      <w:rFonts w:ascii="Cambria Math" w:hAnsi="Cambria Math" w:cs="Times New Roman"/>
-                      <w:sz w:val="20"/>
-                      <w:szCs w:val="20"/>
-                    </w:rPr>
-                    <m:t>-</m:t>
-                  </m:r>
-                  <m:r>
-                    <w:rPr>
-                      <w:rFonts w:ascii="Cambria Math" w:hAnsi="Cambria Math" w:cs="Times New Roman"/>
-                      <w:sz w:val="20"/>
-                      <w:szCs w:val="20"/>
-                    </w:rPr>
-                    <m:t>1)/2</m:t>
+                    <m:t>x(y-1)/2</m:t>
                   </m:r>
                 </m:e>
               </m:rad>
@@ -8320,8 +10137,6 @@
         </w:rPr>
         <w:t>:</w:t>
       </w:r>
-      <w:bookmarkStart w:id="0" w:name="_GoBack"/>
-      <w:bookmarkEnd w:id="0"/>
     </w:p>
     <w:p>
       <w:pPr>
@@ -9304,15 +11119,7 @@
               <w:sz w:val="20"/>
               <w:szCs w:val="20"/>
             </w:rPr>
-            <m:t xml:space="preserve"> </m:t>
-          </m:r>
-          <m:r>
-            <w:rPr>
-              <w:rFonts w:ascii="Cambria Math" w:eastAsia="Cambria Math" w:hAnsi="Cambria Math" w:cs="Times New Roman"/>
-              <w:sz w:val="20"/>
-              <w:szCs w:val="20"/>
-            </w:rPr>
-            <m:t>ch</m:t>
+            <m:t xml:space="preserve"> ch</m:t>
           </m:r>
           <m:d>
             <m:dPr>
@@ -9371,15 +11178,7 @@
                   <w:sz w:val="20"/>
                   <w:szCs w:val="20"/>
                 </w:rPr>
-                <m:t>x</m:t>
-              </m:r>
-              <m:r>
-                <w:rPr>
-                  <w:rFonts w:ascii="Cambria Math" w:eastAsia="Cambria Math" w:hAnsi="Cambria Math" w:cs="Times New Roman"/>
-                  <w:sz w:val="20"/>
-                  <w:szCs w:val="20"/>
-                </w:rPr>
-                <m:t>y</m:t>
+                <m:t>xy</m:t>
               </m:r>
             </m:e>
           </m:d>
@@ -9563,15 +11362,7 @@
               <w:sz w:val="20"/>
               <w:szCs w:val="20"/>
             </w:rPr>
-            <m:t>s</m:t>
-          </m:r>
-          <m:r>
-            <w:rPr>
-              <w:rFonts w:ascii="Cambria Math" w:eastAsia="Cambria Math" w:hAnsi="Cambria Math" w:cs="Times New Roman"/>
-              <w:sz w:val="20"/>
-              <w:szCs w:val="20"/>
-            </w:rPr>
-            <m:t>h</m:t>
+            <m:t>sh</m:t>
           </m:r>
           <m:d>
             <m:dPr>
@@ -9756,23 +11547,7 @@
               <w:sz w:val="20"/>
               <w:szCs w:val="20"/>
             </w:rPr>
-            <m:t xml:space="preserve"> </m:t>
-          </m:r>
-          <m:r>
-            <w:rPr>
-              <w:rFonts w:ascii="Cambria Math" w:eastAsia="Cambria Math" w:hAnsi="Cambria Math" w:cs="Times New Roman"/>
-              <w:sz w:val="20"/>
-              <w:szCs w:val="20"/>
-            </w:rPr>
-            <m:t>s</m:t>
-          </m:r>
-          <m:r>
-            <w:rPr>
-              <w:rFonts w:ascii="Cambria Math" w:eastAsia="Cambria Math" w:hAnsi="Cambria Math" w:cs="Times New Roman"/>
-              <w:sz w:val="20"/>
-              <w:szCs w:val="20"/>
-            </w:rPr>
-            <m:t>h</m:t>
+            <m:t xml:space="preserve"> sh</m:t>
           </m:r>
           <m:d>
             <m:dPr>
@@ -9811,15 +11586,7 @@
               <w:sz w:val="20"/>
               <w:szCs w:val="20"/>
             </w:rPr>
-            <m:t>s</m:t>
-          </m:r>
-          <m:r>
-            <w:rPr>
-              <w:rFonts w:ascii="Cambria Math" w:eastAsia="Cambria Math" w:hAnsi="Cambria Math" w:cs="Times New Roman"/>
-              <w:sz w:val="20"/>
-              <w:szCs w:val="20"/>
-            </w:rPr>
-            <m:t>h</m:t>
+            <m:t>sh</m:t>
           </m:r>
           <m:d>
             <m:dPr>
@@ -10023,15 +11790,7 @@
               <w:sz w:val="20"/>
               <w:szCs w:val="20"/>
             </w:rPr>
-            <m:t>c</m:t>
-          </m:r>
-          <m:r>
-            <w:rPr>
-              <w:rFonts w:ascii="Cambria Math" w:eastAsia="Cambria Math" w:hAnsi="Cambria Math" w:cs="Times New Roman"/>
-              <w:sz w:val="20"/>
-              <w:szCs w:val="20"/>
-            </w:rPr>
-            <m:t>h</m:t>
+            <m:t>ch</m:t>
           </m:r>
           <m:d>
             <m:dPr>
@@ -10341,23 +12100,7 @@
                   <w:sz w:val="20"/>
                   <w:szCs w:val="20"/>
                 </w:rPr>
-                <m:t>arch(</m:t>
-              </m:r>
-              <m:r>
-                <w:rPr>
-                  <w:rFonts w:ascii="Cambria Math" w:hAnsi="Cambria Math" w:cs="Times New Roman"/>
-                  <w:sz w:val="20"/>
-                  <w:szCs w:val="20"/>
-                </w:rPr>
-                <m:t>y</m:t>
-              </m:r>
-              <m:r>
-                <w:rPr>
-                  <w:rFonts w:ascii="Cambria Math" w:hAnsi="Cambria Math" w:cs="Times New Roman"/>
-                  <w:sz w:val="20"/>
-                  <w:szCs w:val="20"/>
-                </w:rPr>
-                <m:t>)</m:t>
+                <m:t>arch(y)</m:t>
               </m:r>
             </m:num>
             <m:den>
@@ -10621,16 +12364,7 @@
                               <w:szCs w:val="20"/>
                               <w:lang w:val="ru-RU"/>
                             </w:rPr>
-                            <m:t>+</m:t>
-                          </m:r>
-                          <m:r>
-                            <w:rPr>
-                              <w:rFonts w:ascii="Cambria Math" w:eastAsia="Cambria Math" w:hAnsi="Cambria Math" w:cs="Times New Roman"/>
-                              <w:sz w:val="20"/>
-                              <w:szCs w:val="20"/>
-                              <w:lang w:val="ru-RU"/>
-                            </w:rPr>
-                            <m:t>1</m:t>
+                            <m:t>+1</m:t>
                           </m:r>
                         </m:e>
                       </m:rad>
@@ -10686,25 +12420,7 @@
                       <w:szCs w:val="20"/>
                       <w:lang w:val="ru-RU"/>
                     </w:rPr>
-                    <m:t>2</m:t>
-                  </m:r>
-                  <m:r>
-                    <w:rPr>
-                      <w:rFonts w:ascii="Cambria Math" w:eastAsia="Cambria Math" w:hAnsi="Cambria Math" w:cs="Times New Roman"/>
-                      <w:sz w:val="20"/>
-                      <w:szCs w:val="20"/>
-                      <w:lang w:val="ru-RU"/>
-                    </w:rPr>
-                    <m:t>n+</m:t>
-                  </m:r>
-                  <m:r>
-                    <w:rPr>
-                      <w:rFonts w:ascii="Cambria Math" w:eastAsia="Cambria Math" w:hAnsi="Cambria Math" w:cs="Times New Roman"/>
-                      <w:sz w:val="20"/>
-                      <w:szCs w:val="20"/>
-                      <w:lang w:val="ru-RU"/>
-                    </w:rPr>
-                    <m:t>2</m:t>
+                    <m:t>2n+2</m:t>
                   </m:r>
                 </m:sup>
               </m:sSup>
@@ -10769,16 +12485,7 @@
                               <w:szCs w:val="20"/>
                               <w:lang w:val="ru-RU"/>
                             </w:rPr>
-                            <m:t>+</m:t>
-                          </m:r>
-                          <m:r>
-                            <w:rPr>
-                              <w:rFonts w:ascii="Cambria Math" w:eastAsia="Cambria Math" w:hAnsi="Cambria Math" w:cs="Times New Roman"/>
-                              <w:sz w:val="20"/>
-                              <w:szCs w:val="20"/>
-                              <w:lang w:val="ru-RU"/>
-                            </w:rPr>
-                            <m:t>1</m:t>
+                            <m:t>+1</m:t>
                           </m:r>
                         </m:e>
                       </m:rad>
@@ -10834,25 +12541,7 @@
                       <w:szCs w:val="20"/>
                       <w:lang w:val="ru-RU"/>
                     </w:rPr>
-                    <m:t>2</m:t>
-                  </m:r>
-                  <m:r>
-                    <w:rPr>
-                      <w:rFonts w:ascii="Cambria Math" w:eastAsia="Cambria Math" w:hAnsi="Cambria Math" w:cs="Times New Roman"/>
-                      <w:sz w:val="20"/>
-                      <w:szCs w:val="20"/>
-                      <w:lang w:val="ru-RU"/>
-                    </w:rPr>
-                    <m:t>n+</m:t>
-                  </m:r>
-                  <m:r>
-                    <w:rPr>
-                      <w:rFonts w:ascii="Cambria Math" w:eastAsia="Cambria Math" w:hAnsi="Cambria Math" w:cs="Times New Roman"/>
-                      <w:sz w:val="20"/>
-                      <w:szCs w:val="20"/>
-                      <w:lang w:val="ru-RU"/>
-                    </w:rPr>
-                    <m:t>2</m:t>
+                    <m:t>2n+2</m:t>
                   </m:r>
                 </m:sup>
               </m:sSup>
@@ -10887,16 +12576,7 @@
                       <w:szCs w:val="20"/>
                       <w:lang w:val="ru-RU"/>
                     </w:rPr>
-                    <m:t>n+</m:t>
-                  </m:r>
-                  <m:r>
-                    <w:rPr>
-                      <w:rFonts w:ascii="Cambria Math" w:eastAsia="Cambria Math" w:hAnsi="Cambria Math" w:cs="Times New Roman"/>
-                      <w:sz w:val="20"/>
-                      <w:szCs w:val="20"/>
-                      <w:lang w:val="ru-RU"/>
-                    </w:rPr>
-                    <m:t>2</m:t>
+                    <m:t>n+2</m:t>
                   </m:r>
                 </m:sup>
               </m:sSup>
@@ -13650,7 +15330,7 @@
 </file>
 
 <file path=word/styles.xml><?xml version="1.0" encoding="utf-8"?>
-<w:styles xmlns:mc="http://schemas.openxmlformats.org/markup-compatibility/2006" xmlns:r="http://schemas.openxmlformats.org/officeDocument/2006/relationships" xmlns:w="http://schemas.openxmlformats.org/wordprocessingml/2006/main" xmlns:w14="http://schemas.microsoft.com/office/word/2010/wordml" mc:Ignorable="w14">
+<w:styles xmlns:mc="http://schemas.openxmlformats.org/markup-compatibility/2006" xmlns:r="http://schemas.openxmlformats.org/officeDocument/2006/relationships" xmlns:w="http://schemas.openxmlformats.org/wordprocessingml/2006/main" xmlns:w14="http://schemas.microsoft.com/office/word/2010/wordml" xmlns:w15="http://schemas.microsoft.com/office/word/2012/wordml" xmlns:w16cex="http://schemas.microsoft.com/office/word/2018/wordml/cex" xmlns:w16cid="http://schemas.microsoft.com/office/word/2016/wordml/cid" xmlns:w16="http://schemas.microsoft.com/office/word/2018/wordml" xmlns:w16du="http://schemas.microsoft.com/office/word/2023/wordml/word16du" xmlns:w16sdtdh="http://schemas.microsoft.com/office/word/2020/wordml/sdtdatahash" xmlns:w16sdtfl="http://schemas.microsoft.com/office/word/2024/wordml/sdtformatlock" xmlns:w16se="http://schemas.microsoft.com/office/word/2015/wordml/symex" mc:Ignorable="w14 w15 w16se w16cid w16 w16cex w16sdtdh w16sdtfl w16du">
   <w:docDefaults>
     <w:rPrDefault>
       <w:rPr>
@@ -13666,155 +15346,394 @@
       </w:pPr>
     </w:pPrDefault>
   </w:docDefaults>
-  <w:latentStyles w:defLockedState="0" w:defUIPriority="99" w:defSemiHidden="1" w:defUnhideWhenUsed="1" w:defQFormat="0" w:count="267">
-    <w:lsdException w:name="Normal" w:semiHidden="0" w:uiPriority="0" w:unhideWhenUsed="0" w:qFormat="1"/>
-    <w:lsdException w:name="heading 1" w:semiHidden="0" w:uiPriority="9" w:unhideWhenUsed="0" w:qFormat="1"/>
-    <w:lsdException w:name="heading 2" w:uiPriority="9" w:qFormat="1"/>
-    <w:lsdException w:name="heading 3" w:uiPriority="9" w:qFormat="1"/>
-    <w:lsdException w:name="heading 4" w:uiPriority="9" w:qFormat="1"/>
-    <w:lsdException w:name="heading 5" w:uiPriority="9" w:qFormat="1"/>
-    <w:lsdException w:name="heading 6" w:uiPriority="9" w:qFormat="1"/>
-    <w:lsdException w:name="heading 7" w:uiPriority="9" w:qFormat="1"/>
-    <w:lsdException w:name="heading 8" w:uiPriority="9" w:qFormat="1"/>
-    <w:lsdException w:name="heading 9" w:uiPriority="9" w:qFormat="1"/>
-    <w:lsdException w:name="toc 1" w:uiPriority="39"/>
-    <w:lsdException w:name="toc 2" w:uiPriority="39"/>
-    <w:lsdException w:name="toc 3" w:uiPriority="39"/>
-    <w:lsdException w:name="toc 4" w:uiPriority="39"/>
-    <w:lsdException w:name="toc 5" w:uiPriority="39"/>
-    <w:lsdException w:name="toc 6" w:uiPriority="39"/>
-    <w:lsdException w:name="toc 7" w:uiPriority="39"/>
-    <w:lsdException w:name="toc 8" w:uiPriority="39"/>
-    <w:lsdException w:name="toc 9" w:uiPriority="39"/>
-    <w:lsdException w:name="caption" w:uiPriority="35" w:qFormat="1"/>
-    <w:lsdException w:name="Title" w:semiHidden="0" w:uiPriority="10" w:unhideWhenUsed="0" w:qFormat="1"/>
-    <w:lsdException w:name="Default Paragraph Font" w:uiPriority="1"/>
-    <w:lsdException w:name="Subtitle" w:semiHidden="0" w:uiPriority="11" w:unhideWhenUsed="0" w:qFormat="1"/>
-    <w:lsdException w:name="Strong" w:semiHidden="0" w:uiPriority="22" w:unhideWhenUsed="0" w:qFormat="1"/>
-    <w:lsdException w:name="Emphasis" w:semiHidden="0" w:uiPriority="20" w:unhideWhenUsed="0" w:qFormat="1"/>
-    <w:lsdException w:name="Table Grid" w:semiHidden="0" w:uiPriority="59" w:unhideWhenUsed="0"/>
-    <w:lsdException w:name="Placeholder Text" w:unhideWhenUsed="0"/>
-    <w:lsdException w:name="No Spacing" w:semiHidden="0" w:uiPriority="1" w:unhideWhenUsed="0" w:qFormat="1"/>
-    <w:lsdException w:name="Light Shading" w:semiHidden="0" w:uiPriority="60" w:unhideWhenUsed="0"/>
-    <w:lsdException w:name="Light List" w:semiHidden="0" w:uiPriority="61" w:unhideWhenUsed="0"/>
-    <w:lsdException w:name="Light Grid" w:semiHidden="0" w:uiPriority="62" w:unhideWhenUsed="0"/>
-    <w:lsdException w:name="Medium Shading 1" w:semiHidden="0" w:uiPriority="63" w:unhideWhenUsed="0"/>
-    <w:lsdException w:name="Medium Shading 2" w:semiHidden="0" w:uiPriority="64" w:unhideWhenUsed="0"/>
-    <w:lsdException w:name="Medium List 1" w:semiHidden="0" w:uiPriority="65" w:unhideWhenUsed="0"/>
-    <w:lsdException w:name="Medium List 2" w:semiHidden="0" w:uiPriority="66" w:unhideWhenUsed="0"/>
-    <w:lsdException w:name="Medium Grid 1" w:semiHidden="0" w:uiPriority="67" w:unhideWhenUsed="0"/>
-    <w:lsdException w:name="Medium Grid 2" w:semiHidden="0" w:uiPriority="68" w:unhideWhenUsed="0"/>
-    <w:lsdException w:name="Medium Grid 3" w:semiHidden="0" w:uiPriority="69" w:unhideWhenUsed="0"/>
-    <w:lsdException w:name="Dark List" w:semiHidden="0" w:uiPriority="70" w:unhideWhenUsed="0"/>
-    <w:lsdException w:name="Colorful Shading" w:semiHidden="0" w:uiPriority="71" w:unhideWhenUsed="0"/>
-    <w:lsdException w:name="Colorful List" w:semiHidden="0" w:uiPriority="72" w:unhideWhenUsed="0"/>
-    <w:lsdException w:name="Colorful Grid" w:semiHidden="0" w:uiPriority="73" w:unhideWhenUsed="0"/>
-    <w:lsdException w:name="Light Shading Accent 1" w:semiHidden="0" w:uiPriority="60" w:unhideWhenUsed="0"/>
-    <w:lsdException w:name="Light List Accent 1" w:semiHidden="0" w:uiPriority="61" w:unhideWhenUsed="0"/>
-    <w:lsdException w:name="Light Grid Accent 1" w:semiHidden="0" w:uiPriority="62" w:unhideWhenUsed="0"/>
-    <w:lsdException w:name="Medium Shading 1 Accent 1" w:semiHidden="0" w:uiPriority="63" w:unhideWhenUsed="0"/>
-    <w:lsdException w:name="Medium Shading 2 Accent 1" w:semiHidden="0" w:uiPriority="64" w:unhideWhenUsed="0"/>
-    <w:lsdException w:name="Medium List 1 Accent 1" w:semiHidden="0" w:uiPriority="65" w:unhideWhenUsed="0"/>
-    <w:lsdException w:name="Revision" w:unhideWhenUsed="0"/>
-    <w:lsdException w:name="List Paragraph" w:semiHidden="0" w:uiPriority="34" w:unhideWhenUsed="0" w:qFormat="1"/>
-    <w:lsdException w:name="Quote" w:semiHidden="0" w:uiPriority="29" w:unhideWhenUsed="0" w:qFormat="1"/>
-    <w:lsdException w:name="Intense Quote" w:semiHidden="0" w:uiPriority="30" w:unhideWhenUsed="0" w:qFormat="1"/>
-    <w:lsdException w:name="Medium List 2 Accent 1" w:semiHidden="0" w:uiPriority="66" w:unhideWhenUsed="0"/>
-    <w:lsdException w:name="Medium Grid 1 Accent 1" w:semiHidden="0" w:uiPriority="67" w:unhideWhenUsed="0"/>
-    <w:lsdException w:name="Medium Grid 2 Accent 1" w:semiHidden="0" w:uiPriority="68" w:unhideWhenUsed="0"/>
-    <w:lsdException w:name="Medium Grid 3 Accent 1" w:semiHidden="0" w:uiPriority="69" w:unhideWhenUsed="0"/>
-    <w:lsdException w:name="Dark List Accent 1" w:semiHidden="0" w:uiPriority="70" w:unhideWhenUsed="0"/>
-    <w:lsdException w:name="Colorful Shading Accent 1" w:semiHidden="0" w:uiPriority="71" w:unhideWhenUsed="0"/>
-    <w:lsdException w:name="Colorful List Accent 1" w:semiHidden="0" w:uiPriority="72" w:unhideWhenUsed="0"/>
-    <w:lsdException w:name="Colorful Grid Accent 1" w:semiHidden="0" w:uiPriority="73" w:unhideWhenUsed="0"/>
-    <w:lsdException w:name="Light Shading Accent 2" w:semiHidden="0" w:uiPriority="60" w:unhideWhenUsed="0"/>
-    <w:lsdException w:name="Light List Accent 2" w:semiHidden="0" w:uiPriority="61" w:unhideWhenUsed="0"/>
-    <w:lsdException w:name="Light Grid Accent 2" w:semiHidden="0" w:uiPriority="62" w:unhideWhenUsed="0"/>
-    <w:lsdException w:name="Medium Shading 1 Accent 2" w:semiHidden="0" w:uiPriority="63" w:unhideWhenUsed="0"/>
-    <w:lsdException w:name="Medium Shading 2 Accent 2" w:semiHidden="0" w:uiPriority="64" w:unhideWhenUsed="0"/>
-    <w:lsdException w:name="Medium List 1 Accent 2" w:semiHidden="0" w:uiPriority="65" w:unhideWhenUsed="0"/>
-    <w:lsdException w:name="Medium List 2 Accent 2" w:semiHidden="0" w:uiPriority="66" w:unhideWhenUsed="0"/>
-    <w:lsdException w:name="Medium Grid 1 Accent 2" w:semiHidden="0" w:uiPriority="67" w:unhideWhenUsed="0"/>
-    <w:lsdException w:name="Medium Grid 2 Accent 2" w:semiHidden="0" w:uiPriority="68" w:unhideWhenUsed="0"/>
-    <w:lsdException w:name="Medium Grid 3 Accent 2" w:semiHidden="0" w:uiPriority="69" w:unhideWhenUsed="0"/>
-    <w:lsdException w:name="Dark List Accent 2" w:semiHidden="0" w:uiPriority="70" w:unhideWhenUsed="0"/>
-    <w:lsdException w:name="Colorful Shading Accent 2" w:semiHidden="0" w:uiPriority="71" w:unhideWhenUsed="0"/>
-    <w:lsdException w:name="Colorful List Accent 2" w:semiHidden="0" w:uiPriority="72" w:unhideWhenUsed="0"/>
-    <w:lsdException w:name="Colorful Grid Accent 2" w:semiHidden="0" w:uiPriority="73" w:unhideWhenUsed="0"/>
-    <w:lsdException w:name="Light Shading Accent 3" w:semiHidden="0" w:uiPriority="60" w:unhideWhenUsed="0"/>
-    <w:lsdException w:name="Light List Accent 3" w:semiHidden="0" w:uiPriority="61" w:unhideWhenUsed="0"/>
-    <w:lsdException w:name="Light Grid Accent 3" w:semiHidden="0" w:uiPriority="62" w:unhideWhenUsed="0"/>
-    <w:lsdException w:name="Medium Shading 1 Accent 3" w:semiHidden="0" w:uiPriority="63" w:unhideWhenUsed="0"/>
-    <w:lsdException w:name="Medium Shading 2 Accent 3" w:semiHidden="0" w:uiPriority="64" w:unhideWhenUsed="0"/>
-    <w:lsdException w:name="Medium List 1 Accent 3" w:semiHidden="0" w:uiPriority="65" w:unhideWhenUsed="0"/>
-    <w:lsdException w:name="Medium List 2 Accent 3" w:semiHidden="0" w:uiPriority="66" w:unhideWhenUsed="0"/>
-    <w:lsdException w:name="Medium Grid 1 Accent 3" w:semiHidden="0" w:uiPriority="67" w:unhideWhenUsed="0"/>
-    <w:lsdException w:name="Medium Grid 2 Accent 3" w:semiHidden="0" w:uiPriority="68" w:unhideWhenUsed="0"/>
-    <w:lsdException w:name="Medium Grid 3 Accent 3" w:semiHidden="0" w:uiPriority="69" w:unhideWhenUsed="0"/>
-    <w:lsdException w:name="Dark List Accent 3" w:semiHidden="0" w:uiPriority="70" w:unhideWhenUsed="0"/>
-    <w:lsdException w:name="Colorful Shading Accent 3" w:semiHidden="0" w:uiPriority="71" w:unhideWhenUsed="0"/>
-    <w:lsdException w:name="Colorful List Accent 3" w:semiHidden="0" w:uiPriority="72" w:unhideWhenUsed="0"/>
-    <w:lsdException w:name="Colorful Grid Accent 3" w:semiHidden="0" w:uiPriority="73" w:unhideWhenUsed="0"/>
-    <w:lsdException w:name="Light Shading Accent 4" w:semiHidden="0" w:uiPriority="60" w:unhideWhenUsed="0"/>
-    <w:lsdException w:name="Light List Accent 4" w:semiHidden="0" w:uiPriority="61" w:unhideWhenUsed="0"/>
-    <w:lsdException w:name="Light Grid Accent 4" w:semiHidden="0" w:uiPriority="62" w:unhideWhenUsed="0"/>
-    <w:lsdException w:name="Medium Shading 1 Accent 4" w:semiHidden="0" w:uiPriority="63" w:unhideWhenUsed="0"/>
-    <w:lsdException w:name="Medium Shading 2 Accent 4" w:semiHidden="0" w:uiPriority="64" w:unhideWhenUsed="0"/>
-    <w:lsdException w:name="Medium List 1 Accent 4" w:semiHidden="0" w:uiPriority="65" w:unhideWhenUsed="0"/>
-    <w:lsdException w:name="Medium List 2 Accent 4" w:semiHidden="0" w:uiPriority="66" w:unhideWhenUsed="0"/>
-    <w:lsdException w:name="Medium Grid 1 Accent 4" w:semiHidden="0" w:uiPriority="67" w:unhideWhenUsed="0"/>
-    <w:lsdException w:name="Medium Grid 2 Accent 4" w:semiHidden="0" w:uiPriority="68" w:unhideWhenUsed="0"/>
-    <w:lsdException w:name="Medium Grid 3 Accent 4" w:semiHidden="0" w:uiPriority="69" w:unhideWhenUsed="0"/>
-    <w:lsdException w:name="Dark List Accent 4" w:semiHidden="0" w:uiPriority="70" w:unhideWhenUsed="0"/>
-    <w:lsdException w:name="Colorful Shading Accent 4" w:semiHidden="0" w:uiPriority="71" w:unhideWhenUsed="0"/>
-    <w:lsdException w:name="Colorful List Accent 4" w:semiHidden="0" w:uiPriority="72" w:unhideWhenUsed="0"/>
-    <w:lsdException w:name="Colorful Grid Accent 4" w:semiHidden="0" w:uiPriority="73" w:unhideWhenUsed="0"/>
-    <w:lsdException w:name="Light Shading Accent 5" w:semiHidden="0" w:uiPriority="60" w:unhideWhenUsed="0"/>
-    <w:lsdException w:name="Light List Accent 5" w:semiHidden="0" w:uiPriority="61" w:unhideWhenUsed="0"/>
-    <w:lsdException w:name="Light Grid Accent 5" w:semiHidden="0" w:uiPriority="62" w:unhideWhenUsed="0"/>
-    <w:lsdException w:name="Medium Shading 1 Accent 5" w:semiHidden="0" w:uiPriority="63" w:unhideWhenUsed="0"/>
-    <w:lsdException w:name="Medium Shading 2 Accent 5" w:semiHidden="0" w:uiPriority="64" w:unhideWhenUsed="0"/>
-    <w:lsdException w:name="Medium List 1 Accent 5" w:semiHidden="0" w:uiPriority="65" w:unhideWhenUsed="0"/>
-    <w:lsdException w:name="Medium List 2 Accent 5" w:semiHidden="0" w:uiPriority="66" w:unhideWhenUsed="0"/>
-    <w:lsdException w:name="Medium Grid 1 Accent 5" w:semiHidden="0" w:uiPriority="67" w:unhideWhenUsed="0"/>
-    <w:lsdException w:name="Medium Grid 2 Accent 5" w:semiHidden="0" w:uiPriority="68" w:unhideWhenUsed="0"/>
-    <w:lsdException w:name="Medium Grid 3 Accent 5" w:semiHidden="0" w:uiPriority="69" w:unhideWhenUsed="0"/>
-    <w:lsdException w:name="Dark List Accent 5" w:semiHidden="0" w:uiPriority="70" w:unhideWhenUsed="0"/>
-    <w:lsdException w:name="Colorful Shading Accent 5" w:semiHidden="0" w:uiPriority="71" w:unhideWhenUsed="0"/>
-    <w:lsdException w:name="Colorful List Accent 5" w:semiHidden="0" w:uiPriority="72" w:unhideWhenUsed="0"/>
-    <w:lsdException w:name="Colorful Grid Accent 5" w:semiHidden="0" w:uiPriority="73" w:unhideWhenUsed="0"/>
-    <w:lsdException w:name="Light Shading Accent 6" w:semiHidden="0" w:uiPriority="60" w:unhideWhenUsed="0"/>
-    <w:lsdException w:name="Light List Accent 6" w:semiHidden="0" w:uiPriority="61" w:unhideWhenUsed="0"/>
-    <w:lsdException w:name="Light Grid Accent 6" w:semiHidden="0" w:uiPriority="62" w:unhideWhenUsed="0"/>
-    <w:lsdException w:name="Medium Shading 1 Accent 6" w:semiHidden="0" w:uiPriority="63" w:unhideWhenUsed="0"/>
-    <w:lsdException w:name="Medium Shading 2 Accent 6" w:semiHidden="0" w:uiPriority="64" w:unhideWhenUsed="0"/>
-    <w:lsdException w:name="Medium List 1 Accent 6" w:semiHidden="0" w:uiPriority="65" w:unhideWhenUsed="0"/>
-    <w:lsdException w:name="Medium List 2 Accent 6" w:semiHidden="0" w:uiPriority="66" w:unhideWhenUsed="0"/>
-    <w:lsdException w:name="Medium Grid 1 Accent 6" w:semiHidden="0" w:uiPriority="67" w:unhideWhenUsed="0"/>
-    <w:lsdException w:name="Medium Grid 2 Accent 6" w:semiHidden="0" w:uiPriority="68" w:unhideWhenUsed="0"/>
-    <w:lsdException w:name="Medium Grid 3 Accent 6" w:semiHidden="0" w:uiPriority="69" w:unhideWhenUsed="0"/>
-    <w:lsdException w:name="Dark List Accent 6" w:semiHidden="0" w:uiPriority="70" w:unhideWhenUsed="0"/>
-    <w:lsdException w:name="Colorful Shading Accent 6" w:semiHidden="0" w:uiPriority="71" w:unhideWhenUsed="0"/>
-    <w:lsdException w:name="Colorful List Accent 6" w:semiHidden="0" w:uiPriority="72" w:unhideWhenUsed="0"/>
-    <w:lsdException w:name="Colorful Grid Accent 6" w:semiHidden="0" w:uiPriority="73" w:unhideWhenUsed="0"/>
-    <w:lsdException w:name="Subtle Emphasis" w:semiHidden="0" w:uiPriority="19" w:unhideWhenUsed="0" w:qFormat="1"/>
-    <w:lsdException w:name="Intense Emphasis" w:semiHidden="0" w:uiPriority="21" w:unhideWhenUsed="0" w:qFormat="1"/>
-    <w:lsdException w:name="Subtle Reference" w:semiHidden="0" w:uiPriority="31" w:unhideWhenUsed="0" w:qFormat="1"/>
-    <w:lsdException w:name="Intense Reference" w:semiHidden="0" w:uiPriority="32" w:unhideWhenUsed="0" w:qFormat="1"/>
-    <w:lsdException w:name="Book Title" w:semiHidden="0" w:uiPriority="33" w:unhideWhenUsed="0" w:qFormat="1"/>
-    <w:lsdException w:name="Bibliography" w:uiPriority="37"/>
-    <w:lsdException w:name="TOC Heading" w:uiPriority="39" w:qFormat="1"/>
+  <w:latentStyles w:defLockedState="0" w:defUIPriority="99" w:defSemiHidden="0" w:defUnhideWhenUsed="0" w:defQFormat="0" w:count="376">
+    <w:lsdException w:name="Normal" w:uiPriority="0" w:qFormat="1"/>
+    <w:lsdException w:name="heading 1" w:uiPriority="9" w:qFormat="1"/>
+    <w:lsdException w:name="heading 2" w:semiHidden="1" w:uiPriority="9" w:unhideWhenUsed="1" w:qFormat="1"/>
+    <w:lsdException w:name="heading 3" w:semiHidden="1" w:uiPriority="9" w:unhideWhenUsed="1" w:qFormat="1"/>
+    <w:lsdException w:name="heading 4" w:semiHidden="1" w:uiPriority="9" w:unhideWhenUsed="1" w:qFormat="1"/>
+    <w:lsdException w:name="heading 5" w:semiHidden="1" w:uiPriority="9" w:unhideWhenUsed="1" w:qFormat="1"/>
+    <w:lsdException w:name="heading 6" w:semiHidden="1" w:uiPriority="9" w:unhideWhenUsed="1" w:qFormat="1"/>
+    <w:lsdException w:name="heading 7" w:semiHidden="1" w:uiPriority="9" w:unhideWhenUsed="1" w:qFormat="1"/>
+    <w:lsdException w:name="heading 8" w:semiHidden="1" w:uiPriority="9" w:unhideWhenUsed="1" w:qFormat="1"/>
+    <w:lsdException w:name="heading 9" w:semiHidden="1" w:uiPriority="9" w:unhideWhenUsed="1" w:qFormat="1"/>
+    <w:lsdException w:name="index 1" w:semiHidden="1" w:unhideWhenUsed="1"/>
+    <w:lsdException w:name="index 2" w:semiHidden="1" w:unhideWhenUsed="1"/>
+    <w:lsdException w:name="index 3" w:semiHidden="1" w:unhideWhenUsed="1"/>
+    <w:lsdException w:name="index 4" w:semiHidden="1" w:unhideWhenUsed="1"/>
+    <w:lsdException w:name="index 5" w:semiHidden="1" w:unhideWhenUsed="1"/>
+    <w:lsdException w:name="index 6" w:semiHidden="1" w:unhideWhenUsed="1"/>
+    <w:lsdException w:name="index 7" w:semiHidden="1" w:unhideWhenUsed="1"/>
+    <w:lsdException w:name="index 8" w:semiHidden="1" w:unhideWhenUsed="1"/>
+    <w:lsdException w:name="index 9" w:semiHidden="1" w:unhideWhenUsed="1"/>
+    <w:lsdException w:name="toc 1" w:semiHidden="1" w:uiPriority="39" w:unhideWhenUsed="1"/>
+    <w:lsdException w:name="toc 2" w:semiHidden="1" w:uiPriority="39" w:unhideWhenUsed="1"/>
+    <w:lsdException w:name="toc 3" w:semiHidden="1" w:uiPriority="39" w:unhideWhenUsed="1"/>
+    <w:lsdException w:name="toc 4" w:semiHidden="1" w:uiPriority="39" w:unhideWhenUsed="1"/>
+    <w:lsdException w:name="toc 5" w:semiHidden="1" w:uiPriority="39" w:unhideWhenUsed="1"/>
+    <w:lsdException w:name="toc 6" w:semiHidden="1" w:uiPriority="39" w:unhideWhenUsed="1"/>
+    <w:lsdException w:name="toc 7" w:semiHidden="1" w:uiPriority="39" w:unhideWhenUsed="1"/>
+    <w:lsdException w:name="toc 8" w:semiHidden="1" w:uiPriority="39" w:unhideWhenUsed="1"/>
+    <w:lsdException w:name="toc 9" w:semiHidden="1" w:uiPriority="39" w:unhideWhenUsed="1"/>
+    <w:lsdException w:name="Normal Indent" w:semiHidden="1" w:unhideWhenUsed="1"/>
+    <w:lsdException w:name="footnote text" w:semiHidden="1" w:unhideWhenUsed="1"/>
+    <w:lsdException w:name="annotation text" w:semiHidden="1" w:unhideWhenUsed="1"/>
+    <w:lsdException w:name="header" w:semiHidden="1" w:unhideWhenUsed="1"/>
+    <w:lsdException w:name="footer" w:semiHidden="1" w:unhideWhenUsed="1"/>
+    <w:lsdException w:name="index heading" w:semiHidden="1" w:unhideWhenUsed="1"/>
+    <w:lsdException w:name="caption" w:semiHidden="1" w:uiPriority="35" w:unhideWhenUsed="1" w:qFormat="1"/>
+    <w:lsdException w:name="table of figures" w:semiHidden="1" w:unhideWhenUsed="1"/>
+    <w:lsdException w:name="envelope address" w:semiHidden="1" w:unhideWhenUsed="1"/>
+    <w:lsdException w:name="envelope return" w:semiHidden="1" w:unhideWhenUsed="1"/>
+    <w:lsdException w:name="footnote reference" w:semiHidden="1" w:unhideWhenUsed="1"/>
+    <w:lsdException w:name="annotation reference" w:semiHidden="1" w:unhideWhenUsed="1"/>
+    <w:lsdException w:name="line number" w:semiHidden="1" w:unhideWhenUsed="1"/>
+    <w:lsdException w:name="page number" w:semiHidden="1" w:unhideWhenUsed="1"/>
+    <w:lsdException w:name="endnote reference" w:semiHidden="1" w:unhideWhenUsed="1"/>
+    <w:lsdException w:name="endnote text" w:semiHidden="1" w:unhideWhenUsed="1"/>
+    <w:lsdException w:name="table of authorities" w:semiHidden="1" w:unhideWhenUsed="1"/>
+    <w:lsdException w:name="macro" w:semiHidden="1" w:unhideWhenUsed="1"/>
+    <w:lsdException w:name="toa heading" w:semiHidden="1" w:unhideWhenUsed="1"/>
+    <w:lsdException w:name="List" w:semiHidden="1" w:unhideWhenUsed="1"/>
+    <w:lsdException w:name="List Bullet" w:semiHidden="1" w:unhideWhenUsed="1"/>
+    <w:lsdException w:name="List Number" w:semiHidden="1" w:unhideWhenUsed="1"/>
+    <w:lsdException w:name="List 2" w:semiHidden="1" w:unhideWhenUsed="1"/>
+    <w:lsdException w:name="List 3" w:semiHidden="1" w:unhideWhenUsed="1"/>
+    <w:lsdException w:name="List 4" w:semiHidden="1" w:unhideWhenUsed="1"/>
+    <w:lsdException w:name="List 5" w:semiHidden="1" w:unhideWhenUsed="1"/>
+    <w:lsdException w:name="List Bullet 2" w:semiHidden="1" w:unhideWhenUsed="1"/>
+    <w:lsdException w:name="List Bullet 3" w:semiHidden="1" w:unhideWhenUsed="1"/>
+    <w:lsdException w:name="List Bullet 4" w:semiHidden="1" w:unhideWhenUsed="1"/>
+    <w:lsdException w:name="List Bullet 5" w:semiHidden="1" w:unhideWhenUsed="1"/>
+    <w:lsdException w:name="List Number 2" w:semiHidden="1" w:unhideWhenUsed="1"/>
+    <w:lsdException w:name="List Number 3" w:semiHidden="1" w:unhideWhenUsed="1"/>
+    <w:lsdException w:name="List Number 4" w:semiHidden="1" w:unhideWhenUsed="1"/>
+    <w:lsdException w:name="List Number 5" w:semiHidden="1" w:unhideWhenUsed="1"/>
+    <w:lsdException w:name="Title" w:uiPriority="10" w:qFormat="1"/>
+    <w:lsdException w:name="Closing" w:semiHidden="1" w:unhideWhenUsed="1"/>
+    <w:lsdException w:name="Signature" w:semiHidden="1" w:unhideWhenUsed="1"/>
+    <w:lsdException w:name="Default Paragraph Font" w:semiHidden="1" w:uiPriority="1" w:unhideWhenUsed="1"/>
+    <w:lsdException w:name="Body Text" w:semiHidden="1" w:unhideWhenUsed="1"/>
+    <w:lsdException w:name="Body Text Indent" w:semiHidden="1" w:unhideWhenUsed="1"/>
+    <w:lsdException w:name="List Continue" w:semiHidden="1" w:unhideWhenUsed="1"/>
+    <w:lsdException w:name="List Continue 2" w:semiHidden="1" w:unhideWhenUsed="1"/>
+    <w:lsdException w:name="List Continue 3" w:semiHidden="1" w:unhideWhenUsed="1"/>
+    <w:lsdException w:name="List Continue 4" w:semiHidden="1" w:unhideWhenUsed="1"/>
+    <w:lsdException w:name="List Continue 5" w:semiHidden="1" w:unhideWhenUsed="1"/>
+    <w:lsdException w:name="Message Header" w:semiHidden="1" w:unhideWhenUsed="1"/>
+    <w:lsdException w:name="Subtitle" w:uiPriority="11" w:qFormat="1"/>
+    <w:lsdException w:name="Salutation" w:semiHidden="1" w:unhideWhenUsed="1"/>
+    <w:lsdException w:name="Date" w:semiHidden="1" w:unhideWhenUsed="1"/>
+    <w:lsdException w:name="Body Text First Indent" w:semiHidden="1" w:unhideWhenUsed="1"/>
+    <w:lsdException w:name="Body Text First Indent 2" w:semiHidden="1" w:unhideWhenUsed="1"/>
+    <w:lsdException w:name="Note Heading" w:semiHidden="1" w:unhideWhenUsed="1"/>
+    <w:lsdException w:name="Body Text 2" w:semiHidden="1" w:unhideWhenUsed="1"/>
+    <w:lsdException w:name="Body Text 3" w:semiHidden="1" w:unhideWhenUsed="1"/>
+    <w:lsdException w:name="Body Text Indent 2" w:semiHidden="1" w:unhideWhenUsed="1"/>
+    <w:lsdException w:name="Body Text Indent 3" w:semiHidden="1" w:unhideWhenUsed="1"/>
+    <w:lsdException w:name="Block Text" w:semiHidden="1" w:unhideWhenUsed="1"/>
+    <w:lsdException w:name="Hyperlink" w:semiHidden="1" w:unhideWhenUsed="1"/>
+    <w:lsdException w:name="FollowedHyperlink" w:semiHidden="1" w:unhideWhenUsed="1"/>
+    <w:lsdException w:name="Strong" w:uiPriority="22" w:qFormat="1"/>
+    <w:lsdException w:name="Emphasis" w:uiPriority="20" w:qFormat="1"/>
+    <w:lsdException w:name="Document Map" w:semiHidden="1" w:unhideWhenUsed="1"/>
+    <w:lsdException w:name="Plain Text" w:semiHidden="1" w:unhideWhenUsed="1"/>
+    <w:lsdException w:name="E-mail Signature" w:semiHidden="1" w:unhideWhenUsed="1"/>
+    <w:lsdException w:name="HTML Top of Form" w:semiHidden="1" w:unhideWhenUsed="1"/>
+    <w:lsdException w:name="HTML Bottom of Form" w:semiHidden="1" w:unhideWhenUsed="1"/>
+    <w:lsdException w:name="Normal (Web)" w:semiHidden="1" w:unhideWhenUsed="1"/>
+    <w:lsdException w:name="HTML Acronym" w:semiHidden="1" w:unhideWhenUsed="1"/>
+    <w:lsdException w:name="HTML Address" w:semiHidden="1" w:unhideWhenUsed="1"/>
+    <w:lsdException w:name="HTML Cite" w:semiHidden="1" w:unhideWhenUsed="1"/>
+    <w:lsdException w:name="HTML Code" w:semiHidden="1" w:unhideWhenUsed="1"/>
+    <w:lsdException w:name="HTML Definition" w:semiHidden="1" w:unhideWhenUsed="1"/>
+    <w:lsdException w:name="HTML Keyboard" w:semiHidden="1" w:unhideWhenUsed="1"/>
+    <w:lsdException w:name="HTML Preformatted" w:semiHidden="1" w:unhideWhenUsed="1"/>
+    <w:lsdException w:name="HTML Sample" w:semiHidden="1" w:unhideWhenUsed="1"/>
+    <w:lsdException w:name="HTML Typewriter" w:semiHidden="1" w:unhideWhenUsed="1"/>
+    <w:lsdException w:name="HTML Variable" w:semiHidden="1" w:unhideWhenUsed="1"/>
+    <w:lsdException w:name="Normal Table" w:semiHidden="1" w:unhideWhenUsed="1"/>
+    <w:lsdException w:name="annotation subject" w:semiHidden="1" w:unhideWhenUsed="1"/>
+    <w:lsdException w:name="No List" w:semiHidden="1" w:unhideWhenUsed="1"/>
+    <w:lsdException w:name="Outline List 1" w:semiHidden="1" w:unhideWhenUsed="1"/>
+    <w:lsdException w:name="Outline List 2" w:semiHidden="1" w:unhideWhenUsed="1"/>
+    <w:lsdException w:name="Outline List 3" w:semiHidden="1" w:unhideWhenUsed="1"/>
+    <w:lsdException w:name="Table Simple 1" w:semiHidden="1" w:unhideWhenUsed="1"/>
+    <w:lsdException w:name="Table Simple 2" w:semiHidden="1" w:unhideWhenUsed="1"/>
+    <w:lsdException w:name="Table Simple 3" w:semiHidden="1" w:unhideWhenUsed="1"/>
+    <w:lsdException w:name="Table Classic 1" w:semiHidden="1" w:unhideWhenUsed="1"/>
+    <w:lsdException w:name="Table Classic 2" w:semiHidden="1" w:unhideWhenUsed="1"/>
+    <w:lsdException w:name="Table Classic 3" w:semiHidden="1" w:unhideWhenUsed="1"/>
+    <w:lsdException w:name="Table Classic 4" w:semiHidden="1" w:unhideWhenUsed="1"/>
+    <w:lsdException w:name="Table Colorful 1" w:semiHidden="1" w:unhideWhenUsed="1"/>
+    <w:lsdException w:name="Table Colorful 2" w:semiHidden="1" w:unhideWhenUsed="1"/>
+    <w:lsdException w:name="Table Colorful 3" w:semiHidden="1" w:unhideWhenUsed="1"/>
+    <w:lsdException w:name="Table Columns 1" w:semiHidden="1" w:unhideWhenUsed="1"/>
+    <w:lsdException w:name="Table Columns 2" w:semiHidden="1" w:unhideWhenUsed="1"/>
+    <w:lsdException w:name="Table Columns 3" w:semiHidden="1" w:unhideWhenUsed="1"/>
+    <w:lsdException w:name="Table Columns 4" w:semiHidden="1" w:unhideWhenUsed="1"/>
+    <w:lsdException w:name="Table Columns 5" w:semiHidden="1" w:unhideWhenUsed="1"/>
+    <w:lsdException w:name="Table Grid 1" w:semiHidden="1" w:unhideWhenUsed="1"/>
+    <w:lsdException w:name="Table Grid 2" w:semiHidden="1" w:unhideWhenUsed="1"/>
+    <w:lsdException w:name="Table Grid 3" w:semiHidden="1" w:unhideWhenUsed="1"/>
+    <w:lsdException w:name="Table Grid 4" w:semiHidden="1" w:unhideWhenUsed="1"/>
+    <w:lsdException w:name="Table Grid 5" w:semiHidden="1" w:unhideWhenUsed="1"/>
+    <w:lsdException w:name="Table Grid 6" w:semiHidden="1" w:unhideWhenUsed="1"/>
+    <w:lsdException w:name="Table Grid 7" w:semiHidden="1" w:unhideWhenUsed="1"/>
+    <w:lsdException w:name="Table Grid 8" w:semiHidden="1" w:unhideWhenUsed="1"/>
+    <w:lsdException w:name="Table List 1" w:semiHidden="1" w:unhideWhenUsed="1"/>
+    <w:lsdException w:name="Table List 2" w:semiHidden="1" w:unhideWhenUsed="1"/>
+    <w:lsdException w:name="Table List 3" w:semiHidden="1" w:unhideWhenUsed="1"/>
+    <w:lsdException w:name="Table List 4" w:semiHidden="1" w:unhideWhenUsed="1"/>
+    <w:lsdException w:name="Table List 5" w:semiHidden="1" w:unhideWhenUsed="1"/>
+    <w:lsdException w:name="Table List 6" w:semiHidden="1" w:unhideWhenUsed="1"/>
+    <w:lsdException w:name="Table List 7" w:semiHidden="1" w:unhideWhenUsed="1"/>
+    <w:lsdException w:name="Table List 8" w:semiHidden="1" w:unhideWhenUsed="1"/>
+    <w:lsdException w:name="Table 3D effects 1" w:semiHidden="1" w:unhideWhenUsed="1"/>
+    <w:lsdException w:name="Table 3D effects 2" w:semiHidden="1" w:unhideWhenUsed="1"/>
+    <w:lsdException w:name="Table 3D effects 3" w:semiHidden="1" w:unhideWhenUsed="1"/>
+    <w:lsdException w:name="Table Contemporary" w:semiHidden="1" w:unhideWhenUsed="1"/>
+    <w:lsdException w:name="Table Elegant" w:semiHidden="1" w:unhideWhenUsed="1"/>
+    <w:lsdException w:name="Table Professional" w:semiHidden="1" w:unhideWhenUsed="1"/>
+    <w:lsdException w:name="Table Subtle 1" w:semiHidden="1" w:unhideWhenUsed="1"/>
+    <w:lsdException w:name="Table Subtle 2" w:semiHidden="1" w:unhideWhenUsed="1"/>
+    <w:lsdException w:name="Table Web 1" w:semiHidden="1" w:unhideWhenUsed="1"/>
+    <w:lsdException w:name="Table Web 2" w:semiHidden="1" w:unhideWhenUsed="1"/>
+    <w:lsdException w:name="Table Web 3" w:semiHidden="1" w:unhideWhenUsed="1"/>
+    <w:lsdException w:name="Balloon Text" w:semiHidden="1" w:unhideWhenUsed="1"/>
+    <w:lsdException w:name="Table Grid" w:uiPriority="59"/>
+    <w:lsdException w:name="Table Theme" w:semiHidden="1" w:unhideWhenUsed="1"/>
+    <w:lsdException w:name="Placeholder Text" w:semiHidden="1"/>
+    <w:lsdException w:name="No Spacing" w:uiPriority="1" w:qFormat="1"/>
+    <w:lsdException w:name="Light Shading" w:uiPriority="60"/>
+    <w:lsdException w:name="Light List" w:uiPriority="61"/>
+    <w:lsdException w:name="Light Grid" w:uiPriority="62"/>
+    <w:lsdException w:name="Medium Shading 1" w:uiPriority="63"/>
+    <w:lsdException w:name="Medium Shading 2" w:uiPriority="64"/>
+    <w:lsdException w:name="Medium List 1" w:uiPriority="65"/>
+    <w:lsdException w:name="Medium List 2" w:uiPriority="66"/>
+    <w:lsdException w:name="Medium Grid 1" w:uiPriority="67"/>
+    <w:lsdException w:name="Medium Grid 2" w:uiPriority="68"/>
+    <w:lsdException w:name="Medium Grid 3" w:uiPriority="69"/>
+    <w:lsdException w:name="Dark List" w:uiPriority="70"/>
+    <w:lsdException w:name="Colorful Shading" w:uiPriority="71"/>
+    <w:lsdException w:name="Colorful List" w:uiPriority="72"/>
+    <w:lsdException w:name="Colorful Grid" w:uiPriority="73"/>
+    <w:lsdException w:name="Light Shading Accent 1" w:uiPriority="60"/>
+    <w:lsdException w:name="Light List Accent 1" w:uiPriority="61"/>
+    <w:lsdException w:name="Light Grid Accent 1" w:uiPriority="62"/>
+    <w:lsdException w:name="Medium Shading 1 Accent 1" w:uiPriority="63"/>
+    <w:lsdException w:name="Medium Shading 2 Accent 1" w:uiPriority="64"/>
+    <w:lsdException w:name="Medium List 1 Accent 1" w:uiPriority="65"/>
+    <w:lsdException w:name="Revision" w:semiHidden="1"/>
+    <w:lsdException w:name="List Paragraph" w:uiPriority="34" w:qFormat="1"/>
+    <w:lsdException w:name="Quote" w:uiPriority="29" w:qFormat="1"/>
+    <w:lsdException w:name="Intense Quote" w:uiPriority="30" w:qFormat="1"/>
+    <w:lsdException w:name="Medium List 2 Accent 1" w:uiPriority="66"/>
+    <w:lsdException w:name="Medium Grid 1 Accent 1" w:uiPriority="67"/>
+    <w:lsdException w:name="Medium Grid 2 Accent 1" w:uiPriority="68"/>
+    <w:lsdException w:name="Medium Grid 3 Accent 1" w:uiPriority="69"/>
+    <w:lsdException w:name="Dark List Accent 1" w:uiPriority="70"/>
+    <w:lsdException w:name="Colorful Shading Accent 1" w:uiPriority="71"/>
+    <w:lsdException w:name="Colorful List Accent 1" w:uiPriority="72"/>
+    <w:lsdException w:name="Colorful Grid Accent 1" w:uiPriority="73"/>
+    <w:lsdException w:name="Light Shading Accent 2" w:uiPriority="60"/>
+    <w:lsdException w:name="Light List Accent 2" w:uiPriority="61"/>
+    <w:lsdException w:name="Light Grid Accent 2" w:uiPriority="62"/>
+    <w:lsdException w:name="Medium Shading 1 Accent 2" w:uiPriority="63"/>
+    <w:lsdException w:name="Medium Shading 2 Accent 2" w:uiPriority="64"/>
+    <w:lsdException w:name="Medium List 1 Accent 2" w:uiPriority="65"/>
+    <w:lsdException w:name="Medium List 2 Accent 2" w:uiPriority="66"/>
+    <w:lsdException w:name="Medium Grid 1 Accent 2" w:uiPriority="67"/>
+    <w:lsdException w:name="Medium Grid 2 Accent 2" w:uiPriority="68"/>
+    <w:lsdException w:name="Medium Grid 3 Accent 2" w:uiPriority="69"/>
+    <w:lsdException w:name="Dark List Accent 2" w:uiPriority="70"/>
+    <w:lsdException w:name="Colorful Shading Accent 2" w:uiPriority="71"/>
+    <w:lsdException w:name="Colorful List Accent 2" w:uiPriority="72"/>
+    <w:lsdException w:name="Colorful Grid Accent 2" w:uiPriority="73"/>
+    <w:lsdException w:name="Light Shading Accent 3" w:uiPriority="60"/>
+    <w:lsdException w:name="Light List Accent 3" w:uiPriority="61"/>
+    <w:lsdException w:name="Light Grid Accent 3" w:uiPriority="62"/>
+    <w:lsdException w:name="Medium Shading 1 Accent 3" w:uiPriority="63"/>
+    <w:lsdException w:name="Medium Shading 2 Accent 3" w:uiPriority="64"/>
+    <w:lsdException w:name="Medium List 1 Accent 3" w:uiPriority="65"/>
+    <w:lsdException w:name="Medium List 2 Accent 3" w:uiPriority="66"/>
+    <w:lsdException w:name="Medium Grid 1 Accent 3" w:uiPriority="67"/>
+    <w:lsdException w:name="Medium Grid 2 Accent 3" w:uiPriority="68"/>
+    <w:lsdException w:name="Medium Grid 3 Accent 3" w:uiPriority="69"/>
+    <w:lsdException w:name="Dark List Accent 3" w:uiPriority="70"/>
+    <w:lsdException w:name="Colorful Shading Accent 3" w:uiPriority="71"/>
+    <w:lsdException w:name="Colorful List Accent 3" w:uiPriority="72"/>
+    <w:lsdException w:name="Colorful Grid Accent 3" w:uiPriority="73"/>
+    <w:lsdException w:name="Light Shading Accent 4" w:uiPriority="60"/>
+    <w:lsdException w:name="Light List Accent 4" w:uiPriority="61"/>
+    <w:lsdException w:name="Light Grid Accent 4" w:uiPriority="62"/>
+    <w:lsdException w:name="Medium Shading 1 Accent 4" w:uiPriority="63"/>
+    <w:lsdException w:name="Medium Shading 2 Accent 4" w:uiPriority="64"/>
+    <w:lsdException w:name="Medium List 1 Accent 4" w:uiPriority="65"/>
+    <w:lsdException w:name="Medium List 2 Accent 4" w:uiPriority="66"/>
+    <w:lsdException w:name="Medium Grid 1 Accent 4" w:uiPriority="67"/>
+    <w:lsdException w:name="Medium Grid 2 Accent 4" w:uiPriority="68"/>
+    <w:lsdException w:name="Medium Grid 3 Accent 4" w:uiPriority="69"/>
+    <w:lsdException w:name="Dark List Accent 4" w:uiPriority="70"/>
+    <w:lsdException w:name="Colorful Shading Accent 4" w:uiPriority="71"/>
+    <w:lsdException w:name="Colorful List Accent 4" w:uiPriority="72"/>
+    <w:lsdException w:name="Colorful Grid Accent 4" w:uiPriority="73"/>
+    <w:lsdException w:name="Light Shading Accent 5" w:uiPriority="60"/>
+    <w:lsdException w:name="Light List Accent 5" w:uiPriority="61"/>
+    <w:lsdException w:name="Light Grid Accent 5" w:uiPriority="62"/>
+    <w:lsdException w:name="Medium Shading 1 Accent 5" w:uiPriority="63"/>
+    <w:lsdException w:name="Medium Shading 2 Accent 5" w:uiPriority="64"/>
+    <w:lsdException w:name="Medium List 1 Accent 5" w:uiPriority="65"/>
+    <w:lsdException w:name="Medium List 2 Accent 5" w:uiPriority="66"/>
+    <w:lsdException w:name="Medium Grid 1 Accent 5" w:uiPriority="67"/>
+    <w:lsdException w:name="Medium Grid 2 Accent 5" w:uiPriority="68"/>
+    <w:lsdException w:name="Medium Grid 3 Accent 5" w:uiPriority="69"/>
+    <w:lsdException w:name="Dark List Accent 5" w:uiPriority="70"/>
+    <w:lsdException w:name="Colorful Shading Accent 5" w:uiPriority="71"/>
+    <w:lsdException w:name="Colorful List Accent 5" w:uiPriority="72"/>
+    <w:lsdException w:name="Colorful Grid Accent 5" w:uiPriority="73"/>
+    <w:lsdException w:name="Light Shading Accent 6" w:uiPriority="60"/>
+    <w:lsdException w:name="Light List Accent 6" w:uiPriority="61"/>
+    <w:lsdException w:name="Light Grid Accent 6" w:uiPriority="62"/>
+    <w:lsdException w:name="Medium Shading 1 Accent 6" w:uiPriority="63"/>
+    <w:lsdException w:name="Medium Shading 2 Accent 6" w:uiPriority="64"/>
+    <w:lsdException w:name="Medium List 1 Accent 6" w:uiPriority="65"/>
+    <w:lsdException w:name="Medium List 2 Accent 6" w:uiPriority="66"/>
+    <w:lsdException w:name="Medium Grid 1 Accent 6" w:uiPriority="67"/>
+    <w:lsdException w:name="Medium Grid 2 Accent 6" w:uiPriority="68"/>
+    <w:lsdException w:name="Medium Grid 3 Accent 6" w:uiPriority="69"/>
+    <w:lsdException w:name="Dark List Accent 6" w:uiPriority="70"/>
+    <w:lsdException w:name="Colorful Shading Accent 6" w:uiPriority="71"/>
+    <w:lsdException w:name="Colorful List Accent 6" w:uiPriority="72"/>
+    <w:lsdException w:name="Colorful Grid Accent 6" w:uiPriority="73"/>
+    <w:lsdException w:name="Subtle Emphasis" w:uiPriority="19" w:qFormat="1"/>
+    <w:lsdException w:name="Intense Emphasis" w:uiPriority="21" w:qFormat="1"/>
+    <w:lsdException w:name="Subtle Reference" w:uiPriority="31" w:qFormat="1"/>
+    <w:lsdException w:name="Intense Reference" w:uiPriority="32" w:qFormat="1"/>
+    <w:lsdException w:name="Book Title" w:uiPriority="33" w:qFormat="1"/>
+    <w:lsdException w:name="Bibliography" w:semiHidden="1" w:uiPriority="37" w:unhideWhenUsed="1"/>
+    <w:lsdException w:name="TOC Heading" w:semiHidden="1" w:uiPriority="39" w:unhideWhenUsed="1" w:qFormat="1"/>
+    <w:lsdException w:name="Plain Table 1" w:uiPriority="41"/>
+    <w:lsdException w:name="Plain Table 2" w:uiPriority="42"/>
+    <w:lsdException w:name="Plain Table 3" w:uiPriority="43"/>
+    <w:lsdException w:name="Plain Table 4" w:uiPriority="44"/>
+    <w:lsdException w:name="Plain Table 5" w:uiPriority="45"/>
+    <w:lsdException w:name="Grid Table Light" w:uiPriority="40"/>
+    <w:lsdException w:name="Grid Table 1 Light" w:uiPriority="46"/>
+    <w:lsdException w:name="Grid Table 2" w:uiPriority="47"/>
+    <w:lsdException w:name="Grid Table 3" w:uiPriority="48"/>
+    <w:lsdException w:name="Grid Table 4" w:uiPriority="49"/>
+    <w:lsdException w:name="Grid Table 5 Dark" w:uiPriority="50"/>
+    <w:lsdException w:name="Grid Table 6 Colorful" w:uiPriority="51"/>
+    <w:lsdException w:name="Grid Table 7 Colorful" w:uiPriority="52"/>
+    <w:lsdException w:name="Grid Table 1 Light Accent 1" w:uiPriority="46"/>
+    <w:lsdException w:name="Grid Table 2 Accent 1" w:uiPriority="47"/>
+    <w:lsdException w:name="Grid Table 3 Accent 1" w:uiPriority="48"/>
+    <w:lsdException w:name="Grid Table 4 Accent 1" w:uiPriority="49"/>
+    <w:lsdException w:name="Grid Table 5 Dark Accent 1" w:uiPriority="50"/>
+    <w:lsdException w:name="Grid Table 6 Colorful Accent 1" w:uiPriority="51"/>
+    <w:lsdException w:name="Grid Table 7 Colorful Accent 1" w:uiPriority="52"/>
+    <w:lsdException w:name="Grid Table 1 Light Accent 2" w:uiPriority="46"/>
+    <w:lsdException w:name="Grid Table 2 Accent 2" w:uiPriority="47"/>
+    <w:lsdException w:name="Grid Table 3 Accent 2" w:uiPriority="48"/>
+    <w:lsdException w:name="Grid Table 4 Accent 2" w:uiPriority="49"/>
+    <w:lsdException w:name="Grid Table 5 Dark Accent 2" w:uiPriority="50"/>
+    <w:lsdException w:name="Grid Table 6 Colorful Accent 2" w:uiPriority="51"/>
+    <w:lsdException w:name="Grid Table 7 Colorful Accent 2" w:uiPriority="52"/>
+    <w:lsdException w:name="Grid Table 1 Light Accent 3" w:uiPriority="46"/>
+    <w:lsdException w:name="Grid Table 2 Accent 3" w:uiPriority="47"/>
+    <w:lsdException w:name="Grid Table 3 Accent 3" w:uiPriority="48"/>
+    <w:lsdException w:name="Grid Table 4 Accent 3" w:uiPriority="49"/>
+    <w:lsdException w:name="Grid Table 5 Dark Accent 3" w:uiPriority="50"/>
+    <w:lsdException w:name="Grid Table 6 Colorful Accent 3" w:uiPriority="51"/>
+    <w:lsdException w:name="Grid Table 7 Colorful Accent 3" w:uiPriority="52"/>
+    <w:lsdException w:name="Grid Table 1 Light Accent 4" w:uiPriority="46"/>
+    <w:lsdException w:name="Grid Table 2 Accent 4" w:uiPriority="47"/>
+    <w:lsdException w:name="Grid Table 3 Accent 4" w:uiPriority="48"/>
+    <w:lsdException w:name="Grid Table 4 Accent 4" w:uiPriority="49"/>
+    <w:lsdException w:name="Grid Table 5 Dark Accent 4" w:uiPriority="50"/>
+    <w:lsdException w:name="Grid Table 6 Colorful Accent 4" w:uiPriority="51"/>
+    <w:lsdException w:name="Grid Table 7 Colorful Accent 4" w:uiPriority="52"/>
+    <w:lsdException w:name="Grid Table 1 Light Accent 5" w:uiPriority="46"/>
+    <w:lsdException w:name="Grid Table 2 Accent 5" w:uiPriority="47"/>
+    <w:lsdException w:name="Grid Table 3 Accent 5" w:uiPriority="48"/>
+    <w:lsdException w:name="Grid Table 4 Accent 5" w:uiPriority="49"/>
+    <w:lsdException w:name="Grid Table 5 Dark Accent 5" w:uiPriority="50"/>
+    <w:lsdException w:name="Grid Table 6 Colorful Accent 5" w:uiPriority="51"/>
+    <w:lsdException w:name="Grid Table 7 Colorful Accent 5" w:uiPriority="52"/>
+    <w:lsdException w:name="Grid Table 1 Light Accent 6" w:uiPriority="46"/>
+    <w:lsdException w:name="Grid Table 2 Accent 6" w:uiPriority="47"/>
+    <w:lsdException w:name="Grid Table 3 Accent 6" w:uiPriority="48"/>
+    <w:lsdException w:name="Grid Table 4 Accent 6" w:uiPriority="49"/>
+    <w:lsdException w:name="Grid Table 5 Dark Accent 6" w:uiPriority="50"/>
+    <w:lsdException w:name="Grid Table 6 Colorful Accent 6" w:uiPriority="51"/>
+    <w:lsdException w:name="Grid Table 7 Colorful Accent 6" w:uiPriority="52"/>
+    <w:lsdException w:name="List Table 1 Light" w:uiPriority="46"/>
+    <w:lsdException w:name="List Table 2" w:uiPriority="47"/>
+    <w:lsdException w:name="List Table 3" w:uiPriority="48"/>
+    <w:lsdException w:name="List Table 4" w:uiPriority="49"/>
+    <w:lsdException w:name="List Table 5 Dark" w:uiPriority="50"/>
+    <w:lsdException w:name="List Table 6 Colorful" w:uiPriority="51"/>
+    <w:lsdException w:name="List Table 7 Colorful" w:uiPriority="52"/>
+    <w:lsdException w:name="List Table 1 Light Accent 1" w:uiPriority="46"/>
+    <w:lsdException w:name="List Table 2 Accent 1" w:uiPriority="47"/>
+    <w:lsdException w:name="List Table 3 Accent 1" w:uiPriority="48"/>
+    <w:lsdException w:name="List Table 4 Accent 1" w:uiPriority="49"/>
+    <w:lsdException w:name="List Table 5 Dark Accent 1" w:uiPriority="50"/>
+    <w:lsdException w:name="List Table 6 Colorful Accent 1" w:uiPriority="51"/>
+    <w:lsdException w:name="List Table 7 Colorful Accent 1" w:uiPriority="52"/>
+    <w:lsdException w:name="List Table 1 Light Accent 2" w:uiPriority="46"/>
+    <w:lsdException w:name="List Table 2 Accent 2" w:uiPriority="47"/>
+    <w:lsdException w:name="List Table 3 Accent 2" w:uiPriority="48"/>
+    <w:lsdException w:name="List Table 4 Accent 2" w:uiPriority="49"/>
+    <w:lsdException w:name="List Table 5 Dark Accent 2" w:uiPriority="50"/>
+    <w:lsdException w:name="List Table 6 Colorful Accent 2" w:uiPriority="51"/>
+    <w:lsdException w:name="List Table 7 Colorful Accent 2" w:uiPriority="52"/>
+    <w:lsdException w:name="List Table 1 Light Accent 3" w:uiPriority="46"/>
+    <w:lsdException w:name="List Table 2 Accent 3" w:uiPriority="47"/>
+    <w:lsdException w:name="List Table 3 Accent 3" w:uiPriority="48"/>
+    <w:lsdException w:name="List Table 4 Accent 3" w:uiPriority="49"/>
+    <w:lsdException w:name="List Table 5 Dark Accent 3" w:uiPriority="50"/>
+    <w:lsdException w:name="List Table 6 Colorful Accent 3" w:uiPriority="51"/>
+    <w:lsdException w:name="List Table 7 Colorful Accent 3" w:uiPriority="52"/>
+    <w:lsdException w:name="List Table 1 Light Accent 4" w:uiPriority="46"/>
+    <w:lsdException w:name="List Table 2 Accent 4" w:uiPriority="47"/>
+    <w:lsdException w:name="List Table 3 Accent 4" w:uiPriority="48"/>
+    <w:lsdException w:name="List Table 4 Accent 4" w:uiPriority="49"/>
+    <w:lsdException w:name="List Table 5 Dark Accent 4" w:uiPriority="50"/>
+    <w:lsdException w:name="List Table 6 Colorful Accent 4" w:uiPriority="51"/>
+    <w:lsdException w:name="List Table 7 Colorful Accent 4" w:uiPriority="52"/>
+    <w:lsdException w:name="List Table 1 Light Accent 5" w:uiPriority="46"/>
+    <w:lsdException w:name="List Table 2 Accent 5" w:uiPriority="47"/>
+    <w:lsdException w:name="List Table 3 Accent 5" w:uiPriority="48"/>
+    <w:lsdException w:name="List Table 4 Accent 5" w:uiPriority="49"/>
+    <w:lsdException w:name="List Table 5 Dark Accent 5" w:uiPriority="50"/>
+    <w:lsdException w:name="List Table 6 Colorful Accent 5" w:uiPriority="51"/>
+    <w:lsdException w:name="List Table 7 Colorful Accent 5" w:uiPriority="52"/>
+    <w:lsdException w:name="List Table 1 Light Accent 6" w:uiPriority="46"/>
+    <w:lsdException w:name="List Table 2 Accent 6" w:uiPriority="47"/>
+    <w:lsdException w:name="List Table 3 Accent 6" w:uiPriority="48"/>
+    <w:lsdException w:name="List Table 4 Accent 6" w:uiPriority="49"/>
+    <w:lsdException w:name="List Table 5 Dark Accent 6" w:uiPriority="50"/>
+    <w:lsdException w:name="List Table 6 Colorful Accent 6" w:uiPriority="51"/>
+    <w:lsdException w:name="List Table 7 Colorful Accent 6" w:uiPriority="52"/>
+    <w:lsdException w:name="Mention" w:semiHidden="1" w:unhideWhenUsed="1"/>
+    <w:lsdException w:name="Smart Hyperlink" w:semiHidden="1" w:unhideWhenUsed="1"/>
+    <w:lsdException w:name="Hashtag" w:semiHidden="1" w:unhideWhenUsed="1"/>
+    <w:lsdException w:name="Unresolved Mention" w:semiHidden="1" w:unhideWhenUsed="1"/>
+    <w:lsdException w:name="Smart Link" w:semiHidden="1" w:unhideWhenUsed="1"/>
   </w:latentStyles>
-  <w:style w:type="paragraph" w:default="1" w:styleId="Normal">
+  <w:style w:type="paragraph" w:default="1" w:styleId="a">
     <w:name w:val="Normal"/>
     <w:qFormat/>
     <w:rsid w:val="003C197F"/>
   </w:style>
-  <w:style w:type="paragraph" w:styleId="Heading1">
+  <w:style w:type="paragraph" w:styleId="1">
     <w:name w:val="heading 1"/>
-    <w:basedOn w:val="Normal"/>
-    <w:next w:val="Normal"/>
-    <w:link w:val="Heading1Char"/>
+    <w:basedOn w:val="a"/>
+    <w:next w:val="a"/>
+    <w:link w:val="10"/>
     <w:uiPriority w:val="9"/>
     <w:qFormat/>
     <w:rsid w:val="0077092E"/>
@@ -13833,11 +15752,11 @@
       <w:szCs w:val="28"/>
     </w:rPr>
   </w:style>
-  <w:style w:type="paragraph" w:styleId="Heading2">
+  <w:style w:type="paragraph" w:styleId="2">
     <w:name w:val="heading 2"/>
-    <w:basedOn w:val="Normal"/>
-    <w:next w:val="Normal"/>
-    <w:link w:val="Heading2Char"/>
+    <w:basedOn w:val="a"/>
+    <w:next w:val="a"/>
+    <w:link w:val="20"/>
     <w:uiPriority w:val="9"/>
     <w:unhideWhenUsed/>
     <w:qFormat/>
@@ -13857,13 +15776,13 @@
       <w:szCs w:val="26"/>
     </w:rPr>
   </w:style>
-  <w:style w:type="character" w:default="1" w:styleId="DefaultParagraphFont">
+  <w:style w:type="character" w:default="1" w:styleId="a0">
     <w:name w:val="Default Paragraph Font"/>
     <w:uiPriority w:val="1"/>
     <w:semiHidden/>
     <w:unhideWhenUsed/>
   </w:style>
-  <w:style w:type="table" w:default="1" w:styleId="TableNormal">
+  <w:style w:type="table" w:default="1" w:styleId="a1">
     <w:name w:val="Normal Table"/>
     <w:uiPriority w:val="99"/>
     <w:semiHidden/>
@@ -13878,16 +15797,16 @@
       </w:tblCellMar>
     </w:tblPr>
   </w:style>
-  <w:style w:type="numbering" w:default="1" w:styleId="NoList">
+  <w:style w:type="numbering" w:default="1" w:styleId="a2">
     <w:name w:val="No List"/>
     <w:uiPriority w:val="99"/>
     <w:semiHidden/>
     <w:unhideWhenUsed/>
   </w:style>
-  <w:style w:type="paragraph" w:styleId="BalloonText">
+  <w:style w:type="paragraph" w:styleId="a3">
     <w:name w:val="Balloon Text"/>
-    <w:basedOn w:val="Normal"/>
-    <w:link w:val="BalloonTextChar"/>
+    <w:basedOn w:val="a"/>
+    <w:link w:val="a4"/>
     <w:uiPriority w:val="99"/>
     <w:semiHidden/>
     <w:unhideWhenUsed/>
@@ -13901,10 +15820,10 @@
       <w:szCs w:val="16"/>
     </w:rPr>
   </w:style>
-  <w:style w:type="character" w:customStyle="1" w:styleId="BalloonTextChar">
-    <w:name w:val="Balloon Text Char"/>
-    <w:basedOn w:val="DefaultParagraphFont"/>
-    <w:link w:val="BalloonText"/>
+  <w:style w:type="character" w:customStyle="1" w:styleId="a4">
+    <w:name w:val="Текст выноски Знак"/>
+    <w:basedOn w:val="a0"/>
+    <w:link w:val="a3"/>
     <w:uiPriority w:val="99"/>
     <w:semiHidden/>
     <w:rsid w:val="005801E8"/>
@@ -13914,9 +15833,9 @@
       <w:szCs w:val="16"/>
     </w:rPr>
   </w:style>
-  <w:style w:type="character" w:styleId="PlaceholderText">
+  <w:style w:type="character" w:styleId="a5">
     <w:name w:val="Placeholder Text"/>
-    <w:basedOn w:val="DefaultParagraphFont"/>
+    <w:basedOn w:val="a0"/>
     <w:uiPriority w:val="99"/>
     <w:semiHidden/>
     <w:rsid w:val="00F75A87"/>
@@ -13924,9 +15843,9 @@
       <w:color w:val="808080"/>
     </w:rPr>
   </w:style>
-  <w:style w:type="table" w:styleId="TableGrid">
+  <w:style w:type="table" w:styleId="a6">
     <w:name w:val="Table Grid"/>
-    <w:basedOn w:val="TableNormal"/>
+    <w:basedOn w:val="a1"/>
     <w:uiPriority w:val="59"/>
     <w:rsid w:val="003931A5"/>
     <w:pPr>
@@ -13943,10 +15862,10 @@
       </w:tblBorders>
     </w:tblPr>
   </w:style>
-  <w:style w:type="character" w:customStyle="1" w:styleId="Heading1Char">
-    <w:name w:val="Heading 1 Char"/>
-    <w:basedOn w:val="DefaultParagraphFont"/>
-    <w:link w:val="Heading1"/>
+  <w:style w:type="character" w:customStyle="1" w:styleId="10">
+    <w:name w:val="Заголовок 1 Знак"/>
+    <w:basedOn w:val="a0"/>
+    <w:link w:val="1"/>
     <w:uiPriority w:val="9"/>
     <w:rsid w:val="0077092E"/>
     <w:rPr>
@@ -13958,337 +15877,10 @@
       <w:szCs w:val="28"/>
     </w:rPr>
   </w:style>
-  <w:style w:type="character" w:customStyle="1" w:styleId="Heading2Char">
-    <w:name w:val="Heading 2 Char"/>
-    <w:basedOn w:val="DefaultParagraphFont"/>
-    <w:link w:val="Heading2"/>
-    <w:uiPriority w:val="9"/>
-    <w:rsid w:val="00B75AA3"/>
-    <w:rPr>
-      <w:rFonts w:asciiTheme="majorHAnsi" w:eastAsiaTheme="majorEastAsia" w:hAnsiTheme="majorHAnsi" w:cstheme="majorBidi"/>
-      <w:b/>
-      <w:bCs/>
-      <w:color w:val="4F81BD" w:themeColor="accent1"/>
-      <w:sz w:val="26"/>
-      <w:szCs w:val="26"/>
-    </w:rPr>
-  </w:style>
-</w:styles>
-</file>
-
-<file path=word/stylesWithEffects.xml><?xml version="1.0" encoding="utf-8"?>
-<w:styles xmlns:wpc="http://schemas.microsoft.com/office/word/2010/wordprocessingCanvas" xmlns:mc="http://schemas.openxmlformats.org/markup-compatibility/2006" xmlns:o="urn:schemas-microsoft-com:office:office" xmlns:r="http://schemas.openxmlformats.org/officeDocument/2006/relationships" xmlns:m="http://schemas.openxmlformats.org/officeDocument/2006/math" xmlns:v="urn:schemas-microsoft-com:vml" xmlns:wp14="http://schemas.microsoft.com/office/word/2010/wordprocessingDrawing" xmlns:wp="http://schemas.openxmlformats.org/drawingml/2006/wordprocessingDrawing" xmlns:w10="urn:schemas-microsoft-com:office:word" xmlns:w="http://schemas.openxmlformats.org/wordprocessingml/2006/main" xmlns:w14="http://schemas.microsoft.com/office/word/2010/wordml" xmlns:wpg="http://schemas.microsoft.com/office/word/2010/wordprocessingGroup" xmlns:wpi="http://schemas.microsoft.com/office/word/2010/wordprocessingInk" xmlns:wne="http://schemas.microsoft.com/office/word/2006/wordml" xmlns:wps="http://schemas.microsoft.com/office/word/2010/wordprocessingShape" mc:Ignorable="w14 wp14">
-  <w:docDefaults>
-    <w:rPrDefault>
-      <w:rPr>
-        <w:rFonts w:asciiTheme="minorHAnsi" w:eastAsiaTheme="minorHAnsi" w:hAnsiTheme="minorHAnsi" w:cstheme="minorBidi"/>
-        <w:sz w:val="22"/>
-        <w:szCs w:val="22"/>
-        <w:lang w:val="en-US" w:eastAsia="en-US" w:bidi="ar-SA"/>
-      </w:rPr>
-    </w:rPrDefault>
-    <w:pPrDefault>
-      <w:pPr>
-        <w:spacing w:after="200" w:line="276" w:lineRule="auto"/>
-      </w:pPr>
-    </w:pPrDefault>
-  </w:docDefaults>
-  <w:latentStyles w:defLockedState="0" w:defUIPriority="99" w:defSemiHidden="1" w:defUnhideWhenUsed="1" w:defQFormat="0" w:count="267">
-    <w:lsdException w:name="Normal" w:semiHidden="0" w:uiPriority="0" w:unhideWhenUsed="0" w:qFormat="1"/>
-    <w:lsdException w:name="heading 1" w:semiHidden="0" w:uiPriority="9" w:unhideWhenUsed="0" w:qFormat="1"/>
-    <w:lsdException w:name="heading 2" w:uiPriority="9" w:qFormat="1"/>
-    <w:lsdException w:name="heading 3" w:uiPriority="9" w:qFormat="1"/>
-    <w:lsdException w:name="heading 4" w:uiPriority="9" w:qFormat="1"/>
-    <w:lsdException w:name="heading 5" w:uiPriority="9" w:qFormat="1"/>
-    <w:lsdException w:name="heading 6" w:uiPriority="9" w:qFormat="1"/>
-    <w:lsdException w:name="heading 7" w:uiPriority="9" w:qFormat="1"/>
-    <w:lsdException w:name="heading 8" w:uiPriority="9" w:qFormat="1"/>
-    <w:lsdException w:name="heading 9" w:uiPriority="9" w:qFormat="1"/>
-    <w:lsdException w:name="toc 1" w:uiPriority="39"/>
-    <w:lsdException w:name="toc 2" w:uiPriority="39"/>
-    <w:lsdException w:name="toc 3" w:uiPriority="39"/>
-    <w:lsdException w:name="toc 4" w:uiPriority="39"/>
-    <w:lsdException w:name="toc 5" w:uiPriority="39"/>
-    <w:lsdException w:name="toc 6" w:uiPriority="39"/>
-    <w:lsdException w:name="toc 7" w:uiPriority="39"/>
-    <w:lsdException w:name="toc 8" w:uiPriority="39"/>
-    <w:lsdException w:name="toc 9" w:uiPriority="39"/>
-    <w:lsdException w:name="caption" w:uiPriority="35" w:qFormat="1"/>
-    <w:lsdException w:name="Title" w:semiHidden="0" w:uiPriority="10" w:unhideWhenUsed="0" w:qFormat="1"/>
-    <w:lsdException w:name="Default Paragraph Font" w:uiPriority="1"/>
-    <w:lsdException w:name="Subtitle" w:semiHidden="0" w:uiPriority="11" w:unhideWhenUsed="0" w:qFormat="1"/>
-    <w:lsdException w:name="Strong" w:semiHidden="0" w:uiPriority="22" w:unhideWhenUsed="0" w:qFormat="1"/>
-    <w:lsdException w:name="Emphasis" w:semiHidden="0" w:uiPriority="20" w:unhideWhenUsed="0" w:qFormat="1"/>
-    <w:lsdException w:name="Table Grid" w:semiHidden="0" w:uiPriority="59" w:unhideWhenUsed="0"/>
-    <w:lsdException w:name="Placeholder Text" w:unhideWhenUsed="0"/>
-    <w:lsdException w:name="No Spacing" w:semiHidden="0" w:uiPriority="1" w:unhideWhenUsed="0" w:qFormat="1"/>
-    <w:lsdException w:name="Light Shading" w:semiHidden="0" w:uiPriority="60" w:unhideWhenUsed="0"/>
-    <w:lsdException w:name="Light List" w:semiHidden="0" w:uiPriority="61" w:unhideWhenUsed="0"/>
-    <w:lsdException w:name="Light Grid" w:semiHidden="0" w:uiPriority="62" w:unhideWhenUsed="0"/>
-    <w:lsdException w:name="Medium Shading 1" w:semiHidden="0" w:uiPriority="63" w:unhideWhenUsed="0"/>
-    <w:lsdException w:name="Medium Shading 2" w:semiHidden="0" w:uiPriority="64" w:unhideWhenUsed="0"/>
-    <w:lsdException w:name="Medium List 1" w:semiHidden="0" w:uiPriority="65" w:unhideWhenUsed="0"/>
-    <w:lsdException w:name="Medium List 2" w:semiHidden="0" w:uiPriority="66" w:unhideWhenUsed="0"/>
-    <w:lsdException w:name="Medium Grid 1" w:semiHidden="0" w:uiPriority="67" w:unhideWhenUsed="0"/>
-    <w:lsdException w:name="Medium Grid 2" w:semiHidden="0" w:uiPriority="68" w:unhideWhenUsed="0"/>
-    <w:lsdException w:name="Medium Grid 3" w:semiHidden="0" w:uiPriority="69" w:unhideWhenUsed="0"/>
-    <w:lsdException w:name="Dark List" w:semiHidden="0" w:uiPriority="70" w:unhideWhenUsed="0"/>
-    <w:lsdException w:name="Colorful Shading" w:semiHidden="0" w:uiPriority="71" w:unhideWhenUsed="0"/>
-    <w:lsdException w:name="Colorful List" w:semiHidden="0" w:uiPriority="72" w:unhideWhenUsed="0"/>
-    <w:lsdException w:name="Colorful Grid" w:semiHidden="0" w:uiPriority="73" w:unhideWhenUsed="0"/>
-    <w:lsdException w:name="Light Shading Accent 1" w:semiHidden="0" w:uiPriority="60" w:unhideWhenUsed="0"/>
-    <w:lsdException w:name="Light List Accent 1" w:semiHidden="0" w:uiPriority="61" w:unhideWhenUsed="0"/>
-    <w:lsdException w:name="Light Grid Accent 1" w:semiHidden="0" w:uiPriority="62" w:unhideWhenUsed="0"/>
-    <w:lsdException w:name="Medium Shading 1 Accent 1" w:semiHidden="0" w:uiPriority="63" w:unhideWhenUsed="0"/>
-    <w:lsdException w:name="Medium Shading 2 Accent 1" w:semiHidden="0" w:uiPriority="64" w:unhideWhenUsed="0"/>
-    <w:lsdException w:name="Medium List 1 Accent 1" w:semiHidden="0" w:uiPriority="65" w:unhideWhenUsed="0"/>
-    <w:lsdException w:name="Revision" w:unhideWhenUsed="0"/>
-    <w:lsdException w:name="List Paragraph" w:semiHidden="0" w:uiPriority="34" w:unhideWhenUsed="0" w:qFormat="1"/>
-    <w:lsdException w:name="Quote" w:semiHidden="0" w:uiPriority="29" w:unhideWhenUsed="0" w:qFormat="1"/>
-    <w:lsdException w:name="Intense Quote" w:semiHidden="0" w:uiPriority="30" w:unhideWhenUsed="0" w:qFormat="1"/>
-    <w:lsdException w:name="Medium List 2 Accent 1" w:semiHidden="0" w:uiPriority="66" w:unhideWhenUsed="0"/>
-    <w:lsdException w:name="Medium Grid 1 Accent 1" w:semiHidden="0" w:uiPriority="67" w:unhideWhenUsed="0"/>
-    <w:lsdException w:name="Medium Grid 2 Accent 1" w:semiHidden="0" w:uiPriority="68" w:unhideWhenUsed="0"/>
-    <w:lsdException w:name="Medium Grid 3 Accent 1" w:semiHidden="0" w:uiPriority="69" w:unhideWhenUsed="0"/>
-    <w:lsdException w:name="Dark List Accent 1" w:semiHidden="0" w:uiPriority="70" w:unhideWhenUsed="0"/>
-    <w:lsdException w:name="Colorful Shading Accent 1" w:semiHidden="0" w:uiPriority="71" w:unhideWhenUsed="0"/>
-    <w:lsdException w:name="Colorful List Accent 1" w:semiHidden="0" w:uiPriority="72" w:unhideWhenUsed="0"/>
-    <w:lsdException w:name="Colorful Grid Accent 1" w:semiHidden="0" w:uiPriority="73" w:unhideWhenUsed="0"/>
-    <w:lsdException w:name="Light Shading Accent 2" w:semiHidden="0" w:uiPriority="60" w:unhideWhenUsed="0"/>
-    <w:lsdException w:name="Light List Accent 2" w:semiHidden="0" w:uiPriority="61" w:unhideWhenUsed="0"/>
-    <w:lsdException w:name="Light Grid Accent 2" w:semiHidden="0" w:uiPriority="62" w:unhideWhenUsed="0"/>
-    <w:lsdException w:name="Medium Shading 1 Accent 2" w:semiHidden="0" w:uiPriority="63" w:unhideWhenUsed="0"/>
-    <w:lsdException w:name="Medium Shading 2 Accent 2" w:semiHidden="0" w:uiPriority="64" w:unhideWhenUsed="0"/>
-    <w:lsdException w:name="Medium List 1 Accent 2" w:semiHidden="0" w:uiPriority="65" w:unhideWhenUsed="0"/>
-    <w:lsdException w:name="Medium List 2 Accent 2" w:semiHidden="0" w:uiPriority="66" w:unhideWhenUsed="0"/>
-    <w:lsdException w:name="Medium Grid 1 Accent 2" w:semiHidden="0" w:uiPriority="67" w:unhideWhenUsed="0"/>
-    <w:lsdException w:name="Medium Grid 2 Accent 2" w:semiHidden="0" w:uiPriority="68" w:unhideWhenUsed="0"/>
-    <w:lsdException w:name="Medium Grid 3 Accent 2" w:semiHidden="0" w:uiPriority="69" w:unhideWhenUsed="0"/>
-    <w:lsdException w:name="Dark List Accent 2" w:semiHidden="0" w:uiPriority="70" w:unhideWhenUsed="0"/>
-    <w:lsdException w:name="Colorful Shading Accent 2" w:semiHidden="0" w:uiPriority="71" w:unhideWhenUsed="0"/>
-    <w:lsdException w:name="Colorful List Accent 2" w:semiHidden="0" w:uiPriority="72" w:unhideWhenUsed="0"/>
-    <w:lsdException w:name="Colorful Grid Accent 2" w:semiHidden="0" w:uiPriority="73" w:unhideWhenUsed="0"/>
-    <w:lsdException w:name="Light Shading Accent 3" w:semiHidden="0" w:uiPriority="60" w:unhideWhenUsed="0"/>
-    <w:lsdException w:name="Light List Accent 3" w:semiHidden="0" w:uiPriority="61" w:unhideWhenUsed="0"/>
-    <w:lsdException w:name="Light Grid Accent 3" w:semiHidden="0" w:uiPriority="62" w:unhideWhenUsed="0"/>
-    <w:lsdException w:name="Medium Shading 1 Accent 3" w:semiHidden="0" w:uiPriority="63" w:unhideWhenUsed="0"/>
-    <w:lsdException w:name="Medium Shading 2 Accent 3" w:semiHidden="0" w:uiPriority="64" w:unhideWhenUsed="0"/>
-    <w:lsdException w:name="Medium List 1 Accent 3" w:semiHidden="0" w:uiPriority="65" w:unhideWhenUsed="0"/>
-    <w:lsdException w:name="Medium List 2 Accent 3" w:semiHidden="0" w:uiPriority="66" w:unhideWhenUsed="0"/>
-    <w:lsdException w:name="Medium Grid 1 Accent 3" w:semiHidden="0" w:uiPriority="67" w:unhideWhenUsed="0"/>
-    <w:lsdException w:name="Medium Grid 2 Accent 3" w:semiHidden="0" w:uiPriority="68" w:unhideWhenUsed="0"/>
-    <w:lsdException w:name="Medium Grid 3 Accent 3" w:semiHidden="0" w:uiPriority="69" w:unhideWhenUsed="0"/>
-    <w:lsdException w:name="Dark List Accent 3" w:semiHidden="0" w:uiPriority="70" w:unhideWhenUsed="0"/>
-    <w:lsdException w:name="Colorful Shading Accent 3" w:semiHidden="0" w:uiPriority="71" w:unhideWhenUsed="0"/>
-    <w:lsdException w:name="Colorful List Accent 3" w:semiHidden="0" w:uiPriority="72" w:unhideWhenUsed="0"/>
-    <w:lsdException w:name="Colorful Grid Accent 3" w:semiHidden="0" w:uiPriority="73" w:unhideWhenUsed="0"/>
-    <w:lsdException w:name="Light Shading Accent 4" w:semiHidden="0" w:uiPriority="60" w:unhideWhenUsed="0"/>
-    <w:lsdException w:name="Light List Accent 4" w:semiHidden="0" w:uiPriority="61" w:unhideWhenUsed="0"/>
-    <w:lsdException w:name="Light Grid Accent 4" w:semiHidden="0" w:uiPriority="62" w:unhideWhenUsed="0"/>
-    <w:lsdException w:name="Medium Shading 1 Accent 4" w:semiHidden="0" w:uiPriority="63" w:unhideWhenUsed="0"/>
-    <w:lsdException w:name="Medium Shading 2 Accent 4" w:semiHidden="0" w:uiPriority="64" w:unhideWhenUsed="0"/>
-    <w:lsdException w:name="Medium List 1 Accent 4" w:semiHidden="0" w:uiPriority="65" w:unhideWhenUsed="0"/>
-    <w:lsdException w:name="Medium List 2 Accent 4" w:semiHidden="0" w:uiPriority="66" w:unhideWhenUsed="0"/>
-    <w:lsdException w:name="Medium Grid 1 Accent 4" w:semiHidden="0" w:uiPriority="67" w:unhideWhenUsed="0"/>
-    <w:lsdException w:name="Medium Grid 2 Accent 4" w:semiHidden="0" w:uiPriority="68" w:unhideWhenUsed="0"/>
-    <w:lsdException w:name="Medium Grid 3 Accent 4" w:semiHidden="0" w:uiPriority="69" w:unhideWhenUsed="0"/>
-    <w:lsdException w:name="Dark List Accent 4" w:semiHidden="0" w:uiPriority="70" w:unhideWhenUsed="0"/>
-    <w:lsdException w:name="Colorful Shading Accent 4" w:semiHidden="0" w:uiPriority="71" w:unhideWhenUsed="0"/>
-    <w:lsdException w:name="Colorful List Accent 4" w:semiHidden="0" w:uiPriority="72" w:unhideWhenUsed="0"/>
-    <w:lsdException w:name="Colorful Grid Accent 4" w:semiHidden="0" w:uiPriority="73" w:unhideWhenUsed="0"/>
-    <w:lsdException w:name="Light Shading Accent 5" w:semiHidden="0" w:uiPriority="60" w:unhideWhenUsed="0"/>
-    <w:lsdException w:name="Light List Accent 5" w:semiHidden="0" w:uiPriority="61" w:unhideWhenUsed="0"/>
-    <w:lsdException w:name="Light Grid Accent 5" w:semiHidden="0" w:uiPriority="62" w:unhideWhenUsed="0"/>
-    <w:lsdException w:name="Medium Shading 1 Accent 5" w:semiHidden="0" w:uiPriority="63" w:unhideWhenUsed="0"/>
-    <w:lsdException w:name="Medium Shading 2 Accent 5" w:semiHidden="0" w:uiPriority="64" w:unhideWhenUsed="0"/>
-    <w:lsdException w:name="Medium List 1 Accent 5" w:semiHidden="0" w:uiPriority="65" w:unhideWhenUsed="0"/>
-    <w:lsdException w:name="Medium List 2 Accent 5" w:semiHidden="0" w:uiPriority="66" w:unhideWhenUsed="0"/>
-    <w:lsdException w:name="Medium Grid 1 Accent 5" w:semiHidden="0" w:uiPriority="67" w:unhideWhenUsed="0"/>
-    <w:lsdException w:name="Medium Grid 2 Accent 5" w:semiHidden="0" w:uiPriority="68" w:unhideWhenUsed="0"/>
-    <w:lsdException w:name="Medium Grid 3 Accent 5" w:semiHidden="0" w:uiPriority="69" w:unhideWhenUsed="0"/>
-    <w:lsdException w:name="Dark List Accent 5" w:semiHidden="0" w:uiPriority="70" w:unhideWhenUsed="0"/>
-    <w:lsdException w:name="Colorful Shading Accent 5" w:semiHidden="0" w:uiPriority="71" w:unhideWhenUsed="0"/>
-    <w:lsdException w:name="Colorful List Accent 5" w:semiHidden="0" w:uiPriority="72" w:unhideWhenUsed="0"/>
-    <w:lsdException w:name="Colorful Grid Accent 5" w:semiHidden="0" w:uiPriority="73" w:unhideWhenUsed="0"/>
-    <w:lsdException w:name="Light Shading Accent 6" w:semiHidden="0" w:uiPriority="60" w:unhideWhenUsed="0"/>
-    <w:lsdException w:name="Light List Accent 6" w:semiHidden="0" w:uiPriority="61" w:unhideWhenUsed="0"/>
-    <w:lsdException w:name="Light Grid Accent 6" w:semiHidden="0" w:uiPriority="62" w:unhideWhenUsed="0"/>
-    <w:lsdException w:name="Medium Shading 1 Accent 6" w:semiHidden="0" w:uiPriority="63" w:unhideWhenUsed="0"/>
-    <w:lsdException w:name="Medium Shading 2 Accent 6" w:semiHidden="0" w:uiPriority="64" w:unhideWhenUsed="0"/>
-    <w:lsdException w:name="Medium List 1 Accent 6" w:semiHidden="0" w:uiPriority="65" w:unhideWhenUsed="0"/>
-    <w:lsdException w:name="Medium List 2 Accent 6" w:semiHidden="0" w:uiPriority="66" w:unhideWhenUsed="0"/>
-    <w:lsdException w:name="Medium Grid 1 Accent 6" w:semiHidden="0" w:uiPriority="67" w:unhideWhenUsed="0"/>
-    <w:lsdException w:name="Medium Grid 2 Accent 6" w:semiHidden="0" w:uiPriority="68" w:unhideWhenUsed="0"/>
-    <w:lsdException w:name="Medium Grid 3 Accent 6" w:semiHidden="0" w:uiPriority="69" w:unhideWhenUsed="0"/>
-    <w:lsdException w:name="Dark List Accent 6" w:semiHidden="0" w:uiPriority="70" w:unhideWhenUsed="0"/>
-    <w:lsdException w:name="Colorful Shading Accent 6" w:semiHidden="0" w:uiPriority="71" w:unhideWhenUsed="0"/>
-    <w:lsdException w:name="Colorful List Accent 6" w:semiHidden="0" w:uiPriority="72" w:unhideWhenUsed="0"/>
-    <w:lsdException w:name="Colorful Grid Accent 6" w:semiHidden="0" w:uiPriority="73" w:unhideWhenUsed="0"/>
-    <w:lsdException w:name="Subtle Emphasis" w:semiHidden="0" w:uiPriority="19" w:unhideWhenUsed="0" w:qFormat="1"/>
-    <w:lsdException w:name="Intense Emphasis" w:semiHidden="0" w:uiPriority="21" w:unhideWhenUsed="0" w:qFormat="1"/>
-    <w:lsdException w:name="Subtle Reference" w:semiHidden="0" w:uiPriority="31" w:unhideWhenUsed="0" w:qFormat="1"/>
-    <w:lsdException w:name="Intense Reference" w:semiHidden="0" w:uiPriority="32" w:unhideWhenUsed="0" w:qFormat="1"/>
-    <w:lsdException w:name="Book Title" w:semiHidden="0" w:uiPriority="33" w:unhideWhenUsed="0" w:qFormat="1"/>
-    <w:lsdException w:name="Bibliography" w:uiPriority="37"/>
-    <w:lsdException w:name="TOC Heading" w:uiPriority="39" w:qFormat="1"/>
-  </w:latentStyles>
-  <w:style w:type="paragraph" w:default="1" w:styleId="Normal">
-    <w:name w:val="Normal"/>
-    <w:qFormat/>
-    <w:rsid w:val="003C197F"/>
-  </w:style>
-  <w:style w:type="paragraph" w:styleId="Heading1">
-    <w:name w:val="heading 1"/>
-    <w:basedOn w:val="Normal"/>
-    <w:next w:val="Normal"/>
-    <w:link w:val="Heading1Char"/>
-    <w:uiPriority w:val="9"/>
-    <w:qFormat/>
-    <w:rsid w:val="0077092E"/>
-    <w:pPr>
-      <w:keepNext/>
-      <w:keepLines/>
-      <w:spacing w:before="480" w:after="0"/>
-      <w:outlineLvl w:val="0"/>
-    </w:pPr>
-    <w:rPr>
-      <w:rFonts w:asciiTheme="majorHAnsi" w:eastAsiaTheme="majorEastAsia" w:hAnsiTheme="majorHAnsi" w:cstheme="majorBidi"/>
-      <w:b/>
-      <w:bCs/>
-      <w:color w:val="365F91" w:themeColor="accent1" w:themeShade="BF"/>
-      <w:sz w:val="28"/>
-      <w:szCs w:val="28"/>
-    </w:rPr>
-  </w:style>
-  <w:style w:type="paragraph" w:styleId="Heading2">
-    <w:name w:val="heading 2"/>
-    <w:basedOn w:val="Normal"/>
-    <w:next w:val="Normal"/>
-    <w:link w:val="Heading2Char"/>
-    <w:uiPriority w:val="9"/>
-    <w:unhideWhenUsed/>
-    <w:qFormat/>
-    <w:rsid w:val="00B75AA3"/>
-    <w:pPr>
-      <w:keepNext/>
-      <w:keepLines/>
-      <w:spacing w:before="200" w:after="0"/>
-      <w:outlineLvl w:val="1"/>
-    </w:pPr>
-    <w:rPr>
-      <w:rFonts w:asciiTheme="majorHAnsi" w:eastAsiaTheme="majorEastAsia" w:hAnsiTheme="majorHAnsi" w:cstheme="majorBidi"/>
-      <w:b/>
-      <w:bCs/>
-      <w:color w:val="4F81BD" w:themeColor="accent1"/>
-      <w:sz w:val="26"/>
-      <w:szCs w:val="26"/>
-    </w:rPr>
-  </w:style>
-  <w:style w:type="character" w:default="1" w:styleId="DefaultParagraphFont">
-    <w:name w:val="Default Paragraph Font"/>
-    <w:uiPriority w:val="1"/>
-    <w:semiHidden/>
-    <w:unhideWhenUsed/>
-  </w:style>
-  <w:style w:type="table" w:default="1" w:styleId="TableNormal">
-    <w:name w:val="Normal Table"/>
-    <w:uiPriority w:val="99"/>
-    <w:semiHidden/>
-    <w:unhideWhenUsed/>
-    <w:tblPr>
-      <w:tblInd w:w="0" w:type="dxa"/>
-      <w:tblCellMar>
-        <w:top w:w="0" w:type="dxa"/>
-        <w:left w:w="108" w:type="dxa"/>
-        <w:bottom w:w="0" w:type="dxa"/>
-        <w:right w:w="108" w:type="dxa"/>
-      </w:tblCellMar>
-    </w:tblPr>
-  </w:style>
-  <w:style w:type="numbering" w:default="1" w:styleId="NoList">
-    <w:name w:val="No List"/>
-    <w:uiPriority w:val="99"/>
-    <w:semiHidden/>
-    <w:unhideWhenUsed/>
-  </w:style>
-  <w:style w:type="paragraph" w:styleId="BalloonText">
-    <w:name w:val="Balloon Text"/>
-    <w:basedOn w:val="Normal"/>
-    <w:link w:val="BalloonTextChar"/>
-    <w:uiPriority w:val="99"/>
-    <w:semiHidden/>
-    <w:unhideWhenUsed/>
-    <w:rsid w:val="005801E8"/>
-    <w:pPr>
-      <w:spacing w:after="0" w:line="240" w:lineRule="auto"/>
-    </w:pPr>
-    <w:rPr>
-      <w:rFonts w:ascii="Tahoma" w:hAnsi="Tahoma" w:cs="Tahoma"/>
-      <w:sz w:val="16"/>
-      <w:szCs w:val="16"/>
-    </w:rPr>
-  </w:style>
-  <w:style w:type="character" w:customStyle="1" w:styleId="BalloonTextChar">
-    <w:name w:val="Balloon Text Char"/>
-    <w:basedOn w:val="DefaultParagraphFont"/>
-    <w:link w:val="BalloonText"/>
-    <w:uiPriority w:val="99"/>
-    <w:semiHidden/>
-    <w:rsid w:val="005801E8"/>
-    <w:rPr>
-      <w:rFonts w:ascii="Tahoma" w:hAnsi="Tahoma" w:cs="Tahoma"/>
-      <w:sz w:val="16"/>
-      <w:szCs w:val="16"/>
-    </w:rPr>
-  </w:style>
-  <w:style w:type="character" w:styleId="PlaceholderText">
-    <w:name w:val="Placeholder Text"/>
-    <w:basedOn w:val="DefaultParagraphFont"/>
-    <w:uiPriority w:val="99"/>
-    <w:semiHidden/>
-    <w:rsid w:val="00F75A87"/>
-    <w:rPr>
-      <w:color w:val="808080"/>
-    </w:rPr>
-  </w:style>
-  <w:style w:type="table" w:styleId="TableGrid">
-    <w:name w:val="Table Grid"/>
-    <w:basedOn w:val="TableNormal"/>
-    <w:uiPriority w:val="59"/>
-    <w:rsid w:val="003931A5"/>
-    <w:pPr>
-      <w:spacing w:after="0" w:line="240" w:lineRule="auto"/>
-    </w:pPr>
-    <w:tblPr>
-      <w:tblBorders>
-        <w:top w:val="single" w:sz="4" w:space="0" w:color="auto"/>
-        <w:left w:val="single" w:sz="4" w:space="0" w:color="auto"/>
-        <w:bottom w:val="single" w:sz="4" w:space="0" w:color="auto"/>
-        <w:right w:val="single" w:sz="4" w:space="0" w:color="auto"/>
-        <w:insideH w:val="single" w:sz="4" w:space="0" w:color="auto"/>
-        <w:insideV w:val="single" w:sz="4" w:space="0" w:color="auto"/>
-      </w:tblBorders>
-    </w:tblPr>
-  </w:style>
-  <w:style w:type="character" w:customStyle="1" w:styleId="Heading1Char">
-    <w:name w:val="Heading 1 Char"/>
-    <w:basedOn w:val="DefaultParagraphFont"/>
-    <w:link w:val="Heading1"/>
-    <w:uiPriority w:val="9"/>
-    <w:rsid w:val="0077092E"/>
-    <w:rPr>
-      <w:rFonts w:asciiTheme="majorHAnsi" w:eastAsiaTheme="majorEastAsia" w:hAnsiTheme="majorHAnsi" w:cstheme="majorBidi"/>
-      <w:b/>
-      <w:bCs/>
-      <w:color w:val="365F91" w:themeColor="accent1" w:themeShade="BF"/>
-      <w:sz w:val="28"/>
-      <w:szCs w:val="28"/>
-    </w:rPr>
-  </w:style>
-  <w:style w:type="character" w:customStyle="1" w:styleId="Heading2Char">
-    <w:name w:val="Heading 2 Char"/>
-    <w:basedOn w:val="DefaultParagraphFont"/>
-    <w:link w:val="Heading2"/>
+  <w:style w:type="character" w:customStyle="1" w:styleId="20">
+    <w:name w:val="Заголовок 2 Знак"/>
+    <w:basedOn w:val="a0"/>
+    <w:link w:val="2"/>
     <w:uiPriority w:val="9"/>
     <w:rsid w:val="00B75AA3"/>
     <w:rPr>

--- a/doc/A-operator.docx
+++ b/doc/A-operator.docx
@@ -1219,7 +1219,25 @@
           <w:szCs w:val="20"/>
           <w:lang w:val="ru-RU"/>
         </w:rPr>
-        <w:t>Показательная функция</w:t>
+        <w:t>Нисходящая</w:t>
+      </w:r>
+      <w:r>
+        <w:rPr>
+          <w:rFonts w:ascii="Cambria Math" w:eastAsiaTheme="minorEastAsia" w:hAnsi="Cambria Math" w:cs="Times New Roman"/>
+          <w:sz w:val="20"/>
+          <w:szCs w:val="20"/>
+          <w:lang w:val="ru-RU"/>
+        </w:rPr>
+        <w:t xml:space="preserve"> </w:t>
+      </w:r>
+      <w:r>
+        <w:rPr>
+          <w:rFonts w:ascii="Cambria Math" w:eastAsiaTheme="minorEastAsia" w:hAnsi="Cambria Math" w:cs="Times New Roman"/>
+          <w:sz w:val="20"/>
+          <w:szCs w:val="20"/>
+          <w:lang w:val="ru-RU"/>
+        </w:rPr>
+        <w:t>степень</w:t>
       </w:r>
       <w:r>
         <w:rPr>
@@ -1275,7 +1293,7 @@
                   <w:sz w:val="20"/>
                   <w:szCs w:val="20"/>
                 </w:rPr>
-                <m:t>c</m:t>
+                <m:t>A</m:t>
               </m:r>
             </m:e>
             <m:sup>
@@ -1285,7 +1303,7 @@
                   <w:sz w:val="20"/>
                   <w:szCs w:val="20"/>
                 </w:rPr>
-                <m:t>A</m:t>
+                <m:t>[k]</m:t>
               </m:r>
             </m:sup>
           </m:sSup>
@@ -1298,78 +1316,59 @@
             </w:rPr>
             <m:t xml:space="preserve"> </m:t>
           </m:r>
-          <m:r>
-            <w:rPr>
-              <w:rFonts w:ascii="Cambria Math" w:eastAsia="Cambria Math" w:hAnsi="Cambria Math" w:cs="Times New Roman"/>
-              <w:sz w:val="20"/>
-              <w:szCs w:val="20"/>
-            </w:rPr>
-            <m:t>f</m:t>
-          </m:r>
-          <m:r>
-            <w:rPr>
-              <w:rFonts w:ascii="Cambria Math" w:eastAsia="Cambria Math" w:hAnsi="Cambria Math" w:cs="Times New Roman"/>
+          <m:sSup>
+            <m:sSupPr>
+              <m:ctrlPr>
+                <w:rPr>
+                  <w:rFonts w:ascii="Cambria Math" w:eastAsia="Cambria Math" w:hAnsi="Cambria Math" w:cs="Times New Roman"/>
+                  <w:i/>
+                  <w:sz w:val="20"/>
+                  <w:szCs w:val="20"/>
+                </w:rPr>
+              </m:ctrlPr>
+            </m:sSupPr>
+            <m:e>
+              <m:r>
+                <w:rPr>
+                  <w:rFonts w:ascii="Cambria Math" w:eastAsia="Cambria Math" w:hAnsi="Cambria Math" w:cs="Times New Roman"/>
+                  <w:sz w:val="20"/>
+                  <w:szCs w:val="20"/>
+                </w:rPr>
+                <m:t>e</m:t>
+              </m:r>
+            </m:e>
+            <m:sup>
+              <m:r>
+                <w:rPr>
+                  <w:rFonts w:ascii="Cambria Math" w:eastAsia="Cambria Math" w:hAnsi="Cambria Math" w:cs="Times New Roman"/>
+                  <w:sz w:val="20"/>
+                  <w:szCs w:val="20"/>
+                </w:rPr>
+                <m:t>x</m:t>
+              </m:r>
+            </m:sup>
+          </m:sSup>
+          <m:r>
+            <w:rPr>
+              <w:rFonts w:ascii="Cambria Math" w:hAnsi="Cambria Math" w:cs="Times New Roman"/>
               <w:sz w:val="20"/>
               <w:szCs w:val="20"/>
               <w:lang w:val="ru-RU"/>
             </w:rPr>
-            <m:t>(</m:t>
-          </m:r>
-          <m:r>
-            <w:rPr>
-              <w:rFonts w:ascii="Cambria Math" w:eastAsia="Cambria Math" w:hAnsi="Cambria Math" w:cs="Times New Roman"/>
-              <w:sz w:val="20"/>
-              <w:szCs w:val="20"/>
-            </w:rPr>
-            <m:t>x</m:t>
-          </m:r>
-          <m:r>
-            <w:rPr>
-              <w:rFonts w:ascii="Cambria Math" w:eastAsia="Cambria Math" w:hAnsi="Cambria Math" w:cs="Times New Roman"/>
-              <w:sz w:val="20"/>
-              <w:szCs w:val="20"/>
-              <w:lang w:val="ru-RU"/>
-            </w:rPr>
-            <m:t>)</m:t>
-          </m:r>
-          <m:r>
-            <w:rPr>
-              <w:rFonts w:ascii="Cambria Math" w:hAnsi="Cambria Math" w:cs="Times New Roman"/>
-              <w:sz w:val="20"/>
-              <w:szCs w:val="20"/>
-              <w:lang w:val="ru-RU"/>
-            </w:rPr>
             <m:t>=</m:t>
           </m:r>
-          <m:r>
-            <w:rPr>
-              <w:rFonts w:ascii="Cambria Math" w:eastAsia="Cambria Math" w:hAnsi="Cambria Math" w:cs="Times New Roman"/>
-              <w:sz w:val="20"/>
-              <w:szCs w:val="20"/>
-            </w:rPr>
-            <m:t>f</m:t>
-          </m:r>
-          <m:d>
-            <m:dPr>
-              <m:ctrlPr>
-                <w:rPr>
-                  <w:rFonts w:ascii="Cambria Math" w:eastAsia="Cambria Math" w:hAnsi="Cambria Math" w:cs="Times New Roman"/>
-                  <w:i/>
-                  <w:sz w:val="20"/>
-                  <w:szCs w:val="20"/>
-                </w:rPr>
-              </m:ctrlPr>
-            </m:dPr>
-            <m:e>
-              <m:r>
-                <w:rPr>
-                  <w:rFonts w:ascii="Cambria Math" w:eastAsia="Cambria Math" w:hAnsi="Cambria Math" w:cs="Times New Roman"/>
-                  <w:sz w:val="20"/>
-                  <w:szCs w:val="20"/>
-                  <w:lang w:val="ru-RU"/>
-                </w:rPr>
-                <m:t>c</m:t>
-              </m:r>
+          <m:sSup>
+            <m:sSupPr>
+              <m:ctrlPr>
+                <w:rPr>
+                  <w:rFonts w:ascii="Cambria Math" w:eastAsia="Cambria Math" w:hAnsi="Cambria Math" w:cs="Times New Roman"/>
+                  <w:i/>
+                  <w:sz w:val="20"/>
+                  <w:szCs w:val="20"/>
+                </w:rPr>
+              </m:ctrlPr>
+            </m:sSupPr>
+            <m:e>
               <m:r>
                 <w:rPr>
                   <w:rFonts w:ascii="Cambria Math" w:eastAsia="Cambria Math" w:hAnsi="Cambria Math" w:cs="Times New Roman"/>
@@ -1379,12 +1378,218 @@
                 <m:t>x</m:t>
               </m:r>
             </m:e>
-          </m:d>
+            <m:sup>
+              <m:r>
+                <w:rPr>
+                  <w:rFonts w:ascii="Cambria Math" w:eastAsia="Cambria Math" w:hAnsi="Cambria Math" w:cs="Times New Roman"/>
+                  <w:sz w:val="20"/>
+                  <w:szCs w:val="20"/>
+                </w:rPr>
+                <m:t>k</m:t>
+              </m:r>
+            </m:sup>
+          </m:sSup>
+          <m:sSup>
+            <m:sSupPr>
+              <m:ctrlPr>
+                <w:rPr>
+                  <w:rFonts w:ascii="Cambria Math" w:eastAsia="Cambria Math" w:hAnsi="Cambria Math" w:cs="Times New Roman"/>
+                  <w:i/>
+                  <w:sz w:val="20"/>
+                  <w:szCs w:val="20"/>
+                </w:rPr>
+              </m:ctrlPr>
+            </m:sSupPr>
+            <m:e>
+              <m:r>
+                <w:rPr>
+                  <w:rFonts w:ascii="Cambria Math" w:eastAsia="Cambria Math" w:hAnsi="Cambria Math" w:cs="Times New Roman"/>
+                  <w:sz w:val="20"/>
+                  <w:szCs w:val="20"/>
+                </w:rPr>
+                <m:t>e</m:t>
+              </m:r>
+            </m:e>
+            <m:sup>
+              <m:r>
+                <w:rPr>
+                  <w:rFonts w:ascii="Cambria Math" w:eastAsia="Cambria Math" w:hAnsi="Cambria Math" w:cs="Times New Roman"/>
+                  <w:sz w:val="20"/>
+                  <w:szCs w:val="20"/>
+                </w:rPr>
+                <m:t>x</m:t>
+              </m:r>
+            </m:sup>
+          </m:sSup>
         </m:oMath>
       </m:oMathPara>
     </w:p>
     <w:p>
       <w:pPr>
+        <w:jc w:val="center"/>
+        <w:rPr>
+          <w:rFonts w:ascii="Times New Roman" w:eastAsiaTheme="minorEastAsia" w:hAnsi="Times New Roman" w:cs="Times New Roman"/>
+          <w:sz w:val="20"/>
+          <w:szCs w:val="20"/>
+          <w:lang w:val="ru-RU"/>
+        </w:rPr>
+      </w:pPr>
+      <m:oMathPara>
+        <m:oMathParaPr>
+          <m:jc m:val="center"/>
+        </m:oMathParaPr>
+        <m:oMath>
+          <m:sSup>
+            <m:sSupPr>
+              <m:ctrlPr>
+                <w:rPr>
+                  <w:rFonts w:ascii="Cambria Math" w:eastAsia="Cambria Math" w:hAnsi="Cambria Math" w:cs="Times New Roman"/>
+                  <w:i/>
+                  <w:sz w:val="20"/>
+                  <w:szCs w:val="20"/>
+                </w:rPr>
+              </m:ctrlPr>
+            </m:sSupPr>
+            <m:e>
+              <m:r>
+                <w:rPr>
+                  <w:rFonts w:ascii="Cambria Math" w:eastAsia="Cambria Math" w:hAnsi="Cambria Math" w:cs="Times New Roman"/>
+                  <w:sz w:val="20"/>
+                  <w:szCs w:val="20"/>
+                </w:rPr>
+                <m:t>y</m:t>
+              </m:r>
+            </m:e>
+            <m:sup>
+              <m:r>
+                <w:rPr>
+                  <w:rFonts w:ascii="Cambria Math" w:eastAsia="Cambria Math" w:hAnsi="Cambria Math" w:cs="Times New Roman"/>
+                  <w:sz w:val="20"/>
+                  <w:szCs w:val="20"/>
+                </w:rPr>
+                <m:t>[</m:t>
+              </m:r>
+              <m:r>
+                <w:rPr>
+                  <w:rFonts w:ascii="Cambria Math" w:eastAsia="Cambria Math" w:hAnsi="Cambria Math" w:cs="Times New Roman"/>
+                  <w:sz w:val="20"/>
+                  <w:szCs w:val="20"/>
+                </w:rPr>
+                <m:t>A</m:t>
+              </m:r>
+              <m:r>
+                <w:rPr>
+                  <w:rFonts w:ascii="Cambria Math" w:eastAsia="Cambria Math" w:hAnsi="Cambria Math" w:cs="Times New Roman"/>
+                  <w:sz w:val="20"/>
+                  <w:szCs w:val="20"/>
+                </w:rPr>
+                <m:t>]</m:t>
+              </m:r>
+            </m:sup>
+          </m:sSup>
+          <m:r>
+            <w:rPr>
+              <w:rFonts w:ascii="Cambria Math" w:eastAsia="Cambria Math" w:hAnsi="Cambria Math" w:cs="Times New Roman"/>
+              <w:sz w:val="20"/>
+              <w:szCs w:val="20"/>
+              <w:lang w:val="ru-RU"/>
+            </w:rPr>
+            <m:t xml:space="preserve"> </m:t>
+          </m:r>
+          <m:sSup>
+            <m:sSupPr>
+              <m:ctrlPr>
+                <w:rPr>
+                  <w:rFonts w:ascii="Cambria Math" w:eastAsia="Cambria Math" w:hAnsi="Cambria Math" w:cs="Times New Roman"/>
+                  <w:i/>
+                  <w:sz w:val="20"/>
+                  <w:szCs w:val="20"/>
+                </w:rPr>
+              </m:ctrlPr>
+            </m:sSupPr>
+            <m:e>
+              <m:r>
+                <w:rPr>
+                  <w:rFonts w:ascii="Cambria Math" w:eastAsia="Cambria Math" w:hAnsi="Cambria Math" w:cs="Times New Roman"/>
+                  <w:sz w:val="20"/>
+                  <w:szCs w:val="20"/>
+                </w:rPr>
+                <m:t>e</m:t>
+              </m:r>
+            </m:e>
+            <m:sup>
+              <m:r>
+                <w:rPr>
+                  <w:rFonts w:ascii="Cambria Math" w:eastAsia="Cambria Math" w:hAnsi="Cambria Math" w:cs="Times New Roman"/>
+                  <w:sz w:val="20"/>
+                  <w:szCs w:val="20"/>
+                </w:rPr>
+                <m:t>x</m:t>
+              </m:r>
+            </m:sup>
+          </m:sSup>
+          <m:r>
+            <w:rPr>
+              <w:rFonts w:ascii="Cambria Math" w:hAnsi="Cambria Math" w:cs="Times New Roman"/>
+              <w:sz w:val="20"/>
+              <w:szCs w:val="20"/>
+              <w:lang w:val="ru-RU"/>
+            </w:rPr>
+            <m:t>=</m:t>
+          </m:r>
+          <m:sSup>
+            <m:sSupPr>
+              <m:ctrlPr>
+                <w:rPr>
+                  <w:rFonts w:ascii="Cambria Math" w:eastAsia="Cambria Math" w:hAnsi="Cambria Math" w:cs="Times New Roman"/>
+                  <w:i/>
+                  <w:sz w:val="20"/>
+                  <w:szCs w:val="20"/>
+                </w:rPr>
+              </m:ctrlPr>
+            </m:sSupPr>
+            <m:e>
+              <m:r>
+                <w:rPr>
+                  <w:rFonts w:ascii="Cambria Math" w:eastAsia="Cambria Math" w:hAnsi="Cambria Math" w:cs="Times New Roman"/>
+                  <w:sz w:val="20"/>
+                  <w:szCs w:val="20"/>
+                </w:rPr>
+                <m:t>(</m:t>
+              </m:r>
+              <m:r>
+                <w:rPr>
+                  <w:rFonts w:ascii="Cambria Math" w:eastAsia="Cambria Math" w:hAnsi="Cambria Math" w:cs="Times New Roman"/>
+                  <w:sz w:val="20"/>
+                  <w:szCs w:val="20"/>
+                </w:rPr>
+                <m:t>x</m:t>
+              </m:r>
+              <m:r>
+                <w:rPr>
+                  <w:rFonts w:ascii="Cambria Math" w:eastAsia="Cambria Math" w:hAnsi="Cambria Math" w:cs="Times New Roman"/>
+                  <w:sz w:val="20"/>
+                  <w:szCs w:val="20"/>
+                </w:rPr>
+                <m:t>+1)</m:t>
+              </m:r>
+            </m:e>
+            <m:sup>
+              <m:r>
+                <w:rPr>
+                  <w:rFonts w:ascii="Cambria Math" w:eastAsia="Cambria Math" w:hAnsi="Cambria Math" w:cs="Times New Roman"/>
+                  <w:sz w:val="20"/>
+                  <w:szCs w:val="20"/>
+                </w:rPr>
+                <m:t>y</m:t>
+              </m:r>
+            </m:sup>
+          </m:sSup>
+        </m:oMath>
+      </m:oMathPara>
+    </w:p>
+    <w:p>
+      <w:pPr>
         <w:rPr>
           <w:rFonts w:ascii="Times New Roman" w:eastAsiaTheme="minorEastAsia" w:hAnsi="Times New Roman" w:cs="Times New Roman"/>
           <w:sz w:val="20"/>
@@ -1399,7 +1604,7 @@
           <w:szCs w:val="20"/>
           <w:lang w:val="ru-RU"/>
         </w:rPr>
-        <w:t>Тригонометрические функции</w:t>
+        <w:t>Показательная функция</w:t>
       </w:r>
       <w:r>
         <w:rPr>
@@ -1437,13 +1642,97 @@
           <m:jc m:val="center"/>
         </m:oMathParaPr>
         <m:oMath>
+          <m:sSup>
+            <m:sSupPr>
+              <m:ctrlPr>
+                <w:rPr>
+                  <w:rFonts w:ascii="Cambria Math" w:eastAsia="Cambria Math" w:hAnsi="Cambria Math" w:cs="Times New Roman"/>
+                  <w:i/>
+                  <w:sz w:val="20"/>
+                  <w:szCs w:val="20"/>
+                </w:rPr>
+              </m:ctrlPr>
+            </m:sSupPr>
+            <m:e>
+              <m:r>
+                <w:rPr>
+                  <w:rFonts w:ascii="Cambria Math" w:eastAsia="Cambria Math" w:hAnsi="Cambria Math" w:cs="Times New Roman"/>
+                  <w:sz w:val="20"/>
+                  <w:szCs w:val="20"/>
+                </w:rPr>
+                <m:t>c</m:t>
+              </m:r>
+            </m:e>
+            <m:sup>
+              <m:r>
+                <w:rPr>
+                  <w:rFonts w:ascii="Cambria Math" w:eastAsia="Cambria Math" w:hAnsi="Cambria Math" w:cs="Times New Roman"/>
+                  <w:sz w:val="20"/>
+                  <w:szCs w:val="20"/>
+                </w:rPr>
+                <m:t>A</m:t>
+              </m:r>
+            </m:sup>
+          </m:sSup>
           <m:r>
             <w:rPr>
               <w:rFonts w:ascii="Cambria Math" w:eastAsia="Cambria Math" w:hAnsi="Cambria Math" w:cs="Times New Roman"/>
               <w:sz w:val="20"/>
               <w:szCs w:val="20"/>
-            </w:rPr>
-            <m:t>cos</m:t>
+              <w:lang w:val="ru-RU"/>
+            </w:rPr>
+            <m:t xml:space="preserve"> </m:t>
+          </m:r>
+          <m:r>
+            <w:rPr>
+              <w:rFonts w:ascii="Cambria Math" w:eastAsia="Cambria Math" w:hAnsi="Cambria Math" w:cs="Times New Roman"/>
+              <w:sz w:val="20"/>
+              <w:szCs w:val="20"/>
+            </w:rPr>
+            <m:t>f</m:t>
+          </m:r>
+          <m:r>
+            <w:rPr>
+              <w:rFonts w:ascii="Cambria Math" w:eastAsia="Cambria Math" w:hAnsi="Cambria Math" w:cs="Times New Roman"/>
+              <w:sz w:val="20"/>
+              <w:szCs w:val="20"/>
+              <w:lang w:val="ru-RU"/>
+            </w:rPr>
+            <m:t>(</m:t>
+          </m:r>
+          <m:r>
+            <w:rPr>
+              <w:rFonts w:ascii="Cambria Math" w:eastAsia="Cambria Math" w:hAnsi="Cambria Math" w:cs="Times New Roman"/>
+              <w:sz w:val="20"/>
+              <w:szCs w:val="20"/>
+            </w:rPr>
+            <m:t>x</m:t>
+          </m:r>
+          <m:r>
+            <w:rPr>
+              <w:rFonts w:ascii="Cambria Math" w:eastAsia="Cambria Math" w:hAnsi="Cambria Math" w:cs="Times New Roman"/>
+              <w:sz w:val="20"/>
+              <w:szCs w:val="20"/>
+              <w:lang w:val="ru-RU"/>
+            </w:rPr>
+            <m:t>)</m:t>
+          </m:r>
+          <m:r>
+            <w:rPr>
+              <w:rFonts w:ascii="Cambria Math" w:hAnsi="Cambria Math" w:cs="Times New Roman"/>
+              <w:sz w:val="20"/>
+              <w:szCs w:val="20"/>
+              <w:lang w:val="ru-RU"/>
+            </w:rPr>
+            <m:t>=</m:t>
+          </m:r>
+          <m:r>
+            <w:rPr>
+              <w:rFonts w:ascii="Cambria Math" w:eastAsia="Cambria Math" w:hAnsi="Cambria Math" w:cs="Times New Roman"/>
+              <w:sz w:val="20"/>
+              <w:szCs w:val="20"/>
+            </w:rPr>
+            <m:t>f</m:t>
           </m:r>
           <m:d>
             <m:dPr>
@@ -1462,91 +1751,9 @@
                   <w:rFonts w:ascii="Cambria Math" w:eastAsia="Cambria Math" w:hAnsi="Cambria Math" w:cs="Times New Roman"/>
                   <w:sz w:val="20"/>
                   <w:szCs w:val="20"/>
-                </w:rPr>
-                <m:t>πA</m:t>
-              </m:r>
-            </m:e>
-          </m:d>
-          <m:r>
-            <w:rPr>
-              <w:rFonts w:ascii="Cambria Math" w:eastAsia="Cambria Math" w:hAnsi="Cambria Math" w:cs="Times New Roman"/>
-              <w:sz w:val="20"/>
-              <w:szCs w:val="20"/>
-              <w:lang w:val="ru-RU"/>
-            </w:rPr>
-            <m:t xml:space="preserve"> </m:t>
-          </m:r>
-          <m:r>
-            <w:rPr>
-              <w:rFonts w:ascii="Cambria Math" w:eastAsia="Cambria Math" w:hAnsi="Cambria Math" w:cs="Times New Roman"/>
-              <w:sz w:val="20"/>
-              <w:szCs w:val="20"/>
-            </w:rPr>
-            <m:t>f</m:t>
-          </m:r>
-          <m:r>
-            <w:rPr>
-              <w:rFonts w:ascii="Cambria Math" w:eastAsia="Cambria Math" w:hAnsi="Cambria Math" w:cs="Times New Roman"/>
-              <w:sz w:val="20"/>
-              <w:szCs w:val="20"/>
-              <w:lang w:val="ru-RU"/>
-            </w:rPr>
-            <m:t>(</m:t>
-          </m:r>
-          <m:r>
-            <w:rPr>
-              <w:rFonts w:ascii="Cambria Math" w:eastAsia="Cambria Math" w:hAnsi="Cambria Math" w:cs="Times New Roman"/>
-              <w:sz w:val="20"/>
-              <w:szCs w:val="20"/>
-            </w:rPr>
-            <m:t>x</m:t>
-          </m:r>
-          <m:r>
-            <w:rPr>
-              <w:rFonts w:ascii="Cambria Math" w:eastAsia="Cambria Math" w:hAnsi="Cambria Math" w:cs="Times New Roman"/>
-              <w:sz w:val="20"/>
-              <w:szCs w:val="20"/>
-              <w:lang w:val="ru-RU"/>
-            </w:rPr>
-            <m:t>)</m:t>
-          </m:r>
-          <m:r>
-            <w:rPr>
-              <w:rFonts w:ascii="Cambria Math" w:hAnsi="Cambria Math" w:cs="Times New Roman"/>
-              <w:sz w:val="20"/>
-              <w:szCs w:val="20"/>
-              <w:lang w:val="ru-RU"/>
-            </w:rPr>
-            <m:t>=</m:t>
-          </m:r>
-          <m:r>
-            <w:rPr>
-              <w:rFonts w:ascii="Cambria Math" w:eastAsia="Cambria Math" w:hAnsi="Cambria Math" w:cs="Times New Roman"/>
-              <w:sz w:val="20"/>
-              <w:szCs w:val="20"/>
-            </w:rPr>
-            <m:t>f</m:t>
-          </m:r>
-          <m:d>
-            <m:dPr>
-              <m:ctrlPr>
-                <w:rPr>
-                  <w:rFonts w:ascii="Cambria Math" w:eastAsia="Cambria Math" w:hAnsi="Cambria Math" w:cs="Times New Roman"/>
-                  <w:i/>
-                  <w:sz w:val="20"/>
-                  <w:szCs w:val="20"/>
-                </w:rPr>
-              </m:ctrlPr>
-            </m:dPr>
-            <m:e>
-              <m:r>
-                <w:rPr>
-                  <w:rFonts w:ascii="Cambria Math" w:eastAsia="Cambria Math" w:hAnsi="Cambria Math" w:cs="Times New Roman"/>
-                  <w:sz w:val="20"/>
-                  <w:szCs w:val="20"/>
                   <w:lang w:val="ru-RU"/>
                 </w:rPr>
-                <m:t>-</m:t>
+                <m:t>c</m:t>
               </m:r>
               <m:r>
                 <w:rPr>
@@ -1563,1657 +1770,6 @@
     </w:p>
     <w:p>
       <w:pPr>
-        <w:jc w:val="center"/>
-        <w:rPr>
-          <w:rFonts w:ascii="Times New Roman" w:eastAsiaTheme="minorEastAsia" w:hAnsi="Times New Roman" w:cs="Times New Roman"/>
-          <w:sz w:val="20"/>
-          <w:szCs w:val="20"/>
-          <w:lang w:val="ru-RU"/>
-        </w:rPr>
-      </w:pPr>
-      <m:oMathPara>
-        <m:oMath>
-          <m:r>
-            <w:rPr>
-              <w:rFonts w:ascii="Cambria Math" w:eastAsia="Cambria Math" w:hAnsi="Cambria Math" w:cs="Times New Roman"/>
-              <w:sz w:val="20"/>
-              <w:szCs w:val="20"/>
-            </w:rPr>
-            <m:t>cos</m:t>
-          </m:r>
-          <m:d>
-            <m:dPr>
-              <m:ctrlPr>
-                <w:rPr>
-                  <w:rFonts w:ascii="Cambria Math" w:eastAsia="Cambria Math" w:hAnsi="Cambria Math" w:cs="Times New Roman"/>
-                  <w:i/>
-                  <w:sz w:val="20"/>
-                  <w:szCs w:val="20"/>
-                </w:rPr>
-              </m:ctrlPr>
-            </m:dPr>
-            <m:e>
-              <m:f>
-                <m:fPr>
-                  <m:ctrlPr>
-                    <w:rPr>
-                      <w:rFonts w:ascii="Cambria Math" w:hAnsi="Cambria Math" w:cs="Times New Roman"/>
-                      <w:i/>
-                      <w:sz w:val="20"/>
-                      <w:szCs w:val="20"/>
-                    </w:rPr>
-                  </m:ctrlPr>
-                </m:fPr>
-                <m:num>
-                  <m:r>
-                    <w:rPr>
-                      <w:rFonts w:ascii="Cambria Math" w:eastAsia="Cambria Math" w:hAnsi="Cambria Math" w:cs="Times New Roman"/>
-                      <w:sz w:val="20"/>
-                      <w:szCs w:val="20"/>
-                    </w:rPr>
-                    <m:t>π</m:t>
-                  </m:r>
-                </m:num>
-                <m:den>
-                  <m:r>
-                    <w:rPr>
-                      <w:rFonts w:ascii="Cambria Math" w:hAnsi="Cambria Math" w:cs="Times New Roman"/>
-                      <w:sz w:val="20"/>
-                      <w:szCs w:val="20"/>
-                    </w:rPr>
-                    <m:t>2</m:t>
-                  </m:r>
-                </m:den>
-              </m:f>
-              <m:r>
-                <w:rPr>
-                  <w:rFonts w:ascii="Cambria Math" w:eastAsia="Cambria Math" w:hAnsi="Cambria Math" w:cs="Times New Roman"/>
-                  <w:sz w:val="20"/>
-                  <w:szCs w:val="20"/>
-                </w:rPr>
-                <m:t>A</m:t>
-              </m:r>
-            </m:e>
-          </m:d>
-          <m:r>
-            <w:rPr>
-              <w:rFonts w:ascii="Cambria Math" w:eastAsia="Cambria Math" w:hAnsi="Cambria Math" w:cs="Times New Roman"/>
-              <w:sz w:val="20"/>
-              <w:szCs w:val="20"/>
-            </w:rPr>
-            <m:t xml:space="preserve"> f(x)</m:t>
-          </m:r>
-          <m:r>
-            <w:rPr>
-              <w:rFonts w:ascii="Cambria Math" w:hAnsi="Cambria Math" w:cs="Times New Roman"/>
-              <w:sz w:val="20"/>
-              <w:szCs w:val="20"/>
-              <w:lang w:val="ru-RU"/>
-            </w:rPr>
-            <m:t>=</m:t>
-          </m:r>
-          <m:f>
-            <m:fPr>
-              <m:ctrlPr>
-                <w:rPr>
-                  <w:rFonts w:ascii="Cambria Math" w:hAnsi="Cambria Math" w:cs="Times New Roman"/>
-                  <w:i/>
-                  <w:sz w:val="20"/>
-                  <w:szCs w:val="20"/>
-                </w:rPr>
-              </m:ctrlPr>
-            </m:fPr>
-            <m:num>
-              <m:r>
-                <w:rPr>
-                  <w:rFonts w:ascii="Cambria Math" w:eastAsia="Cambria Math" w:hAnsi="Cambria Math" w:cs="Times New Roman"/>
-                  <w:sz w:val="20"/>
-                  <w:szCs w:val="20"/>
-                </w:rPr>
-                <m:t>f</m:t>
-              </m:r>
-              <m:d>
-                <m:dPr>
-                  <m:ctrlPr>
-                    <w:rPr>
-                      <w:rFonts w:ascii="Cambria Math" w:eastAsia="Cambria Math" w:hAnsi="Cambria Math" w:cs="Times New Roman"/>
-                      <w:i/>
-                      <w:sz w:val="20"/>
-                      <w:szCs w:val="20"/>
-                    </w:rPr>
-                  </m:ctrlPr>
-                </m:dPr>
-                <m:e>
-                  <m:r>
-                    <w:rPr>
-                      <w:rFonts w:ascii="Cambria Math" w:eastAsia="Cambria Math" w:hAnsi="Cambria Math" w:cs="Times New Roman"/>
-                      <w:sz w:val="20"/>
-                      <w:szCs w:val="20"/>
-                      <w:lang w:val="ru-RU"/>
-                    </w:rPr>
-                    <m:t>i</m:t>
-                  </m:r>
-                  <m:r>
-                    <w:rPr>
-                      <w:rFonts w:ascii="Cambria Math" w:eastAsia="Cambria Math" w:hAnsi="Cambria Math" w:cs="Times New Roman"/>
-                      <w:sz w:val="20"/>
-                      <w:szCs w:val="20"/>
-                    </w:rPr>
-                    <m:t>x</m:t>
-                  </m:r>
-                </m:e>
-              </m:d>
-              <m:r>
-                <w:rPr>
-                  <w:rFonts w:ascii="Cambria Math" w:eastAsia="Cambria Math" w:hAnsi="Cambria Math" w:cs="Times New Roman"/>
-                  <w:sz w:val="20"/>
-                  <w:szCs w:val="20"/>
-                </w:rPr>
-                <m:t>+f</m:t>
-              </m:r>
-              <m:d>
-                <m:dPr>
-                  <m:ctrlPr>
-                    <w:rPr>
-                      <w:rFonts w:ascii="Cambria Math" w:eastAsia="Cambria Math" w:hAnsi="Cambria Math" w:cs="Times New Roman"/>
-                      <w:i/>
-                      <w:sz w:val="20"/>
-                      <w:szCs w:val="20"/>
-                    </w:rPr>
-                  </m:ctrlPr>
-                </m:dPr>
-                <m:e>
-                  <m:r>
-                    <w:rPr>
-                      <w:rFonts w:ascii="Cambria Math" w:eastAsia="Cambria Math" w:hAnsi="Cambria Math" w:cs="Times New Roman"/>
-                      <w:sz w:val="20"/>
-                      <w:szCs w:val="20"/>
-                      <w:lang w:val="ru-RU"/>
-                    </w:rPr>
-                    <m:t>-i</m:t>
-                  </m:r>
-                  <m:r>
-                    <w:rPr>
-                      <w:rFonts w:ascii="Cambria Math" w:eastAsia="Cambria Math" w:hAnsi="Cambria Math" w:cs="Times New Roman"/>
-                      <w:sz w:val="20"/>
-                      <w:szCs w:val="20"/>
-                    </w:rPr>
-                    <m:t>x</m:t>
-                  </m:r>
-                </m:e>
-              </m:d>
-            </m:num>
-            <m:den>
-              <m:r>
-                <w:rPr>
-                  <w:rFonts w:ascii="Cambria Math" w:hAnsi="Cambria Math" w:cs="Times New Roman"/>
-                  <w:sz w:val="20"/>
-                  <w:szCs w:val="20"/>
-                </w:rPr>
-                <m:t>2</m:t>
-              </m:r>
-            </m:den>
-          </m:f>
-        </m:oMath>
-      </m:oMathPara>
-    </w:p>
-    <w:p>
-      <w:pPr>
-        <w:jc w:val="center"/>
-        <w:rPr>
-          <w:rFonts w:ascii="Times New Roman" w:eastAsiaTheme="minorEastAsia" w:hAnsi="Times New Roman" w:cs="Times New Roman"/>
-          <w:sz w:val="20"/>
-          <w:szCs w:val="20"/>
-        </w:rPr>
-      </w:pPr>
-      <m:oMathPara>
-        <m:oMath>
-          <m:r>
-            <w:rPr>
-              <w:rFonts w:ascii="Cambria Math" w:eastAsia="Cambria Math" w:hAnsi="Cambria Math" w:cs="Times New Roman"/>
-              <w:sz w:val="20"/>
-              <w:szCs w:val="20"/>
-            </w:rPr>
-            <m:t>sin</m:t>
-          </m:r>
-          <m:d>
-            <m:dPr>
-              <m:ctrlPr>
-                <w:rPr>
-                  <w:rFonts w:ascii="Cambria Math" w:eastAsia="Cambria Math" w:hAnsi="Cambria Math" w:cs="Times New Roman"/>
-                  <w:i/>
-                  <w:sz w:val="20"/>
-                  <w:szCs w:val="20"/>
-                </w:rPr>
-              </m:ctrlPr>
-            </m:dPr>
-            <m:e>
-              <m:f>
-                <m:fPr>
-                  <m:ctrlPr>
-                    <w:rPr>
-                      <w:rFonts w:ascii="Cambria Math" w:hAnsi="Cambria Math" w:cs="Times New Roman"/>
-                      <w:i/>
-                      <w:sz w:val="20"/>
-                      <w:szCs w:val="20"/>
-                    </w:rPr>
-                  </m:ctrlPr>
-                </m:fPr>
-                <m:num>
-                  <m:r>
-                    <w:rPr>
-                      <w:rFonts w:ascii="Cambria Math" w:eastAsia="Cambria Math" w:hAnsi="Cambria Math" w:cs="Times New Roman"/>
-                      <w:sz w:val="20"/>
-                      <w:szCs w:val="20"/>
-                    </w:rPr>
-                    <m:t>π</m:t>
-                  </m:r>
-                </m:num>
-                <m:den>
-                  <m:r>
-                    <w:rPr>
-                      <w:rFonts w:ascii="Cambria Math" w:hAnsi="Cambria Math" w:cs="Times New Roman"/>
-                      <w:sz w:val="20"/>
-                      <w:szCs w:val="20"/>
-                    </w:rPr>
-                    <m:t>2</m:t>
-                  </m:r>
-                </m:den>
-              </m:f>
-              <m:r>
-                <w:rPr>
-                  <w:rFonts w:ascii="Cambria Math" w:eastAsia="Cambria Math" w:hAnsi="Cambria Math" w:cs="Times New Roman"/>
-                  <w:sz w:val="20"/>
-                  <w:szCs w:val="20"/>
-                </w:rPr>
-                <m:t>A</m:t>
-              </m:r>
-            </m:e>
-          </m:d>
-          <m:r>
-            <w:rPr>
-              <w:rFonts w:ascii="Cambria Math" w:eastAsia="Cambria Math" w:hAnsi="Cambria Math" w:cs="Times New Roman"/>
-              <w:sz w:val="20"/>
-              <w:szCs w:val="20"/>
-            </w:rPr>
-            <m:t xml:space="preserve"> f(x)</m:t>
-          </m:r>
-          <m:r>
-            <w:rPr>
-              <w:rFonts w:ascii="Cambria Math" w:hAnsi="Cambria Math" w:cs="Times New Roman"/>
-              <w:sz w:val="20"/>
-              <w:szCs w:val="20"/>
-              <w:lang w:val="ru-RU"/>
-            </w:rPr>
-            <m:t>=</m:t>
-          </m:r>
-          <m:f>
-            <m:fPr>
-              <m:ctrlPr>
-                <w:rPr>
-                  <w:rFonts w:ascii="Cambria Math" w:hAnsi="Cambria Math" w:cs="Times New Roman"/>
-                  <w:i/>
-                  <w:sz w:val="20"/>
-                  <w:szCs w:val="20"/>
-                </w:rPr>
-              </m:ctrlPr>
-            </m:fPr>
-            <m:num>
-              <m:r>
-                <w:rPr>
-                  <w:rFonts w:ascii="Cambria Math" w:eastAsia="Cambria Math" w:hAnsi="Cambria Math" w:cs="Times New Roman"/>
-                  <w:sz w:val="20"/>
-                  <w:szCs w:val="20"/>
-                </w:rPr>
-                <m:t>f</m:t>
-              </m:r>
-              <m:d>
-                <m:dPr>
-                  <m:ctrlPr>
-                    <w:rPr>
-                      <w:rFonts w:ascii="Cambria Math" w:eastAsia="Cambria Math" w:hAnsi="Cambria Math" w:cs="Times New Roman"/>
-                      <w:i/>
-                      <w:sz w:val="20"/>
-                      <w:szCs w:val="20"/>
-                    </w:rPr>
-                  </m:ctrlPr>
-                </m:dPr>
-                <m:e>
-                  <m:r>
-                    <w:rPr>
-                      <w:rFonts w:ascii="Cambria Math" w:eastAsia="Cambria Math" w:hAnsi="Cambria Math" w:cs="Times New Roman"/>
-                      <w:sz w:val="20"/>
-                      <w:szCs w:val="20"/>
-                      <w:lang w:val="ru-RU"/>
-                    </w:rPr>
-                    <m:t>i</m:t>
-                  </m:r>
-                  <m:r>
-                    <w:rPr>
-                      <w:rFonts w:ascii="Cambria Math" w:eastAsia="Cambria Math" w:hAnsi="Cambria Math" w:cs="Times New Roman"/>
-                      <w:sz w:val="20"/>
-                      <w:szCs w:val="20"/>
-                    </w:rPr>
-                    <m:t>x</m:t>
-                  </m:r>
-                </m:e>
-              </m:d>
-              <m:r>
-                <w:rPr>
-                  <w:rFonts w:ascii="Cambria Math" w:eastAsia="Cambria Math" w:hAnsi="Cambria Math" w:cs="Times New Roman"/>
-                  <w:sz w:val="20"/>
-                  <w:szCs w:val="20"/>
-                </w:rPr>
-                <m:t>-f</m:t>
-              </m:r>
-              <m:d>
-                <m:dPr>
-                  <m:ctrlPr>
-                    <w:rPr>
-                      <w:rFonts w:ascii="Cambria Math" w:eastAsia="Cambria Math" w:hAnsi="Cambria Math" w:cs="Times New Roman"/>
-                      <w:i/>
-                      <w:sz w:val="20"/>
-                      <w:szCs w:val="20"/>
-                    </w:rPr>
-                  </m:ctrlPr>
-                </m:dPr>
-                <m:e>
-                  <m:r>
-                    <w:rPr>
-                      <w:rFonts w:ascii="Cambria Math" w:eastAsia="Cambria Math" w:hAnsi="Cambria Math" w:cs="Times New Roman"/>
-                      <w:sz w:val="20"/>
-                      <w:szCs w:val="20"/>
-                      <w:lang w:val="ru-RU"/>
-                    </w:rPr>
-                    <m:t>-i</m:t>
-                  </m:r>
-                  <m:r>
-                    <w:rPr>
-                      <w:rFonts w:ascii="Cambria Math" w:eastAsia="Cambria Math" w:hAnsi="Cambria Math" w:cs="Times New Roman"/>
-                      <w:sz w:val="20"/>
-                      <w:szCs w:val="20"/>
-                    </w:rPr>
-                    <m:t>x</m:t>
-                  </m:r>
-                </m:e>
-              </m:d>
-            </m:num>
-            <m:den>
-              <m:r>
-                <w:rPr>
-                  <w:rFonts w:ascii="Cambria Math" w:hAnsi="Cambria Math" w:cs="Times New Roman"/>
-                  <w:sz w:val="20"/>
-                  <w:szCs w:val="20"/>
-                </w:rPr>
-                <m:t>2i</m:t>
-              </m:r>
-            </m:den>
-          </m:f>
-        </m:oMath>
-      </m:oMathPara>
-    </w:p>
-    <w:p>
-      <w:pPr>
-        <w:jc w:val="center"/>
-        <w:rPr>
-          <w:rFonts w:ascii="Times New Roman" w:eastAsiaTheme="minorEastAsia" w:hAnsi="Times New Roman" w:cs="Times New Roman"/>
-          <w:sz w:val="20"/>
-          <w:szCs w:val="20"/>
-          <w:lang w:val="ru-RU"/>
-        </w:rPr>
-      </w:pPr>
-      <m:oMathPara>
-        <m:oMath>
-          <m:sSup>
-            <m:sSupPr>
-              <m:ctrlPr>
-                <w:rPr>
-                  <w:rFonts w:ascii="Cambria Math" w:eastAsia="Cambria Math" w:hAnsi="Cambria Math" w:cs="Times New Roman"/>
-                  <w:i/>
-                  <w:sz w:val="20"/>
-                  <w:szCs w:val="20"/>
-                </w:rPr>
-              </m:ctrlPr>
-            </m:sSupPr>
-            <m:e>
-              <m:r>
-                <w:rPr>
-                  <w:rFonts w:ascii="Cambria Math" w:eastAsia="Cambria Math" w:hAnsi="Cambria Math" w:cs="Times New Roman"/>
-                  <w:sz w:val="20"/>
-                  <w:szCs w:val="20"/>
-                </w:rPr>
-                <m:t>cos</m:t>
-              </m:r>
-            </m:e>
-            <m:sup>
-              <m:r>
-                <w:rPr>
-                  <w:rFonts w:ascii="Cambria Math" w:eastAsia="Cambria Math" w:hAnsi="Cambria Math" w:cs="Times New Roman"/>
-                  <w:sz w:val="20"/>
-                  <w:szCs w:val="20"/>
-                  <w:lang w:val="ru-RU"/>
-                </w:rPr>
-                <m:t>2</m:t>
-              </m:r>
-            </m:sup>
-          </m:sSup>
-          <m:d>
-            <m:dPr>
-              <m:ctrlPr>
-                <w:rPr>
-                  <w:rFonts w:ascii="Cambria Math" w:eastAsia="Cambria Math" w:hAnsi="Cambria Math" w:cs="Times New Roman"/>
-                  <w:i/>
-                  <w:sz w:val="20"/>
-                  <w:szCs w:val="20"/>
-                </w:rPr>
-              </m:ctrlPr>
-            </m:dPr>
-            <m:e>
-              <m:f>
-                <m:fPr>
-                  <m:ctrlPr>
-                    <w:rPr>
-                      <w:rFonts w:ascii="Cambria Math" w:hAnsi="Cambria Math" w:cs="Times New Roman"/>
-                      <w:i/>
-                      <w:sz w:val="20"/>
-                      <w:szCs w:val="20"/>
-                    </w:rPr>
-                  </m:ctrlPr>
-                </m:fPr>
-                <m:num>
-                  <m:r>
-                    <w:rPr>
-                      <w:rFonts w:ascii="Cambria Math" w:eastAsia="Cambria Math" w:hAnsi="Cambria Math" w:cs="Times New Roman"/>
-                      <w:sz w:val="20"/>
-                      <w:szCs w:val="20"/>
-                    </w:rPr>
-                    <m:t>π</m:t>
-                  </m:r>
-                </m:num>
-                <m:den>
-                  <m:r>
-                    <w:rPr>
-                      <w:rFonts w:ascii="Cambria Math" w:hAnsi="Cambria Math" w:cs="Times New Roman"/>
-                      <w:sz w:val="20"/>
-                      <w:szCs w:val="20"/>
-                    </w:rPr>
-                    <m:t>2</m:t>
-                  </m:r>
-                </m:den>
-              </m:f>
-              <m:r>
-                <w:rPr>
-                  <w:rFonts w:ascii="Cambria Math" w:eastAsia="Cambria Math" w:hAnsi="Cambria Math" w:cs="Times New Roman"/>
-                  <w:sz w:val="20"/>
-                  <w:szCs w:val="20"/>
-                </w:rPr>
-                <m:t>A</m:t>
-              </m:r>
-            </m:e>
-          </m:d>
-          <m:r>
-            <w:rPr>
-              <w:rFonts w:ascii="Cambria Math" w:eastAsia="Cambria Math" w:hAnsi="Cambria Math" w:cs="Times New Roman"/>
-              <w:sz w:val="20"/>
-              <w:szCs w:val="20"/>
-            </w:rPr>
-            <m:t xml:space="preserve"> f(x)</m:t>
-          </m:r>
-          <m:r>
-            <w:rPr>
-              <w:rFonts w:ascii="Cambria Math" w:hAnsi="Cambria Math" w:cs="Times New Roman"/>
-              <w:sz w:val="20"/>
-              <w:szCs w:val="20"/>
-              <w:lang w:val="ru-RU"/>
-            </w:rPr>
-            <m:t>=</m:t>
-          </m:r>
-          <m:f>
-            <m:fPr>
-              <m:ctrlPr>
-                <w:rPr>
-                  <w:rFonts w:ascii="Cambria Math" w:hAnsi="Cambria Math" w:cs="Times New Roman"/>
-                  <w:i/>
-                  <w:sz w:val="20"/>
-                  <w:szCs w:val="20"/>
-                </w:rPr>
-              </m:ctrlPr>
-            </m:fPr>
-            <m:num>
-              <m:r>
-                <w:rPr>
-                  <w:rFonts w:ascii="Cambria Math" w:eastAsia="Cambria Math" w:hAnsi="Cambria Math" w:cs="Times New Roman"/>
-                  <w:sz w:val="20"/>
-                  <w:szCs w:val="20"/>
-                </w:rPr>
-                <m:t>f</m:t>
-              </m:r>
-              <m:d>
-                <m:dPr>
-                  <m:ctrlPr>
-                    <w:rPr>
-                      <w:rFonts w:ascii="Cambria Math" w:eastAsia="Cambria Math" w:hAnsi="Cambria Math" w:cs="Times New Roman"/>
-                      <w:i/>
-                      <w:sz w:val="20"/>
-                      <w:szCs w:val="20"/>
-                    </w:rPr>
-                  </m:ctrlPr>
-                </m:dPr>
-                <m:e>
-                  <m:r>
-                    <w:rPr>
-                      <w:rFonts w:ascii="Cambria Math" w:eastAsia="Cambria Math" w:hAnsi="Cambria Math" w:cs="Times New Roman"/>
-                      <w:sz w:val="20"/>
-                      <w:szCs w:val="20"/>
-                    </w:rPr>
-                    <m:t>x</m:t>
-                  </m:r>
-                </m:e>
-              </m:d>
-              <m:r>
-                <w:rPr>
-                  <w:rFonts w:ascii="Cambria Math" w:eastAsia="Cambria Math" w:hAnsi="Cambria Math" w:cs="Times New Roman"/>
-                  <w:sz w:val="20"/>
-                  <w:szCs w:val="20"/>
-                </w:rPr>
-                <m:t>+f</m:t>
-              </m:r>
-              <m:d>
-                <m:dPr>
-                  <m:ctrlPr>
-                    <w:rPr>
-                      <w:rFonts w:ascii="Cambria Math" w:eastAsia="Cambria Math" w:hAnsi="Cambria Math" w:cs="Times New Roman"/>
-                      <w:i/>
-                      <w:sz w:val="20"/>
-                      <w:szCs w:val="20"/>
-                    </w:rPr>
-                  </m:ctrlPr>
-                </m:dPr>
-                <m:e>
-                  <m:r>
-                    <w:rPr>
-                      <w:rFonts w:ascii="Cambria Math" w:eastAsia="Cambria Math" w:hAnsi="Cambria Math" w:cs="Times New Roman"/>
-                      <w:sz w:val="20"/>
-                      <w:szCs w:val="20"/>
-                      <w:lang w:val="ru-RU"/>
-                    </w:rPr>
-                    <m:t>-</m:t>
-                  </m:r>
-                  <m:r>
-                    <w:rPr>
-                      <w:rFonts w:ascii="Cambria Math" w:eastAsia="Cambria Math" w:hAnsi="Cambria Math" w:cs="Times New Roman"/>
-                      <w:sz w:val="20"/>
-                      <w:szCs w:val="20"/>
-                    </w:rPr>
-                    <m:t>x</m:t>
-                  </m:r>
-                </m:e>
-              </m:d>
-            </m:num>
-            <m:den>
-              <m:r>
-                <w:rPr>
-                  <w:rFonts w:ascii="Cambria Math" w:hAnsi="Cambria Math" w:cs="Times New Roman"/>
-                  <w:sz w:val="20"/>
-                  <w:szCs w:val="20"/>
-                </w:rPr>
-                <m:t>2</m:t>
-              </m:r>
-            </m:den>
-          </m:f>
-        </m:oMath>
-      </m:oMathPara>
-    </w:p>
-    <w:p>
-      <w:pPr>
-        <w:jc w:val="center"/>
-        <w:rPr>
-          <w:rFonts w:ascii="Times New Roman" w:eastAsiaTheme="minorEastAsia" w:hAnsi="Times New Roman" w:cs="Times New Roman"/>
-          <w:sz w:val="20"/>
-          <w:szCs w:val="20"/>
-        </w:rPr>
-      </w:pPr>
-      <m:oMathPara>
-        <m:oMath>
-          <m:sSup>
-            <m:sSupPr>
-              <m:ctrlPr>
-                <w:rPr>
-                  <w:rFonts w:ascii="Cambria Math" w:eastAsia="Cambria Math" w:hAnsi="Cambria Math" w:cs="Times New Roman"/>
-                  <w:i/>
-                  <w:sz w:val="20"/>
-                  <w:szCs w:val="20"/>
-                </w:rPr>
-              </m:ctrlPr>
-            </m:sSupPr>
-            <m:e>
-              <m:r>
-                <w:rPr>
-                  <w:rFonts w:ascii="Cambria Math" w:eastAsia="Cambria Math" w:hAnsi="Cambria Math" w:cs="Times New Roman"/>
-                  <w:sz w:val="20"/>
-                  <w:szCs w:val="20"/>
-                </w:rPr>
-                <m:t>s</m:t>
-              </m:r>
-              <m:r>
-                <w:rPr>
-                  <w:rFonts w:ascii="Cambria Math" w:eastAsia="Cambria Math" w:hAnsi="Cambria Math" w:cs="Times New Roman"/>
-                  <w:sz w:val="20"/>
-                  <w:szCs w:val="20"/>
-                </w:rPr>
-                <m:t>in</m:t>
-              </m:r>
-            </m:e>
-            <m:sup>
-              <m:r>
-                <w:rPr>
-                  <w:rFonts w:ascii="Cambria Math" w:eastAsia="Cambria Math" w:hAnsi="Cambria Math" w:cs="Times New Roman"/>
-                  <w:sz w:val="20"/>
-                  <w:szCs w:val="20"/>
-                  <w:lang w:val="ru-RU"/>
-                </w:rPr>
-                <m:t>2</m:t>
-              </m:r>
-            </m:sup>
-          </m:sSup>
-          <m:d>
-            <m:dPr>
-              <m:ctrlPr>
-                <w:rPr>
-                  <w:rFonts w:ascii="Cambria Math" w:eastAsia="Cambria Math" w:hAnsi="Cambria Math" w:cs="Times New Roman"/>
-                  <w:i/>
-                  <w:sz w:val="20"/>
-                  <w:szCs w:val="20"/>
-                </w:rPr>
-              </m:ctrlPr>
-            </m:dPr>
-            <m:e>
-              <m:f>
-                <m:fPr>
-                  <m:ctrlPr>
-                    <w:rPr>
-                      <w:rFonts w:ascii="Cambria Math" w:hAnsi="Cambria Math" w:cs="Times New Roman"/>
-                      <w:i/>
-                      <w:sz w:val="20"/>
-                      <w:szCs w:val="20"/>
-                    </w:rPr>
-                  </m:ctrlPr>
-                </m:fPr>
-                <m:num>
-                  <m:r>
-                    <w:rPr>
-                      <w:rFonts w:ascii="Cambria Math" w:eastAsia="Cambria Math" w:hAnsi="Cambria Math" w:cs="Times New Roman"/>
-                      <w:sz w:val="20"/>
-                      <w:szCs w:val="20"/>
-                    </w:rPr>
-                    <m:t>π</m:t>
-                  </m:r>
-                </m:num>
-                <m:den>
-                  <m:r>
-                    <w:rPr>
-                      <w:rFonts w:ascii="Cambria Math" w:hAnsi="Cambria Math" w:cs="Times New Roman"/>
-                      <w:sz w:val="20"/>
-                      <w:szCs w:val="20"/>
-                    </w:rPr>
-                    <m:t>2</m:t>
-                  </m:r>
-                </m:den>
-              </m:f>
-              <m:r>
-                <w:rPr>
-                  <w:rFonts w:ascii="Cambria Math" w:eastAsia="Cambria Math" w:hAnsi="Cambria Math" w:cs="Times New Roman"/>
-                  <w:sz w:val="20"/>
-                  <w:szCs w:val="20"/>
-                </w:rPr>
-                <m:t>A</m:t>
-              </m:r>
-            </m:e>
-          </m:d>
-          <m:r>
-            <w:rPr>
-              <w:rFonts w:ascii="Cambria Math" w:eastAsia="Cambria Math" w:hAnsi="Cambria Math" w:cs="Times New Roman"/>
-              <w:sz w:val="20"/>
-              <w:szCs w:val="20"/>
-            </w:rPr>
-            <m:t xml:space="preserve"> f(x)</m:t>
-          </m:r>
-          <m:r>
-            <w:rPr>
-              <w:rFonts w:ascii="Cambria Math" w:hAnsi="Cambria Math" w:cs="Times New Roman"/>
-              <w:sz w:val="20"/>
-              <w:szCs w:val="20"/>
-              <w:lang w:val="ru-RU"/>
-            </w:rPr>
-            <m:t>=</m:t>
-          </m:r>
-          <m:f>
-            <m:fPr>
-              <m:ctrlPr>
-                <w:rPr>
-                  <w:rFonts w:ascii="Cambria Math" w:hAnsi="Cambria Math" w:cs="Times New Roman"/>
-                  <w:i/>
-                  <w:sz w:val="20"/>
-                  <w:szCs w:val="20"/>
-                </w:rPr>
-              </m:ctrlPr>
-            </m:fPr>
-            <m:num>
-              <m:r>
-                <w:rPr>
-                  <w:rFonts w:ascii="Cambria Math" w:eastAsia="Cambria Math" w:hAnsi="Cambria Math" w:cs="Times New Roman"/>
-                  <w:sz w:val="20"/>
-                  <w:szCs w:val="20"/>
-                </w:rPr>
-                <m:t>f</m:t>
-              </m:r>
-              <m:d>
-                <m:dPr>
-                  <m:ctrlPr>
-                    <w:rPr>
-                      <w:rFonts w:ascii="Cambria Math" w:eastAsia="Cambria Math" w:hAnsi="Cambria Math" w:cs="Times New Roman"/>
-                      <w:i/>
-                      <w:sz w:val="20"/>
-                      <w:szCs w:val="20"/>
-                    </w:rPr>
-                  </m:ctrlPr>
-                </m:dPr>
-                <m:e>
-                  <m:r>
-                    <w:rPr>
-                      <w:rFonts w:ascii="Cambria Math" w:eastAsia="Cambria Math" w:hAnsi="Cambria Math" w:cs="Times New Roman"/>
-                      <w:sz w:val="20"/>
-                      <w:szCs w:val="20"/>
-                    </w:rPr>
-                    <m:t>x</m:t>
-                  </m:r>
-                </m:e>
-              </m:d>
-              <m:r>
-                <w:rPr>
-                  <w:rFonts w:ascii="Cambria Math" w:eastAsia="Cambria Math" w:hAnsi="Cambria Math" w:cs="Times New Roman"/>
-                  <w:sz w:val="20"/>
-                  <w:szCs w:val="20"/>
-                </w:rPr>
-                <m:t>-f</m:t>
-              </m:r>
-              <m:d>
-                <m:dPr>
-                  <m:ctrlPr>
-                    <w:rPr>
-                      <w:rFonts w:ascii="Cambria Math" w:eastAsia="Cambria Math" w:hAnsi="Cambria Math" w:cs="Times New Roman"/>
-                      <w:i/>
-                      <w:sz w:val="20"/>
-                      <w:szCs w:val="20"/>
-                    </w:rPr>
-                  </m:ctrlPr>
-                </m:dPr>
-                <m:e>
-                  <m:r>
-                    <w:rPr>
-                      <w:rFonts w:ascii="Cambria Math" w:eastAsia="Cambria Math" w:hAnsi="Cambria Math" w:cs="Times New Roman"/>
-                      <w:sz w:val="20"/>
-                      <w:szCs w:val="20"/>
-                      <w:lang w:val="ru-RU"/>
-                    </w:rPr>
-                    <m:t>-</m:t>
-                  </m:r>
-                  <m:r>
-                    <w:rPr>
-                      <w:rFonts w:ascii="Cambria Math" w:eastAsia="Cambria Math" w:hAnsi="Cambria Math" w:cs="Times New Roman"/>
-                      <w:sz w:val="20"/>
-                      <w:szCs w:val="20"/>
-                    </w:rPr>
-                    <m:t>x</m:t>
-                  </m:r>
-                </m:e>
-              </m:d>
-            </m:num>
-            <m:den>
-              <m:r>
-                <w:rPr>
-                  <w:rFonts w:ascii="Cambria Math" w:hAnsi="Cambria Math" w:cs="Times New Roman"/>
-                  <w:sz w:val="20"/>
-                  <w:szCs w:val="20"/>
-                </w:rPr>
-                <m:t>2</m:t>
-              </m:r>
-            </m:den>
-          </m:f>
-        </m:oMath>
-      </m:oMathPara>
-    </w:p>
-    <w:p>
-      <w:pPr>
-        <w:jc w:val="center"/>
-        <w:rPr>
-          <w:rFonts w:ascii="Times New Roman" w:eastAsiaTheme="minorEastAsia" w:hAnsi="Times New Roman" w:cs="Times New Roman"/>
-          <w:sz w:val="20"/>
-          <w:szCs w:val="20"/>
-          <w:lang w:val="ru-RU"/>
-        </w:rPr>
-      </w:pPr>
-      <m:oMathPara>
-        <m:oMathParaPr>
-          <m:jc m:val="center"/>
-        </m:oMathParaPr>
-        <m:oMath>
-          <m:r>
-            <w:rPr>
-              <w:rFonts w:ascii="Cambria Math" w:eastAsia="Cambria Math" w:hAnsi="Cambria Math" w:cs="Times New Roman"/>
-              <w:sz w:val="20"/>
-              <w:szCs w:val="20"/>
-            </w:rPr>
-            <m:t>cos</m:t>
-          </m:r>
-          <m:d>
-            <m:dPr>
-              <m:ctrlPr>
-                <w:rPr>
-                  <w:rFonts w:ascii="Cambria Math" w:eastAsia="Cambria Math" w:hAnsi="Cambria Math" w:cs="Times New Roman"/>
-                  <w:i/>
-                  <w:sz w:val="20"/>
-                  <w:szCs w:val="20"/>
-                </w:rPr>
-              </m:ctrlPr>
-            </m:dPr>
-            <m:e>
-              <m:r>
-                <w:rPr>
-                  <w:rFonts w:ascii="Cambria Math" w:eastAsia="Cambria Math" w:hAnsi="Cambria Math" w:cs="Times New Roman"/>
-                  <w:sz w:val="20"/>
-                  <w:szCs w:val="20"/>
-                </w:rPr>
-                <m:t>πA</m:t>
-              </m:r>
-            </m:e>
-          </m:d>
-          <m:r>
-            <w:rPr>
-              <w:rFonts w:ascii="Cambria Math" w:eastAsia="Cambria Math" w:hAnsi="Cambria Math" w:cs="Times New Roman"/>
-              <w:sz w:val="20"/>
-              <w:szCs w:val="20"/>
-              <w:lang w:val="ru-RU"/>
-            </w:rPr>
-            <m:t xml:space="preserve"> </m:t>
-          </m:r>
-          <m:sSup>
-            <m:sSupPr>
-              <m:ctrlPr>
-                <w:rPr>
-                  <w:rFonts w:ascii="Cambria Math" w:eastAsia="Cambria Math" w:hAnsi="Cambria Math" w:cs="Times New Roman"/>
-                  <w:i/>
-                  <w:sz w:val="20"/>
-                  <w:szCs w:val="20"/>
-                </w:rPr>
-              </m:ctrlPr>
-            </m:sSupPr>
-            <m:e>
-              <m:r>
-                <w:rPr>
-                  <w:rFonts w:ascii="Cambria Math" w:eastAsia="Cambria Math" w:hAnsi="Cambria Math" w:cs="Times New Roman"/>
-                  <w:sz w:val="20"/>
-                  <w:szCs w:val="20"/>
-                </w:rPr>
-                <m:t>e</m:t>
-              </m:r>
-            </m:e>
-            <m:sup>
-              <m:r>
-                <w:rPr>
-                  <w:rFonts w:ascii="Cambria Math" w:eastAsia="Cambria Math" w:hAnsi="Cambria Math" w:cs="Times New Roman"/>
-                  <w:sz w:val="20"/>
-                  <w:szCs w:val="20"/>
-                  <w:lang w:val="ru-RU"/>
-                </w:rPr>
-                <m:t>x</m:t>
-              </m:r>
-            </m:sup>
-          </m:sSup>
-          <m:r>
-            <w:rPr>
-              <w:rFonts w:ascii="Cambria Math" w:hAnsi="Cambria Math" w:cs="Times New Roman"/>
-              <w:sz w:val="20"/>
-              <w:szCs w:val="20"/>
-              <w:lang w:val="ru-RU"/>
-            </w:rPr>
-            <m:t>=</m:t>
-          </m:r>
-          <m:sSup>
-            <m:sSupPr>
-              <m:ctrlPr>
-                <w:rPr>
-                  <w:rFonts w:ascii="Cambria Math" w:eastAsia="Cambria Math" w:hAnsi="Cambria Math" w:cs="Times New Roman"/>
-                  <w:i/>
-                  <w:sz w:val="20"/>
-                  <w:szCs w:val="20"/>
-                </w:rPr>
-              </m:ctrlPr>
-            </m:sSupPr>
-            <m:e>
-              <m:r>
-                <w:rPr>
-                  <w:rFonts w:ascii="Cambria Math" w:eastAsia="Cambria Math" w:hAnsi="Cambria Math" w:cs="Times New Roman"/>
-                  <w:sz w:val="20"/>
-                  <w:szCs w:val="20"/>
-                </w:rPr>
-                <m:t>e</m:t>
-              </m:r>
-            </m:e>
-            <m:sup>
-              <m:r>
-                <w:rPr>
-                  <w:rFonts w:ascii="Cambria Math" w:eastAsia="Cambria Math" w:hAnsi="Cambria Math" w:cs="Times New Roman"/>
-                  <w:sz w:val="20"/>
-                  <w:szCs w:val="20"/>
-                  <w:lang w:val="ru-RU"/>
-                </w:rPr>
-                <m:t>-</m:t>
-              </m:r>
-              <m:r>
-                <w:rPr>
-                  <w:rFonts w:ascii="Cambria Math" w:eastAsia="Cambria Math" w:hAnsi="Cambria Math" w:cs="Times New Roman"/>
-                  <w:sz w:val="20"/>
-                  <w:szCs w:val="20"/>
-                  <w:lang w:val="ru-RU"/>
-                </w:rPr>
-                <m:t>x</m:t>
-              </m:r>
-            </m:sup>
-          </m:sSup>
-        </m:oMath>
-      </m:oMathPara>
-    </w:p>
-    <w:p>
-      <w:pPr>
-        <w:jc w:val="center"/>
-        <w:rPr>
-          <w:rFonts w:ascii="Times New Roman" w:eastAsiaTheme="minorEastAsia" w:hAnsi="Times New Roman" w:cs="Times New Roman"/>
-          <w:sz w:val="20"/>
-          <w:szCs w:val="20"/>
-          <w:lang w:val="ru-RU"/>
-        </w:rPr>
-      </w:pPr>
-      <m:oMathPara>
-        <m:oMath>
-          <m:r>
-            <w:rPr>
-              <w:rFonts w:ascii="Cambria Math" w:eastAsia="Cambria Math" w:hAnsi="Cambria Math" w:cs="Times New Roman"/>
-              <w:sz w:val="20"/>
-              <w:szCs w:val="20"/>
-            </w:rPr>
-            <w:lastRenderedPageBreak/>
-            <m:t>cos</m:t>
-          </m:r>
-          <m:d>
-            <m:dPr>
-              <m:ctrlPr>
-                <w:rPr>
-                  <w:rFonts w:ascii="Cambria Math" w:eastAsia="Cambria Math" w:hAnsi="Cambria Math" w:cs="Times New Roman"/>
-                  <w:i/>
-                  <w:sz w:val="20"/>
-                  <w:szCs w:val="20"/>
-                </w:rPr>
-              </m:ctrlPr>
-            </m:dPr>
-            <m:e>
-              <m:f>
-                <m:fPr>
-                  <m:ctrlPr>
-                    <w:rPr>
-                      <w:rFonts w:ascii="Cambria Math" w:hAnsi="Cambria Math" w:cs="Times New Roman"/>
-                      <w:i/>
-                      <w:sz w:val="20"/>
-                      <w:szCs w:val="20"/>
-                    </w:rPr>
-                  </m:ctrlPr>
-                </m:fPr>
-                <m:num>
-                  <m:r>
-                    <w:rPr>
-                      <w:rFonts w:ascii="Cambria Math" w:eastAsia="Cambria Math" w:hAnsi="Cambria Math" w:cs="Times New Roman"/>
-                      <w:sz w:val="20"/>
-                      <w:szCs w:val="20"/>
-                    </w:rPr>
-                    <m:t>π</m:t>
-                  </m:r>
-                </m:num>
-                <m:den>
-                  <m:r>
-                    <w:rPr>
-                      <w:rFonts w:ascii="Cambria Math" w:hAnsi="Cambria Math" w:cs="Times New Roman"/>
-                      <w:sz w:val="20"/>
-                      <w:szCs w:val="20"/>
-                    </w:rPr>
-                    <m:t>2</m:t>
-                  </m:r>
-                </m:den>
-              </m:f>
-              <m:r>
-                <w:rPr>
-                  <w:rFonts w:ascii="Cambria Math" w:eastAsia="Cambria Math" w:hAnsi="Cambria Math" w:cs="Times New Roman"/>
-                  <w:sz w:val="20"/>
-                  <w:szCs w:val="20"/>
-                </w:rPr>
-                <m:t>A</m:t>
-              </m:r>
-            </m:e>
-          </m:d>
-          <m:r>
-            <w:rPr>
-              <w:rFonts w:ascii="Cambria Math" w:eastAsia="Cambria Math" w:hAnsi="Cambria Math" w:cs="Times New Roman"/>
-              <w:sz w:val="20"/>
-              <w:szCs w:val="20"/>
-            </w:rPr>
-            <m:t xml:space="preserve"> </m:t>
-          </m:r>
-          <m:sSup>
-            <m:sSupPr>
-              <m:ctrlPr>
-                <w:rPr>
-                  <w:rFonts w:ascii="Cambria Math" w:eastAsia="Cambria Math" w:hAnsi="Cambria Math" w:cs="Times New Roman"/>
-                  <w:i/>
-                  <w:sz w:val="20"/>
-                  <w:szCs w:val="20"/>
-                </w:rPr>
-              </m:ctrlPr>
-            </m:sSupPr>
-            <m:e>
-              <m:r>
-                <w:rPr>
-                  <w:rFonts w:ascii="Cambria Math" w:eastAsia="Cambria Math" w:hAnsi="Cambria Math" w:cs="Times New Roman"/>
-                  <w:sz w:val="20"/>
-                  <w:szCs w:val="20"/>
-                </w:rPr>
-                <m:t>e</m:t>
-              </m:r>
-            </m:e>
-            <m:sup>
-              <m:r>
-                <w:rPr>
-                  <w:rFonts w:ascii="Cambria Math" w:eastAsia="Cambria Math" w:hAnsi="Cambria Math" w:cs="Times New Roman"/>
-                  <w:sz w:val="20"/>
-                  <w:szCs w:val="20"/>
-                  <w:lang w:val="ru-RU"/>
-                </w:rPr>
-                <m:t>x</m:t>
-              </m:r>
-            </m:sup>
-          </m:sSup>
-          <m:r>
-            <w:rPr>
-              <w:rFonts w:ascii="Cambria Math" w:hAnsi="Cambria Math" w:cs="Times New Roman"/>
-              <w:sz w:val="20"/>
-              <w:szCs w:val="20"/>
-              <w:lang w:val="ru-RU"/>
-            </w:rPr>
-            <m:t>=</m:t>
-          </m:r>
-          <m:r>
-            <m:rPr>
-              <m:sty m:val="p"/>
-            </m:rPr>
-            <w:rPr>
-              <w:rFonts w:ascii="Cambria Math" w:eastAsia="Cambria Math" w:hAnsi="Cambria Math" w:cs="Times New Roman"/>
-              <w:sz w:val="20"/>
-              <w:szCs w:val="20"/>
-            </w:rPr>
-            <m:t>cos⁡</m:t>
-          </m:r>
-          <m:r>
-            <w:rPr>
-              <w:rFonts w:ascii="Cambria Math" w:eastAsia="Cambria Math" w:hAnsi="Cambria Math" w:cs="Times New Roman"/>
-              <w:sz w:val="20"/>
-              <w:szCs w:val="20"/>
-            </w:rPr>
-            <m:t>(x)</m:t>
-          </m:r>
-        </m:oMath>
-      </m:oMathPara>
-    </w:p>
-    <w:p>
-      <w:pPr>
-        <w:jc w:val="center"/>
-        <w:rPr>
-          <w:rFonts w:ascii="Times New Roman" w:eastAsiaTheme="minorEastAsia" w:hAnsi="Times New Roman" w:cs="Times New Roman"/>
-          <w:sz w:val="20"/>
-          <w:szCs w:val="20"/>
-        </w:rPr>
-      </w:pPr>
-      <m:oMathPara>
-        <m:oMath>
-          <m:r>
-            <w:rPr>
-              <w:rFonts w:ascii="Cambria Math" w:eastAsia="Cambria Math" w:hAnsi="Cambria Math" w:cs="Times New Roman"/>
-              <w:sz w:val="20"/>
-              <w:szCs w:val="20"/>
-            </w:rPr>
-            <m:t>sin</m:t>
-          </m:r>
-          <m:d>
-            <m:dPr>
-              <m:ctrlPr>
-                <w:rPr>
-                  <w:rFonts w:ascii="Cambria Math" w:eastAsia="Cambria Math" w:hAnsi="Cambria Math" w:cs="Times New Roman"/>
-                  <w:i/>
-                  <w:sz w:val="20"/>
-                  <w:szCs w:val="20"/>
-                </w:rPr>
-              </m:ctrlPr>
-            </m:dPr>
-            <m:e>
-              <m:f>
-                <m:fPr>
-                  <m:ctrlPr>
-                    <w:rPr>
-                      <w:rFonts w:ascii="Cambria Math" w:hAnsi="Cambria Math" w:cs="Times New Roman"/>
-                      <w:i/>
-                      <w:sz w:val="20"/>
-                      <w:szCs w:val="20"/>
-                    </w:rPr>
-                  </m:ctrlPr>
-                </m:fPr>
-                <m:num>
-                  <m:r>
-                    <w:rPr>
-                      <w:rFonts w:ascii="Cambria Math" w:eastAsia="Cambria Math" w:hAnsi="Cambria Math" w:cs="Times New Roman"/>
-                      <w:sz w:val="20"/>
-                      <w:szCs w:val="20"/>
-                    </w:rPr>
-                    <m:t>π</m:t>
-                  </m:r>
-                </m:num>
-                <m:den>
-                  <m:r>
-                    <w:rPr>
-                      <w:rFonts w:ascii="Cambria Math" w:hAnsi="Cambria Math" w:cs="Times New Roman"/>
-                      <w:sz w:val="20"/>
-                      <w:szCs w:val="20"/>
-                    </w:rPr>
-                    <m:t>2</m:t>
-                  </m:r>
-                </m:den>
-              </m:f>
-              <m:r>
-                <w:rPr>
-                  <w:rFonts w:ascii="Cambria Math" w:eastAsia="Cambria Math" w:hAnsi="Cambria Math" w:cs="Times New Roman"/>
-                  <w:sz w:val="20"/>
-                  <w:szCs w:val="20"/>
-                </w:rPr>
-                <m:t>A</m:t>
-              </m:r>
-            </m:e>
-          </m:d>
-          <m:r>
-            <w:rPr>
-              <w:rFonts w:ascii="Cambria Math" w:eastAsia="Cambria Math" w:hAnsi="Cambria Math" w:cs="Times New Roman"/>
-              <w:sz w:val="20"/>
-              <w:szCs w:val="20"/>
-            </w:rPr>
-            <m:t xml:space="preserve"> </m:t>
-          </m:r>
-          <m:sSup>
-            <m:sSupPr>
-              <m:ctrlPr>
-                <w:rPr>
-                  <w:rFonts w:ascii="Cambria Math" w:eastAsia="Cambria Math" w:hAnsi="Cambria Math" w:cs="Times New Roman"/>
-                  <w:i/>
-                  <w:sz w:val="20"/>
-                  <w:szCs w:val="20"/>
-                </w:rPr>
-              </m:ctrlPr>
-            </m:sSupPr>
-            <m:e>
-              <m:r>
-                <w:rPr>
-                  <w:rFonts w:ascii="Cambria Math" w:eastAsia="Cambria Math" w:hAnsi="Cambria Math" w:cs="Times New Roman"/>
-                  <w:sz w:val="20"/>
-                  <w:szCs w:val="20"/>
-                </w:rPr>
-                <m:t>e</m:t>
-              </m:r>
-            </m:e>
-            <m:sup>
-              <m:r>
-                <w:rPr>
-                  <w:rFonts w:ascii="Cambria Math" w:eastAsia="Cambria Math" w:hAnsi="Cambria Math" w:cs="Times New Roman"/>
-                  <w:sz w:val="20"/>
-                  <w:szCs w:val="20"/>
-                  <w:lang w:val="ru-RU"/>
-                </w:rPr>
-                <m:t>x</m:t>
-              </m:r>
-            </m:sup>
-          </m:sSup>
-          <m:r>
-            <w:rPr>
-              <w:rFonts w:ascii="Cambria Math" w:hAnsi="Cambria Math" w:cs="Times New Roman"/>
-              <w:sz w:val="20"/>
-              <w:szCs w:val="20"/>
-              <w:lang w:val="ru-RU"/>
-            </w:rPr>
-            <m:t>=</m:t>
-          </m:r>
-          <m:r>
-            <m:rPr>
-              <m:sty m:val="p"/>
-            </m:rPr>
-            <w:rPr>
-              <w:rFonts w:ascii="Cambria Math" w:hAnsi="Cambria Math" w:cs="Times New Roman"/>
-              <w:sz w:val="20"/>
-              <w:szCs w:val="20"/>
-            </w:rPr>
-            <m:t>sin⁡</m:t>
-          </m:r>
-          <m:r>
-            <w:rPr>
-              <w:rFonts w:ascii="Cambria Math" w:hAnsi="Cambria Math" w:cs="Times New Roman"/>
-              <w:sz w:val="20"/>
-              <w:szCs w:val="20"/>
-            </w:rPr>
-            <m:t>(x)</m:t>
-          </m:r>
-        </m:oMath>
-      </m:oMathPara>
-    </w:p>
-    <w:p>
-      <w:pPr>
-        <w:jc w:val="center"/>
-        <w:rPr>
-          <w:rFonts w:ascii="Times New Roman" w:eastAsiaTheme="minorEastAsia" w:hAnsi="Times New Roman" w:cs="Times New Roman"/>
-          <w:sz w:val="20"/>
-          <w:szCs w:val="20"/>
-          <w:lang w:val="ru-RU"/>
-        </w:rPr>
-      </w:pPr>
-      <m:oMathPara>
-        <m:oMath>
-          <m:sSup>
-            <m:sSupPr>
-              <m:ctrlPr>
-                <w:rPr>
-                  <w:rFonts w:ascii="Cambria Math" w:eastAsia="Cambria Math" w:hAnsi="Cambria Math" w:cs="Times New Roman"/>
-                  <w:i/>
-                  <w:sz w:val="20"/>
-                  <w:szCs w:val="20"/>
-                </w:rPr>
-              </m:ctrlPr>
-            </m:sSupPr>
-            <m:e>
-              <m:r>
-                <w:rPr>
-                  <w:rFonts w:ascii="Cambria Math" w:eastAsia="Cambria Math" w:hAnsi="Cambria Math" w:cs="Times New Roman"/>
-                  <w:sz w:val="20"/>
-                  <w:szCs w:val="20"/>
-                </w:rPr>
-                <m:t>cos</m:t>
-              </m:r>
-            </m:e>
-            <m:sup>
-              <m:r>
-                <w:rPr>
-                  <w:rFonts w:ascii="Cambria Math" w:eastAsia="Cambria Math" w:hAnsi="Cambria Math" w:cs="Times New Roman"/>
-                  <w:sz w:val="20"/>
-                  <w:szCs w:val="20"/>
-                  <w:lang w:val="ru-RU"/>
-                </w:rPr>
-                <m:t>2</m:t>
-              </m:r>
-            </m:sup>
-          </m:sSup>
-          <m:d>
-            <m:dPr>
-              <m:ctrlPr>
-                <w:rPr>
-                  <w:rFonts w:ascii="Cambria Math" w:eastAsia="Cambria Math" w:hAnsi="Cambria Math" w:cs="Times New Roman"/>
-                  <w:i/>
-                  <w:sz w:val="20"/>
-                  <w:szCs w:val="20"/>
-                </w:rPr>
-              </m:ctrlPr>
-            </m:dPr>
-            <m:e>
-              <m:f>
-                <m:fPr>
-                  <m:ctrlPr>
-                    <w:rPr>
-                      <w:rFonts w:ascii="Cambria Math" w:hAnsi="Cambria Math" w:cs="Times New Roman"/>
-                      <w:i/>
-                      <w:sz w:val="20"/>
-                      <w:szCs w:val="20"/>
-                    </w:rPr>
-                  </m:ctrlPr>
-                </m:fPr>
-                <m:num>
-                  <m:r>
-                    <w:rPr>
-                      <w:rFonts w:ascii="Cambria Math" w:eastAsia="Cambria Math" w:hAnsi="Cambria Math" w:cs="Times New Roman"/>
-                      <w:sz w:val="20"/>
-                      <w:szCs w:val="20"/>
-                    </w:rPr>
-                    <m:t>π</m:t>
-                  </m:r>
-                </m:num>
-                <m:den>
-                  <m:r>
-                    <w:rPr>
-                      <w:rFonts w:ascii="Cambria Math" w:hAnsi="Cambria Math" w:cs="Times New Roman"/>
-                      <w:sz w:val="20"/>
-                      <w:szCs w:val="20"/>
-                    </w:rPr>
-                    <m:t>2</m:t>
-                  </m:r>
-                </m:den>
-              </m:f>
-              <m:r>
-                <w:rPr>
-                  <w:rFonts w:ascii="Cambria Math" w:eastAsia="Cambria Math" w:hAnsi="Cambria Math" w:cs="Times New Roman"/>
-                  <w:sz w:val="20"/>
-                  <w:szCs w:val="20"/>
-                </w:rPr>
-                <m:t>A</m:t>
-              </m:r>
-            </m:e>
-          </m:d>
-          <m:r>
-            <w:rPr>
-              <w:rFonts w:ascii="Cambria Math" w:eastAsia="Cambria Math" w:hAnsi="Cambria Math" w:cs="Times New Roman"/>
-              <w:sz w:val="20"/>
-              <w:szCs w:val="20"/>
-            </w:rPr>
-            <m:t xml:space="preserve"> </m:t>
-          </m:r>
-          <m:sSup>
-            <m:sSupPr>
-              <m:ctrlPr>
-                <w:rPr>
-                  <w:rFonts w:ascii="Cambria Math" w:eastAsia="Cambria Math" w:hAnsi="Cambria Math" w:cs="Times New Roman"/>
-                  <w:i/>
-                  <w:sz w:val="20"/>
-                  <w:szCs w:val="20"/>
-                </w:rPr>
-              </m:ctrlPr>
-            </m:sSupPr>
-            <m:e>
-              <m:r>
-                <w:rPr>
-                  <w:rFonts w:ascii="Cambria Math" w:eastAsia="Cambria Math" w:hAnsi="Cambria Math" w:cs="Times New Roman"/>
-                  <w:sz w:val="20"/>
-                  <w:szCs w:val="20"/>
-                </w:rPr>
-                <m:t>e</m:t>
-              </m:r>
-            </m:e>
-            <m:sup>
-              <m:r>
-                <w:rPr>
-                  <w:rFonts w:ascii="Cambria Math" w:eastAsia="Cambria Math" w:hAnsi="Cambria Math" w:cs="Times New Roman"/>
-                  <w:sz w:val="20"/>
-                  <w:szCs w:val="20"/>
-                  <w:lang w:val="ru-RU"/>
-                </w:rPr>
-                <m:t>x</m:t>
-              </m:r>
-            </m:sup>
-          </m:sSup>
-          <m:r>
-            <w:rPr>
-              <w:rFonts w:ascii="Cambria Math" w:hAnsi="Cambria Math" w:cs="Times New Roman"/>
-              <w:sz w:val="20"/>
-              <w:szCs w:val="20"/>
-              <w:lang w:val="ru-RU"/>
-            </w:rPr>
-            <m:t>=</m:t>
-          </m:r>
-          <m:r>
-            <m:rPr>
-              <m:sty m:val="p"/>
-            </m:rPr>
-            <w:rPr>
-              <w:rFonts w:ascii="Cambria Math" w:eastAsia="Cambria Math" w:hAnsi="Cambria Math" w:cs="Times New Roman"/>
-              <w:sz w:val="20"/>
-              <w:szCs w:val="20"/>
-            </w:rPr>
-            <m:t>c</m:t>
-          </m:r>
-          <m:r>
-            <m:rPr>
-              <m:sty m:val="p"/>
-            </m:rPr>
-            <w:rPr>
-              <w:rFonts w:ascii="Cambria Math" w:eastAsia="Cambria Math" w:hAnsi="Cambria Math" w:cs="Times New Roman"/>
-              <w:sz w:val="20"/>
-              <w:szCs w:val="20"/>
-            </w:rPr>
-            <m:t>h</m:t>
-          </m:r>
-          <m:r>
-            <m:rPr>
-              <m:sty m:val="p"/>
-            </m:rPr>
-            <w:rPr>
-              <w:rFonts w:ascii="Cambria Math" w:eastAsia="Cambria Math" w:hAnsi="Cambria Math" w:cs="Times New Roman"/>
-              <w:sz w:val="20"/>
-              <w:szCs w:val="20"/>
-            </w:rPr>
-            <m:t>⁡</m:t>
-          </m:r>
-          <m:r>
-            <w:rPr>
-              <w:rFonts w:ascii="Cambria Math" w:eastAsia="Cambria Math" w:hAnsi="Cambria Math" w:cs="Times New Roman"/>
-              <w:sz w:val="20"/>
-              <w:szCs w:val="20"/>
-            </w:rPr>
-            <m:t>(x)</m:t>
-          </m:r>
-        </m:oMath>
-      </m:oMathPara>
-    </w:p>
-    <w:p>
-      <w:pPr>
-        <w:jc w:val="center"/>
-        <w:rPr>
-          <w:rFonts w:ascii="Times New Roman" w:eastAsiaTheme="minorEastAsia" w:hAnsi="Times New Roman" w:cs="Times New Roman"/>
-          <w:sz w:val="20"/>
-          <w:szCs w:val="20"/>
-        </w:rPr>
-      </w:pPr>
-      <m:oMathPara>
-        <m:oMath>
-          <m:sSup>
-            <m:sSupPr>
-              <m:ctrlPr>
-                <w:rPr>
-                  <w:rFonts w:ascii="Cambria Math" w:eastAsia="Cambria Math" w:hAnsi="Cambria Math" w:cs="Times New Roman"/>
-                  <w:i/>
-                  <w:sz w:val="20"/>
-                  <w:szCs w:val="20"/>
-                </w:rPr>
-              </m:ctrlPr>
-            </m:sSupPr>
-            <m:e>
-              <m:r>
-                <w:rPr>
-                  <w:rFonts w:ascii="Cambria Math" w:eastAsia="Cambria Math" w:hAnsi="Cambria Math" w:cs="Times New Roman"/>
-                  <w:sz w:val="20"/>
-                  <w:szCs w:val="20"/>
-                </w:rPr>
-                <m:t>sin</m:t>
-              </m:r>
-            </m:e>
-            <m:sup>
-              <m:r>
-                <w:rPr>
-                  <w:rFonts w:ascii="Cambria Math" w:eastAsia="Cambria Math" w:hAnsi="Cambria Math" w:cs="Times New Roman"/>
-                  <w:sz w:val="20"/>
-                  <w:szCs w:val="20"/>
-                  <w:lang w:val="ru-RU"/>
-                </w:rPr>
-                <m:t>2</m:t>
-              </m:r>
-            </m:sup>
-          </m:sSup>
-          <m:d>
-            <m:dPr>
-              <m:ctrlPr>
-                <w:rPr>
-                  <w:rFonts w:ascii="Cambria Math" w:eastAsia="Cambria Math" w:hAnsi="Cambria Math" w:cs="Times New Roman"/>
-                  <w:i/>
-                  <w:sz w:val="20"/>
-                  <w:szCs w:val="20"/>
-                </w:rPr>
-              </m:ctrlPr>
-            </m:dPr>
-            <m:e>
-              <m:f>
-                <m:fPr>
-                  <m:ctrlPr>
-                    <w:rPr>
-                      <w:rFonts w:ascii="Cambria Math" w:hAnsi="Cambria Math" w:cs="Times New Roman"/>
-                      <w:i/>
-                      <w:sz w:val="20"/>
-                      <w:szCs w:val="20"/>
-                    </w:rPr>
-                  </m:ctrlPr>
-                </m:fPr>
-                <m:num>
-                  <m:r>
-                    <w:rPr>
-                      <w:rFonts w:ascii="Cambria Math" w:eastAsia="Cambria Math" w:hAnsi="Cambria Math" w:cs="Times New Roman"/>
-                      <w:sz w:val="20"/>
-                      <w:szCs w:val="20"/>
-                    </w:rPr>
-                    <m:t>π</m:t>
-                  </m:r>
-                </m:num>
-                <m:den>
-                  <m:r>
-                    <w:rPr>
-                      <w:rFonts w:ascii="Cambria Math" w:hAnsi="Cambria Math" w:cs="Times New Roman"/>
-                      <w:sz w:val="20"/>
-                      <w:szCs w:val="20"/>
-                    </w:rPr>
-                    <m:t>2</m:t>
-                  </m:r>
-                </m:den>
-              </m:f>
-              <m:r>
-                <w:rPr>
-                  <w:rFonts w:ascii="Cambria Math" w:eastAsia="Cambria Math" w:hAnsi="Cambria Math" w:cs="Times New Roman"/>
-                  <w:sz w:val="20"/>
-                  <w:szCs w:val="20"/>
-                </w:rPr>
-                <m:t>A</m:t>
-              </m:r>
-            </m:e>
-          </m:d>
-          <m:r>
-            <w:rPr>
-              <w:rFonts w:ascii="Cambria Math" w:eastAsia="Cambria Math" w:hAnsi="Cambria Math" w:cs="Times New Roman"/>
-              <w:sz w:val="20"/>
-              <w:szCs w:val="20"/>
-            </w:rPr>
-            <m:t xml:space="preserve"> </m:t>
-          </m:r>
-          <m:sSup>
-            <m:sSupPr>
-              <m:ctrlPr>
-                <w:rPr>
-                  <w:rFonts w:ascii="Cambria Math" w:eastAsia="Cambria Math" w:hAnsi="Cambria Math" w:cs="Times New Roman"/>
-                  <w:i/>
-                  <w:sz w:val="20"/>
-                  <w:szCs w:val="20"/>
-                </w:rPr>
-              </m:ctrlPr>
-            </m:sSupPr>
-            <m:e>
-              <m:r>
-                <w:rPr>
-                  <w:rFonts w:ascii="Cambria Math" w:eastAsia="Cambria Math" w:hAnsi="Cambria Math" w:cs="Times New Roman"/>
-                  <w:sz w:val="20"/>
-                  <w:szCs w:val="20"/>
-                </w:rPr>
-                <m:t>e</m:t>
-              </m:r>
-            </m:e>
-            <m:sup>
-              <m:r>
-                <w:rPr>
-                  <w:rFonts w:ascii="Cambria Math" w:eastAsia="Cambria Math" w:hAnsi="Cambria Math" w:cs="Times New Roman"/>
-                  <w:sz w:val="20"/>
-                  <w:szCs w:val="20"/>
-                  <w:lang w:val="ru-RU"/>
-                </w:rPr>
-                <m:t>x</m:t>
-              </m:r>
-            </m:sup>
-          </m:sSup>
-          <m:r>
-            <w:rPr>
-              <w:rFonts w:ascii="Cambria Math" w:hAnsi="Cambria Math" w:cs="Times New Roman"/>
-              <w:sz w:val="20"/>
-              <w:szCs w:val="20"/>
-              <w:lang w:val="ru-RU"/>
-            </w:rPr>
-            <m:t>=</m:t>
-          </m:r>
-          <m:r>
-            <m:rPr>
-              <m:sty m:val="p"/>
-            </m:rPr>
-            <w:rPr>
-              <w:rFonts w:ascii="Cambria Math" w:eastAsia="Cambria Math" w:hAnsi="Cambria Math" w:cs="Times New Roman"/>
-              <w:sz w:val="20"/>
-              <w:szCs w:val="20"/>
-            </w:rPr>
-            <m:t>s</m:t>
-          </m:r>
-          <m:r>
-            <m:rPr>
-              <m:sty m:val="p"/>
-            </m:rPr>
-            <w:rPr>
-              <w:rFonts w:ascii="Cambria Math" w:eastAsia="Cambria Math" w:hAnsi="Cambria Math" w:cs="Times New Roman"/>
-              <w:sz w:val="20"/>
-              <w:szCs w:val="20"/>
-            </w:rPr>
-            <m:t>h</m:t>
-          </m:r>
-          <m:r>
-            <m:rPr>
-              <m:sty m:val="p"/>
-            </m:rPr>
-            <w:rPr>
-              <w:rFonts w:ascii="Cambria Math" w:eastAsia="Cambria Math" w:hAnsi="Cambria Math" w:cs="Times New Roman"/>
-              <w:sz w:val="20"/>
-              <w:szCs w:val="20"/>
-            </w:rPr>
-            <m:t>⁡</m:t>
-          </m:r>
-          <m:r>
-            <w:rPr>
-              <w:rFonts w:ascii="Cambria Math" w:eastAsia="Cambria Math" w:hAnsi="Cambria Math" w:cs="Times New Roman"/>
-              <w:sz w:val="20"/>
-              <w:szCs w:val="20"/>
-            </w:rPr>
-            <m:t>(x)</m:t>
-          </m:r>
-        </m:oMath>
-      </m:oMathPara>
-    </w:p>
-    <w:p>
-      <w:pPr>
-        <w:jc w:val="center"/>
-        <w:rPr>
-          <w:rFonts w:ascii="Times New Roman" w:eastAsiaTheme="minorEastAsia" w:hAnsi="Times New Roman" w:cs="Times New Roman"/>
-          <w:sz w:val="20"/>
-          <w:szCs w:val="20"/>
-          <w:lang w:val="ru-RU"/>
-        </w:rPr>
-      </w:pPr>
-    </w:p>
-    <w:p>
-      <w:pPr>
         <w:rPr>
           <w:rFonts w:ascii="Times New Roman" w:eastAsiaTheme="minorEastAsia" w:hAnsi="Times New Roman" w:cs="Times New Roman"/>
           <w:sz w:val="20"/>
@@ -3228,235 +1784,7 @@
           <w:szCs w:val="20"/>
           <w:lang w:val="ru-RU"/>
         </w:rPr>
-        <w:t>Факториал:</w:t>
-      </w:r>
-    </w:p>
-    <w:p>
-      <w:pPr>
-        <w:jc w:val="center"/>
-        <w:rPr>
-          <w:rFonts w:ascii="Times New Roman" w:eastAsiaTheme="minorEastAsia" w:hAnsi="Times New Roman" w:cs="Times New Roman"/>
-          <w:i/>
-          <w:sz w:val="20"/>
-          <w:szCs w:val="20"/>
-          <w:lang w:val="ru-RU"/>
-        </w:rPr>
-      </w:pPr>
-      <m:oMathPara>
-        <m:oMath>
-          <m:r>
-            <w:rPr>
-              <w:rFonts w:ascii="Cambria Math" w:eastAsia="Cambria Math" w:hAnsi="Cambria Math" w:cs="Times New Roman"/>
-              <w:sz w:val="20"/>
-              <w:szCs w:val="20"/>
-            </w:rPr>
-            <m:t>A</m:t>
-          </m:r>
-          <m:r>
-            <w:rPr>
-              <w:rFonts w:ascii="Cambria Math" w:eastAsia="Cambria Math" w:hAnsi="Cambria Math" w:cs="Times New Roman"/>
-              <w:sz w:val="20"/>
-              <w:szCs w:val="20"/>
-              <w:lang w:val="ru-RU"/>
-            </w:rPr>
-            <m:t>!</m:t>
-          </m:r>
-          <m:r>
-            <w:rPr>
-              <w:rFonts w:ascii="Cambria Math" w:eastAsia="Cambria Math" w:hAnsi="Cambria Math" w:cs="Times New Roman"/>
-              <w:sz w:val="20"/>
-              <w:szCs w:val="20"/>
-            </w:rPr>
-            <m:t>f</m:t>
-          </m:r>
-          <m:r>
-            <w:rPr>
-              <w:rFonts w:ascii="Cambria Math" w:eastAsia="Cambria Math" w:hAnsi="Cambria Math" w:cs="Times New Roman"/>
-              <w:sz w:val="20"/>
-              <w:szCs w:val="20"/>
-              <w:lang w:val="ru-RU"/>
-            </w:rPr>
-            <m:t>(</m:t>
-          </m:r>
-          <m:r>
-            <w:rPr>
-              <w:rFonts w:ascii="Cambria Math" w:eastAsia="Cambria Math" w:hAnsi="Cambria Math" w:cs="Times New Roman"/>
-              <w:sz w:val="20"/>
-              <w:szCs w:val="20"/>
-            </w:rPr>
-            <m:t>x</m:t>
-          </m:r>
-          <m:r>
-            <w:rPr>
-              <w:rFonts w:ascii="Cambria Math" w:eastAsia="Cambria Math" w:hAnsi="Cambria Math" w:cs="Times New Roman"/>
-              <w:sz w:val="20"/>
-              <w:szCs w:val="20"/>
-              <w:lang w:val="ru-RU"/>
-            </w:rPr>
-            <m:t>)</m:t>
-          </m:r>
-          <m:r>
-            <w:rPr>
-              <w:rFonts w:ascii="Cambria Math" w:hAnsi="Cambria Math" w:cs="Times New Roman"/>
-              <w:sz w:val="20"/>
-              <w:szCs w:val="20"/>
-              <w:lang w:val="ru-RU"/>
-            </w:rPr>
-            <m:t>=</m:t>
-          </m:r>
-          <m:nary>
-            <m:naryPr>
-              <m:limLoc m:val="subSup"/>
-              <m:ctrlPr>
-                <w:rPr>
-                  <w:rFonts w:ascii="Cambria Math" w:hAnsi="Cambria Math" w:cs="Times New Roman"/>
-                  <w:i/>
-                  <w:sz w:val="20"/>
-                  <w:szCs w:val="20"/>
-                </w:rPr>
-              </m:ctrlPr>
-            </m:naryPr>
-            <m:sub>
-              <m:r>
-                <w:rPr>
-                  <w:rFonts w:ascii="Cambria Math" w:hAnsi="Cambria Math" w:cs="Times New Roman"/>
-                  <w:sz w:val="20"/>
-                  <w:szCs w:val="20"/>
-                  <w:lang w:val="ru-RU"/>
-                </w:rPr>
-                <m:t>0</m:t>
-              </m:r>
-            </m:sub>
-            <m:sup>
-              <m:r>
-                <w:rPr>
-                  <w:rFonts w:ascii="Cambria Math" w:hAnsi="Cambria Math" w:cs="Times New Roman"/>
-                  <w:sz w:val="20"/>
-                  <w:szCs w:val="20"/>
-                  <w:lang w:val="ru-RU"/>
-                </w:rPr>
-                <m:t>∞</m:t>
-              </m:r>
-            </m:sup>
-            <m:e>
-              <m:r>
-                <w:rPr>
-                  <w:rFonts w:ascii="Cambria Math" w:hAnsi="Cambria Math" w:cs="Times New Roman"/>
-                  <w:sz w:val="20"/>
-                  <w:szCs w:val="20"/>
-                </w:rPr>
-                <m:t>f</m:t>
-              </m:r>
-              <m:d>
-                <m:dPr>
-                  <m:ctrlPr>
-                    <w:rPr>
-                      <w:rFonts w:ascii="Cambria Math" w:hAnsi="Cambria Math" w:cs="Times New Roman"/>
-                      <w:i/>
-                      <w:sz w:val="20"/>
-                      <w:szCs w:val="20"/>
-                    </w:rPr>
-                  </m:ctrlPr>
-                </m:dPr>
-                <m:e>
-                  <m:r>
-                    <w:rPr>
-                      <w:rFonts w:ascii="Cambria Math" w:hAnsi="Cambria Math" w:cs="Times New Roman"/>
-                      <w:sz w:val="20"/>
-                      <w:szCs w:val="20"/>
-                    </w:rPr>
-                    <m:t>xt</m:t>
-                  </m:r>
-                </m:e>
-              </m:d>
-              <m:sSup>
-                <m:sSupPr>
-                  <m:ctrlPr>
-                    <w:rPr>
-                      <w:rFonts w:ascii="Cambria Math" w:eastAsia="Cambria Math" w:hAnsi="Cambria Math" w:cs="Times New Roman"/>
-                      <w:i/>
-                      <w:sz w:val="20"/>
-                      <w:szCs w:val="20"/>
-                    </w:rPr>
-                  </m:ctrlPr>
-                </m:sSupPr>
-                <m:e>
-                  <m:r>
-                    <w:rPr>
-                      <w:rFonts w:ascii="Cambria Math" w:eastAsia="Cambria Math" w:hAnsi="Cambria Math" w:cs="Times New Roman"/>
-                      <w:sz w:val="20"/>
-                      <w:szCs w:val="20"/>
-                    </w:rPr>
-                    <m:t>e</m:t>
-                  </m:r>
-                </m:e>
-                <m:sup>
-                  <m:r>
-                    <w:rPr>
-                      <w:rFonts w:ascii="Cambria Math" w:eastAsia="Cambria Math" w:hAnsi="Cambria Math" w:cs="Times New Roman"/>
-                      <w:sz w:val="20"/>
-                      <w:szCs w:val="20"/>
-                      <w:lang w:val="ru-RU"/>
-                    </w:rPr>
-                    <m:t>-</m:t>
-                  </m:r>
-                  <m:r>
-                    <w:rPr>
-                      <w:rFonts w:ascii="Cambria Math" w:eastAsia="Cambria Math" w:hAnsi="Cambria Math" w:cs="Times New Roman"/>
-                      <w:sz w:val="20"/>
-                      <w:szCs w:val="20"/>
-                    </w:rPr>
-                    <m:t>t</m:t>
-                  </m:r>
-                </m:sup>
-              </m:sSup>
-            </m:e>
-          </m:nary>
-          <m:r>
-            <w:rPr>
-              <w:rFonts w:ascii="Cambria Math" w:hAnsi="Cambria Math" w:cs="Times New Roman"/>
-              <w:sz w:val="20"/>
-              <w:szCs w:val="20"/>
-            </w:rPr>
-            <m:t>dt</m:t>
-          </m:r>
-        </m:oMath>
-      </m:oMathPara>
-    </w:p>
-    <w:p>
-      <w:pPr>
-        <w:rPr>
-          <w:rFonts w:ascii="Times New Roman" w:eastAsiaTheme="minorEastAsia" w:hAnsi="Times New Roman" w:cs="Times New Roman"/>
-          <w:sz w:val="20"/>
-          <w:szCs w:val="20"/>
-          <w:lang w:val="ru-RU"/>
-        </w:rPr>
-      </w:pPr>
-      <w:r>
-        <w:rPr>
-          <w:rFonts w:ascii="Cambria Math" w:eastAsiaTheme="minorEastAsia" w:hAnsi="Cambria Math" w:cs="Times New Roman"/>
-          <w:sz w:val="20"/>
-          <w:szCs w:val="20"/>
-          <w:lang w:val="ru-RU"/>
-        </w:rPr>
-        <w:t>Дзета</w:t>
-      </w:r>
-      <w:r>
-        <w:rPr>
-          <w:rFonts w:ascii="Cambria Math" w:eastAsiaTheme="minorEastAsia" w:hAnsi="Cambria Math" w:cs="Times New Roman"/>
-          <w:sz w:val="20"/>
-          <w:szCs w:val="20"/>
-        </w:rPr>
-        <w:t>-</w:t>
-      </w:r>
-      <w:r>
-        <w:rPr>
-          <w:rFonts w:ascii="Cambria Math" w:eastAsiaTheme="minorEastAsia" w:hAnsi="Cambria Math" w:cs="Times New Roman"/>
-          <w:sz w:val="20"/>
-          <w:szCs w:val="20"/>
-          <w:lang w:val="ru-RU"/>
-        </w:rPr>
-        <w:t>функция</w:t>
+        <w:t>Тригонометрические функции</w:t>
       </w:r>
       <w:r>
         <w:rPr>
@@ -3495,6 +1823,2001 @@
         </m:oMathParaPr>
         <m:oMath>
           <m:r>
+            <w:rPr>
+              <w:rFonts w:ascii="Cambria Math" w:eastAsia="Cambria Math" w:hAnsi="Cambria Math" w:cs="Times New Roman"/>
+              <w:sz w:val="20"/>
+              <w:szCs w:val="20"/>
+            </w:rPr>
+            <m:t>cos</m:t>
+          </m:r>
+          <m:d>
+            <m:dPr>
+              <m:ctrlPr>
+                <w:rPr>
+                  <w:rFonts w:ascii="Cambria Math" w:eastAsia="Cambria Math" w:hAnsi="Cambria Math" w:cs="Times New Roman"/>
+                  <w:i/>
+                  <w:sz w:val="20"/>
+                  <w:szCs w:val="20"/>
+                </w:rPr>
+              </m:ctrlPr>
+            </m:dPr>
+            <m:e>
+              <m:r>
+                <w:rPr>
+                  <w:rFonts w:ascii="Cambria Math" w:eastAsia="Cambria Math" w:hAnsi="Cambria Math" w:cs="Times New Roman"/>
+                  <w:sz w:val="20"/>
+                  <w:szCs w:val="20"/>
+                </w:rPr>
+                <m:t>πA</m:t>
+              </m:r>
+            </m:e>
+          </m:d>
+          <m:r>
+            <w:rPr>
+              <w:rFonts w:ascii="Cambria Math" w:eastAsia="Cambria Math" w:hAnsi="Cambria Math" w:cs="Times New Roman"/>
+              <w:sz w:val="20"/>
+              <w:szCs w:val="20"/>
+              <w:lang w:val="ru-RU"/>
+            </w:rPr>
+            <m:t xml:space="preserve"> </m:t>
+          </m:r>
+          <m:r>
+            <w:rPr>
+              <w:rFonts w:ascii="Cambria Math" w:eastAsia="Cambria Math" w:hAnsi="Cambria Math" w:cs="Times New Roman"/>
+              <w:sz w:val="20"/>
+              <w:szCs w:val="20"/>
+            </w:rPr>
+            <m:t>f</m:t>
+          </m:r>
+          <m:r>
+            <w:rPr>
+              <w:rFonts w:ascii="Cambria Math" w:eastAsia="Cambria Math" w:hAnsi="Cambria Math" w:cs="Times New Roman"/>
+              <w:sz w:val="20"/>
+              <w:szCs w:val="20"/>
+              <w:lang w:val="ru-RU"/>
+            </w:rPr>
+            <m:t>(</m:t>
+          </m:r>
+          <m:r>
+            <w:rPr>
+              <w:rFonts w:ascii="Cambria Math" w:eastAsia="Cambria Math" w:hAnsi="Cambria Math" w:cs="Times New Roman"/>
+              <w:sz w:val="20"/>
+              <w:szCs w:val="20"/>
+            </w:rPr>
+            <m:t>x</m:t>
+          </m:r>
+          <m:r>
+            <w:rPr>
+              <w:rFonts w:ascii="Cambria Math" w:eastAsia="Cambria Math" w:hAnsi="Cambria Math" w:cs="Times New Roman"/>
+              <w:sz w:val="20"/>
+              <w:szCs w:val="20"/>
+              <w:lang w:val="ru-RU"/>
+            </w:rPr>
+            <m:t>)</m:t>
+          </m:r>
+          <m:r>
+            <w:rPr>
+              <w:rFonts w:ascii="Cambria Math" w:hAnsi="Cambria Math" w:cs="Times New Roman"/>
+              <w:sz w:val="20"/>
+              <w:szCs w:val="20"/>
+              <w:lang w:val="ru-RU"/>
+            </w:rPr>
+            <m:t>=</m:t>
+          </m:r>
+          <m:r>
+            <w:rPr>
+              <w:rFonts w:ascii="Cambria Math" w:eastAsia="Cambria Math" w:hAnsi="Cambria Math" w:cs="Times New Roman"/>
+              <w:sz w:val="20"/>
+              <w:szCs w:val="20"/>
+            </w:rPr>
+            <m:t>f</m:t>
+          </m:r>
+          <m:d>
+            <m:dPr>
+              <m:ctrlPr>
+                <w:rPr>
+                  <w:rFonts w:ascii="Cambria Math" w:eastAsia="Cambria Math" w:hAnsi="Cambria Math" w:cs="Times New Roman"/>
+                  <w:i/>
+                  <w:sz w:val="20"/>
+                  <w:szCs w:val="20"/>
+                </w:rPr>
+              </m:ctrlPr>
+            </m:dPr>
+            <m:e>
+              <m:r>
+                <w:rPr>
+                  <w:rFonts w:ascii="Cambria Math" w:eastAsia="Cambria Math" w:hAnsi="Cambria Math" w:cs="Times New Roman"/>
+                  <w:sz w:val="20"/>
+                  <w:szCs w:val="20"/>
+                  <w:lang w:val="ru-RU"/>
+                </w:rPr>
+                <m:t>-</m:t>
+              </m:r>
+              <m:r>
+                <w:rPr>
+                  <w:rFonts w:ascii="Cambria Math" w:eastAsia="Cambria Math" w:hAnsi="Cambria Math" w:cs="Times New Roman"/>
+                  <w:sz w:val="20"/>
+                  <w:szCs w:val="20"/>
+                </w:rPr>
+                <m:t>x</m:t>
+              </m:r>
+            </m:e>
+          </m:d>
+        </m:oMath>
+      </m:oMathPara>
+    </w:p>
+    <w:p>
+      <w:pPr>
+        <w:jc w:val="center"/>
+        <w:rPr>
+          <w:rFonts w:ascii="Times New Roman" w:eastAsiaTheme="minorEastAsia" w:hAnsi="Times New Roman" w:cs="Times New Roman"/>
+          <w:sz w:val="20"/>
+          <w:szCs w:val="20"/>
+          <w:lang w:val="ru-RU"/>
+        </w:rPr>
+      </w:pPr>
+      <m:oMathPara>
+        <m:oMath>
+          <m:r>
+            <w:rPr>
+              <w:rFonts w:ascii="Cambria Math" w:eastAsia="Cambria Math" w:hAnsi="Cambria Math" w:cs="Times New Roman"/>
+              <w:sz w:val="20"/>
+              <w:szCs w:val="20"/>
+            </w:rPr>
+            <m:t>cos</m:t>
+          </m:r>
+          <m:d>
+            <m:dPr>
+              <m:ctrlPr>
+                <w:rPr>
+                  <w:rFonts w:ascii="Cambria Math" w:eastAsia="Cambria Math" w:hAnsi="Cambria Math" w:cs="Times New Roman"/>
+                  <w:i/>
+                  <w:sz w:val="20"/>
+                  <w:szCs w:val="20"/>
+                </w:rPr>
+              </m:ctrlPr>
+            </m:dPr>
+            <m:e>
+              <m:f>
+                <m:fPr>
+                  <m:ctrlPr>
+                    <w:rPr>
+                      <w:rFonts w:ascii="Cambria Math" w:hAnsi="Cambria Math" w:cs="Times New Roman"/>
+                      <w:i/>
+                      <w:sz w:val="20"/>
+                      <w:szCs w:val="20"/>
+                    </w:rPr>
+                  </m:ctrlPr>
+                </m:fPr>
+                <m:num>
+                  <m:r>
+                    <w:rPr>
+                      <w:rFonts w:ascii="Cambria Math" w:eastAsia="Cambria Math" w:hAnsi="Cambria Math" w:cs="Times New Roman"/>
+                      <w:sz w:val="20"/>
+                      <w:szCs w:val="20"/>
+                    </w:rPr>
+                    <m:t>π</m:t>
+                  </m:r>
+                </m:num>
+                <m:den>
+                  <m:r>
+                    <w:rPr>
+                      <w:rFonts w:ascii="Cambria Math" w:hAnsi="Cambria Math" w:cs="Times New Roman"/>
+                      <w:sz w:val="20"/>
+                      <w:szCs w:val="20"/>
+                    </w:rPr>
+                    <m:t>2</m:t>
+                  </m:r>
+                </m:den>
+              </m:f>
+              <m:r>
+                <w:rPr>
+                  <w:rFonts w:ascii="Cambria Math" w:eastAsia="Cambria Math" w:hAnsi="Cambria Math" w:cs="Times New Roman"/>
+                  <w:sz w:val="20"/>
+                  <w:szCs w:val="20"/>
+                </w:rPr>
+                <m:t>A</m:t>
+              </m:r>
+            </m:e>
+          </m:d>
+          <m:r>
+            <w:rPr>
+              <w:rFonts w:ascii="Cambria Math" w:eastAsia="Cambria Math" w:hAnsi="Cambria Math" w:cs="Times New Roman"/>
+              <w:sz w:val="20"/>
+              <w:szCs w:val="20"/>
+            </w:rPr>
+            <m:t xml:space="preserve"> f(x)</m:t>
+          </m:r>
+          <m:r>
+            <w:rPr>
+              <w:rFonts w:ascii="Cambria Math" w:hAnsi="Cambria Math" w:cs="Times New Roman"/>
+              <w:sz w:val="20"/>
+              <w:szCs w:val="20"/>
+              <w:lang w:val="ru-RU"/>
+            </w:rPr>
+            <m:t>=</m:t>
+          </m:r>
+          <m:f>
+            <m:fPr>
+              <m:ctrlPr>
+                <w:rPr>
+                  <w:rFonts w:ascii="Cambria Math" w:hAnsi="Cambria Math" w:cs="Times New Roman"/>
+                  <w:i/>
+                  <w:sz w:val="20"/>
+                  <w:szCs w:val="20"/>
+                </w:rPr>
+              </m:ctrlPr>
+            </m:fPr>
+            <m:num>
+              <m:r>
+                <w:rPr>
+                  <w:rFonts w:ascii="Cambria Math" w:eastAsia="Cambria Math" w:hAnsi="Cambria Math" w:cs="Times New Roman"/>
+                  <w:sz w:val="20"/>
+                  <w:szCs w:val="20"/>
+                </w:rPr>
+                <m:t>f</m:t>
+              </m:r>
+              <m:d>
+                <m:dPr>
+                  <m:ctrlPr>
+                    <w:rPr>
+                      <w:rFonts w:ascii="Cambria Math" w:eastAsia="Cambria Math" w:hAnsi="Cambria Math" w:cs="Times New Roman"/>
+                      <w:i/>
+                      <w:sz w:val="20"/>
+                      <w:szCs w:val="20"/>
+                    </w:rPr>
+                  </m:ctrlPr>
+                </m:dPr>
+                <m:e>
+                  <m:r>
+                    <w:rPr>
+                      <w:rFonts w:ascii="Cambria Math" w:eastAsia="Cambria Math" w:hAnsi="Cambria Math" w:cs="Times New Roman"/>
+                      <w:sz w:val="20"/>
+                      <w:szCs w:val="20"/>
+                      <w:lang w:val="ru-RU"/>
+                    </w:rPr>
+                    <m:t>i</m:t>
+                  </m:r>
+                  <m:r>
+                    <w:rPr>
+                      <w:rFonts w:ascii="Cambria Math" w:eastAsia="Cambria Math" w:hAnsi="Cambria Math" w:cs="Times New Roman"/>
+                      <w:sz w:val="20"/>
+                      <w:szCs w:val="20"/>
+                    </w:rPr>
+                    <m:t>x</m:t>
+                  </m:r>
+                </m:e>
+              </m:d>
+              <m:r>
+                <w:rPr>
+                  <w:rFonts w:ascii="Cambria Math" w:eastAsia="Cambria Math" w:hAnsi="Cambria Math" w:cs="Times New Roman"/>
+                  <w:sz w:val="20"/>
+                  <w:szCs w:val="20"/>
+                </w:rPr>
+                <m:t>+f</m:t>
+              </m:r>
+              <m:d>
+                <m:dPr>
+                  <m:ctrlPr>
+                    <w:rPr>
+                      <w:rFonts w:ascii="Cambria Math" w:eastAsia="Cambria Math" w:hAnsi="Cambria Math" w:cs="Times New Roman"/>
+                      <w:i/>
+                      <w:sz w:val="20"/>
+                      <w:szCs w:val="20"/>
+                    </w:rPr>
+                  </m:ctrlPr>
+                </m:dPr>
+                <m:e>
+                  <m:r>
+                    <w:rPr>
+                      <w:rFonts w:ascii="Cambria Math" w:eastAsia="Cambria Math" w:hAnsi="Cambria Math" w:cs="Times New Roman"/>
+                      <w:sz w:val="20"/>
+                      <w:szCs w:val="20"/>
+                      <w:lang w:val="ru-RU"/>
+                    </w:rPr>
+                    <m:t>-i</m:t>
+                  </m:r>
+                  <m:r>
+                    <w:rPr>
+                      <w:rFonts w:ascii="Cambria Math" w:eastAsia="Cambria Math" w:hAnsi="Cambria Math" w:cs="Times New Roman"/>
+                      <w:sz w:val="20"/>
+                      <w:szCs w:val="20"/>
+                    </w:rPr>
+                    <m:t>x</m:t>
+                  </m:r>
+                </m:e>
+              </m:d>
+            </m:num>
+            <m:den>
+              <m:r>
+                <w:rPr>
+                  <w:rFonts w:ascii="Cambria Math" w:hAnsi="Cambria Math" w:cs="Times New Roman"/>
+                  <w:sz w:val="20"/>
+                  <w:szCs w:val="20"/>
+                </w:rPr>
+                <m:t>2</m:t>
+              </m:r>
+            </m:den>
+          </m:f>
+        </m:oMath>
+      </m:oMathPara>
+    </w:p>
+    <w:p>
+      <w:pPr>
+        <w:jc w:val="center"/>
+        <w:rPr>
+          <w:rFonts w:ascii="Times New Roman" w:eastAsiaTheme="minorEastAsia" w:hAnsi="Times New Roman" w:cs="Times New Roman"/>
+          <w:sz w:val="20"/>
+          <w:szCs w:val="20"/>
+        </w:rPr>
+      </w:pPr>
+      <m:oMathPara>
+        <m:oMath>
+          <m:r>
+            <w:rPr>
+              <w:rFonts w:ascii="Cambria Math" w:eastAsia="Cambria Math" w:hAnsi="Cambria Math" w:cs="Times New Roman"/>
+              <w:sz w:val="20"/>
+              <w:szCs w:val="20"/>
+            </w:rPr>
+            <m:t>sin</m:t>
+          </m:r>
+          <m:d>
+            <m:dPr>
+              <m:ctrlPr>
+                <w:rPr>
+                  <w:rFonts w:ascii="Cambria Math" w:eastAsia="Cambria Math" w:hAnsi="Cambria Math" w:cs="Times New Roman"/>
+                  <w:i/>
+                  <w:sz w:val="20"/>
+                  <w:szCs w:val="20"/>
+                </w:rPr>
+              </m:ctrlPr>
+            </m:dPr>
+            <m:e>
+              <m:f>
+                <m:fPr>
+                  <m:ctrlPr>
+                    <w:rPr>
+                      <w:rFonts w:ascii="Cambria Math" w:hAnsi="Cambria Math" w:cs="Times New Roman"/>
+                      <w:i/>
+                      <w:sz w:val="20"/>
+                      <w:szCs w:val="20"/>
+                    </w:rPr>
+                  </m:ctrlPr>
+                </m:fPr>
+                <m:num>
+                  <m:r>
+                    <w:rPr>
+                      <w:rFonts w:ascii="Cambria Math" w:eastAsia="Cambria Math" w:hAnsi="Cambria Math" w:cs="Times New Roman"/>
+                      <w:sz w:val="20"/>
+                      <w:szCs w:val="20"/>
+                    </w:rPr>
+                    <m:t>π</m:t>
+                  </m:r>
+                </m:num>
+                <m:den>
+                  <m:r>
+                    <w:rPr>
+                      <w:rFonts w:ascii="Cambria Math" w:hAnsi="Cambria Math" w:cs="Times New Roman"/>
+                      <w:sz w:val="20"/>
+                      <w:szCs w:val="20"/>
+                    </w:rPr>
+                    <m:t>2</m:t>
+                  </m:r>
+                </m:den>
+              </m:f>
+              <m:r>
+                <w:rPr>
+                  <w:rFonts w:ascii="Cambria Math" w:eastAsia="Cambria Math" w:hAnsi="Cambria Math" w:cs="Times New Roman"/>
+                  <w:sz w:val="20"/>
+                  <w:szCs w:val="20"/>
+                </w:rPr>
+                <m:t>A</m:t>
+              </m:r>
+            </m:e>
+          </m:d>
+          <m:r>
+            <w:rPr>
+              <w:rFonts w:ascii="Cambria Math" w:eastAsia="Cambria Math" w:hAnsi="Cambria Math" w:cs="Times New Roman"/>
+              <w:sz w:val="20"/>
+              <w:szCs w:val="20"/>
+            </w:rPr>
+            <m:t xml:space="preserve"> f(x)</m:t>
+          </m:r>
+          <m:r>
+            <w:rPr>
+              <w:rFonts w:ascii="Cambria Math" w:hAnsi="Cambria Math" w:cs="Times New Roman"/>
+              <w:sz w:val="20"/>
+              <w:szCs w:val="20"/>
+              <w:lang w:val="ru-RU"/>
+            </w:rPr>
+            <m:t>=</m:t>
+          </m:r>
+          <m:f>
+            <m:fPr>
+              <m:ctrlPr>
+                <w:rPr>
+                  <w:rFonts w:ascii="Cambria Math" w:hAnsi="Cambria Math" w:cs="Times New Roman"/>
+                  <w:i/>
+                  <w:sz w:val="20"/>
+                  <w:szCs w:val="20"/>
+                </w:rPr>
+              </m:ctrlPr>
+            </m:fPr>
+            <m:num>
+              <m:r>
+                <w:rPr>
+                  <w:rFonts w:ascii="Cambria Math" w:eastAsia="Cambria Math" w:hAnsi="Cambria Math" w:cs="Times New Roman"/>
+                  <w:sz w:val="20"/>
+                  <w:szCs w:val="20"/>
+                </w:rPr>
+                <m:t>f</m:t>
+              </m:r>
+              <m:d>
+                <m:dPr>
+                  <m:ctrlPr>
+                    <w:rPr>
+                      <w:rFonts w:ascii="Cambria Math" w:eastAsia="Cambria Math" w:hAnsi="Cambria Math" w:cs="Times New Roman"/>
+                      <w:i/>
+                      <w:sz w:val="20"/>
+                      <w:szCs w:val="20"/>
+                    </w:rPr>
+                  </m:ctrlPr>
+                </m:dPr>
+                <m:e>
+                  <m:r>
+                    <w:rPr>
+                      <w:rFonts w:ascii="Cambria Math" w:eastAsia="Cambria Math" w:hAnsi="Cambria Math" w:cs="Times New Roman"/>
+                      <w:sz w:val="20"/>
+                      <w:szCs w:val="20"/>
+                      <w:lang w:val="ru-RU"/>
+                    </w:rPr>
+                    <m:t>i</m:t>
+                  </m:r>
+                  <m:r>
+                    <w:rPr>
+                      <w:rFonts w:ascii="Cambria Math" w:eastAsia="Cambria Math" w:hAnsi="Cambria Math" w:cs="Times New Roman"/>
+                      <w:sz w:val="20"/>
+                      <w:szCs w:val="20"/>
+                    </w:rPr>
+                    <m:t>x</m:t>
+                  </m:r>
+                </m:e>
+              </m:d>
+              <m:r>
+                <w:rPr>
+                  <w:rFonts w:ascii="Cambria Math" w:eastAsia="Cambria Math" w:hAnsi="Cambria Math" w:cs="Times New Roman"/>
+                  <w:sz w:val="20"/>
+                  <w:szCs w:val="20"/>
+                </w:rPr>
+                <m:t>-f</m:t>
+              </m:r>
+              <m:d>
+                <m:dPr>
+                  <m:ctrlPr>
+                    <w:rPr>
+                      <w:rFonts w:ascii="Cambria Math" w:eastAsia="Cambria Math" w:hAnsi="Cambria Math" w:cs="Times New Roman"/>
+                      <w:i/>
+                      <w:sz w:val="20"/>
+                      <w:szCs w:val="20"/>
+                    </w:rPr>
+                  </m:ctrlPr>
+                </m:dPr>
+                <m:e>
+                  <m:r>
+                    <w:rPr>
+                      <w:rFonts w:ascii="Cambria Math" w:eastAsia="Cambria Math" w:hAnsi="Cambria Math" w:cs="Times New Roman"/>
+                      <w:sz w:val="20"/>
+                      <w:szCs w:val="20"/>
+                      <w:lang w:val="ru-RU"/>
+                    </w:rPr>
+                    <m:t>-i</m:t>
+                  </m:r>
+                  <m:r>
+                    <w:rPr>
+                      <w:rFonts w:ascii="Cambria Math" w:eastAsia="Cambria Math" w:hAnsi="Cambria Math" w:cs="Times New Roman"/>
+                      <w:sz w:val="20"/>
+                      <w:szCs w:val="20"/>
+                    </w:rPr>
+                    <m:t>x</m:t>
+                  </m:r>
+                </m:e>
+              </m:d>
+            </m:num>
+            <m:den>
+              <m:r>
+                <w:rPr>
+                  <w:rFonts w:ascii="Cambria Math" w:hAnsi="Cambria Math" w:cs="Times New Roman"/>
+                  <w:sz w:val="20"/>
+                  <w:szCs w:val="20"/>
+                </w:rPr>
+                <m:t>2i</m:t>
+              </m:r>
+            </m:den>
+          </m:f>
+        </m:oMath>
+      </m:oMathPara>
+    </w:p>
+    <w:p>
+      <w:pPr>
+        <w:jc w:val="center"/>
+        <w:rPr>
+          <w:rFonts w:ascii="Times New Roman" w:eastAsiaTheme="minorEastAsia" w:hAnsi="Times New Roman" w:cs="Times New Roman"/>
+          <w:sz w:val="20"/>
+          <w:szCs w:val="20"/>
+          <w:lang w:val="ru-RU"/>
+        </w:rPr>
+      </w:pPr>
+      <m:oMathPara>
+        <m:oMath>
+          <m:sSup>
+            <m:sSupPr>
+              <m:ctrlPr>
+                <w:rPr>
+                  <w:rFonts w:ascii="Cambria Math" w:eastAsia="Cambria Math" w:hAnsi="Cambria Math" w:cs="Times New Roman"/>
+                  <w:i/>
+                  <w:sz w:val="20"/>
+                  <w:szCs w:val="20"/>
+                </w:rPr>
+              </m:ctrlPr>
+            </m:sSupPr>
+            <m:e>
+              <m:r>
+                <w:rPr>
+                  <w:rFonts w:ascii="Cambria Math" w:eastAsia="Cambria Math" w:hAnsi="Cambria Math" w:cs="Times New Roman"/>
+                  <w:sz w:val="20"/>
+                  <w:szCs w:val="20"/>
+                </w:rPr>
+                <m:t>cos</m:t>
+              </m:r>
+            </m:e>
+            <m:sup>
+              <m:r>
+                <w:rPr>
+                  <w:rFonts w:ascii="Cambria Math" w:eastAsia="Cambria Math" w:hAnsi="Cambria Math" w:cs="Times New Roman"/>
+                  <w:sz w:val="20"/>
+                  <w:szCs w:val="20"/>
+                  <w:lang w:val="ru-RU"/>
+                </w:rPr>
+                <m:t>2</m:t>
+              </m:r>
+            </m:sup>
+          </m:sSup>
+          <m:d>
+            <m:dPr>
+              <m:ctrlPr>
+                <w:rPr>
+                  <w:rFonts w:ascii="Cambria Math" w:eastAsia="Cambria Math" w:hAnsi="Cambria Math" w:cs="Times New Roman"/>
+                  <w:i/>
+                  <w:sz w:val="20"/>
+                  <w:szCs w:val="20"/>
+                </w:rPr>
+              </m:ctrlPr>
+            </m:dPr>
+            <m:e>
+              <m:f>
+                <m:fPr>
+                  <m:ctrlPr>
+                    <w:rPr>
+                      <w:rFonts w:ascii="Cambria Math" w:hAnsi="Cambria Math" w:cs="Times New Roman"/>
+                      <w:i/>
+                      <w:sz w:val="20"/>
+                      <w:szCs w:val="20"/>
+                    </w:rPr>
+                  </m:ctrlPr>
+                </m:fPr>
+                <m:num>
+                  <m:r>
+                    <w:rPr>
+                      <w:rFonts w:ascii="Cambria Math" w:eastAsia="Cambria Math" w:hAnsi="Cambria Math" w:cs="Times New Roman"/>
+                      <w:sz w:val="20"/>
+                      <w:szCs w:val="20"/>
+                    </w:rPr>
+                    <m:t>π</m:t>
+                  </m:r>
+                </m:num>
+                <m:den>
+                  <m:r>
+                    <w:rPr>
+                      <w:rFonts w:ascii="Cambria Math" w:hAnsi="Cambria Math" w:cs="Times New Roman"/>
+                      <w:sz w:val="20"/>
+                      <w:szCs w:val="20"/>
+                    </w:rPr>
+                    <m:t>2</m:t>
+                  </m:r>
+                </m:den>
+              </m:f>
+              <m:r>
+                <w:rPr>
+                  <w:rFonts w:ascii="Cambria Math" w:eastAsia="Cambria Math" w:hAnsi="Cambria Math" w:cs="Times New Roman"/>
+                  <w:sz w:val="20"/>
+                  <w:szCs w:val="20"/>
+                </w:rPr>
+                <m:t>A</m:t>
+              </m:r>
+            </m:e>
+          </m:d>
+          <m:r>
+            <w:rPr>
+              <w:rFonts w:ascii="Cambria Math" w:eastAsia="Cambria Math" w:hAnsi="Cambria Math" w:cs="Times New Roman"/>
+              <w:sz w:val="20"/>
+              <w:szCs w:val="20"/>
+            </w:rPr>
+            <m:t xml:space="preserve"> f(x)</m:t>
+          </m:r>
+          <m:r>
+            <w:rPr>
+              <w:rFonts w:ascii="Cambria Math" w:hAnsi="Cambria Math" w:cs="Times New Roman"/>
+              <w:sz w:val="20"/>
+              <w:szCs w:val="20"/>
+              <w:lang w:val="ru-RU"/>
+            </w:rPr>
+            <m:t>=</m:t>
+          </m:r>
+          <m:f>
+            <m:fPr>
+              <m:ctrlPr>
+                <w:rPr>
+                  <w:rFonts w:ascii="Cambria Math" w:hAnsi="Cambria Math" w:cs="Times New Roman"/>
+                  <w:i/>
+                  <w:sz w:val="20"/>
+                  <w:szCs w:val="20"/>
+                </w:rPr>
+              </m:ctrlPr>
+            </m:fPr>
+            <m:num>
+              <m:r>
+                <w:rPr>
+                  <w:rFonts w:ascii="Cambria Math" w:eastAsia="Cambria Math" w:hAnsi="Cambria Math" w:cs="Times New Roman"/>
+                  <w:sz w:val="20"/>
+                  <w:szCs w:val="20"/>
+                </w:rPr>
+                <m:t>f</m:t>
+              </m:r>
+              <m:d>
+                <m:dPr>
+                  <m:ctrlPr>
+                    <w:rPr>
+                      <w:rFonts w:ascii="Cambria Math" w:eastAsia="Cambria Math" w:hAnsi="Cambria Math" w:cs="Times New Roman"/>
+                      <w:i/>
+                      <w:sz w:val="20"/>
+                      <w:szCs w:val="20"/>
+                    </w:rPr>
+                  </m:ctrlPr>
+                </m:dPr>
+                <m:e>
+                  <m:r>
+                    <w:rPr>
+                      <w:rFonts w:ascii="Cambria Math" w:eastAsia="Cambria Math" w:hAnsi="Cambria Math" w:cs="Times New Roman"/>
+                      <w:sz w:val="20"/>
+                      <w:szCs w:val="20"/>
+                    </w:rPr>
+                    <m:t>x</m:t>
+                  </m:r>
+                </m:e>
+              </m:d>
+              <m:r>
+                <w:rPr>
+                  <w:rFonts w:ascii="Cambria Math" w:eastAsia="Cambria Math" w:hAnsi="Cambria Math" w:cs="Times New Roman"/>
+                  <w:sz w:val="20"/>
+                  <w:szCs w:val="20"/>
+                </w:rPr>
+                <m:t>+f</m:t>
+              </m:r>
+              <m:d>
+                <m:dPr>
+                  <m:ctrlPr>
+                    <w:rPr>
+                      <w:rFonts w:ascii="Cambria Math" w:eastAsia="Cambria Math" w:hAnsi="Cambria Math" w:cs="Times New Roman"/>
+                      <w:i/>
+                      <w:sz w:val="20"/>
+                      <w:szCs w:val="20"/>
+                    </w:rPr>
+                  </m:ctrlPr>
+                </m:dPr>
+                <m:e>
+                  <m:r>
+                    <w:rPr>
+                      <w:rFonts w:ascii="Cambria Math" w:eastAsia="Cambria Math" w:hAnsi="Cambria Math" w:cs="Times New Roman"/>
+                      <w:sz w:val="20"/>
+                      <w:szCs w:val="20"/>
+                      <w:lang w:val="ru-RU"/>
+                    </w:rPr>
+                    <m:t>-</m:t>
+                  </m:r>
+                  <m:r>
+                    <w:rPr>
+                      <w:rFonts w:ascii="Cambria Math" w:eastAsia="Cambria Math" w:hAnsi="Cambria Math" w:cs="Times New Roman"/>
+                      <w:sz w:val="20"/>
+                      <w:szCs w:val="20"/>
+                    </w:rPr>
+                    <m:t>x</m:t>
+                  </m:r>
+                </m:e>
+              </m:d>
+            </m:num>
+            <m:den>
+              <m:r>
+                <w:rPr>
+                  <w:rFonts w:ascii="Cambria Math" w:hAnsi="Cambria Math" w:cs="Times New Roman"/>
+                  <w:sz w:val="20"/>
+                  <w:szCs w:val="20"/>
+                </w:rPr>
+                <m:t>2</m:t>
+              </m:r>
+            </m:den>
+          </m:f>
+        </m:oMath>
+      </m:oMathPara>
+    </w:p>
+    <w:p>
+      <w:pPr>
+        <w:jc w:val="center"/>
+        <w:rPr>
+          <w:rFonts w:ascii="Times New Roman" w:eastAsiaTheme="minorEastAsia" w:hAnsi="Times New Roman" w:cs="Times New Roman"/>
+          <w:sz w:val="20"/>
+          <w:szCs w:val="20"/>
+        </w:rPr>
+      </w:pPr>
+      <m:oMathPara>
+        <m:oMath>
+          <m:sSup>
+            <m:sSupPr>
+              <m:ctrlPr>
+                <w:rPr>
+                  <w:rFonts w:ascii="Cambria Math" w:eastAsia="Cambria Math" w:hAnsi="Cambria Math" w:cs="Times New Roman"/>
+                  <w:i/>
+                  <w:sz w:val="20"/>
+                  <w:szCs w:val="20"/>
+                </w:rPr>
+              </m:ctrlPr>
+            </m:sSupPr>
+            <m:e>
+              <m:r>
+                <w:rPr>
+                  <w:rFonts w:ascii="Cambria Math" w:eastAsia="Cambria Math" w:hAnsi="Cambria Math" w:cs="Times New Roman"/>
+                  <w:sz w:val="20"/>
+                  <w:szCs w:val="20"/>
+                </w:rPr>
+                <m:t>sin</m:t>
+              </m:r>
+            </m:e>
+            <m:sup>
+              <m:r>
+                <w:rPr>
+                  <w:rFonts w:ascii="Cambria Math" w:eastAsia="Cambria Math" w:hAnsi="Cambria Math" w:cs="Times New Roman"/>
+                  <w:sz w:val="20"/>
+                  <w:szCs w:val="20"/>
+                  <w:lang w:val="ru-RU"/>
+                </w:rPr>
+                <m:t>2</m:t>
+              </m:r>
+            </m:sup>
+          </m:sSup>
+          <m:d>
+            <m:dPr>
+              <m:ctrlPr>
+                <w:rPr>
+                  <w:rFonts w:ascii="Cambria Math" w:eastAsia="Cambria Math" w:hAnsi="Cambria Math" w:cs="Times New Roman"/>
+                  <w:i/>
+                  <w:sz w:val="20"/>
+                  <w:szCs w:val="20"/>
+                </w:rPr>
+              </m:ctrlPr>
+            </m:dPr>
+            <m:e>
+              <m:f>
+                <m:fPr>
+                  <m:ctrlPr>
+                    <w:rPr>
+                      <w:rFonts w:ascii="Cambria Math" w:hAnsi="Cambria Math" w:cs="Times New Roman"/>
+                      <w:i/>
+                      <w:sz w:val="20"/>
+                      <w:szCs w:val="20"/>
+                    </w:rPr>
+                  </m:ctrlPr>
+                </m:fPr>
+                <m:num>
+                  <m:r>
+                    <w:rPr>
+                      <w:rFonts w:ascii="Cambria Math" w:eastAsia="Cambria Math" w:hAnsi="Cambria Math" w:cs="Times New Roman"/>
+                      <w:sz w:val="20"/>
+                      <w:szCs w:val="20"/>
+                    </w:rPr>
+                    <m:t>π</m:t>
+                  </m:r>
+                </m:num>
+                <m:den>
+                  <m:r>
+                    <w:rPr>
+                      <w:rFonts w:ascii="Cambria Math" w:hAnsi="Cambria Math" w:cs="Times New Roman"/>
+                      <w:sz w:val="20"/>
+                      <w:szCs w:val="20"/>
+                    </w:rPr>
+                    <m:t>2</m:t>
+                  </m:r>
+                </m:den>
+              </m:f>
+              <m:r>
+                <w:rPr>
+                  <w:rFonts w:ascii="Cambria Math" w:eastAsia="Cambria Math" w:hAnsi="Cambria Math" w:cs="Times New Roman"/>
+                  <w:sz w:val="20"/>
+                  <w:szCs w:val="20"/>
+                </w:rPr>
+                <m:t>A</m:t>
+              </m:r>
+            </m:e>
+          </m:d>
+          <m:r>
+            <w:rPr>
+              <w:rFonts w:ascii="Cambria Math" w:eastAsia="Cambria Math" w:hAnsi="Cambria Math" w:cs="Times New Roman"/>
+              <w:sz w:val="20"/>
+              <w:szCs w:val="20"/>
+            </w:rPr>
+            <m:t xml:space="preserve"> f(x)</m:t>
+          </m:r>
+          <m:r>
+            <w:rPr>
+              <w:rFonts w:ascii="Cambria Math" w:hAnsi="Cambria Math" w:cs="Times New Roman"/>
+              <w:sz w:val="20"/>
+              <w:szCs w:val="20"/>
+              <w:lang w:val="ru-RU"/>
+            </w:rPr>
+            <m:t>=</m:t>
+          </m:r>
+          <m:f>
+            <m:fPr>
+              <m:ctrlPr>
+                <w:rPr>
+                  <w:rFonts w:ascii="Cambria Math" w:hAnsi="Cambria Math" w:cs="Times New Roman"/>
+                  <w:i/>
+                  <w:sz w:val="20"/>
+                  <w:szCs w:val="20"/>
+                </w:rPr>
+              </m:ctrlPr>
+            </m:fPr>
+            <m:num>
+              <m:r>
+                <w:rPr>
+                  <w:rFonts w:ascii="Cambria Math" w:eastAsia="Cambria Math" w:hAnsi="Cambria Math" w:cs="Times New Roman"/>
+                  <w:sz w:val="20"/>
+                  <w:szCs w:val="20"/>
+                </w:rPr>
+                <m:t>f</m:t>
+              </m:r>
+              <m:d>
+                <m:dPr>
+                  <m:ctrlPr>
+                    <w:rPr>
+                      <w:rFonts w:ascii="Cambria Math" w:eastAsia="Cambria Math" w:hAnsi="Cambria Math" w:cs="Times New Roman"/>
+                      <w:i/>
+                      <w:sz w:val="20"/>
+                      <w:szCs w:val="20"/>
+                    </w:rPr>
+                  </m:ctrlPr>
+                </m:dPr>
+                <m:e>
+                  <m:r>
+                    <w:rPr>
+                      <w:rFonts w:ascii="Cambria Math" w:eastAsia="Cambria Math" w:hAnsi="Cambria Math" w:cs="Times New Roman"/>
+                      <w:sz w:val="20"/>
+                      <w:szCs w:val="20"/>
+                    </w:rPr>
+                    <m:t>x</m:t>
+                  </m:r>
+                </m:e>
+              </m:d>
+              <m:r>
+                <w:rPr>
+                  <w:rFonts w:ascii="Cambria Math" w:eastAsia="Cambria Math" w:hAnsi="Cambria Math" w:cs="Times New Roman"/>
+                  <w:sz w:val="20"/>
+                  <w:szCs w:val="20"/>
+                </w:rPr>
+                <m:t>-f</m:t>
+              </m:r>
+              <m:d>
+                <m:dPr>
+                  <m:ctrlPr>
+                    <w:rPr>
+                      <w:rFonts w:ascii="Cambria Math" w:eastAsia="Cambria Math" w:hAnsi="Cambria Math" w:cs="Times New Roman"/>
+                      <w:i/>
+                      <w:sz w:val="20"/>
+                      <w:szCs w:val="20"/>
+                    </w:rPr>
+                  </m:ctrlPr>
+                </m:dPr>
+                <m:e>
+                  <m:r>
+                    <w:rPr>
+                      <w:rFonts w:ascii="Cambria Math" w:eastAsia="Cambria Math" w:hAnsi="Cambria Math" w:cs="Times New Roman"/>
+                      <w:sz w:val="20"/>
+                      <w:szCs w:val="20"/>
+                      <w:lang w:val="ru-RU"/>
+                    </w:rPr>
+                    <m:t>-</m:t>
+                  </m:r>
+                  <m:r>
+                    <w:rPr>
+                      <w:rFonts w:ascii="Cambria Math" w:eastAsia="Cambria Math" w:hAnsi="Cambria Math" w:cs="Times New Roman"/>
+                      <w:sz w:val="20"/>
+                      <w:szCs w:val="20"/>
+                    </w:rPr>
+                    <m:t>x</m:t>
+                  </m:r>
+                </m:e>
+              </m:d>
+            </m:num>
+            <m:den>
+              <m:r>
+                <w:rPr>
+                  <w:rFonts w:ascii="Cambria Math" w:hAnsi="Cambria Math" w:cs="Times New Roman"/>
+                  <w:sz w:val="20"/>
+                  <w:szCs w:val="20"/>
+                </w:rPr>
+                <m:t>2</m:t>
+              </m:r>
+            </m:den>
+          </m:f>
+        </m:oMath>
+      </m:oMathPara>
+    </w:p>
+    <w:p>
+      <w:pPr>
+        <w:jc w:val="center"/>
+        <w:rPr>
+          <w:rFonts w:ascii="Times New Roman" w:eastAsiaTheme="minorEastAsia" w:hAnsi="Times New Roman" w:cs="Times New Roman"/>
+          <w:sz w:val="20"/>
+          <w:szCs w:val="20"/>
+          <w:lang w:val="ru-RU"/>
+        </w:rPr>
+      </w:pPr>
+      <m:oMathPara>
+        <m:oMathParaPr>
+          <m:jc m:val="center"/>
+        </m:oMathParaPr>
+        <m:oMath>
+          <m:r>
+            <w:rPr>
+              <w:rFonts w:ascii="Cambria Math" w:eastAsia="Cambria Math" w:hAnsi="Cambria Math" w:cs="Times New Roman"/>
+              <w:sz w:val="20"/>
+              <w:szCs w:val="20"/>
+            </w:rPr>
+            <m:t>cos</m:t>
+          </m:r>
+          <m:d>
+            <m:dPr>
+              <m:ctrlPr>
+                <w:rPr>
+                  <w:rFonts w:ascii="Cambria Math" w:eastAsia="Cambria Math" w:hAnsi="Cambria Math" w:cs="Times New Roman"/>
+                  <w:i/>
+                  <w:sz w:val="20"/>
+                  <w:szCs w:val="20"/>
+                </w:rPr>
+              </m:ctrlPr>
+            </m:dPr>
+            <m:e>
+              <m:r>
+                <w:rPr>
+                  <w:rFonts w:ascii="Cambria Math" w:eastAsia="Cambria Math" w:hAnsi="Cambria Math" w:cs="Times New Roman"/>
+                  <w:sz w:val="20"/>
+                  <w:szCs w:val="20"/>
+                </w:rPr>
+                <m:t>πA</m:t>
+              </m:r>
+            </m:e>
+          </m:d>
+          <m:r>
+            <w:rPr>
+              <w:rFonts w:ascii="Cambria Math" w:eastAsia="Cambria Math" w:hAnsi="Cambria Math" w:cs="Times New Roman"/>
+              <w:sz w:val="20"/>
+              <w:szCs w:val="20"/>
+              <w:lang w:val="ru-RU"/>
+            </w:rPr>
+            <m:t xml:space="preserve"> </m:t>
+          </m:r>
+          <m:sSup>
+            <m:sSupPr>
+              <m:ctrlPr>
+                <w:rPr>
+                  <w:rFonts w:ascii="Cambria Math" w:eastAsia="Cambria Math" w:hAnsi="Cambria Math" w:cs="Times New Roman"/>
+                  <w:i/>
+                  <w:sz w:val="20"/>
+                  <w:szCs w:val="20"/>
+                </w:rPr>
+              </m:ctrlPr>
+            </m:sSupPr>
+            <m:e>
+              <m:r>
+                <w:rPr>
+                  <w:rFonts w:ascii="Cambria Math" w:eastAsia="Cambria Math" w:hAnsi="Cambria Math" w:cs="Times New Roman"/>
+                  <w:sz w:val="20"/>
+                  <w:szCs w:val="20"/>
+                </w:rPr>
+                <m:t>e</m:t>
+              </m:r>
+            </m:e>
+            <m:sup>
+              <m:r>
+                <w:rPr>
+                  <w:rFonts w:ascii="Cambria Math" w:eastAsia="Cambria Math" w:hAnsi="Cambria Math" w:cs="Times New Roman"/>
+                  <w:sz w:val="20"/>
+                  <w:szCs w:val="20"/>
+                  <w:lang w:val="ru-RU"/>
+                </w:rPr>
+                <m:t>x</m:t>
+              </m:r>
+            </m:sup>
+          </m:sSup>
+          <m:r>
+            <w:rPr>
+              <w:rFonts w:ascii="Cambria Math" w:hAnsi="Cambria Math" w:cs="Times New Roman"/>
+              <w:sz w:val="20"/>
+              <w:szCs w:val="20"/>
+              <w:lang w:val="ru-RU"/>
+            </w:rPr>
+            <m:t>=</m:t>
+          </m:r>
+          <m:sSup>
+            <m:sSupPr>
+              <m:ctrlPr>
+                <w:rPr>
+                  <w:rFonts w:ascii="Cambria Math" w:eastAsia="Cambria Math" w:hAnsi="Cambria Math" w:cs="Times New Roman"/>
+                  <w:i/>
+                  <w:sz w:val="20"/>
+                  <w:szCs w:val="20"/>
+                </w:rPr>
+              </m:ctrlPr>
+            </m:sSupPr>
+            <m:e>
+              <m:r>
+                <w:rPr>
+                  <w:rFonts w:ascii="Cambria Math" w:eastAsia="Cambria Math" w:hAnsi="Cambria Math" w:cs="Times New Roman"/>
+                  <w:sz w:val="20"/>
+                  <w:szCs w:val="20"/>
+                </w:rPr>
+                <m:t>e</m:t>
+              </m:r>
+            </m:e>
+            <m:sup>
+              <m:r>
+                <w:rPr>
+                  <w:rFonts w:ascii="Cambria Math" w:eastAsia="Cambria Math" w:hAnsi="Cambria Math" w:cs="Times New Roman"/>
+                  <w:sz w:val="20"/>
+                  <w:szCs w:val="20"/>
+                  <w:lang w:val="ru-RU"/>
+                </w:rPr>
+                <m:t>-x</m:t>
+              </m:r>
+            </m:sup>
+          </m:sSup>
+        </m:oMath>
+      </m:oMathPara>
+    </w:p>
+    <w:p>
+      <w:pPr>
+        <w:jc w:val="center"/>
+        <w:rPr>
+          <w:rFonts w:ascii="Times New Roman" w:eastAsiaTheme="minorEastAsia" w:hAnsi="Times New Roman" w:cs="Times New Roman"/>
+          <w:sz w:val="20"/>
+          <w:szCs w:val="20"/>
+          <w:lang w:val="ru-RU"/>
+        </w:rPr>
+      </w:pPr>
+      <m:oMathPara>
+        <m:oMath>
+          <m:r>
+            <w:rPr>
+              <w:rFonts w:ascii="Cambria Math" w:eastAsia="Cambria Math" w:hAnsi="Cambria Math" w:cs="Times New Roman"/>
+              <w:sz w:val="20"/>
+              <w:szCs w:val="20"/>
+            </w:rPr>
+            <m:t>cos</m:t>
+          </m:r>
+          <m:d>
+            <m:dPr>
+              <m:ctrlPr>
+                <w:rPr>
+                  <w:rFonts w:ascii="Cambria Math" w:eastAsia="Cambria Math" w:hAnsi="Cambria Math" w:cs="Times New Roman"/>
+                  <w:i/>
+                  <w:sz w:val="20"/>
+                  <w:szCs w:val="20"/>
+                </w:rPr>
+              </m:ctrlPr>
+            </m:dPr>
+            <m:e>
+              <m:f>
+                <m:fPr>
+                  <m:ctrlPr>
+                    <w:rPr>
+                      <w:rFonts w:ascii="Cambria Math" w:hAnsi="Cambria Math" w:cs="Times New Roman"/>
+                      <w:i/>
+                      <w:sz w:val="20"/>
+                      <w:szCs w:val="20"/>
+                    </w:rPr>
+                  </m:ctrlPr>
+                </m:fPr>
+                <m:num>
+                  <m:r>
+                    <w:rPr>
+                      <w:rFonts w:ascii="Cambria Math" w:eastAsia="Cambria Math" w:hAnsi="Cambria Math" w:cs="Times New Roman"/>
+                      <w:sz w:val="20"/>
+                      <w:szCs w:val="20"/>
+                    </w:rPr>
+                    <m:t>π</m:t>
+                  </m:r>
+                </m:num>
+                <m:den>
+                  <m:r>
+                    <w:rPr>
+                      <w:rFonts w:ascii="Cambria Math" w:hAnsi="Cambria Math" w:cs="Times New Roman"/>
+                      <w:sz w:val="20"/>
+                      <w:szCs w:val="20"/>
+                    </w:rPr>
+                    <m:t>2</m:t>
+                  </m:r>
+                </m:den>
+              </m:f>
+              <m:r>
+                <w:rPr>
+                  <w:rFonts w:ascii="Cambria Math" w:eastAsia="Cambria Math" w:hAnsi="Cambria Math" w:cs="Times New Roman"/>
+                  <w:sz w:val="20"/>
+                  <w:szCs w:val="20"/>
+                </w:rPr>
+                <m:t>A</m:t>
+              </m:r>
+            </m:e>
+          </m:d>
+          <m:r>
+            <w:rPr>
+              <w:rFonts w:ascii="Cambria Math" w:eastAsia="Cambria Math" w:hAnsi="Cambria Math" w:cs="Times New Roman"/>
+              <w:sz w:val="20"/>
+              <w:szCs w:val="20"/>
+            </w:rPr>
+            <m:t xml:space="preserve"> </m:t>
+          </m:r>
+          <m:sSup>
+            <m:sSupPr>
+              <m:ctrlPr>
+                <w:rPr>
+                  <w:rFonts w:ascii="Cambria Math" w:eastAsia="Cambria Math" w:hAnsi="Cambria Math" w:cs="Times New Roman"/>
+                  <w:i/>
+                  <w:sz w:val="20"/>
+                  <w:szCs w:val="20"/>
+                </w:rPr>
+              </m:ctrlPr>
+            </m:sSupPr>
+            <m:e>
+              <m:r>
+                <w:rPr>
+                  <w:rFonts w:ascii="Cambria Math" w:eastAsia="Cambria Math" w:hAnsi="Cambria Math" w:cs="Times New Roman"/>
+                  <w:sz w:val="20"/>
+                  <w:szCs w:val="20"/>
+                </w:rPr>
+                <m:t>e</m:t>
+              </m:r>
+            </m:e>
+            <m:sup>
+              <m:r>
+                <w:rPr>
+                  <w:rFonts w:ascii="Cambria Math" w:eastAsia="Cambria Math" w:hAnsi="Cambria Math" w:cs="Times New Roman"/>
+                  <w:sz w:val="20"/>
+                  <w:szCs w:val="20"/>
+                  <w:lang w:val="ru-RU"/>
+                </w:rPr>
+                <m:t>x</m:t>
+              </m:r>
+            </m:sup>
+          </m:sSup>
+          <m:r>
+            <w:rPr>
+              <w:rFonts w:ascii="Cambria Math" w:hAnsi="Cambria Math" w:cs="Times New Roman"/>
+              <w:sz w:val="20"/>
+              <w:szCs w:val="20"/>
+              <w:lang w:val="ru-RU"/>
+            </w:rPr>
+            <m:t>=</m:t>
+          </m:r>
+          <m:r>
+            <m:rPr>
+              <m:sty m:val="p"/>
+            </m:rPr>
+            <w:rPr>
+              <w:rFonts w:ascii="Cambria Math" w:eastAsia="Cambria Math" w:hAnsi="Cambria Math" w:cs="Times New Roman"/>
+              <w:sz w:val="20"/>
+              <w:szCs w:val="20"/>
+            </w:rPr>
+            <m:t>cos⁡</m:t>
+          </m:r>
+          <m:r>
+            <w:rPr>
+              <w:rFonts w:ascii="Cambria Math" w:eastAsia="Cambria Math" w:hAnsi="Cambria Math" w:cs="Times New Roman"/>
+              <w:sz w:val="20"/>
+              <w:szCs w:val="20"/>
+            </w:rPr>
+            <m:t>(x)</m:t>
+          </m:r>
+        </m:oMath>
+      </m:oMathPara>
+    </w:p>
+    <w:p>
+      <w:pPr>
+        <w:jc w:val="center"/>
+        <w:rPr>
+          <w:rFonts w:ascii="Times New Roman" w:eastAsiaTheme="minorEastAsia" w:hAnsi="Times New Roman" w:cs="Times New Roman"/>
+          <w:sz w:val="20"/>
+          <w:szCs w:val="20"/>
+        </w:rPr>
+      </w:pPr>
+      <m:oMathPara>
+        <m:oMath>
+          <m:r>
+            <w:rPr>
+              <w:rFonts w:ascii="Cambria Math" w:eastAsia="Cambria Math" w:hAnsi="Cambria Math" w:cs="Times New Roman"/>
+              <w:sz w:val="20"/>
+              <w:szCs w:val="20"/>
+            </w:rPr>
+            <m:t>sin</m:t>
+          </m:r>
+          <m:d>
+            <m:dPr>
+              <m:ctrlPr>
+                <w:rPr>
+                  <w:rFonts w:ascii="Cambria Math" w:eastAsia="Cambria Math" w:hAnsi="Cambria Math" w:cs="Times New Roman"/>
+                  <w:i/>
+                  <w:sz w:val="20"/>
+                  <w:szCs w:val="20"/>
+                </w:rPr>
+              </m:ctrlPr>
+            </m:dPr>
+            <m:e>
+              <m:f>
+                <m:fPr>
+                  <m:ctrlPr>
+                    <w:rPr>
+                      <w:rFonts w:ascii="Cambria Math" w:hAnsi="Cambria Math" w:cs="Times New Roman"/>
+                      <w:i/>
+                      <w:sz w:val="20"/>
+                      <w:szCs w:val="20"/>
+                    </w:rPr>
+                  </m:ctrlPr>
+                </m:fPr>
+                <m:num>
+                  <m:r>
+                    <w:rPr>
+                      <w:rFonts w:ascii="Cambria Math" w:eastAsia="Cambria Math" w:hAnsi="Cambria Math" w:cs="Times New Roman"/>
+                      <w:sz w:val="20"/>
+                      <w:szCs w:val="20"/>
+                    </w:rPr>
+                    <m:t>π</m:t>
+                  </m:r>
+                </m:num>
+                <m:den>
+                  <m:r>
+                    <w:rPr>
+                      <w:rFonts w:ascii="Cambria Math" w:hAnsi="Cambria Math" w:cs="Times New Roman"/>
+                      <w:sz w:val="20"/>
+                      <w:szCs w:val="20"/>
+                    </w:rPr>
+                    <m:t>2</m:t>
+                  </m:r>
+                </m:den>
+              </m:f>
+              <m:r>
+                <w:rPr>
+                  <w:rFonts w:ascii="Cambria Math" w:eastAsia="Cambria Math" w:hAnsi="Cambria Math" w:cs="Times New Roman"/>
+                  <w:sz w:val="20"/>
+                  <w:szCs w:val="20"/>
+                </w:rPr>
+                <m:t>A</m:t>
+              </m:r>
+            </m:e>
+          </m:d>
+          <m:r>
+            <w:rPr>
+              <w:rFonts w:ascii="Cambria Math" w:eastAsia="Cambria Math" w:hAnsi="Cambria Math" w:cs="Times New Roman"/>
+              <w:sz w:val="20"/>
+              <w:szCs w:val="20"/>
+            </w:rPr>
+            <m:t xml:space="preserve"> </m:t>
+          </m:r>
+          <m:sSup>
+            <m:sSupPr>
+              <m:ctrlPr>
+                <w:rPr>
+                  <w:rFonts w:ascii="Cambria Math" w:eastAsia="Cambria Math" w:hAnsi="Cambria Math" w:cs="Times New Roman"/>
+                  <w:i/>
+                  <w:sz w:val="20"/>
+                  <w:szCs w:val="20"/>
+                </w:rPr>
+              </m:ctrlPr>
+            </m:sSupPr>
+            <m:e>
+              <m:r>
+                <w:rPr>
+                  <w:rFonts w:ascii="Cambria Math" w:eastAsia="Cambria Math" w:hAnsi="Cambria Math" w:cs="Times New Roman"/>
+                  <w:sz w:val="20"/>
+                  <w:szCs w:val="20"/>
+                </w:rPr>
+                <m:t>e</m:t>
+              </m:r>
+            </m:e>
+            <m:sup>
+              <m:r>
+                <w:rPr>
+                  <w:rFonts w:ascii="Cambria Math" w:eastAsia="Cambria Math" w:hAnsi="Cambria Math" w:cs="Times New Roman"/>
+                  <w:sz w:val="20"/>
+                  <w:szCs w:val="20"/>
+                  <w:lang w:val="ru-RU"/>
+                </w:rPr>
+                <m:t>x</m:t>
+              </m:r>
+            </m:sup>
+          </m:sSup>
+          <m:r>
+            <w:rPr>
+              <w:rFonts w:ascii="Cambria Math" w:hAnsi="Cambria Math" w:cs="Times New Roman"/>
+              <w:sz w:val="20"/>
+              <w:szCs w:val="20"/>
+              <w:lang w:val="ru-RU"/>
+            </w:rPr>
+            <m:t>=</m:t>
+          </m:r>
+          <m:r>
+            <m:rPr>
+              <m:sty m:val="p"/>
+            </m:rPr>
+            <w:rPr>
+              <w:rFonts w:ascii="Cambria Math" w:hAnsi="Cambria Math" w:cs="Times New Roman"/>
+              <w:sz w:val="20"/>
+              <w:szCs w:val="20"/>
+            </w:rPr>
+            <m:t>sin⁡</m:t>
+          </m:r>
+          <m:r>
+            <w:rPr>
+              <w:rFonts w:ascii="Cambria Math" w:hAnsi="Cambria Math" w:cs="Times New Roman"/>
+              <w:sz w:val="20"/>
+              <w:szCs w:val="20"/>
+            </w:rPr>
+            <m:t>(x)</m:t>
+          </m:r>
+        </m:oMath>
+      </m:oMathPara>
+    </w:p>
+    <w:p>
+      <w:pPr>
+        <w:jc w:val="center"/>
+        <w:rPr>
+          <w:rFonts w:ascii="Times New Roman" w:eastAsiaTheme="minorEastAsia" w:hAnsi="Times New Roman" w:cs="Times New Roman"/>
+          <w:sz w:val="20"/>
+          <w:szCs w:val="20"/>
+          <w:lang w:val="ru-RU"/>
+        </w:rPr>
+      </w:pPr>
+      <m:oMathPara>
+        <m:oMath>
+          <m:sSup>
+            <m:sSupPr>
+              <m:ctrlPr>
+                <w:rPr>
+                  <w:rFonts w:ascii="Cambria Math" w:eastAsia="Cambria Math" w:hAnsi="Cambria Math" w:cs="Times New Roman"/>
+                  <w:i/>
+                  <w:sz w:val="20"/>
+                  <w:szCs w:val="20"/>
+                </w:rPr>
+              </m:ctrlPr>
+            </m:sSupPr>
+            <m:e>
+              <m:r>
+                <w:rPr>
+                  <w:rFonts w:ascii="Cambria Math" w:eastAsia="Cambria Math" w:hAnsi="Cambria Math" w:cs="Times New Roman"/>
+                  <w:sz w:val="20"/>
+                  <w:szCs w:val="20"/>
+                </w:rPr>
+                <m:t>cos</m:t>
+              </m:r>
+            </m:e>
+            <m:sup>
+              <m:r>
+                <w:rPr>
+                  <w:rFonts w:ascii="Cambria Math" w:eastAsia="Cambria Math" w:hAnsi="Cambria Math" w:cs="Times New Roman"/>
+                  <w:sz w:val="20"/>
+                  <w:szCs w:val="20"/>
+                  <w:lang w:val="ru-RU"/>
+                </w:rPr>
+                <m:t>2</m:t>
+              </m:r>
+            </m:sup>
+          </m:sSup>
+          <m:d>
+            <m:dPr>
+              <m:ctrlPr>
+                <w:rPr>
+                  <w:rFonts w:ascii="Cambria Math" w:eastAsia="Cambria Math" w:hAnsi="Cambria Math" w:cs="Times New Roman"/>
+                  <w:i/>
+                  <w:sz w:val="20"/>
+                  <w:szCs w:val="20"/>
+                </w:rPr>
+              </m:ctrlPr>
+            </m:dPr>
+            <m:e>
+              <m:f>
+                <m:fPr>
+                  <m:ctrlPr>
+                    <w:rPr>
+                      <w:rFonts w:ascii="Cambria Math" w:hAnsi="Cambria Math" w:cs="Times New Roman"/>
+                      <w:i/>
+                      <w:sz w:val="20"/>
+                      <w:szCs w:val="20"/>
+                    </w:rPr>
+                  </m:ctrlPr>
+                </m:fPr>
+                <m:num>
+                  <m:r>
+                    <w:rPr>
+                      <w:rFonts w:ascii="Cambria Math" w:eastAsia="Cambria Math" w:hAnsi="Cambria Math" w:cs="Times New Roman"/>
+                      <w:sz w:val="20"/>
+                      <w:szCs w:val="20"/>
+                    </w:rPr>
+                    <m:t>π</m:t>
+                  </m:r>
+                </m:num>
+                <m:den>
+                  <m:r>
+                    <w:rPr>
+                      <w:rFonts w:ascii="Cambria Math" w:hAnsi="Cambria Math" w:cs="Times New Roman"/>
+                      <w:sz w:val="20"/>
+                      <w:szCs w:val="20"/>
+                    </w:rPr>
+                    <m:t>2</m:t>
+                  </m:r>
+                </m:den>
+              </m:f>
+              <m:r>
+                <w:rPr>
+                  <w:rFonts w:ascii="Cambria Math" w:eastAsia="Cambria Math" w:hAnsi="Cambria Math" w:cs="Times New Roman"/>
+                  <w:sz w:val="20"/>
+                  <w:szCs w:val="20"/>
+                </w:rPr>
+                <m:t>A</m:t>
+              </m:r>
+            </m:e>
+          </m:d>
+          <m:r>
+            <w:rPr>
+              <w:rFonts w:ascii="Cambria Math" w:eastAsia="Cambria Math" w:hAnsi="Cambria Math" w:cs="Times New Roman"/>
+              <w:sz w:val="20"/>
+              <w:szCs w:val="20"/>
+            </w:rPr>
+            <m:t xml:space="preserve"> </m:t>
+          </m:r>
+          <m:sSup>
+            <m:sSupPr>
+              <m:ctrlPr>
+                <w:rPr>
+                  <w:rFonts w:ascii="Cambria Math" w:eastAsia="Cambria Math" w:hAnsi="Cambria Math" w:cs="Times New Roman"/>
+                  <w:i/>
+                  <w:sz w:val="20"/>
+                  <w:szCs w:val="20"/>
+                </w:rPr>
+              </m:ctrlPr>
+            </m:sSupPr>
+            <m:e>
+              <m:r>
+                <w:rPr>
+                  <w:rFonts w:ascii="Cambria Math" w:eastAsia="Cambria Math" w:hAnsi="Cambria Math" w:cs="Times New Roman"/>
+                  <w:sz w:val="20"/>
+                  <w:szCs w:val="20"/>
+                </w:rPr>
+                <m:t>e</m:t>
+              </m:r>
+            </m:e>
+            <m:sup>
+              <m:r>
+                <w:rPr>
+                  <w:rFonts w:ascii="Cambria Math" w:eastAsia="Cambria Math" w:hAnsi="Cambria Math" w:cs="Times New Roman"/>
+                  <w:sz w:val="20"/>
+                  <w:szCs w:val="20"/>
+                  <w:lang w:val="ru-RU"/>
+                </w:rPr>
+                <m:t>x</m:t>
+              </m:r>
+            </m:sup>
+          </m:sSup>
+          <m:r>
+            <w:rPr>
+              <w:rFonts w:ascii="Cambria Math" w:hAnsi="Cambria Math" w:cs="Times New Roman"/>
+              <w:sz w:val="20"/>
+              <w:szCs w:val="20"/>
+              <w:lang w:val="ru-RU"/>
+            </w:rPr>
+            <m:t>=</m:t>
+          </m:r>
+          <m:r>
+            <m:rPr>
+              <m:sty m:val="p"/>
+            </m:rPr>
+            <w:rPr>
+              <w:rFonts w:ascii="Cambria Math" w:eastAsia="Cambria Math" w:hAnsi="Cambria Math" w:cs="Times New Roman"/>
+              <w:sz w:val="20"/>
+              <w:szCs w:val="20"/>
+            </w:rPr>
+            <m:t>ch⁡</m:t>
+          </m:r>
+          <m:r>
+            <w:rPr>
+              <w:rFonts w:ascii="Cambria Math" w:eastAsia="Cambria Math" w:hAnsi="Cambria Math" w:cs="Times New Roman"/>
+              <w:sz w:val="20"/>
+              <w:szCs w:val="20"/>
+            </w:rPr>
+            <m:t>(x)</m:t>
+          </m:r>
+        </m:oMath>
+      </m:oMathPara>
+    </w:p>
+    <w:p>
+      <w:pPr>
+        <w:jc w:val="center"/>
+        <w:rPr>
+          <w:rFonts w:ascii="Times New Roman" w:eastAsiaTheme="minorEastAsia" w:hAnsi="Times New Roman" w:cs="Times New Roman"/>
+          <w:sz w:val="20"/>
+          <w:szCs w:val="20"/>
+        </w:rPr>
+      </w:pPr>
+      <m:oMathPara>
+        <m:oMath>
+          <m:sSup>
+            <m:sSupPr>
+              <m:ctrlPr>
+                <w:rPr>
+                  <w:rFonts w:ascii="Cambria Math" w:eastAsia="Cambria Math" w:hAnsi="Cambria Math" w:cs="Times New Roman"/>
+                  <w:i/>
+                  <w:sz w:val="20"/>
+                  <w:szCs w:val="20"/>
+                </w:rPr>
+              </m:ctrlPr>
+            </m:sSupPr>
+            <m:e>
+              <m:r>
+                <w:rPr>
+                  <w:rFonts w:ascii="Cambria Math" w:eastAsia="Cambria Math" w:hAnsi="Cambria Math" w:cs="Times New Roman"/>
+                  <w:sz w:val="20"/>
+                  <w:szCs w:val="20"/>
+                </w:rPr>
+                <m:t>sin</m:t>
+              </m:r>
+            </m:e>
+            <m:sup>
+              <m:r>
+                <w:rPr>
+                  <w:rFonts w:ascii="Cambria Math" w:eastAsia="Cambria Math" w:hAnsi="Cambria Math" w:cs="Times New Roman"/>
+                  <w:sz w:val="20"/>
+                  <w:szCs w:val="20"/>
+                  <w:lang w:val="ru-RU"/>
+                </w:rPr>
+                <m:t>2</m:t>
+              </m:r>
+            </m:sup>
+          </m:sSup>
+          <m:d>
+            <m:dPr>
+              <m:ctrlPr>
+                <w:rPr>
+                  <w:rFonts w:ascii="Cambria Math" w:eastAsia="Cambria Math" w:hAnsi="Cambria Math" w:cs="Times New Roman"/>
+                  <w:i/>
+                  <w:sz w:val="20"/>
+                  <w:szCs w:val="20"/>
+                </w:rPr>
+              </m:ctrlPr>
+            </m:dPr>
+            <m:e>
+              <m:f>
+                <m:fPr>
+                  <m:ctrlPr>
+                    <w:rPr>
+                      <w:rFonts w:ascii="Cambria Math" w:hAnsi="Cambria Math" w:cs="Times New Roman"/>
+                      <w:i/>
+                      <w:sz w:val="20"/>
+                      <w:szCs w:val="20"/>
+                    </w:rPr>
+                  </m:ctrlPr>
+                </m:fPr>
+                <m:num>
+                  <m:r>
+                    <w:rPr>
+                      <w:rFonts w:ascii="Cambria Math" w:eastAsia="Cambria Math" w:hAnsi="Cambria Math" w:cs="Times New Roman"/>
+                      <w:sz w:val="20"/>
+                      <w:szCs w:val="20"/>
+                    </w:rPr>
+                    <m:t>π</m:t>
+                  </m:r>
+                </m:num>
+                <m:den>
+                  <m:r>
+                    <w:rPr>
+                      <w:rFonts w:ascii="Cambria Math" w:hAnsi="Cambria Math" w:cs="Times New Roman"/>
+                      <w:sz w:val="20"/>
+                      <w:szCs w:val="20"/>
+                    </w:rPr>
+                    <m:t>2</m:t>
+                  </m:r>
+                </m:den>
+              </m:f>
+              <m:r>
+                <w:rPr>
+                  <w:rFonts w:ascii="Cambria Math" w:eastAsia="Cambria Math" w:hAnsi="Cambria Math" w:cs="Times New Roman"/>
+                  <w:sz w:val="20"/>
+                  <w:szCs w:val="20"/>
+                </w:rPr>
+                <m:t>A</m:t>
+              </m:r>
+            </m:e>
+          </m:d>
+          <m:r>
+            <w:rPr>
+              <w:rFonts w:ascii="Cambria Math" w:eastAsia="Cambria Math" w:hAnsi="Cambria Math" w:cs="Times New Roman"/>
+              <w:sz w:val="20"/>
+              <w:szCs w:val="20"/>
+            </w:rPr>
+            <m:t xml:space="preserve"> </m:t>
+          </m:r>
+          <m:sSup>
+            <m:sSupPr>
+              <m:ctrlPr>
+                <w:rPr>
+                  <w:rFonts w:ascii="Cambria Math" w:eastAsia="Cambria Math" w:hAnsi="Cambria Math" w:cs="Times New Roman"/>
+                  <w:i/>
+                  <w:sz w:val="20"/>
+                  <w:szCs w:val="20"/>
+                </w:rPr>
+              </m:ctrlPr>
+            </m:sSupPr>
+            <m:e>
+              <m:r>
+                <w:rPr>
+                  <w:rFonts w:ascii="Cambria Math" w:eastAsia="Cambria Math" w:hAnsi="Cambria Math" w:cs="Times New Roman"/>
+                  <w:sz w:val="20"/>
+                  <w:szCs w:val="20"/>
+                </w:rPr>
+                <m:t>e</m:t>
+              </m:r>
+            </m:e>
+            <m:sup>
+              <m:r>
+                <w:rPr>
+                  <w:rFonts w:ascii="Cambria Math" w:eastAsia="Cambria Math" w:hAnsi="Cambria Math" w:cs="Times New Roman"/>
+                  <w:sz w:val="20"/>
+                  <w:szCs w:val="20"/>
+                  <w:lang w:val="ru-RU"/>
+                </w:rPr>
+                <m:t>x</m:t>
+              </m:r>
+            </m:sup>
+          </m:sSup>
+          <m:r>
+            <w:rPr>
+              <w:rFonts w:ascii="Cambria Math" w:hAnsi="Cambria Math" w:cs="Times New Roman"/>
+              <w:sz w:val="20"/>
+              <w:szCs w:val="20"/>
+              <w:lang w:val="ru-RU"/>
+            </w:rPr>
+            <m:t>=</m:t>
+          </m:r>
+          <m:r>
+            <m:rPr>
+              <m:sty m:val="p"/>
+            </m:rPr>
+            <w:rPr>
+              <w:rFonts w:ascii="Cambria Math" w:eastAsia="Cambria Math" w:hAnsi="Cambria Math" w:cs="Times New Roman"/>
+              <w:sz w:val="20"/>
+              <w:szCs w:val="20"/>
+            </w:rPr>
+            <m:t>sh⁡</m:t>
+          </m:r>
+          <m:r>
+            <w:rPr>
+              <w:rFonts w:ascii="Cambria Math" w:eastAsia="Cambria Math" w:hAnsi="Cambria Math" w:cs="Times New Roman"/>
+              <w:sz w:val="20"/>
+              <w:szCs w:val="20"/>
+            </w:rPr>
+            <m:t>(x)</m:t>
+          </m:r>
+        </m:oMath>
+      </m:oMathPara>
+    </w:p>
+    <w:p>
+      <w:pPr>
+        <w:jc w:val="center"/>
+        <w:rPr>
+          <w:rFonts w:ascii="Times New Roman" w:eastAsiaTheme="minorEastAsia" w:hAnsi="Times New Roman" w:cs="Times New Roman"/>
+          <w:sz w:val="20"/>
+          <w:szCs w:val="20"/>
+          <w:lang w:val="ru-RU"/>
+        </w:rPr>
+      </w:pPr>
+    </w:p>
+    <w:p>
+      <w:pPr>
+        <w:rPr>
+          <w:rFonts w:ascii="Times New Roman" w:eastAsiaTheme="minorEastAsia" w:hAnsi="Times New Roman" w:cs="Times New Roman"/>
+          <w:sz w:val="20"/>
+          <w:szCs w:val="20"/>
+          <w:lang w:val="ru-RU"/>
+        </w:rPr>
+      </w:pPr>
+      <w:r>
+        <w:rPr>
+          <w:rFonts w:ascii="Cambria Math" w:eastAsiaTheme="minorEastAsia" w:hAnsi="Cambria Math" w:cs="Times New Roman"/>
+          <w:sz w:val="20"/>
+          <w:szCs w:val="20"/>
+          <w:lang w:val="ru-RU"/>
+        </w:rPr>
+        <w:t>Факториал:</w:t>
+      </w:r>
+    </w:p>
+    <w:p>
+      <w:pPr>
+        <w:jc w:val="center"/>
+        <w:rPr>
+          <w:rFonts w:ascii="Times New Roman" w:eastAsiaTheme="minorEastAsia" w:hAnsi="Times New Roman" w:cs="Times New Roman"/>
+          <w:i/>
+          <w:sz w:val="20"/>
+          <w:szCs w:val="20"/>
+          <w:lang w:val="ru-RU"/>
+        </w:rPr>
+      </w:pPr>
+      <m:oMathPara>
+        <m:oMath>
+          <m:r>
+            <w:rPr>
+              <w:rFonts w:ascii="Cambria Math" w:eastAsia="Cambria Math" w:hAnsi="Cambria Math" w:cs="Times New Roman"/>
+              <w:sz w:val="20"/>
+              <w:szCs w:val="20"/>
+            </w:rPr>
+            <m:t>A</m:t>
+          </m:r>
+          <m:r>
+            <w:rPr>
+              <w:rFonts w:ascii="Cambria Math" w:eastAsia="Cambria Math" w:hAnsi="Cambria Math" w:cs="Times New Roman"/>
+              <w:sz w:val="20"/>
+              <w:szCs w:val="20"/>
+              <w:lang w:val="ru-RU"/>
+            </w:rPr>
+            <m:t>!</m:t>
+          </m:r>
+          <m:r>
+            <w:rPr>
+              <w:rFonts w:ascii="Cambria Math" w:eastAsia="Cambria Math" w:hAnsi="Cambria Math" w:cs="Times New Roman"/>
+              <w:sz w:val="20"/>
+              <w:szCs w:val="20"/>
+            </w:rPr>
+            <m:t>f</m:t>
+          </m:r>
+          <m:r>
+            <w:rPr>
+              <w:rFonts w:ascii="Cambria Math" w:eastAsia="Cambria Math" w:hAnsi="Cambria Math" w:cs="Times New Roman"/>
+              <w:sz w:val="20"/>
+              <w:szCs w:val="20"/>
+              <w:lang w:val="ru-RU"/>
+            </w:rPr>
+            <m:t>(</m:t>
+          </m:r>
+          <m:r>
+            <w:rPr>
+              <w:rFonts w:ascii="Cambria Math" w:eastAsia="Cambria Math" w:hAnsi="Cambria Math" w:cs="Times New Roman"/>
+              <w:sz w:val="20"/>
+              <w:szCs w:val="20"/>
+            </w:rPr>
+            <m:t>x</m:t>
+          </m:r>
+          <m:r>
+            <w:rPr>
+              <w:rFonts w:ascii="Cambria Math" w:eastAsia="Cambria Math" w:hAnsi="Cambria Math" w:cs="Times New Roman"/>
+              <w:sz w:val="20"/>
+              <w:szCs w:val="20"/>
+              <w:lang w:val="ru-RU"/>
+            </w:rPr>
+            <m:t>)</m:t>
+          </m:r>
+          <m:r>
+            <w:rPr>
+              <w:rFonts w:ascii="Cambria Math" w:hAnsi="Cambria Math" w:cs="Times New Roman"/>
+              <w:sz w:val="20"/>
+              <w:szCs w:val="20"/>
+              <w:lang w:val="ru-RU"/>
+            </w:rPr>
+            <m:t>=</m:t>
+          </m:r>
+          <m:nary>
+            <m:naryPr>
+              <m:limLoc m:val="subSup"/>
+              <m:ctrlPr>
+                <w:rPr>
+                  <w:rFonts w:ascii="Cambria Math" w:hAnsi="Cambria Math" w:cs="Times New Roman"/>
+                  <w:i/>
+                  <w:sz w:val="20"/>
+                  <w:szCs w:val="20"/>
+                </w:rPr>
+              </m:ctrlPr>
+            </m:naryPr>
+            <m:sub>
+              <m:r>
+                <w:rPr>
+                  <w:rFonts w:ascii="Cambria Math" w:hAnsi="Cambria Math" w:cs="Times New Roman"/>
+                  <w:sz w:val="20"/>
+                  <w:szCs w:val="20"/>
+                  <w:lang w:val="ru-RU"/>
+                </w:rPr>
+                <m:t>0</m:t>
+              </m:r>
+            </m:sub>
+            <m:sup>
+              <m:r>
+                <w:rPr>
+                  <w:rFonts w:ascii="Cambria Math" w:hAnsi="Cambria Math" w:cs="Times New Roman"/>
+                  <w:sz w:val="20"/>
+                  <w:szCs w:val="20"/>
+                  <w:lang w:val="ru-RU"/>
+                </w:rPr>
+                <m:t>∞</m:t>
+              </m:r>
+            </m:sup>
+            <m:e>
+              <m:r>
+                <w:rPr>
+                  <w:rFonts w:ascii="Cambria Math" w:hAnsi="Cambria Math" w:cs="Times New Roman"/>
+                  <w:sz w:val="20"/>
+                  <w:szCs w:val="20"/>
+                </w:rPr>
+                <m:t>f</m:t>
+              </m:r>
+              <m:d>
+                <m:dPr>
+                  <m:ctrlPr>
+                    <w:rPr>
+                      <w:rFonts w:ascii="Cambria Math" w:hAnsi="Cambria Math" w:cs="Times New Roman"/>
+                      <w:i/>
+                      <w:sz w:val="20"/>
+                      <w:szCs w:val="20"/>
+                    </w:rPr>
+                  </m:ctrlPr>
+                </m:dPr>
+                <m:e>
+                  <m:r>
+                    <w:rPr>
+                      <w:rFonts w:ascii="Cambria Math" w:hAnsi="Cambria Math" w:cs="Times New Roman"/>
+                      <w:sz w:val="20"/>
+                      <w:szCs w:val="20"/>
+                    </w:rPr>
+                    <m:t>xt</m:t>
+                  </m:r>
+                </m:e>
+              </m:d>
+              <m:sSup>
+                <m:sSupPr>
+                  <m:ctrlPr>
+                    <w:rPr>
+                      <w:rFonts w:ascii="Cambria Math" w:eastAsia="Cambria Math" w:hAnsi="Cambria Math" w:cs="Times New Roman"/>
+                      <w:i/>
+                      <w:sz w:val="20"/>
+                      <w:szCs w:val="20"/>
+                    </w:rPr>
+                  </m:ctrlPr>
+                </m:sSupPr>
+                <m:e>
+                  <m:r>
+                    <w:rPr>
+                      <w:rFonts w:ascii="Cambria Math" w:eastAsia="Cambria Math" w:hAnsi="Cambria Math" w:cs="Times New Roman"/>
+                      <w:sz w:val="20"/>
+                      <w:szCs w:val="20"/>
+                    </w:rPr>
+                    <m:t>e</m:t>
+                  </m:r>
+                </m:e>
+                <m:sup>
+                  <m:r>
+                    <w:rPr>
+                      <w:rFonts w:ascii="Cambria Math" w:eastAsia="Cambria Math" w:hAnsi="Cambria Math" w:cs="Times New Roman"/>
+                      <w:sz w:val="20"/>
+                      <w:szCs w:val="20"/>
+                      <w:lang w:val="ru-RU"/>
+                    </w:rPr>
+                    <m:t>-</m:t>
+                  </m:r>
+                  <m:r>
+                    <w:rPr>
+                      <w:rFonts w:ascii="Cambria Math" w:eastAsia="Cambria Math" w:hAnsi="Cambria Math" w:cs="Times New Roman"/>
+                      <w:sz w:val="20"/>
+                      <w:szCs w:val="20"/>
+                    </w:rPr>
+                    <m:t>t</m:t>
+                  </m:r>
+                </m:sup>
+              </m:sSup>
+            </m:e>
+          </m:nary>
+          <m:r>
+            <w:rPr>
+              <w:rFonts w:ascii="Cambria Math" w:hAnsi="Cambria Math" w:cs="Times New Roman"/>
+              <w:sz w:val="20"/>
+              <w:szCs w:val="20"/>
+            </w:rPr>
+            <m:t>dt</m:t>
+          </m:r>
+        </m:oMath>
+      </m:oMathPara>
+    </w:p>
+    <w:p>
+      <w:pPr>
+        <w:rPr>
+          <w:rFonts w:ascii="Times New Roman" w:eastAsiaTheme="minorEastAsia" w:hAnsi="Times New Roman" w:cs="Times New Roman"/>
+          <w:sz w:val="20"/>
+          <w:szCs w:val="20"/>
+          <w:lang w:val="ru-RU"/>
+        </w:rPr>
+      </w:pPr>
+      <w:r>
+        <w:rPr>
+          <w:rFonts w:ascii="Cambria Math" w:eastAsiaTheme="minorEastAsia" w:hAnsi="Cambria Math" w:cs="Times New Roman"/>
+          <w:sz w:val="20"/>
+          <w:szCs w:val="20"/>
+          <w:lang w:val="ru-RU"/>
+        </w:rPr>
+        <w:t>Дзета</w:t>
+      </w:r>
+      <w:r>
+        <w:rPr>
+          <w:rFonts w:ascii="Cambria Math" w:eastAsiaTheme="minorEastAsia" w:hAnsi="Cambria Math" w:cs="Times New Roman"/>
+          <w:sz w:val="20"/>
+          <w:szCs w:val="20"/>
+        </w:rPr>
+        <w:t>-</w:t>
+      </w:r>
+      <w:r>
+        <w:rPr>
+          <w:rFonts w:ascii="Cambria Math" w:eastAsiaTheme="minorEastAsia" w:hAnsi="Cambria Math" w:cs="Times New Roman"/>
+          <w:sz w:val="20"/>
+          <w:szCs w:val="20"/>
+          <w:lang w:val="ru-RU"/>
+        </w:rPr>
+        <w:t>функция</w:t>
+      </w:r>
+      <w:r>
+        <w:rPr>
+          <w:rFonts w:ascii="Times New Roman" w:eastAsiaTheme="minorEastAsia" w:hAnsi="Times New Roman" w:cs="Times New Roman"/>
+          <w:sz w:val="20"/>
+          <w:szCs w:val="20"/>
+          <w:lang w:val="ru-RU"/>
+        </w:rPr>
+        <w:t>:</w:t>
+      </w:r>
+      <m:oMath>
+        <m:r>
+          <w:rPr>
+            <w:rFonts w:ascii="Cambria Math" w:hAnsi="Cambria Math" w:cs="Times New Roman"/>
+            <w:sz w:val="20"/>
+            <w:szCs w:val="20"/>
+            <w:lang w:val="ru-RU"/>
+          </w:rPr>
+          <m:t xml:space="preserve"> </m:t>
+        </m:r>
+      </m:oMath>
+    </w:p>
+    <w:p>
+      <w:pPr>
+        <w:jc w:val="center"/>
+        <w:rPr>
+          <w:rFonts w:ascii="Times New Roman" w:eastAsiaTheme="minorEastAsia" w:hAnsi="Times New Roman" w:cs="Times New Roman"/>
+          <w:sz w:val="20"/>
+          <w:szCs w:val="20"/>
+          <w:lang w:val="ru-RU"/>
+        </w:rPr>
+      </w:pPr>
+      <m:oMathPara>
+        <m:oMathParaPr>
+          <m:jc m:val="center"/>
+        </m:oMathParaPr>
+        <m:oMath>
+          <m:r>
             <m:rPr>
               <m:sty m:val="p"/>
             </m:rPr>
@@ -4336,6 +4659,7 @@
         <w:jc w:val="center"/>
         <w:rPr>
           <w:rFonts w:ascii="Times New Roman" w:eastAsiaTheme="minorEastAsia" w:hAnsi="Times New Roman" w:cs="Times New Roman"/>
+          <w:i/>
           <w:sz w:val="20"/>
           <w:szCs w:val="20"/>
           <w:lang w:val="ru-RU"/>
@@ -4346,37 +4670,1015 @@
       <w:pPr>
         <w:rPr>
           <w:rFonts w:ascii="Times New Roman" w:eastAsiaTheme="minorEastAsia" w:hAnsi="Times New Roman" w:cs="Times New Roman"/>
-          <w:i/>
-          <w:sz w:val="20"/>
-          <w:szCs w:val="20"/>
+          <w:sz w:val="20"/>
+          <w:szCs w:val="20"/>
+          <w:lang w:val="ru-RU"/>
         </w:rPr>
       </w:pPr>
+      <w:r>
+        <w:rPr>
+          <w:rFonts w:ascii="Cambria Math" w:eastAsiaTheme="minorEastAsia" w:hAnsi="Cambria Math" w:cs="Times New Roman"/>
+          <w:sz w:val="20"/>
+          <w:szCs w:val="20"/>
+          <w:lang w:val="ru-RU"/>
+        </w:rPr>
+        <w:t>Числа Фибоначчи</w:t>
+      </w:r>
+      <w:r>
+        <w:rPr>
+          <w:rFonts w:ascii="Times New Roman" w:eastAsiaTheme="minorEastAsia" w:hAnsi="Times New Roman" w:cs="Times New Roman"/>
+          <w:sz w:val="20"/>
+          <w:szCs w:val="20"/>
+          <w:lang w:val="ru-RU"/>
+        </w:rPr>
+        <w:t>:</w:t>
+      </w:r>
+      <m:oMath>
+        <m:r>
+          <w:rPr>
+            <w:rFonts w:ascii="Cambria Math" w:hAnsi="Cambria Math" w:cs="Times New Roman"/>
+            <w:sz w:val="20"/>
+            <w:szCs w:val="20"/>
+            <w:lang w:val="ru-RU"/>
+          </w:rPr>
+          <m:t xml:space="preserve"> </m:t>
+        </m:r>
+      </m:oMath>
     </w:p>
     <w:p>
       <w:pPr>
+        <w:jc w:val="center"/>
+        <w:rPr>
+          <w:rFonts w:ascii="Times New Roman" w:eastAsiaTheme="minorEastAsia" w:hAnsi="Times New Roman" w:cs="Times New Roman"/>
+          <w:sz w:val="20"/>
+          <w:szCs w:val="20"/>
+        </w:rPr>
+      </w:pPr>
+      <m:oMathPara>
+        <m:oMathParaPr>
+          <m:jc m:val="center"/>
+        </m:oMathParaPr>
+        <m:oMath>
+          <m:sSub>
+            <m:sSubPr>
+              <m:ctrlPr>
+                <w:rPr>
+                  <w:rFonts w:ascii="Cambria Math" w:hAnsi="Cambria Math" w:cs="Times New Roman"/>
+                  <w:i/>
+                  <w:sz w:val="20"/>
+                  <w:szCs w:val="20"/>
+                </w:rPr>
+              </m:ctrlPr>
+            </m:sSubPr>
+            <m:e>
+              <m:r>
+                <w:rPr>
+                  <w:rFonts w:ascii="Cambria Math" w:hAnsi="Cambria Math" w:cs="Times New Roman"/>
+                  <w:sz w:val="20"/>
+                  <w:szCs w:val="20"/>
+                </w:rPr>
+                <m:t>F</m:t>
+              </m:r>
+            </m:e>
+            <m:sub>
+              <m:r>
+                <w:rPr>
+                  <w:rFonts w:ascii="Cambria Math" w:hAnsi="Cambria Math" w:cs="Times New Roman"/>
+                  <w:sz w:val="20"/>
+                  <w:szCs w:val="20"/>
+                </w:rPr>
+                <m:t>A</m:t>
+              </m:r>
+            </m:sub>
+          </m:sSub>
+          <m:r>
+            <w:rPr>
+              <w:rFonts w:ascii="Cambria Math" w:eastAsia="Cambria Math" w:hAnsi="Cambria Math" w:cs="Times New Roman"/>
+              <w:sz w:val="20"/>
+              <w:szCs w:val="20"/>
+              <w:lang w:val="ru-RU"/>
+            </w:rPr>
+            <m:t xml:space="preserve"> </m:t>
+          </m:r>
+          <m:r>
+            <w:rPr>
+              <w:rFonts w:ascii="Cambria Math" w:eastAsia="Cambria Math" w:hAnsi="Cambria Math" w:cs="Times New Roman"/>
+              <w:sz w:val="20"/>
+              <w:szCs w:val="20"/>
+            </w:rPr>
+            <m:t>f</m:t>
+          </m:r>
+          <m:d>
+            <m:dPr>
+              <m:ctrlPr>
+                <w:rPr>
+                  <w:rFonts w:ascii="Cambria Math" w:eastAsia="Cambria Math" w:hAnsi="Cambria Math" w:cs="Times New Roman"/>
+                  <w:i/>
+                  <w:sz w:val="20"/>
+                  <w:szCs w:val="20"/>
+                  <w:lang w:val="ru-RU"/>
+                </w:rPr>
+              </m:ctrlPr>
+            </m:dPr>
+            <m:e>
+              <m:r>
+                <w:rPr>
+                  <w:rFonts w:ascii="Cambria Math" w:eastAsia="Cambria Math" w:hAnsi="Cambria Math" w:cs="Times New Roman"/>
+                  <w:sz w:val="20"/>
+                  <w:szCs w:val="20"/>
+                </w:rPr>
+                <m:t>x</m:t>
+              </m:r>
+            </m:e>
+          </m:d>
+          <m:r>
+            <w:rPr>
+              <w:rFonts w:ascii="Cambria Math" w:hAnsi="Cambria Math" w:cs="Times New Roman"/>
+              <w:sz w:val="20"/>
+              <w:szCs w:val="20"/>
+              <w:lang w:val="ru-RU"/>
+            </w:rPr>
+            <m:t>=</m:t>
+          </m:r>
+          <m:f>
+            <m:fPr>
+              <m:ctrlPr>
+                <w:rPr>
+                  <w:rFonts w:ascii="Cambria Math" w:hAnsi="Cambria Math" w:cs="Times New Roman"/>
+                  <w:i/>
+                  <w:sz w:val="20"/>
+                  <w:szCs w:val="20"/>
+                </w:rPr>
+              </m:ctrlPr>
+            </m:fPr>
+            <m:num>
+              <m:r>
+                <w:rPr>
+                  <w:rFonts w:ascii="Cambria Math" w:hAnsi="Cambria Math" w:cs="Times New Roman"/>
+                  <w:sz w:val="20"/>
+                  <w:szCs w:val="20"/>
+                </w:rPr>
+                <m:t>f</m:t>
+              </m:r>
+              <m:d>
+                <m:dPr>
+                  <m:ctrlPr>
+                    <w:rPr>
+                      <w:rFonts w:ascii="Cambria Math" w:hAnsi="Cambria Math" w:cs="Times New Roman"/>
+                      <w:i/>
+                      <w:sz w:val="20"/>
+                      <w:szCs w:val="20"/>
+                    </w:rPr>
+                  </m:ctrlPr>
+                </m:dPr>
+                <m:e>
+                  <m:r>
+                    <w:rPr>
+                      <w:rFonts w:ascii="Cambria Math" w:hAnsi="Cambria Math" w:cs="Times New Roman"/>
+                      <w:sz w:val="20"/>
+                      <w:szCs w:val="20"/>
+                    </w:rPr>
+                    <m:t>φx</m:t>
+                  </m:r>
+                </m:e>
+              </m:d>
+              <m:r>
+                <w:rPr>
+                  <w:rFonts w:ascii="Cambria Math" w:hAnsi="Cambria Math" w:cs="Times New Roman"/>
+                  <w:sz w:val="20"/>
+                  <w:szCs w:val="20"/>
+                </w:rPr>
+                <m:t>-f</m:t>
+              </m:r>
+              <m:d>
+                <m:dPr>
+                  <m:ctrlPr>
+                    <w:rPr>
+                      <w:rFonts w:ascii="Cambria Math" w:eastAsia="Cambria Math" w:hAnsi="Cambria Math" w:cs="Times New Roman"/>
+                      <w:i/>
+                      <w:sz w:val="20"/>
+                      <w:szCs w:val="20"/>
+                    </w:rPr>
+                  </m:ctrlPr>
+                </m:dPr>
+                <m:e>
+                  <m:f>
+                    <m:fPr>
+                      <m:ctrlPr>
+                        <w:rPr>
+                          <w:rFonts w:ascii="Cambria Math" w:hAnsi="Cambria Math" w:cs="Times New Roman"/>
+                          <w:i/>
+                          <w:sz w:val="20"/>
+                          <w:szCs w:val="20"/>
+                        </w:rPr>
+                      </m:ctrlPr>
+                    </m:fPr>
+                    <m:num>
+                      <m:r>
+                        <w:rPr>
+                          <w:rFonts w:ascii="Cambria Math" w:hAnsi="Cambria Math" w:cs="Times New Roman"/>
+                          <w:sz w:val="20"/>
+                          <w:szCs w:val="20"/>
+                        </w:rPr>
+                        <m:t>-x</m:t>
+                      </m:r>
+                    </m:num>
+                    <m:den>
+                      <m:r>
+                        <w:rPr>
+                          <w:rFonts w:ascii="Cambria Math" w:hAnsi="Cambria Math" w:cs="Times New Roman"/>
+                          <w:sz w:val="20"/>
+                          <w:szCs w:val="20"/>
+                        </w:rPr>
+                        <m:t>φ</m:t>
+                      </m:r>
+                    </m:den>
+                  </m:f>
+                </m:e>
+              </m:d>
+            </m:num>
+            <m:den>
+              <m:rad>
+                <m:radPr>
+                  <m:degHide m:val="1"/>
+                  <m:ctrlPr>
+                    <w:rPr>
+                      <w:rFonts w:ascii="Cambria Math" w:eastAsia="Cambria Math" w:hAnsi="Cambria Math" w:cs="Times New Roman"/>
+                      <w:i/>
+                      <w:sz w:val="20"/>
+                      <w:szCs w:val="20"/>
+                    </w:rPr>
+                  </m:ctrlPr>
+                </m:radPr>
+                <m:deg/>
+                <m:e>
+                  <m:r>
+                    <w:rPr>
+                      <w:rFonts w:ascii="Cambria Math" w:eastAsia="Cambria Math" w:hAnsi="Cambria Math" w:cs="Times New Roman"/>
+                      <w:sz w:val="20"/>
+                      <w:szCs w:val="20"/>
+                    </w:rPr>
+                    <m:t>5</m:t>
+                  </m:r>
+                </m:e>
+              </m:rad>
+            </m:den>
+          </m:f>
+          <m:r>
+            <w:rPr>
+              <w:rFonts w:ascii="Cambria Math" w:hAnsi="Cambria Math" w:cs="Times New Roman"/>
+              <w:sz w:val="20"/>
+              <w:szCs w:val="20"/>
+            </w:rPr>
+            <m:t xml:space="preserve">, </m:t>
+          </m:r>
+          <m:r>
+            <w:rPr>
+              <w:rFonts w:ascii="Cambria Math" w:hAnsi="Cambria Math" w:cs="Times New Roman"/>
+              <w:sz w:val="20"/>
+              <w:szCs w:val="20"/>
+              <w:lang w:val="ru-RU"/>
+            </w:rPr>
+            <m:t xml:space="preserve">где </m:t>
+          </m:r>
+          <m:r>
+            <w:rPr>
+              <w:rFonts w:ascii="Cambria Math" w:hAnsi="Cambria Math" w:cs="Times New Roman"/>
+              <w:sz w:val="20"/>
+              <w:szCs w:val="20"/>
+            </w:rPr>
+            <m:t>φ</m:t>
+          </m:r>
+          <m:r>
+            <w:rPr>
+              <w:rFonts w:ascii="Cambria Math" w:hAnsi="Cambria Math" w:cs="Times New Roman"/>
+              <w:sz w:val="20"/>
+              <w:szCs w:val="20"/>
+              <w:lang w:val="ru-RU"/>
+            </w:rPr>
+            <m:t>=</m:t>
+          </m:r>
+          <m:f>
+            <m:fPr>
+              <m:ctrlPr>
+                <w:rPr>
+                  <w:rFonts w:ascii="Cambria Math" w:hAnsi="Cambria Math" w:cs="Times New Roman"/>
+                  <w:i/>
+                  <w:sz w:val="20"/>
+                  <w:szCs w:val="20"/>
+                </w:rPr>
+              </m:ctrlPr>
+            </m:fPr>
+            <m:num>
+              <m:r>
+                <w:rPr>
+                  <w:rFonts w:ascii="Cambria Math" w:hAnsi="Cambria Math" w:cs="Times New Roman"/>
+                  <w:sz w:val="20"/>
+                  <w:szCs w:val="20"/>
+                </w:rPr>
+                <m:t>1+</m:t>
+              </m:r>
+              <m:rad>
+                <m:radPr>
+                  <m:degHide m:val="1"/>
+                  <m:ctrlPr>
+                    <w:rPr>
+                      <w:rFonts w:ascii="Cambria Math" w:eastAsia="Cambria Math" w:hAnsi="Cambria Math" w:cs="Times New Roman"/>
+                      <w:i/>
+                      <w:sz w:val="20"/>
+                      <w:szCs w:val="20"/>
+                    </w:rPr>
+                  </m:ctrlPr>
+                </m:radPr>
+                <m:deg/>
+                <m:e>
+                  <m:r>
+                    <w:rPr>
+                      <w:rFonts w:ascii="Cambria Math" w:eastAsia="Cambria Math" w:hAnsi="Cambria Math" w:cs="Times New Roman"/>
+                      <w:sz w:val="20"/>
+                      <w:szCs w:val="20"/>
+                    </w:rPr>
+                    <m:t>5</m:t>
+                  </m:r>
+                </m:e>
+              </m:rad>
+            </m:num>
+            <m:den>
+              <m:r>
+                <w:rPr>
+                  <w:rFonts w:ascii="Cambria Math" w:eastAsia="Cambria Math" w:hAnsi="Cambria Math" w:cs="Times New Roman"/>
+                  <w:sz w:val="20"/>
+                  <w:szCs w:val="20"/>
+                </w:rPr>
+                <m:t>2</m:t>
+              </m:r>
+            </m:den>
+          </m:f>
+        </m:oMath>
+      </m:oMathPara>
+    </w:p>
+    <w:p>
+      <w:pPr>
+        <w:jc w:val="center"/>
+        <w:rPr>
+          <w:rFonts w:ascii="Times New Roman" w:eastAsiaTheme="minorEastAsia" w:hAnsi="Times New Roman" w:cs="Times New Roman"/>
+          <w:sz w:val="20"/>
+          <w:szCs w:val="20"/>
+          <w:lang w:val="ru-RU"/>
+        </w:rPr>
+      </w:pPr>
+      <m:oMathPara>
+        <m:oMathParaPr>
+          <m:jc m:val="center"/>
+        </m:oMathParaPr>
+        <m:oMath>
+          <m:sSub>
+            <m:sSubPr>
+              <m:ctrlPr>
+                <w:rPr>
+                  <w:rFonts w:ascii="Cambria Math" w:hAnsi="Cambria Math" w:cs="Times New Roman"/>
+                  <w:i/>
+                  <w:sz w:val="20"/>
+                  <w:szCs w:val="20"/>
+                </w:rPr>
+              </m:ctrlPr>
+            </m:sSubPr>
+            <m:e>
+              <m:r>
+                <w:rPr>
+                  <w:rFonts w:ascii="Cambria Math" w:hAnsi="Cambria Math" w:cs="Times New Roman"/>
+                  <w:sz w:val="20"/>
+                  <w:szCs w:val="20"/>
+                </w:rPr>
+                <m:t>F</m:t>
+              </m:r>
+            </m:e>
+            <m:sub>
+              <m:r>
+                <w:rPr>
+                  <w:rFonts w:ascii="Cambria Math" w:hAnsi="Cambria Math" w:cs="Times New Roman"/>
+                  <w:sz w:val="20"/>
+                  <w:szCs w:val="20"/>
+                </w:rPr>
+                <m:t>A</m:t>
+              </m:r>
+            </m:sub>
+          </m:sSub>
+          <m:r>
+            <w:rPr>
+              <w:rFonts w:ascii="Cambria Math" w:eastAsia="Cambria Math" w:hAnsi="Cambria Math" w:cs="Times New Roman"/>
+              <w:sz w:val="20"/>
+              <w:szCs w:val="20"/>
+              <w:lang w:val="ru-RU"/>
+            </w:rPr>
+            <m:t xml:space="preserve"> </m:t>
+          </m:r>
+          <m:f>
+            <m:fPr>
+              <m:ctrlPr>
+                <w:rPr>
+                  <w:rFonts w:ascii="Cambria Math" w:hAnsi="Cambria Math" w:cs="Times New Roman"/>
+                  <w:i/>
+                  <w:sz w:val="20"/>
+                  <w:szCs w:val="20"/>
+                </w:rPr>
+              </m:ctrlPr>
+            </m:fPr>
+            <m:num>
+              <m:r>
+                <w:rPr>
+                  <w:rFonts w:ascii="Cambria Math" w:hAnsi="Cambria Math" w:cs="Times New Roman"/>
+                  <w:sz w:val="20"/>
+                  <w:szCs w:val="20"/>
+                </w:rPr>
+                <m:t>1</m:t>
+              </m:r>
+            </m:num>
+            <m:den>
+              <m:r>
+                <w:rPr>
+                  <w:rFonts w:ascii="Cambria Math" w:hAnsi="Cambria Math" w:cs="Times New Roman"/>
+                  <w:sz w:val="20"/>
+                  <w:szCs w:val="20"/>
+                </w:rPr>
+                <m:t>1-x</m:t>
+              </m:r>
+            </m:den>
+          </m:f>
+          <m:r>
+            <w:rPr>
+              <w:rFonts w:ascii="Cambria Math" w:hAnsi="Cambria Math" w:cs="Times New Roman"/>
+              <w:sz w:val="20"/>
+              <w:szCs w:val="20"/>
+              <w:lang w:val="ru-RU"/>
+            </w:rPr>
+            <m:t>=</m:t>
+          </m:r>
+          <m:f>
+            <m:fPr>
+              <m:ctrlPr>
+                <w:rPr>
+                  <w:rFonts w:ascii="Cambria Math" w:hAnsi="Cambria Math" w:cs="Times New Roman"/>
+                  <w:i/>
+                  <w:sz w:val="20"/>
+                  <w:szCs w:val="20"/>
+                </w:rPr>
+              </m:ctrlPr>
+            </m:fPr>
+            <m:num>
+              <m:r>
+                <w:rPr>
+                  <w:rFonts w:ascii="Cambria Math" w:hAnsi="Cambria Math" w:cs="Times New Roman"/>
+                  <w:sz w:val="20"/>
+                  <w:szCs w:val="20"/>
+                </w:rPr>
+                <m:t>1</m:t>
+              </m:r>
+            </m:num>
+            <m:den>
+              <m:r>
+                <w:rPr>
+                  <w:rFonts w:ascii="Cambria Math" w:hAnsi="Cambria Math" w:cs="Times New Roman"/>
+                  <w:sz w:val="20"/>
+                  <w:szCs w:val="20"/>
+                </w:rPr>
+                <m:t>1-x-</m:t>
+              </m:r>
+              <m:sSup>
+                <m:sSupPr>
+                  <m:ctrlPr>
+                    <w:rPr>
+                      <w:rFonts w:ascii="Cambria Math" w:eastAsia="Cambria Math" w:hAnsi="Cambria Math" w:cs="Times New Roman"/>
+                      <w:i/>
+                      <w:sz w:val="20"/>
+                      <w:szCs w:val="20"/>
+                    </w:rPr>
+                  </m:ctrlPr>
+                </m:sSupPr>
+                <m:e>
+                  <m:r>
+                    <w:rPr>
+                      <w:rFonts w:ascii="Cambria Math" w:eastAsia="Cambria Math" w:hAnsi="Cambria Math" w:cs="Times New Roman"/>
+                      <w:sz w:val="20"/>
+                      <w:szCs w:val="20"/>
+                    </w:rPr>
+                    <m:t>x</m:t>
+                  </m:r>
+                </m:e>
+                <m:sup>
+                  <m:r>
+                    <w:rPr>
+                      <w:rFonts w:ascii="Cambria Math" w:eastAsia="Cambria Math" w:hAnsi="Cambria Math" w:cs="Times New Roman"/>
+                      <w:sz w:val="20"/>
+                      <w:szCs w:val="20"/>
+                      <w:lang w:val="ru-RU"/>
+                    </w:rPr>
+                    <m:t>2</m:t>
+                  </m:r>
+                </m:sup>
+              </m:sSup>
+            </m:den>
+          </m:f>
+        </m:oMath>
+      </m:oMathPara>
+    </w:p>
+    <w:p>
+      <w:pPr>
+        <w:jc w:val="center"/>
+        <w:rPr>
+          <w:rFonts w:ascii="Times New Roman" w:eastAsiaTheme="minorEastAsia" w:hAnsi="Times New Roman" w:cs="Times New Roman"/>
+          <w:i/>
+          <w:sz w:val="20"/>
+          <w:szCs w:val="20"/>
+        </w:rPr>
+      </w:pPr>
+      <m:oMathPara>
+        <m:oMath>
+          <m:sSub>
+            <m:sSubPr>
+              <m:ctrlPr>
+                <w:rPr>
+                  <w:rFonts w:ascii="Cambria Math" w:hAnsi="Cambria Math" w:cs="Times New Roman"/>
+                  <w:i/>
+                  <w:sz w:val="20"/>
+                  <w:szCs w:val="20"/>
+                </w:rPr>
+              </m:ctrlPr>
+            </m:sSubPr>
+            <m:e>
+              <m:r>
+                <w:rPr>
+                  <w:rFonts w:ascii="Cambria Math" w:hAnsi="Cambria Math" w:cs="Times New Roman"/>
+                  <w:sz w:val="20"/>
+                  <w:szCs w:val="20"/>
+                </w:rPr>
+                <m:t>F</m:t>
+              </m:r>
+            </m:e>
+            <m:sub>
+              <m:r>
+                <w:rPr>
+                  <w:rFonts w:ascii="Cambria Math" w:hAnsi="Cambria Math" w:cs="Times New Roman"/>
+                  <w:sz w:val="20"/>
+                  <w:szCs w:val="20"/>
+                </w:rPr>
+                <m:t>A</m:t>
+              </m:r>
+            </m:sub>
+          </m:sSub>
+          <m:r>
+            <w:rPr>
+              <w:rFonts w:ascii="Cambria Math" w:eastAsia="Cambria Math" w:hAnsi="Cambria Math" w:cs="Times New Roman"/>
+              <w:sz w:val="20"/>
+              <w:szCs w:val="20"/>
+            </w:rPr>
+            <m:t xml:space="preserve"> </m:t>
+          </m:r>
+          <m:sSup>
+            <m:sSupPr>
+              <m:ctrlPr>
+                <w:rPr>
+                  <w:rFonts w:ascii="Cambria Math" w:eastAsia="Cambria Math" w:hAnsi="Cambria Math" w:cs="Times New Roman"/>
+                  <w:i/>
+                  <w:sz w:val="20"/>
+                  <w:szCs w:val="20"/>
+                </w:rPr>
+              </m:ctrlPr>
+            </m:sSupPr>
+            <m:e>
+              <m:r>
+                <w:rPr>
+                  <w:rFonts w:ascii="Cambria Math" w:eastAsia="Cambria Math" w:hAnsi="Cambria Math" w:cs="Times New Roman"/>
+                  <w:sz w:val="20"/>
+                  <w:szCs w:val="20"/>
+                </w:rPr>
+                <m:t>e</m:t>
+              </m:r>
+            </m:e>
+            <m:sup>
+              <m:r>
+                <w:rPr>
+                  <w:rFonts w:ascii="Cambria Math" w:eastAsia="Cambria Math" w:hAnsi="Cambria Math" w:cs="Times New Roman"/>
+                  <w:sz w:val="20"/>
+                  <w:szCs w:val="20"/>
+                  <w:lang w:val="ru-RU"/>
+                </w:rPr>
+                <m:t>x</m:t>
+              </m:r>
+            </m:sup>
+          </m:sSup>
+          <m:r>
+            <w:rPr>
+              <w:rFonts w:ascii="Cambria Math" w:hAnsi="Cambria Math" w:cs="Times New Roman"/>
+              <w:sz w:val="20"/>
+              <w:szCs w:val="20"/>
+              <w:lang w:val="ru-RU"/>
+            </w:rPr>
+            <m:t>=</m:t>
+          </m:r>
+          <m:sSup>
+            <m:sSupPr>
+              <m:ctrlPr>
+                <w:rPr>
+                  <w:rFonts w:ascii="Cambria Math" w:eastAsia="Cambria Math" w:hAnsi="Cambria Math" w:cs="Times New Roman"/>
+                  <w:i/>
+                  <w:sz w:val="20"/>
+                  <w:szCs w:val="20"/>
+                </w:rPr>
+              </m:ctrlPr>
+            </m:sSupPr>
+            <m:e>
+              <m:f>
+                <m:fPr>
+                  <m:ctrlPr>
+                    <w:rPr>
+                      <w:rFonts w:ascii="Cambria Math" w:hAnsi="Cambria Math" w:cs="Times New Roman"/>
+                      <w:i/>
+                      <w:sz w:val="20"/>
+                      <w:szCs w:val="20"/>
+                    </w:rPr>
+                  </m:ctrlPr>
+                </m:fPr>
+                <m:num>
+                  <m:r>
+                    <w:rPr>
+                      <w:rFonts w:ascii="Cambria Math" w:hAnsi="Cambria Math" w:cs="Times New Roman"/>
+                      <w:sz w:val="20"/>
+                      <w:szCs w:val="20"/>
+                    </w:rPr>
+                    <m:t>2</m:t>
+                  </m:r>
+                </m:num>
+                <m:den>
+                  <m:rad>
+                    <m:radPr>
+                      <m:degHide m:val="1"/>
+                      <m:ctrlPr>
+                        <w:rPr>
+                          <w:rFonts w:ascii="Cambria Math" w:eastAsia="Cambria Math" w:hAnsi="Cambria Math" w:cs="Times New Roman"/>
+                          <w:i/>
+                          <w:sz w:val="20"/>
+                          <w:szCs w:val="20"/>
+                        </w:rPr>
+                      </m:ctrlPr>
+                    </m:radPr>
+                    <m:deg/>
+                    <m:e>
+                      <m:r>
+                        <w:rPr>
+                          <w:rFonts w:ascii="Cambria Math" w:eastAsia="Cambria Math" w:hAnsi="Cambria Math" w:cs="Times New Roman"/>
+                          <w:sz w:val="20"/>
+                          <w:szCs w:val="20"/>
+                        </w:rPr>
+                        <m:t>5</m:t>
+                      </m:r>
+                    </m:e>
+                  </m:rad>
+                </m:den>
+              </m:f>
+              <m:r>
+                <w:rPr>
+                  <w:rFonts w:ascii="Cambria Math" w:eastAsia="Cambria Math" w:hAnsi="Cambria Math" w:cs="Times New Roman"/>
+                  <w:sz w:val="20"/>
+                  <w:szCs w:val="20"/>
+                </w:rPr>
+                <m:t>e</m:t>
+              </m:r>
+            </m:e>
+            <m:sup>
+              <m:f>
+                <m:fPr>
+                  <m:ctrlPr>
+                    <w:rPr>
+                      <w:rFonts w:ascii="Cambria Math" w:hAnsi="Cambria Math" w:cs="Times New Roman"/>
+                      <w:i/>
+                      <w:sz w:val="20"/>
+                      <w:szCs w:val="20"/>
+                    </w:rPr>
+                  </m:ctrlPr>
+                </m:fPr>
+                <m:num>
+                  <m:r>
+                    <w:rPr>
+                      <w:rFonts w:ascii="Cambria Math" w:hAnsi="Cambria Math" w:cs="Times New Roman"/>
+                      <w:sz w:val="20"/>
+                      <w:szCs w:val="20"/>
+                    </w:rPr>
+                    <m:t>x</m:t>
+                  </m:r>
+                </m:num>
+                <m:den>
+                  <m:r>
+                    <w:rPr>
+                      <w:rFonts w:ascii="Cambria Math" w:hAnsi="Cambria Math" w:cs="Times New Roman"/>
+                      <w:sz w:val="20"/>
+                      <w:szCs w:val="20"/>
+                    </w:rPr>
+                    <m:t>2</m:t>
+                  </m:r>
+                </m:den>
+              </m:f>
+            </m:sup>
+          </m:sSup>
+          <m:r>
+            <w:rPr>
+              <w:rFonts w:ascii="Cambria Math" w:eastAsia="Cambria Math" w:hAnsi="Cambria Math" w:cs="Times New Roman"/>
+              <w:sz w:val="20"/>
+              <w:szCs w:val="20"/>
+            </w:rPr>
+            <m:t xml:space="preserve"> s</m:t>
+          </m:r>
+          <m:r>
+            <w:rPr>
+              <w:rFonts w:ascii="Cambria Math" w:eastAsia="Cambria Math" w:hAnsi="Cambria Math" w:cs="Times New Roman"/>
+              <w:sz w:val="20"/>
+              <w:szCs w:val="20"/>
+              <w:lang w:val="ru-RU"/>
+            </w:rPr>
+            <m:t>h</m:t>
+          </m:r>
+          <m:d>
+            <m:dPr>
+              <m:ctrlPr>
+                <w:rPr>
+                  <w:rFonts w:ascii="Cambria Math" w:eastAsia="Cambria Math" w:hAnsi="Cambria Math" w:cs="Times New Roman"/>
+                  <w:i/>
+                  <w:sz w:val="20"/>
+                  <w:szCs w:val="20"/>
+                </w:rPr>
+              </m:ctrlPr>
+            </m:dPr>
+            <m:e>
+              <m:f>
+                <m:fPr>
+                  <m:ctrlPr>
+                    <w:rPr>
+                      <w:rFonts w:ascii="Cambria Math" w:hAnsi="Cambria Math" w:cs="Times New Roman"/>
+                      <w:i/>
+                      <w:sz w:val="20"/>
+                      <w:szCs w:val="20"/>
+                    </w:rPr>
+                  </m:ctrlPr>
+                </m:fPr>
+                <m:num>
+                  <m:rad>
+                    <m:radPr>
+                      <m:degHide m:val="1"/>
+                      <m:ctrlPr>
+                        <w:rPr>
+                          <w:rFonts w:ascii="Cambria Math" w:eastAsia="Cambria Math" w:hAnsi="Cambria Math" w:cs="Times New Roman"/>
+                          <w:i/>
+                          <w:sz w:val="20"/>
+                          <w:szCs w:val="20"/>
+                        </w:rPr>
+                      </m:ctrlPr>
+                    </m:radPr>
+                    <m:deg/>
+                    <m:e>
+                      <m:r>
+                        <w:rPr>
+                          <w:rFonts w:ascii="Cambria Math" w:eastAsia="Cambria Math" w:hAnsi="Cambria Math" w:cs="Times New Roman"/>
+                          <w:sz w:val="20"/>
+                          <w:szCs w:val="20"/>
+                        </w:rPr>
+                        <m:t>5</m:t>
+                      </m:r>
+                    </m:e>
+                  </m:rad>
+                </m:num>
+                <m:den>
+                  <m:r>
+                    <w:rPr>
+                      <w:rFonts w:ascii="Cambria Math" w:eastAsia="Cambria Math" w:hAnsi="Cambria Math" w:cs="Times New Roman"/>
+                      <w:sz w:val="20"/>
+                      <w:szCs w:val="20"/>
+                    </w:rPr>
+                    <m:t>2</m:t>
+                  </m:r>
+                </m:den>
+              </m:f>
+              <m:r>
+                <w:rPr>
+                  <w:rFonts w:ascii="Cambria Math" w:eastAsia="Cambria Math" w:hAnsi="Cambria Math" w:cs="Times New Roman"/>
+                  <w:sz w:val="20"/>
+                  <w:szCs w:val="20"/>
+                </w:rPr>
+                <m:t>x</m:t>
+              </m:r>
+            </m:e>
+          </m:d>
+        </m:oMath>
+      </m:oMathPara>
+    </w:p>
+    <w:p>
+      <w:pPr>
+        <w:jc w:val="center"/>
         <w:rPr>
           <w:rFonts w:ascii="Cambria Math" w:eastAsiaTheme="minorEastAsia" w:hAnsi="Cambria Math" w:cs="Times New Roman"/>
           <w:b/>
           <w:sz w:val="20"/>
           <w:szCs w:val="20"/>
-          <w:lang w:val="ru-RU"/>
         </w:rPr>
       </w:pPr>
+      <m:oMath>
+        <m:sSub>
+          <m:sSubPr>
+            <m:ctrlPr>
+              <w:rPr>
+                <w:rFonts w:ascii="Cambria Math" w:hAnsi="Cambria Math" w:cs="Times New Roman"/>
+                <w:i/>
+                <w:sz w:val="20"/>
+                <w:szCs w:val="20"/>
+              </w:rPr>
+            </m:ctrlPr>
+          </m:sSubPr>
+          <m:e>
+            <m:r>
+              <w:rPr>
+                <w:rFonts w:ascii="Cambria Math" w:hAnsi="Cambria Math" w:cs="Times New Roman"/>
+                <w:sz w:val="20"/>
+                <w:szCs w:val="20"/>
+              </w:rPr>
+              <m:t>F</m:t>
+            </m:r>
+          </m:e>
+          <m:sub>
+            <m:r>
+              <w:rPr>
+                <w:rFonts w:ascii="Cambria Math" w:hAnsi="Cambria Math" w:cs="Times New Roman"/>
+                <w:sz w:val="20"/>
+                <w:szCs w:val="20"/>
+              </w:rPr>
+              <m:t>A</m:t>
+            </m:r>
+          </m:sub>
+        </m:sSub>
+        <m:func>
+          <m:funcPr>
+            <m:ctrlPr>
+              <w:rPr>
+                <w:rFonts w:ascii="Cambria Math" w:eastAsia="Cambria Math" w:hAnsi="Cambria Math" w:cs="Times New Roman"/>
+                <w:sz w:val="20"/>
+                <w:szCs w:val="20"/>
+              </w:rPr>
+            </m:ctrlPr>
+          </m:funcPr>
+          <m:fName>
+            <m:r>
+              <m:rPr>
+                <m:sty m:val="p"/>
+              </m:rPr>
+              <w:rPr>
+                <w:rFonts w:ascii="Cambria Math" w:eastAsia="Cambria Math" w:hAnsi="Cambria Math" w:cs="Times New Roman"/>
+                <w:sz w:val="20"/>
+                <w:szCs w:val="20"/>
+              </w:rPr>
+              <m:t>ln</m:t>
+            </m:r>
+          </m:fName>
+          <m:e>
+            <m:d>
+              <m:dPr>
+                <m:ctrlPr>
+                  <w:rPr>
+                    <w:rFonts w:ascii="Cambria Math" w:eastAsia="Cambria Math" w:hAnsi="Cambria Math" w:cs="Times New Roman"/>
+                    <w:i/>
+                    <w:sz w:val="20"/>
+                    <w:szCs w:val="20"/>
+                  </w:rPr>
+                </m:ctrlPr>
+              </m:dPr>
+              <m:e>
+                <m:r>
+                  <w:rPr>
+                    <w:rFonts w:ascii="Cambria Math" w:eastAsia="Cambria Math" w:hAnsi="Cambria Math" w:cs="Times New Roman"/>
+                    <w:sz w:val="20"/>
+                    <w:szCs w:val="20"/>
+                  </w:rPr>
+                  <m:t>x</m:t>
+                </m:r>
+              </m:e>
+            </m:d>
+          </m:e>
+        </m:func>
+        <m:r>
+          <w:rPr>
+            <w:rFonts w:ascii="Cambria Math" w:eastAsia="Cambria Math" w:hAnsi="Cambria Math" w:cs="Times New Roman"/>
+            <w:sz w:val="20"/>
+            <w:szCs w:val="20"/>
+          </w:rPr>
+          <m:t>=2</m:t>
+        </m:r>
+        <m:func>
+          <m:funcPr>
+            <m:ctrlPr>
+              <w:rPr>
+                <w:rFonts w:ascii="Cambria Math" w:eastAsia="Cambria Math" w:hAnsi="Cambria Math" w:cs="Times New Roman"/>
+                <w:sz w:val="20"/>
+                <w:szCs w:val="20"/>
+                <w:lang w:val="ru-RU"/>
+              </w:rPr>
+            </m:ctrlPr>
+          </m:funcPr>
+          <m:fName>
+            <m:r>
+              <m:rPr>
+                <m:sty m:val="p"/>
+              </m:rPr>
+              <w:rPr>
+                <w:rFonts w:ascii="Cambria Math" w:eastAsia="Cambria Math" w:hAnsi="Cambria Math" w:cs="Times New Roman"/>
+                <w:sz w:val="20"/>
+                <w:szCs w:val="20"/>
+              </w:rPr>
+              <m:t>ln</m:t>
+            </m:r>
+            <m:ctrlPr>
+              <w:rPr>
+                <w:rFonts w:ascii="Cambria Math" w:eastAsia="Cambria Math" w:hAnsi="Cambria Math" w:cs="Times New Roman"/>
+                <w:sz w:val="20"/>
+                <w:szCs w:val="20"/>
+              </w:rPr>
+            </m:ctrlPr>
+          </m:fName>
+          <m:e>
+            <m:d>
+              <m:dPr>
+                <m:ctrlPr>
+                  <w:rPr>
+                    <w:rFonts w:ascii="Cambria Math" w:eastAsia="Cambria Math" w:hAnsi="Cambria Math" w:cs="Times New Roman"/>
+                    <w:i/>
+                    <w:sz w:val="20"/>
+                    <w:szCs w:val="20"/>
+                    <w:lang w:val="ru-RU"/>
+                  </w:rPr>
+                </m:ctrlPr>
+              </m:dPr>
+              <m:e>
+                <m:r>
+                  <w:rPr>
+                    <w:rFonts w:ascii="Cambria Math" w:hAnsi="Cambria Math" w:cs="Times New Roman"/>
+                    <w:sz w:val="20"/>
+                    <w:szCs w:val="20"/>
+                  </w:rPr>
+                  <m:t>φ</m:t>
+                </m:r>
+              </m:e>
+            </m:d>
+          </m:e>
+        </m:func>
+        <m:r>
+          <w:rPr>
+            <w:rFonts w:ascii="Cambria Math" w:eastAsia="Cambria Math" w:hAnsi="Cambria Math" w:cs="Times New Roman"/>
+            <w:sz w:val="20"/>
+            <w:szCs w:val="20"/>
+          </w:rPr>
+          <m:t>+iπ</m:t>
+        </m:r>
+      </m:oMath>
       <w:r>
         <w:rPr>
           <w:rFonts w:ascii="Cambria Math" w:eastAsiaTheme="minorEastAsia" w:hAnsi="Cambria Math" w:cs="Times New Roman"/>
           <w:b/>
           <w:sz w:val="20"/>
           <w:szCs w:val="20"/>
-          <w:lang w:val="ru-RU"/>
-        </w:rPr>
-        <w:br w:type="page"/>
+        </w:rPr>
+        <w:t xml:space="preserve"> </w:t>
       </w:r>
     </w:p>
     <w:p>
       <w:pPr>
         <w:jc w:val="center"/>
         <w:rPr>
+          <w:rFonts w:ascii="Times New Roman" w:eastAsiaTheme="minorEastAsia" w:hAnsi="Times New Roman" w:cs="Times New Roman"/>
+          <w:sz w:val="20"/>
+          <w:szCs w:val="20"/>
+        </w:rPr>
+      </w:pPr>
+    </w:p>
+    <w:p>
+      <w:pPr>
+        <w:jc w:val="center"/>
+        <w:rPr>
+          <w:rFonts w:ascii="Times New Roman" w:eastAsiaTheme="minorEastAsia" w:hAnsi="Times New Roman" w:cs="Times New Roman"/>
+          <w:sz w:val="20"/>
+          <w:szCs w:val="20"/>
+        </w:rPr>
+      </w:pPr>
+    </w:p>
+    <w:p>
+      <w:pPr>
+        <w:rPr>
+          <w:rFonts w:ascii="Times New Roman" w:eastAsiaTheme="minorEastAsia" w:hAnsi="Times New Roman" w:cs="Times New Roman"/>
+          <w:i/>
+          <w:sz w:val="20"/>
+          <w:szCs w:val="20"/>
+        </w:rPr>
+      </w:pPr>
+    </w:p>
+    <w:p>
+      <w:pPr>
+        <w:jc w:val="center"/>
+        <w:rPr>
           <w:rFonts w:ascii="Cambria Math" w:eastAsiaTheme="minorEastAsia" w:hAnsi="Cambria Math" w:cs="Times New Roman"/>
           <w:b/>
           <w:sz w:val="20"/>
@@ -4384,6 +5686,15 @@
           <w:lang w:val="ru-RU"/>
         </w:rPr>
       </w:pPr>
+      <w:r>
+        <w:rPr>
+          <w:rFonts w:ascii="Cambria Math" w:eastAsiaTheme="minorEastAsia" w:hAnsi="Cambria Math" w:cs="Times New Roman"/>
+          <w:b/>
+          <w:sz w:val="20"/>
+          <w:szCs w:val="20"/>
+        </w:rPr>
+        <w:br w:type="page"/>
+      </w:r>
       <w:r>
         <w:rPr>
           <w:rFonts w:ascii="Cambria Math" w:eastAsiaTheme="minorEastAsia" w:hAnsi="Cambria Math" w:cs="Times New Roman"/>
@@ -4413,7 +5724,7 @@
           <w:szCs w:val="20"/>
           <w:lang w:val="ru-RU"/>
         </w:rPr>
-        <w:t xml:space="preserve"> первого рода </w:t>
+        <w:t xml:space="preserve"> первого рода</w:t>
       </w:r>
     </w:p>
     <w:p>
@@ -13349,23 +14660,82 @@
       <w:pPr>
         <w:jc w:val="center"/>
         <w:rPr>
+          <w:rFonts w:ascii="Cambria Math" w:eastAsiaTheme="minorEastAsia" w:hAnsi="Cambria Math" w:cs="Times New Roman"/>
+          <w:b/>
+          <w:sz w:val="20"/>
+          <w:szCs w:val="20"/>
+        </w:rPr>
+      </w:pPr>
+      <w:r>
+        <w:rPr>
+          <w:rFonts w:ascii="Cambria Math" w:eastAsiaTheme="minorEastAsia" w:hAnsi="Cambria Math" w:cs="Times New Roman"/>
+          <w:b/>
+          <w:sz w:val="20"/>
+          <w:szCs w:val="20"/>
+          <w:lang w:val="ru-RU"/>
+        </w:rPr>
+        <w:t>Другие м</w:t>
+      </w:r>
+      <w:r>
+        <w:rPr>
+          <w:rFonts w:ascii="Cambria Math" w:eastAsiaTheme="minorEastAsia" w:hAnsi="Cambria Math" w:cs="Times New Roman"/>
+          <w:b/>
+          <w:sz w:val="20"/>
+          <w:szCs w:val="20"/>
+          <w:lang w:val="ru-RU"/>
+        </w:rPr>
+        <w:t xml:space="preserve">ногочлены </w:t>
+      </w:r>
+    </w:p>
+    <w:p>
+      <w:pPr>
+        <w:rPr>
+          <w:rFonts w:ascii="Times New Roman" w:eastAsiaTheme="minorEastAsia" w:hAnsi="Times New Roman" w:cs="Times New Roman"/>
+          <w:sz w:val="20"/>
+          <w:szCs w:val="20"/>
+          <w:lang w:val="ru-RU"/>
+        </w:rPr>
+      </w:pPr>
+      <w:r>
+        <w:rPr>
+          <w:rFonts w:ascii="Cambria Math" w:eastAsiaTheme="minorEastAsia" w:hAnsi="Cambria Math" w:cs="Times New Roman"/>
+          <w:sz w:val="20"/>
+          <w:szCs w:val="20"/>
+          <w:lang w:val="ru-RU"/>
+        </w:rPr>
+        <w:t>Многочлены Лежандра</w:t>
+      </w:r>
+      <w:r>
+        <w:rPr>
+          <w:rFonts w:ascii="Times New Roman" w:eastAsiaTheme="minorEastAsia" w:hAnsi="Times New Roman" w:cs="Times New Roman"/>
+          <w:sz w:val="20"/>
+          <w:szCs w:val="20"/>
+          <w:lang w:val="ru-RU"/>
+        </w:rPr>
+        <w:t>:</w:t>
+      </w:r>
+      <m:oMath>
+        <m:r>
+          <w:rPr>
+            <w:rFonts w:ascii="Cambria Math" w:hAnsi="Cambria Math" w:cs="Times New Roman"/>
+            <w:sz w:val="20"/>
+            <w:szCs w:val="20"/>
+            <w:lang w:val="ru-RU"/>
+          </w:rPr>
+          <m:t xml:space="preserve"> </m:t>
+        </m:r>
+      </m:oMath>
+    </w:p>
+    <w:p>
+      <w:pPr>
+        <w:jc w:val="center"/>
+        <w:rPr>
           <w:rFonts w:ascii="Times New Roman" w:eastAsiaTheme="minorEastAsia" w:hAnsi="Times New Roman" w:cs="Times New Roman"/>
           <w:b/>
           <w:sz w:val="20"/>
           <w:szCs w:val="20"/>
-          <w:lang w:val="ru-RU"/>
         </w:rPr>
       </w:pPr>
-      <w:r>
-        <w:rPr>
-          <w:rFonts w:ascii="Cambria Math" w:eastAsiaTheme="minorEastAsia" w:hAnsi="Cambria Math" w:cs="Times New Roman"/>
-          <w:b/>
-          <w:sz w:val="20"/>
-          <w:szCs w:val="20"/>
-          <w:lang w:val="ru-RU"/>
-        </w:rPr>
-        <w:t>Многочлены Лежандра</w:t>
-      </w:r>
     </w:p>
     <w:p>
       <w:pPr>
@@ -13716,6 +15086,7 @@
           <w:szCs w:val="20"/>
           <w:lang w:val="ru-RU"/>
         </w:rPr>
+        <w:lastRenderedPageBreak/>
         <w:t>Многочлены Лагерра</w:t>
       </w:r>
       <w:r>

--- a/doc/A-operator.docx
+++ b/doc/A-operator.docx
@@ -1467,23 +1467,7 @@
                   <w:sz w:val="20"/>
                   <w:szCs w:val="20"/>
                 </w:rPr>
-                <m:t>[</m:t>
-              </m:r>
-              <m:r>
-                <w:rPr>
-                  <w:rFonts w:ascii="Cambria Math" w:eastAsia="Cambria Math" w:hAnsi="Cambria Math" w:cs="Times New Roman"/>
-                  <w:sz w:val="20"/>
-                  <w:szCs w:val="20"/>
-                </w:rPr>
-                <m:t>A</m:t>
-              </m:r>
-              <m:r>
-                <w:rPr>
-                  <w:rFonts w:ascii="Cambria Math" w:eastAsia="Cambria Math" w:hAnsi="Cambria Math" w:cs="Times New Roman"/>
-                  <w:sz w:val="20"/>
-                  <w:szCs w:val="20"/>
-                </w:rPr>
-                <m:t>]</m:t>
+                <m:t>[A]</m:t>
               </m:r>
             </m:sup>
           </m:sSup>
@@ -1555,23 +1539,7 @@
                   <w:sz w:val="20"/>
                   <w:szCs w:val="20"/>
                 </w:rPr>
-                <m:t>(</m:t>
-              </m:r>
-              <m:r>
-                <w:rPr>
-                  <w:rFonts w:ascii="Cambria Math" w:eastAsia="Cambria Math" w:hAnsi="Cambria Math" w:cs="Times New Roman"/>
-                  <w:sz w:val="20"/>
-                  <w:szCs w:val="20"/>
-                </w:rPr>
-                <m:t>x</m:t>
-              </m:r>
-              <m:r>
-                <w:rPr>
-                  <w:rFonts w:ascii="Cambria Math" w:eastAsia="Cambria Math" w:hAnsi="Cambria Math" w:cs="Times New Roman"/>
-                  <w:sz w:val="20"/>
-                  <w:szCs w:val="20"/>
-                </w:rPr>
-                <m:t>+1)</m:t>
+                <m:t>(x+1)</m:t>
               </m:r>
             </m:e>
             <m:sup>
@@ -5647,9 +5615,9 @@
     </w:p>
     <w:p>
       <w:pPr>
-        <w:jc w:val="center"/>
         <w:rPr>
           <w:rFonts w:ascii="Times New Roman" w:eastAsiaTheme="minorEastAsia" w:hAnsi="Times New Roman" w:cs="Times New Roman"/>
+          <w:i/>
           <w:sz w:val="20"/>
           <w:szCs w:val="20"/>
         </w:rPr>
@@ -5659,26 +5627,6 @@
       <w:pPr>
         <w:jc w:val="center"/>
         <w:rPr>
-          <w:rFonts w:ascii="Times New Roman" w:eastAsiaTheme="minorEastAsia" w:hAnsi="Times New Roman" w:cs="Times New Roman"/>
-          <w:sz w:val="20"/>
-          <w:szCs w:val="20"/>
-        </w:rPr>
-      </w:pPr>
-    </w:p>
-    <w:p>
-      <w:pPr>
-        <w:rPr>
-          <w:rFonts w:ascii="Times New Roman" w:eastAsiaTheme="minorEastAsia" w:hAnsi="Times New Roman" w:cs="Times New Roman"/>
-          <w:i/>
-          <w:sz w:val="20"/>
-          <w:szCs w:val="20"/>
-        </w:rPr>
-      </w:pPr>
-    </w:p>
-    <w:p>
-      <w:pPr>
-        <w:jc w:val="center"/>
-        <w:rPr>
           <w:rFonts w:ascii="Cambria Math" w:eastAsiaTheme="minorEastAsia" w:hAnsi="Cambria Math" w:cs="Times New Roman"/>
           <w:b/>
           <w:sz w:val="20"/>
@@ -5692,6 +5640,7 @@
           <w:b/>
           <w:sz w:val="20"/>
           <w:szCs w:val="20"/>
+          <w:lang w:val="ru-RU"/>
         </w:rPr>
         <w:br w:type="page"/>
       </w:r>
